--- a/TS-Kramam/TS-4.4/TS 4.4 Sanskrit Krama Paatam Corrections.docx
+++ b/TS-Kramam/TS-4.4/TS 4.4 Sanskrit Krama Paatam Corrections.docx
@@ -1,7 +1,1340 @@
 
 <file path=word/document.xml><?xml version="1.0" encoding="utf-8"?>
-<w:document xmlns:wpc="http://schemas.microsoft.com/office/word/2010/wordprocessingCanvas" xmlns:cx="http://schemas.microsoft.com/office/drawing/2014/chartex" xmlns:cx1="http://schemas.microsoft.com/office/drawing/2015/9/8/chartex" xmlns:mc="http://schemas.openxmlformats.org/markup-compatibility/2006" xmlns:o="urn:schemas-microsoft-com:office:office" xmlns:r="http://schemas.openxmlformats.org/officeDocument/2006/relationships" xmlns:m="http://schemas.openxmlformats.org/officeDocument/2006/math" xmlns:v="urn:schemas-microsoft-com:vml" xmlns:wp14="http://schemas.microsoft.com/office/word/2010/wordprocessingDrawing" xmlns:wp="http://schemas.openxmlformats.org/drawingml/2006/wordprocessingDrawing" xmlns:w10="urn:schemas-microsoft-com:office:word" xmlns:w="http://schemas.openxmlformats.org/wordprocessingml/2006/main" xmlns:w14="http://schemas.microsoft.com/office/word/2010/wordml" xmlns:w15="http://schemas.microsoft.com/office/word/2012/wordml" xmlns:w16se="http://schemas.microsoft.com/office/word/2015/wordml/symex" xmlns:wpg="http://schemas.microsoft.com/office/word/2010/wordprocessingGroup" xmlns:wpi="http://schemas.microsoft.com/office/word/2010/wordprocessingInk" xmlns:wne="http://schemas.microsoft.com/office/word/2006/wordml" xmlns:wps="http://schemas.microsoft.com/office/word/2010/wordprocessingShape" mc:Ignorable="w14 w15 w16se wp14">
+<w:document xmlns:wpc="http://schemas.microsoft.com/office/word/2010/wordprocessingCanvas" xmlns:cx="http://schemas.microsoft.com/office/drawing/2014/chartex" xmlns:cx1="http://schemas.microsoft.com/office/drawing/2015/9/8/chartex" xmlns:cx2="http://schemas.microsoft.com/office/drawing/2015/10/21/chartex" xmlns:cx3="http://schemas.microsoft.com/office/drawing/2016/5/9/chartex" xmlns:cx4="http://schemas.microsoft.com/office/drawing/2016/5/10/chartex" xmlns:cx5="http://schemas.microsoft.com/office/drawing/2016/5/11/chartex" xmlns:cx6="http://schemas.microsoft.com/office/drawing/2016/5/12/chartex" xmlns:cx7="http://schemas.microsoft.com/office/drawing/2016/5/13/chartex" xmlns:cx8="http://schemas.microsoft.com/office/drawing/2016/5/14/chartex" xmlns:mc="http://schemas.openxmlformats.org/markup-compatibility/2006" xmlns:aink="http://schemas.microsoft.com/office/drawing/2016/ink" xmlns:am3d="http://schemas.microsoft.com/office/drawing/2017/model3d" xmlns:o="urn:schemas-microsoft-com:office:office" xmlns:oel="http://schemas.microsoft.com/office/2019/extlst" xmlns:r="http://schemas.openxmlformats.org/officeDocument/2006/relationships" xmlns:m="http://schemas.openxmlformats.org/officeDocument/2006/math" xmlns:v="urn:schemas-microsoft-com:vml" xmlns:wp14="http://schemas.microsoft.com/office/word/2010/wordprocessingDrawing" xmlns:wp="http://schemas.openxmlformats.org/drawingml/2006/wordprocessingDrawing" xmlns:w10="urn:schemas-microsoft-com:office:word" xmlns:w="http://schemas.openxmlformats.org/wordprocessingml/2006/main" xmlns:w14="http://schemas.microsoft.com/office/word/2010/wordml" xmlns:w15="http://schemas.microsoft.com/office/word/2012/wordml" xmlns:w16cei="http://schemas.microsoft.com/office/word/2026/wordml/cei" xmlns:w16cex="http://schemas.microsoft.com/office/word/2018/wordml/cex" xmlns:w16cid="http://schemas.microsoft.com/office/word/2016/wordml/cid" xmlns:w16="http://schemas.microsoft.com/office/word/2018/wordml" xmlns:w16du="http://schemas.microsoft.com/office/word/2023/wordml/word16du" xmlns:w16sdtdh="http://schemas.microsoft.com/office/word/2020/wordml/sdtdatahash" xmlns:w16sdtfl="http://schemas.microsoft.com/office/word/2024/wordml/sdtformatlock" xmlns:w16se="http://schemas.microsoft.com/office/word/2015/wordml/symex" xmlns:wpg="http://schemas.microsoft.com/office/word/2010/wordprocessingGroup" xmlns:wpi="http://schemas.microsoft.com/office/word/2010/wordprocessingInk" xmlns:wne="http://schemas.microsoft.com/office/word/2006/wordml" xmlns:wps="http://schemas.microsoft.com/office/word/2010/wordprocessingShape" mc:Ignorable="w14 w15 w16se w16cid w16 w16cex w16sdtdh w16sdtfl w16du wp14">
   <w:body>
+    <w:p>
+      <w:pPr>
+        <w:jc w:val="center"/>
+        <w:rPr>
+          <w:b/>
+          <w:bCs/>
+          <w:color w:val="EE0000"/>
+          <w:sz w:val="32"/>
+          <w:szCs w:val="32"/>
+          <w:u w:val="single"/>
+        </w:rPr>
+      </w:pPr>
+      <w:r>
+        <w:rPr>
+          <w:b/>
+          <w:bCs/>
+          <w:sz w:val="32"/>
+          <w:szCs w:val="32"/>
+          <w:u w:val="single"/>
+        </w:rPr>
+        <w:t xml:space="preserve">TS </w:t>
+      </w:r>
+      <w:r>
+        <w:rPr>
+          <w:b/>
+          <w:bCs/>
+          <w:sz w:val="32"/>
+          <w:szCs w:val="32"/>
+          <w:u w:val="single"/>
+        </w:rPr>
+        <w:t>Krama</w:t>
+      </w:r>
+      <w:r>
+        <w:rPr>
+          <w:b/>
+          <w:bCs/>
+          <w:sz w:val="32"/>
+          <w:szCs w:val="32"/>
+          <w:u w:val="single"/>
+        </w:rPr>
+        <w:t xml:space="preserve"> Paatam – TS </w:t>
+      </w:r>
+      <w:r>
+        <w:rPr>
+          <w:b/>
+          <w:bCs/>
+          <w:sz w:val="32"/>
+          <w:szCs w:val="32"/>
+          <w:u w:val="single"/>
+        </w:rPr>
+        <w:t>4.4 Sanskrit</w:t>
+      </w:r>
+      <w:r>
+        <w:rPr>
+          <w:b/>
+          <w:bCs/>
+          <w:sz w:val="32"/>
+          <w:szCs w:val="32"/>
+          <w:u w:val="single"/>
+        </w:rPr>
+        <w:t xml:space="preserve"> Corrections –</w:t>
+      </w:r>
+      <w:r>
+        <w:rPr>
+          <w:b/>
+          <w:bCs/>
+          <w:sz w:val="32"/>
+          <w:szCs w:val="32"/>
+          <w:u w:val="single"/>
+        </w:rPr>
+        <w:t xml:space="preserve"> </w:t>
+      </w:r>
+      <w:r>
+        <w:rPr>
+          <w:b/>
+          <w:bCs/>
+          <w:sz w:val="32"/>
+          <w:szCs w:val="32"/>
+          <w:u w:val="single"/>
+        </w:rPr>
+        <w:t xml:space="preserve">Observed till </w:t>
+      </w:r>
+      <w:proofErr w:type="spellStart"/>
+      <w:r>
+        <w:rPr>
+          <w:b/>
+          <w:bCs/>
+          <w:color w:val="EE0000"/>
+          <w:sz w:val="32"/>
+          <w:szCs w:val="32"/>
+          <w:highlight w:val="yellow"/>
+          <w:u w:val="single"/>
+        </w:rPr>
+        <w:t>xxxxxxxxx</w:t>
+      </w:r>
+      <w:proofErr w:type="spellEnd"/>
+    </w:p>
+    <w:p>
+      <w:pPr>
+        <w:spacing w:before="0" w:line="240" w:lineRule="auto"/>
+        <w:jc w:val="center"/>
+        <w:rPr>
+          <w:b/>
+          <w:bCs/>
+        </w:rPr>
+      </w:pPr>
+      <w:r>
+        <w:rPr>
+          <w:b/>
+          <w:bCs/>
+        </w:rPr>
+        <w:t>(ignore those which are already incorporated in your book’s version and date)</w:t>
+      </w:r>
+    </w:p>
+    <w:tbl>
+      <w:tblPr>
+        <w:tblW w:w="14395" w:type="dxa"/>
+        <w:tblInd w:w="-792" w:type="dxa"/>
+        <w:tblBorders>
+          <w:top w:val="single" w:sz="4" w:space="0" w:color="000000"/>
+          <w:left w:val="single" w:sz="4" w:space="0" w:color="000000"/>
+          <w:bottom w:val="single" w:sz="4" w:space="0" w:color="000000"/>
+          <w:right w:val="single" w:sz="4" w:space="0" w:color="000000"/>
+          <w:insideH w:val="single" w:sz="4" w:space="0" w:color="000000"/>
+          <w:insideV w:val="single" w:sz="4" w:space="0" w:color="000000"/>
+        </w:tblBorders>
+        <w:tblLook w:val="04A0" w:firstRow="1" w:lastRow="0" w:firstColumn="1" w:lastColumn="0" w:noHBand="0" w:noVBand="1"/>
+      </w:tblPr>
+      <w:tblGrid>
+        <w:gridCol w:w="3906"/>
+        <w:gridCol w:w="5103"/>
+        <w:gridCol w:w="5386"/>
+      </w:tblGrid>
+      <w:tr>
+        <w:tc>
+          <w:tcPr>
+            <w:tcW w:w="3906" w:type="dxa"/>
+          </w:tcPr>
+          <w:p>
+            <w:pPr>
+              <w:spacing w:before="0" w:line="240" w:lineRule="auto"/>
+              <w:jc w:val="center"/>
+              <w:rPr>
+                <w:b/>
+                <w:bCs/>
+                <w:sz w:val="32"/>
+                <w:szCs w:val="32"/>
+              </w:rPr>
+            </w:pPr>
+            <w:r>
+              <w:rPr>
+                <w:b/>
+                <w:bCs/>
+                <w:sz w:val="32"/>
+                <w:szCs w:val="32"/>
+              </w:rPr>
+              <w:t>Section, Paragraph</w:t>
+            </w:r>
+          </w:p>
+          <w:p>
+            <w:pPr>
+              <w:spacing w:before="0" w:line="240" w:lineRule="auto"/>
+              <w:jc w:val="center"/>
+              <w:rPr>
+                <w:b/>
+                <w:bCs/>
+                <w:sz w:val="32"/>
+                <w:szCs w:val="32"/>
+              </w:rPr>
+            </w:pPr>
+            <w:r>
+              <w:rPr>
+                <w:b/>
+                <w:bCs/>
+                <w:sz w:val="32"/>
+                <w:szCs w:val="32"/>
+              </w:rPr>
+              <w:t>Reference</w:t>
+            </w:r>
+          </w:p>
+        </w:tc>
+        <w:tc>
+          <w:tcPr>
+            <w:tcW w:w="5103" w:type="dxa"/>
+          </w:tcPr>
+          <w:p>
+            <w:pPr>
+              <w:spacing w:before="0" w:line="240" w:lineRule="auto"/>
+              <w:jc w:val="center"/>
+              <w:rPr>
+                <w:b/>
+                <w:bCs/>
+                <w:sz w:val="32"/>
+                <w:szCs w:val="32"/>
+              </w:rPr>
+            </w:pPr>
+            <w:r>
+              <w:rPr>
+                <w:b/>
+                <w:bCs/>
+                <w:sz w:val="32"/>
+                <w:szCs w:val="32"/>
+              </w:rPr>
+              <w:t>As Printed</w:t>
+            </w:r>
+          </w:p>
+        </w:tc>
+        <w:tc>
+          <w:tcPr>
+            <w:tcW w:w="5386" w:type="dxa"/>
+          </w:tcPr>
+          <w:p>
+            <w:pPr>
+              <w:spacing w:before="0" w:line="240" w:lineRule="auto"/>
+              <w:ind w:right="-18"/>
+              <w:jc w:val="center"/>
+              <w:rPr>
+                <w:b/>
+                <w:bCs/>
+                <w:sz w:val="32"/>
+                <w:szCs w:val="32"/>
+              </w:rPr>
+            </w:pPr>
+            <w:r>
+              <w:rPr>
+                <w:b/>
+                <w:bCs/>
+                <w:sz w:val="32"/>
+                <w:szCs w:val="32"/>
+              </w:rPr>
+              <w:t>To be read as or corrected as</w:t>
+            </w:r>
+          </w:p>
+        </w:tc>
+      </w:tr>
+      <w:tr>
+        <w:trPr>
+          <w:trHeight w:val="1671"/>
+        </w:trPr>
+        <w:tc>
+          <w:tcPr>
+            <w:tcW w:w="3906" w:type="dxa"/>
+          </w:tcPr>
+          <w:p>
+            <w:pPr>
+              <w:widowControl w:val="0"/>
+              <w:tabs>
+                <w:tab w:val="left" w:pos="993"/>
+              </w:tabs>
+              <w:autoSpaceDE w:val="0"/>
+              <w:autoSpaceDN w:val="0"/>
+              <w:adjustRightInd w:val="0"/>
+              <w:spacing w:before="0" w:line="252" w:lineRule="auto"/>
+              <w:ind w:right="297"/>
+              <w:rPr>
+                <w:rFonts w:cs="Arial"/>
+                <w:b/>
+                <w:sz w:val="28"/>
+                <w:szCs w:val="32"/>
+              </w:rPr>
+            </w:pPr>
+            <w:r>
+              <w:rPr>
+                <w:rFonts w:cs="Arial"/>
+                <w:b/>
+                <w:sz w:val="28"/>
+                <w:szCs w:val="32"/>
+              </w:rPr>
+              <w:t>T.S.4.4.4</w:t>
+            </w:r>
+            <w:r>
+              <w:rPr>
+                <w:rFonts w:cs="Arial"/>
+                <w:b/>
+                <w:sz w:val="28"/>
+                <w:szCs w:val="32"/>
+              </w:rPr>
+              <w:t>.</w:t>
+            </w:r>
+            <w:r>
+              <w:rPr>
+                <w:rFonts w:cs="Arial"/>
+                <w:b/>
+                <w:sz w:val="28"/>
+                <w:szCs w:val="32"/>
+              </w:rPr>
+              <w:t>3</w:t>
+            </w:r>
+            <w:r>
+              <w:rPr>
+                <w:rFonts w:cs="Arial"/>
+                <w:b/>
+                <w:sz w:val="28"/>
+                <w:szCs w:val="32"/>
+              </w:rPr>
+              <w:t xml:space="preserve"> – Kramam</w:t>
+            </w:r>
+          </w:p>
+          <w:p>
+            <w:pPr>
+              <w:widowControl w:val="0"/>
+              <w:tabs>
+                <w:tab w:val="left" w:pos="993"/>
+              </w:tabs>
+              <w:autoSpaceDE w:val="0"/>
+              <w:autoSpaceDN w:val="0"/>
+              <w:adjustRightInd w:val="0"/>
+              <w:spacing w:before="0" w:line="252" w:lineRule="auto"/>
+              <w:ind w:right="297"/>
+              <w:rPr>
+                <w:rFonts w:cs="Arial"/>
+                <w:b/>
+                <w:sz w:val="28"/>
+                <w:szCs w:val="32"/>
+              </w:rPr>
+            </w:pPr>
+            <w:r>
+              <w:rPr>
+                <w:rFonts w:cs="Arial"/>
+                <w:b/>
+                <w:sz w:val="28"/>
+                <w:szCs w:val="32"/>
+              </w:rPr>
+              <w:t xml:space="preserve">Krama Vaakyam No.– </w:t>
+            </w:r>
+            <w:r>
+              <w:rPr>
+                <w:rFonts w:cs="Arial"/>
+                <w:b/>
+                <w:sz w:val="28"/>
+                <w:szCs w:val="32"/>
+              </w:rPr>
+              <w:t>45</w:t>
+            </w:r>
+          </w:p>
+          <w:p>
+            <w:pPr>
+              <w:widowControl w:val="0"/>
+              <w:tabs>
+                <w:tab w:val="left" w:pos="993"/>
+              </w:tabs>
+              <w:autoSpaceDE w:val="0"/>
+              <w:autoSpaceDN w:val="0"/>
+              <w:adjustRightInd w:val="0"/>
+              <w:spacing w:before="0" w:line="252" w:lineRule="auto"/>
+              <w:ind w:right="297"/>
+              <w:rPr>
+                <w:rFonts w:cs="Arial"/>
+                <w:b/>
+                <w:sz w:val="28"/>
+                <w:szCs w:val="32"/>
+              </w:rPr>
+            </w:pPr>
+            <w:r>
+              <w:rPr>
+                <w:rFonts w:cs="Arial"/>
+                <w:b/>
+                <w:sz w:val="28"/>
+                <w:szCs w:val="32"/>
+              </w:rPr>
+              <w:t>Panchaati No</w:t>
+            </w:r>
+            <w:r>
+              <w:rPr>
+                <w:rFonts w:cs="Arial"/>
+                <w:b/>
+                <w:szCs w:val="32"/>
+              </w:rPr>
+              <w:t xml:space="preserve">. - </w:t>
+            </w:r>
+            <w:r>
+              <w:rPr>
+                <w:rFonts w:cs="Arial"/>
+                <w:b/>
+                <w:sz w:val="28"/>
+                <w:szCs w:val="28"/>
+              </w:rPr>
+              <w:t>12</w:t>
+            </w:r>
+          </w:p>
+        </w:tc>
+        <w:tc>
+          <w:tcPr>
+            <w:tcW w:w="5103" w:type="dxa"/>
+          </w:tcPr>
+          <w:p>
+            <w:pPr>
+              <w:widowControl w:val="0"/>
+              <w:autoSpaceDE w:val="0"/>
+              <w:autoSpaceDN w:val="0"/>
+              <w:adjustRightInd w:val="0"/>
+              <w:spacing w:before="0" w:line="240" w:lineRule="auto"/>
+              <w:ind w:right="-136"/>
+              <w:rPr>
+                <w:rFonts w:ascii="BRH Devanagari Extra" w:hAnsi="BRH Devanagari Extra" w:cs="BRH Devanagari Extra"/>
+                <w:color w:val="000000"/>
+                <w:sz w:val="40"/>
+                <w:szCs w:val="40"/>
+              </w:rPr>
+            </w:pPr>
+            <w:r>
+              <w:rPr>
+                <w:rFonts w:ascii="BRH Devanagari Extra" w:hAnsi="BRH Devanagari Extra" w:cs="BRH Devanagari Extra"/>
+                <w:sz w:val="40"/>
+                <w:szCs w:val="40"/>
+              </w:rPr>
+              <w:t>eÉ</w:t>
+            </w:r>
+            <w:r>
+              <w:rPr>
+                <w:rFonts w:ascii="BRH Malayalam Extra" w:hAnsi="BRH Malayalam Extra" w:cs="BRH Devanagari Extra"/>
+                <w:sz w:val="30"/>
+                <w:szCs w:val="40"/>
+              </w:rPr>
+              <w:t>–</w:t>
+            </w:r>
+            <w:proofErr w:type="spellStart"/>
+            <w:r>
+              <w:rPr>
+                <w:rFonts w:ascii="BRH Devanagari Extra" w:hAnsi="BRH Devanagari Extra" w:cs="BRH Devanagari Extra"/>
+                <w:sz w:val="40"/>
+                <w:szCs w:val="40"/>
+              </w:rPr>
+              <w:t>liÉuÉ</w:t>
+            </w:r>
+            <w:proofErr w:type="spellEnd"/>
+            <w:r>
+              <w:rPr>
+                <w:rFonts w:ascii="BRH Malayalam Extra" w:hAnsi="BRH Malayalam Extra" w:cs="BRH Devanagari Extra"/>
+                <w:sz w:val="30"/>
+                <w:szCs w:val="40"/>
+              </w:rPr>
+              <w:t>–</w:t>
+            </w:r>
+            <w:r>
+              <w:rPr>
+                <w:rFonts w:ascii="BRH Devanagari Extra" w:hAnsi="BRH Devanagari Extra" w:cs="BRH Devanagari Extra"/>
+                <w:sz w:val="40"/>
+                <w:szCs w:val="40"/>
+              </w:rPr>
+              <w:t xml:space="preserve"> </w:t>
+            </w:r>
+            <w:proofErr w:type="spellStart"/>
+            <w:r>
+              <w:rPr>
+                <w:rFonts w:ascii="BRH Devanagari Extra" w:hAnsi="BRH Devanagari Extra" w:cs="BRH Devanagari Extra"/>
+                <w:sz w:val="40"/>
+                <w:szCs w:val="40"/>
+              </w:rPr>
+              <w:t>CÌiÉþ</w:t>
+            </w:r>
+            <w:proofErr w:type="spellEnd"/>
+            <w:r>
+              <w:rPr>
+                <w:rFonts w:ascii="BRH Devanagari Extra" w:hAnsi="BRH Devanagari Extra" w:cs="BRH Devanagari Extra"/>
+                <w:sz w:val="40"/>
+                <w:szCs w:val="40"/>
+              </w:rPr>
+              <w:t xml:space="preserve"> eÉ</w:t>
+            </w:r>
+            <w:r>
+              <w:rPr>
+                <w:rFonts w:ascii="BRH Malayalam Extra" w:hAnsi="BRH Malayalam Extra" w:cs="BRH Devanagari Extra"/>
+                <w:sz w:val="30"/>
+                <w:szCs w:val="40"/>
+              </w:rPr>
+              <w:t>–</w:t>
+            </w:r>
+            <w:proofErr w:type="spellStart"/>
+            <w:r>
+              <w:rPr>
+                <w:rFonts w:ascii="BRH Devanagari Extra" w:hAnsi="BRH Devanagari Extra" w:cs="BRH Devanagari Extra"/>
+                <w:sz w:val="40"/>
+                <w:szCs w:val="40"/>
+              </w:rPr>
+              <w:t>liÉuÉþÈ</w:t>
+            </w:r>
+            <w:proofErr w:type="spellEnd"/>
+            <w:r>
+              <w:rPr>
+                <w:rFonts w:ascii="BRH Devanagari Extra" w:hAnsi="BRH Devanagari Extra" w:cs="BRH Devanagari Extra"/>
+                <w:sz w:val="40"/>
+                <w:szCs w:val="40"/>
+              </w:rPr>
+              <w:t xml:space="preserve"> || </w:t>
+            </w:r>
+            <w:r>
+              <w:rPr>
+                <w:rFonts w:ascii="BRH Devanagari Extra" w:hAnsi="BRH Devanagari Extra" w:cs="BRH Devanagari Extra"/>
+                <w:sz w:val="40"/>
+                <w:szCs w:val="40"/>
+              </w:rPr>
+              <w:br/>
+            </w:r>
+            <w:proofErr w:type="spellStart"/>
+            <w:r>
+              <w:rPr>
+                <w:rFonts w:ascii="BRH Devanagari Extra" w:hAnsi="BRH Devanagari Extra" w:cs="BRH Devanagari Extra"/>
+                <w:sz w:val="40"/>
+                <w:szCs w:val="40"/>
+              </w:rPr>
+              <w:t>zÉÉå</w:t>
+            </w:r>
+            <w:proofErr w:type="spellEnd"/>
+            <w:r>
+              <w:rPr>
+                <w:rFonts w:ascii="BRH Malayalam Extra" w:hAnsi="BRH Malayalam Extra" w:cs="BRH Devanagari Extra"/>
+                <w:sz w:val="30"/>
+                <w:szCs w:val="40"/>
+              </w:rPr>
+              <w:t>–</w:t>
+            </w:r>
+            <w:proofErr w:type="spellStart"/>
+            <w:r>
+              <w:rPr>
+                <w:rFonts w:ascii="BRH Devanagari Extra" w:hAnsi="BRH Devanagari Extra" w:cs="BRH Devanagari Extra"/>
+                <w:sz w:val="40"/>
+                <w:szCs w:val="40"/>
+              </w:rPr>
+              <w:t>ÍcÉwMåüþzÉqÉç</w:t>
+            </w:r>
+            <w:proofErr w:type="spellEnd"/>
+            <w:r>
+              <w:rPr>
+                <w:rFonts w:ascii="BRH Devanagari Extra" w:hAnsi="BRH Devanagari Extra" w:cs="BRH Devanagari Extra"/>
+                <w:sz w:val="40"/>
+                <w:szCs w:val="40"/>
+              </w:rPr>
+              <w:t xml:space="preserve"> </w:t>
+            </w:r>
+            <w:proofErr w:type="spellStart"/>
+            <w:r>
+              <w:rPr>
+                <w:rFonts w:ascii="BRH Devanagari Extra" w:hAnsi="BRH Devanagari Extra" w:cs="BRH Devanagari Extra"/>
+                <w:sz w:val="40"/>
+                <w:szCs w:val="40"/>
+              </w:rPr>
+              <w:t>mÉÑÂ</w:t>
+            </w:r>
+            <w:r>
+              <w:rPr>
+                <w:rFonts w:ascii="BRH Devanagari Extra" w:hAnsi="BRH Devanagari Extra" w:cs="BRH Devanagari Extra"/>
+                <w:sz w:val="40"/>
+                <w:szCs w:val="40"/>
+                <w:highlight w:val="yellow"/>
+              </w:rPr>
+              <w:t>ÌmÉë</w:t>
+            </w:r>
+            <w:proofErr w:type="spellEnd"/>
+            <w:r>
+              <w:rPr>
+                <w:rFonts w:ascii="BRH Malayalam Extra" w:hAnsi="BRH Malayalam Extra" w:cs="BRH Devanagari Extra"/>
+                <w:sz w:val="30"/>
+                <w:szCs w:val="40"/>
+                <w:highlight w:val="yellow"/>
+              </w:rPr>
+              <w:t>–</w:t>
+            </w:r>
+            <w:r>
+              <w:rPr>
+                <w:rFonts w:ascii="BRH Devanagari Extra" w:hAnsi="BRH Devanagari Extra" w:cs="BRH Devanagari Extra"/>
+                <w:sz w:val="40"/>
+                <w:szCs w:val="40"/>
+              </w:rPr>
+              <w:t>rÉ |</w:t>
+            </w:r>
+          </w:p>
+        </w:tc>
+        <w:tc>
+          <w:tcPr>
+            <w:tcW w:w="5386" w:type="dxa"/>
+          </w:tcPr>
+          <w:p>
+            <w:pPr>
+              <w:widowControl w:val="0"/>
+              <w:autoSpaceDE w:val="0"/>
+              <w:autoSpaceDN w:val="0"/>
+              <w:adjustRightInd w:val="0"/>
+              <w:spacing w:line="252" w:lineRule="auto"/>
+              <w:ind w:right="-138"/>
+              <w:rPr>
+                <w:rFonts w:ascii="BRH Devanagari Extra" w:hAnsi="BRH Devanagari Extra" w:cs="BRH Devanagari Extra"/>
+                <w:color w:val="000000"/>
+                <w:sz w:val="40"/>
+                <w:szCs w:val="40"/>
+              </w:rPr>
+            </w:pPr>
+            <w:r>
+              <w:rPr>
+                <w:rFonts w:ascii="BRH Devanagari Extra" w:hAnsi="BRH Devanagari Extra" w:cs="BRH Devanagari Extra"/>
+                <w:sz w:val="40"/>
+                <w:szCs w:val="40"/>
+              </w:rPr>
+              <w:t>eÉ</w:t>
+            </w:r>
+            <w:r>
+              <w:rPr>
+                <w:rFonts w:ascii="BRH Malayalam Extra" w:hAnsi="BRH Malayalam Extra" w:cs="BRH Devanagari Extra"/>
+                <w:sz w:val="30"/>
+                <w:szCs w:val="40"/>
+              </w:rPr>
+              <w:t>–</w:t>
+            </w:r>
+            <w:proofErr w:type="spellStart"/>
+            <w:r>
+              <w:rPr>
+                <w:rFonts w:ascii="BRH Devanagari Extra" w:hAnsi="BRH Devanagari Extra" w:cs="BRH Devanagari Extra"/>
+                <w:sz w:val="40"/>
+                <w:szCs w:val="40"/>
+              </w:rPr>
+              <w:t>liÉuÉ</w:t>
+            </w:r>
+            <w:proofErr w:type="spellEnd"/>
+            <w:r>
+              <w:rPr>
+                <w:rFonts w:ascii="BRH Malayalam Extra" w:hAnsi="BRH Malayalam Extra" w:cs="BRH Devanagari Extra"/>
+                <w:sz w:val="30"/>
+                <w:szCs w:val="40"/>
+              </w:rPr>
+              <w:t>–</w:t>
+            </w:r>
+            <w:r>
+              <w:rPr>
+                <w:rFonts w:ascii="BRH Devanagari Extra" w:hAnsi="BRH Devanagari Extra" w:cs="BRH Devanagari Extra"/>
+                <w:sz w:val="40"/>
+                <w:szCs w:val="40"/>
+              </w:rPr>
+              <w:t xml:space="preserve"> </w:t>
+            </w:r>
+            <w:proofErr w:type="spellStart"/>
+            <w:r>
+              <w:rPr>
+                <w:rFonts w:ascii="BRH Devanagari Extra" w:hAnsi="BRH Devanagari Extra" w:cs="BRH Devanagari Extra"/>
+                <w:sz w:val="40"/>
+                <w:szCs w:val="40"/>
+              </w:rPr>
+              <w:t>CÌiÉþ</w:t>
+            </w:r>
+            <w:proofErr w:type="spellEnd"/>
+            <w:r>
+              <w:rPr>
+                <w:rFonts w:ascii="BRH Devanagari Extra" w:hAnsi="BRH Devanagari Extra" w:cs="BRH Devanagari Extra"/>
+                <w:sz w:val="40"/>
+                <w:szCs w:val="40"/>
+              </w:rPr>
+              <w:t xml:space="preserve"> eÉ</w:t>
+            </w:r>
+            <w:r>
+              <w:rPr>
+                <w:rFonts w:ascii="BRH Malayalam Extra" w:hAnsi="BRH Malayalam Extra" w:cs="BRH Devanagari Extra"/>
+                <w:sz w:val="30"/>
+                <w:szCs w:val="40"/>
+              </w:rPr>
+              <w:t>–</w:t>
+            </w:r>
+            <w:proofErr w:type="spellStart"/>
+            <w:r>
+              <w:rPr>
+                <w:rFonts w:ascii="BRH Devanagari Extra" w:hAnsi="BRH Devanagari Extra" w:cs="BRH Devanagari Extra"/>
+                <w:sz w:val="40"/>
+                <w:szCs w:val="40"/>
+              </w:rPr>
+              <w:t>liÉuÉþÈ</w:t>
+            </w:r>
+            <w:proofErr w:type="spellEnd"/>
+            <w:r>
+              <w:rPr>
+                <w:rFonts w:ascii="BRH Devanagari Extra" w:hAnsi="BRH Devanagari Extra" w:cs="BRH Devanagari Extra"/>
+                <w:sz w:val="40"/>
+                <w:szCs w:val="40"/>
+              </w:rPr>
+              <w:t xml:space="preserve"> || </w:t>
+            </w:r>
+            <w:r>
+              <w:rPr>
+                <w:rFonts w:ascii="BRH Devanagari Extra" w:hAnsi="BRH Devanagari Extra" w:cs="BRH Devanagari Extra"/>
+                <w:sz w:val="40"/>
+                <w:szCs w:val="40"/>
+              </w:rPr>
+              <w:br/>
+            </w:r>
+            <w:proofErr w:type="spellStart"/>
+            <w:r>
+              <w:rPr>
+                <w:rFonts w:ascii="BRH Devanagari Extra" w:hAnsi="BRH Devanagari Extra" w:cs="BRH Devanagari Extra"/>
+                <w:sz w:val="40"/>
+                <w:szCs w:val="40"/>
+              </w:rPr>
+              <w:t>zÉÉå</w:t>
+            </w:r>
+            <w:proofErr w:type="spellEnd"/>
+            <w:r>
+              <w:rPr>
+                <w:rFonts w:ascii="BRH Malayalam Extra" w:hAnsi="BRH Malayalam Extra" w:cs="BRH Devanagari Extra"/>
+                <w:sz w:val="30"/>
+                <w:szCs w:val="40"/>
+              </w:rPr>
+              <w:t>–</w:t>
+            </w:r>
+            <w:proofErr w:type="spellStart"/>
+            <w:r>
+              <w:rPr>
+                <w:rFonts w:ascii="BRH Devanagari Extra" w:hAnsi="BRH Devanagari Extra" w:cs="BRH Devanagari Extra"/>
+                <w:sz w:val="40"/>
+                <w:szCs w:val="40"/>
+              </w:rPr>
+              <w:t>ÍcÉwMåüþzÉqÉç</w:t>
+            </w:r>
+            <w:proofErr w:type="spellEnd"/>
+            <w:r>
+              <w:rPr>
+                <w:rFonts w:ascii="BRH Devanagari Extra" w:hAnsi="BRH Devanagari Extra" w:cs="BRH Devanagari Extra"/>
+                <w:sz w:val="40"/>
+                <w:szCs w:val="40"/>
+              </w:rPr>
+              <w:t xml:space="preserve"> </w:t>
+            </w:r>
+            <w:proofErr w:type="spellStart"/>
+            <w:r>
+              <w:rPr>
+                <w:rFonts w:ascii="BRH Devanagari Extra" w:hAnsi="BRH Devanagari Extra" w:cs="BRH Devanagari Extra"/>
+                <w:sz w:val="40"/>
+                <w:szCs w:val="40"/>
+              </w:rPr>
+              <w:t>mÉÑÂ</w:t>
+            </w:r>
+            <w:r>
+              <w:rPr>
+                <w:rFonts w:ascii="BRH Devanagari Extra" w:hAnsi="BRH Devanagari Extra" w:cs="BRH Devanagari Extra"/>
+                <w:sz w:val="40"/>
+                <w:szCs w:val="40"/>
+                <w:highlight w:val="green"/>
+              </w:rPr>
+              <w:t>ÌmÉ</w:t>
+            </w:r>
+            <w:r>
+              <w:rPr>
+                <w:rFonts w:ascii="BRH Devanagari Extra" w:hAnsi="BRH Devanagari Extra" w:cs="BRH Devanagari Extra"/>
+                <w:sz w:val="40"/>
+                <w:szCs w:val="40"/>
+                <w:highlight w:val="yellow"/>
+              </w:rPr>
+              <w:t>ë</w:t>
+            </w:r>
+            <w:r>
+              <w:rPr>
+                <w:rFonts w:ascii="BRH Devanagari Extra" w:hAnsi="BRH Devanagari Extra" w:cs="BRH Devanagari Extra"/>
+                <w:sz w:val="40"/>
+                <w:szCs w:val="40"/>
+              </w:rPr>
+              <w:t>rÉ</w:t>
+            </w:r>
+            <w:proofErr w:type="spellEnd"/>
+            <w:r>
+              <w:rPr>
+                <w:rFonts w:ascii="BRH Devanagari Extra" w:hAnsi="BRH Devanagari Extra" w:cs="BRH Devanagari Extra"/>
+                <w:sz w:val="40"/>
+                <w:szCs w:val="40"/>
+              </w:rPr>
+              <w:t xml:space="preserve"> |</w:t>
+            </w:r>
+          </w:p>
+        </w:tc>
+      </w:tr>
+      <w:tr>
+        <w:trPr>
+          <w:trHeight w:val="1671"/>
+        </w:trPr>
+        <w:tc>
+          <w:tcPr>
+            <w:tcW w:w="3906" w:type="dxa"/>
+          </w:tcPr>
+          <w:p>
+            <w:pPr>
+              <w:widowControl w:val="0"/>
+              <w:tabs>
+                <w:tab w:val="left" w:pos="993"/>
+              </w:tabs>
+              <w:autoSpaceDE w:val="0"/>
+              <w:autoSpaceDN w:val="0"/>
+              <w:adjustRightInd w:val="0"/>
+              <w:spacing w:before="0" w:line="252" w:lineRule="auto"/>
+              <w:ind w:right="297"/>
+              <w:rPr>
+                <w:rFonts w:cs="Arial"/>
+                <w:b/>
+                <w:sz w:val="28"/>
+                <w:szCs w:val="32"/>
+              </w:rPr>
+            </w:pPr>
+            <w:r>
+              <w:rPr>
+                <w:rFonts w:cs="Arial"/>
+                <w:b/>
+                <w:sz w:val="28"/>
+                <w:szCs w:val="32"/>
+              </w:rPr>
+              <w:t>T.S.4.4.4</w:t>
+            </w:r>
+            <w:r>
+              <w:rPr>
+                <w:rFonts w:cs="Arial"/>
+                <w:b/>
+                <w:sz w:val="28"/>
+                <w:szCs w:val="32"/>
+              </w:rPr>
+              <w:t>.</w:t>
+            </w:r>
+            <w:r>
+              <w:rPr>
+                <w:rFonts w:cs="Arial"/>
+                <w:b/>
+                <w:sz w:val="28"/>
+                <w:szCs w:val="32"/>
+              </w:rPr>
+              <w:t>5</w:t>
+            </w:r>
+            <w:r>
+              <w:rPr>
+                <w:rFonts w:cs="Arial"/>
+                <w:b/>
+                <w:sz w:val="28"/>
+                <w:szCs w:val="32"/>
+              </w:rPr>
+              <w:t xml:space="preserve"> – Kramam</w:t>
+            </w:r>
+          </w:p>
+          <w:p>
+            <w:pPr>
+              <w:widowControl w:val="0"/>
+              <w:tabs>
+                <w:tab w:val="left" w:pos="993"/>
+              </w:tabs>
+              <w:autoSpaceDE w:val="0"/>
+              <w:autoSpaceDN w:val="0"/>
+              <w:adjustRightInd w:val="0"/>
+              <w:spacing w:before="0" w:line="252" w:lineRule="auto"/>
+              <w:ind w:right="297"/>
+              <w:rPr>
+                <w:rFonts w:cs="Arial"/>
+                <w:b/>
+                <w:sz w:val="28"/>
+                <w:szCs w:val="32"/>
+              </w:rPr>
+            </w:pPr>
+            <w:r>
+              <w:rPr>
+                <w:rFonts w:cs="Arial"/>
+                <w:b/>
+                <w:sz w:val="28"/>
+                <w:szCs w:val="32"/>
+              </w:rPr>
+              <w:t xml:space="preserve">Krama Vaakyam No.– </w:t>
+            </w:r>
+            <w:r>
+              <w:rPr>
+                <w:rFonts w:cs="Arial"/>
+                <w:b/>
+                <w:sz w:val="28"/>
+                <w:szCs w:val="32"/>
+              </w:rPr>
+              <w:t>45</w:t>
+            </w:r>
+          </w:p>
+          <w:p>
+            <w:pPr>
+              <w:widowControl w:val="0"/>
+              <w:tabs>
+                <w:tab w:val="left" w:pos="993"/>
+              </w:tabs>
+              <w:autoSpaceDE w:val="0"/>
+              <w:autoSpaceDN w:val="0"/>
+              <w:adjustRightInd w:val="0"/>
+              <w:spacing w:before="0" w:line="252" w:lineRule="auto"/>
+              <w:ind w:right="297"/>
+              <w:rPr>
+                <w:rFonts w:cs="Arial"/>
+                <w:b/>
+                <w:sz w:val="28"/>
+                <w:szCs w:val="32"/>
+              </w:rPr>
+            </w:pPr>
+            <w:r>
+              <w:rPr>
+                <w:rFonts w:cs="Arial"/>
+                <w:b/>
+                <w:sz w:val="28"/>
+                <w:szCs w:val="32"/>
+              </w:rPr>
+              <w:t>Panchaati No</w:t>
+            </w:r>
+            <w:r>
+              <w:rPr>
+                <w:rFonts w:cs="Arial"/>
+                <w:b/>
+                <w:szCs w:val="32"/>
+              </w:rPr>
+              <w:t xml:space="preserve">. - </w:t>
+            </w:r>
+            <w:r>
+              <w:rPr>
+                <w:rFonts w:cs="Arial"/>
+                <w:b/>
+                <w:sz w:val="28"/>
+                <w:szCs w:val="28"/>
+              </w:rPr>
+              <w:t>1</w:t>
+            </w:r>
+            <w:r>
+              <w:rPr>
+                <w:rFonts w:cs="Arial"/>
+                <w:b/>
+                <w:sz w:val="28"/>
+                <w:szCs w:val="28"/>
+              </w:rPr>
+              <w:t>4</w:t>
+            </w:r>
+          </w:p>
+        </w:tc>
+        <w:tc>
+          <w:tcPr>
+            <w:tcW w:w="5103" w:type="dxa"/>
+          </w:tcPr>
+          <w:p>
+            <w:pPr>
+              <w:widowControl w:val="0"/>
+              <w:autoSpaceDE w:val="0"/>
+              <w:autoSpaceDN w:val="0"/>
+              <w:adjustRightInd w:val="0"/>
+              <w:spacing w:before="0" w:line="240" w:lineRule="auto"/>
+              <w:ind w:right="-136"/>
+              <w:rPr>
+                <w:rFonts w:ascii="BRH Devanagari Extra" w:hAnsi="BRH Devanagari Extra" w:cs="BRH Devanagari Extra"/>
+                <w:sz w:val="40"/>
+                <w:szCs w:val="40"/>
+              </w:rPr>
+            </w:pPr>
+            <w:proofErr w:type="spellStart"/>
+            <w:r>
+              <w:rPr>
+                <w:rFonts w:ascii="BRH Devanagari Extra" w:hAnsi="BRH Devanagari Extra" w:cs="BRH Devanagari Extra"/>
+                <w:color w:val="000000"/>
+                <w:sz w:val="40"/>
+                <w:szCs w:val="40"/>
+              </w:rPr>
+              <w:t>qÉÏ</w:t>
+            </w:r>
+            <w:proofErr w:type="spellEnd"/>
+            <w:r>
+              <w:rPr>
+                <w:rFonts w:ascii="BRH Malayalam Extra" w:hAnsi="BRH Malayalam Extra" w:cs="BRH Devanagari Extra"/>
+                <w:color w:val="000000"/>
+                <w:sz w:val="30"/>
+                <w:szCs w:val="40"/>
+              </w:rPr>
+              <w:t>–</w:t>
+            </w:r>
+            <w:proofErr w:type="spellStart"/>
+            <w:r>
+              <w:rPr>
+                <w:rFonts w:ascii="BRH Devanagari Extra" w:hAnsi="BRH Devanagari Extra" w:cs="BRH Devanagari Extra"/>
+                <w:color w:val="000000"/>
+                <w:sz w:val="40"/>
+                <w:szCs w:val="40"/>
+              </w:rPr>
+              <w:t>RÒûwÉ</w:t>
+            </w:r>
+            <w:proofErr w:type="spellEnd"/>
+            <w:r>
+              <w:rPr>
+                <w:rFonts w:ascii="BRH Malayalam Extra" w:hAnsi="BRH Malayalam Extra" w:cs="BRH Devanagari Extra"/>
+                <w:color w:val="000000"/>
+                <w:sz w:val="30"/>
+                <w:szCs w:val="40"/>
+              </w:rPr>
+              <w:t>–</w:t>
+            </w:r>
+            <w:r>
+              <w:rPr>
+                <w:rFonts w:ascii="BRH Devanagari Extra" w:hAnsi="BRH Devanagari Extra" w:cs="BRH Devanagari Extra"/>
+                <w:color w:val="000000"/>
+                <w:sz w:val="40"/>
+                <w:szCs w:val="40"/>
+              </w:rPr>
+              <w:t xml:space="preserve"> </w:t>
+            </w:r>
+            <w:proofErr w:type="spellStart"/>
+            <w:r>
+              <w:rPr>
+                <w:rFonts w:ascii="BRH Devanagari Extra" w:hAnsi="BRH Devanagari Extra" w:cs="BRH Devanagari Extra"/>
+                <w:color w:val="000000"/>
+                <w:sz w:val="40"/>
+                <w:szCs w:val="40"/>
+              </w:rPr>
+              <w:t>CÌiÉþ</w:t>
+            </w:r>
+            <w:proofErr w:type="spellEnd"/>
+            <w:r>
+              <w:rPr>
+                <w:rFonts w:ascii="BRH Devanagari Extra" w:hAnsi="BRH Devanagari Extra" w:cs="BRH Devanagari Extra"/>
+                <w:color w:val="000000"/>
+                <w:sz w:val="40"/>
+                <w:szCs w:val="40"/>
+              </w:rPr>
+              <w:t xml:space="preserve"> </w:t>
+            </w:r>
+            <w:proofErr w:type="spellStart"/>
+            <w:r>
+              <w:rPr>
+                <w:rFonts w:ascii="BRH Devanagari Extra" w:hAnsi="BRH Devanagari Extra" w:cs="BRH Devanagari Extra"/>
+                <w:sz w:val="40"/>
+                <w:szCs w:val="40"/>
+                <w:highlight w:val="yellow"/>
+              </w:rPr>
+              <w:t>Ì</w:t>
+            </w:r>
+            <w:r>
+              <w:rPr>
+                <w:rFonts w:ascii="BRH Devanagari Extra" w:hAnsi="BRH Devanagari Extra" w:cs="BRH Devanagari Extra"/>
+                <w:color w:val="000000"/>
+                <w:sz w:val="40"/>
+                <w:szCs w:val="40"/>
+                <w:highlight w:val="yellow"/>
+              </w:rPr>
+              <w:t>qÉ</w:t>
+            </w:r>
+            <w:proofErr w:type="spellEnd"/>
+            <w:r>
+              <w:rPr>
+                <w:rFonts w:ascii="BRH Malayalam Extra" w:hAnsi="BRH Malayalam Extra" w:cs="BRH Devanagari Extra"/>
+                <w:color w:val="000000"/>
+                <w:sz w:val="30"/>
+                <w:szCs w:val="40"/>
+                <w:highlight w:val="yellow"/>
+              </w:rPr>
+              <w:t>–</w:t>
+            </w:r>
+            <w:proofErr w:type="spellStart"/>
+            <w:r>
+              <w:rPr>
+                <w:rFonts w:ascii="BRH Devanagari Extra" w:hAnsi="BRH Devanagari Extra" w:cs="BRH Devanagari Extra"/>
+                <w:color w:val="000000"/>
+                <w:sz w:val="40"/>
+                <w:szCs w:val="40"/>
+              </w:rPr>
+              <w:t>RÒûwÉþÈ</w:t>
+            </w:r>
+            <w:proofErr w:type="spellEnd"/>
+            <w:r>
+              <w:rPr>
+                <w:rFonts w:ascii="BRH Devanagari Extra" w:hAnsi="BRH Devanagari Extra" w:cs="BRH Devanagari Extra"/>
+                <w:color w:val="000000"/>
+                <w:sz w:val="40"/>
+                <w:szCs w:val="40"/>
+              </w:rPr>
+              <w:t xml:space="preserve"> || </w:t>
+            </w:r>
+            <w:proofErr w:type="spellStart"/>
+            <w:r>
+              <w:rPr>
+                <w:rFonts w:ascii="BRH Devanagari Extra" w:hAnsi="BRH Devanagari Extra" w:cs="BRH Devanagari Extra"/>
+                <w:color w:val="000000"/>
+                <w:sz w:val="40"/>
+                <w:szCs w:val="40"/>
+              </w:rPr>
+              <w:t>ESè</w:t>
+            </w:r>
+            <w:proofErr w:type="spellEnd"/>
+            <w:r>
+              <w:rPr>
+                <w:rFonts w:ascii="BRH Devanagari Extra" w:hAnsi="BRH Devanagari Extra" w:cs="BRH Devanagari Extra"/>
+                <w:color w:val="000000"/>
+                <w:sz w:val="40"/>
+                <w:szCs w:val="40"/>
+              </w:rPr>
+              <w:t xml:space="preserve"> </w:t>
+            </w:r>
+            <w:proofErr w:type="spellStart"/>
+            <w:r>
+              <w:rPr>
+                <w:rFonts w:ascii="BRH Devanagari Extra" w:hAnsi="BRH Devanagari Extra" w:cs="BRH Devanagari Extra"/>
+                <w:color w:val="000000"/>
+                <w:sz w:val="40"/>
+                <w:szCs w:val="40"/>
+              </w:rPr>
+              <w:t>kÉÔ</w:t>
+            </w:r>
+            <w:proofErr w:type="spellEnd"/>
+            <w:r>
+              <w:rPr>
+                <w:rFonts w:ascii="BRH Malayalam Extra" w:hAnsi="BRH Malayalam Extra" w:cs="BRH Devanagari Extra"/>
+                <w:color w:val="000000"/>
+                <w:sz w:val="30"/>
+                <w:szCs w:val="40"/>
+              </w:rPr>
+              <w:t>–</w:t>
+            </w:r>
+            <w:proofErr w:type="spellStart"/>
+            <w:r>
+              <w:rPr>
+                <w:rFonts w:ascii="BRH Devanagari Extra" w:hAnsi="BRH Devanagari Extra" w:cs="BRH Devanagari Extra"/>
+                <w:color w:val="000000"/>
+                <w:sz w:val="40"/>
+                <w:szCs w:val="40"/>
+              </w:rPr>
+              <w:t>qÉÉxÉþÈ</w:t>
+            </w:r>
+            <w:proofErr w:type="spellEnd"/>
+            <w:r>
+              <w:rPr>
+                <w:rFonts w:ascii="BRH Devanagari Extra" w:hAnsi="BRH Devanagari Extra" w:cs="BRH Devanagari Extra"/>
+                <w:color w:val="000000"/>
+                <w:sz w:val="40"/>
+                <w:szCs w:val="40"/>
+              </w:rPr>
+              <w:t xml:space="preserve"> |</w:t>
+            </w:r>
+          </w:p>
+        </w:tc>
+        <w:tc>
+          <w:tcPr>
+            <w:tcW w:w="5386" w:type="dxa"/>
+          </w:tcPr>
+          <w:p>
+            <w:pPr>
+              <w:widowControl w:val="0"/>
+              <w:autoSpaceDE w:val="0"/>
+              <w:autoSpaceDN w:val="0"/>
+              <w:adjustRightInd w:val="0"/>
+              <w:spacing w:line="252" w:lineRule="auto"/>
+              <w:ind w:right="-138"/>
+              <w:rPr>
+                <w:rFonts w:ascii="BRH Devanagari Extra" w:hAnsi="BRH Devanagari Extra" w:cs="BRH Devanagari Extra"/>
+                <w:sz w:val="40"/>
+                <w:szCs w:val="40"/>
+              </w:rPr>
+            </w:pPr>
+            <w:proofErr w:type="spellStart"/>
+            <w:r>
+              <w:rPr>
+                <w:rFonts w:ascii="BRH Devanagari Extra" w:hAnsi="BRH Devanagari Extra" w:cs="BRH Devanagari Extra"/>
+                <w:color w:val="000000"/>
+                <w:sz w:val="40"/>
+                <w:szCs w:val="40"/>
+              </w:rPr>
+              <w:t>qÉÏ</w:t>
+            </w:r>
+            <w:proofErr w:type="spellEnd"/>
+            <w:r>
+              <w:rPr>
+                <w:rFonts w:ascii="BRH Malayalam Extra" w:hAnsi="BRH Malayalam Extra" w:cs="BRH Devanagari Extra"/>
+                <w:color w:val="000000"/>
+                <w:sz w:val="30"/>
+                <w:szCs w:val="40"/>
+              </w:rPr>
+              <w:t>–</w:t>
+            </w:r>
+            <w:proofErr w:type="spellStart"/>
+            <w:r>
+              <w:rPr>
+                <w:rFonts w:ascii="BRH Devanagari Extra" w:hAnsi="BRH Devanagari Extra" w:cs="BRH Devanagari Extra"/>
+                <w:color w:val="000000"/>
+                <w:sz w:val="40"/>
+                <w:szCs w:val="40"/>
+              </w:rPr>
+              <w:t>RÒûwÉ</w:t>
+            </w:r>
+            <w:proofErr w:type="spellEnd"/>
+            <w:r>
+              <w:rPr>
+                <w:rFonts w:ascii="BRH Malayalam Extra" w:hAnsi="BRH Malayalam Extra" w:cs="BRH Devanagari Extra"/>
+                <w:color w:val="000000"/>
+                <w:sz w:val="30"/>
+                <w:szCs w:val="40"/>
+              </w:rPr>
+              <w:t>–</w:t>
+            </w:r>
+            <w:r>
+              <w:rPr>
+                <w:rFonts w:ascii="BRH Devanagari Extra" w:hAnsi="BRH Devanagari Extra" w:cs="BRH Devanagari Extra"/>
+                <w:color w:val="000000"/>
+                <w:sz w:val="40"/>
+                <w:szCs w:val="40"/>
+              </w:rPr>
+              <w:t xml:space="preserve"> </w:t>
+            </w:r>
+            <w:proofErr w:type="spellStart"/>
+            <w:r>
+              <w:rPr>
+                <w:rFonts w:ascii="BRH Devanagari Extra" w:hAnsi="BRH Devanagari Extra" w:cs="BRH Devanagari Extra"/>
+                <w:color w:val="000000"/>
+                <w:sz w:val="40"/>
+                <w:szCs w:val="40"/>
+              </w:rPr>
+              <w:t>CÌiÉþ</w:t>
+            </w:r>
+            <w:proofErr w:type="spellEnd"/>
+            <w:r>
+              <w:rPr>
+                <w:rFonts w:ascii="BRH Devanagari Extra" w:hAnsi="BRH Devanagari Extra" w:cs="BRH Devanagari Extra"/>
+                <w:color w:val="000000"/>
+                <w:sz w:val="40"/>
+                <w:szCs w:val="40"/>
+              </w:rPr>
+              <w:t xml:space="preserve"> </w:t>
+            </w:r>
+            <w:proofErr w:type="spellStart"/>
+            <w:r>
+              <w:rPr>
+                <w:rFonts w:ascii="BRH Devanagari Extra" w:hAnsi="BRH Devanagari Extra" w:cs="BRH Devanagari Extra"/>
+                <w:color w:val="000000"/>
+                <w:sz w:val="40"/>
+                <w:szCs w:val="40"/>
+                <w:highlight w:val="green"/>
+              </w:rPr>
+              <w:t>qÉÏ</w:t>
+            </w:r>
+            <w:proofErr w:type="spellEnd"/>
+            <w:r>
+              <w:rPr>
+                <w:rFonts w:ascii="BRH Malayalam Extra" w:hAnsi="BRH Malayalam Extra" w:cs="BRH Devanagari Extra"/>
+                <w:color w:val="000000"/>
+                <w:sz w:val="30"/>
+                <w:szCs w:val="40"/>
+              </w:rPr>
+              <w:t>–</w:t>
+            </w:r>
+            <w:proofErr w:type="spellStart"/>
+            <w:r>
+              <w:rPr>
+                <w:rFonts w:ascii="BRH Devanagari Extra" w:hAnsi="BRH Devanagari Extra" w:cs="BRH Devanagari Extra"/>
+                <w:color w:val="000000"/>
+                <w:sz w:val="40"/>
+                <w:szCs w:val="40"/>
+              </w:rPr>
+              <w:t>RÒûwÉþÈ</w:t>
+            </w:r>
+            <w:proofErr w:type="spellEnd"/>
+            <w:r>
+              <w:rPr>
+                <w:rFonts w:ascii="BRH Devanagari Extra" w:hAnsi="BRH Devanagari Extra" w:cs="BRH Devanagari Extra"/>
+                <w:color w:val="000000"/>
+                <w:sz w:val="40"/>
+                <w:szCs w:val="40"/>
+              </w:rPr>
+              <w:t xml:space="preserve"> || </w:t>
+            </w:r>
+            <w:proofErr w:type="spellStart"/>
+            <w:r>
+              <w:rPr>
+                <w:rFonts w:ascii="BRH Devanagari Extra" w:hAnsi="BRH Devanagari Extra" w:cs="BRH Devanagari Extra"/>
+                <w:color w:val="000000"/>
+                <w:sz w:val="40"/>
+                <w:szCs w:val="40"/>
+              </w:rPr>
+              <w:t>ESè</w:t>
+            </w:r>
+            <w:proofErr w:type="spellEnd"/>
+            <w:r>
+              <w:rPr>
+                <w:rFonts w:ascii="BRH Devanagari Extra" w:hAnsi="BRH Devanagari Extra" w:cs="BRH Devanagari Extra"/>
+                <w:color w:val="000000"/>
+                <w:sz w:val="40"/>
+                <w:szCs w:val="40"/>
+              </w:rPr>
+              <w:t xml:space="preserve"> </w:t>
+            </w:r>
+            <w:proofErr w:type="spellStart"/>
+            <w:r>
+              <w:rPr>
+                <w:rFonts w:ascii="BRH Devanagari Extra" w:hAnsi="BRH Devanagari Extra" w:cs="BRH Devanagari Extra"/>
+                <w:color w:val="000000"/>
+                <w:sz w:val="40"/>
+                <w:szCs w:val="40"/>
+              </w:rPr>
+              <w:t>kÉÔ</w:t>
+            </w:r>
+            <w:proofErr w:type="spellEnd"/>
+            <w:r>
+              <w:rPr>
+                <w:rFonts w:ascii="BRH Malayalam Extra" w:hAnsi="BRH Malayalam Extra" w:cs="BRH Devanagari Extra"/>
+                <w:color w:val="000000"/>
+                <w:sz w:val="30"/>
+                <w:szCs w:val="40"/>
+              </w:rPr>
+              <w:t>–</w:t>
+            </w:r>
+            <w:proofErr w:type="spellStart"/>
+            <w:r>
+              <w:rPr>
+                <w:rFonts w:ascii="BRH Devanagari Extra" w:hAnsi="BRH Devanagari Extra" w:cs="BRH Devanagari Extra"/>
+                <w:color w:val="000000"/>
+                <w:sz w:val="40"/>
+                <w:szCs w:val="40"/>
+              </w:rPr>
+              <w:t>qÉÉxÉþÈ</w:t>
+            </w:r>
+            <w:proofErr w:type="spellEnd"/>
+            <w:r>
+              <w:rPr>
+                <w:rFonts w:ascii="BRH Devanagari Extra" w:hAnsi="BRH Devanagari Extra" w:cs="BRH Devanagari Extra"/>
+                <w:color w:val="000000"/>
+                <w:sz w:val="40"/>
+                <w:szCs w:val="40"/>
+              </w:rPr>
+              <w:t xml:space="preserve"> |</w:t>
+            </w:r>
+          </w:p>
+        </w:tc>
+      </w:tr>
+    </w:tbl>
+    <w:p>
+      <w:pPr>
+        <w:jc w:val="center"/>
+        <w:rPr>
+          <w:b/>
+          <w:bCs/>
+          <w:sz w:val="32"/>
+          <w:szCs w:val="32"/>
+          <w:u w:val="single"/>
+        </w:rPr>
+      </w:pPr>
+      <w:r>
+        <w:rPr>
+          <w:b/>
+          <w:bCs/>
+          <w:sz w:val="32"/>
+          <w:szCs w:val="32"/>
+          <w:u w:val="single"/>
+        </w:rPr>
+        <w:t>==================</w:t>
+      </w:r>
+    </w:p>
     <w:p>
       <w:pPr>
         <w:jc w:val="center"/>
@@ -23,7 +1356,6 @@
         </w:rPr>
         <w:t xml:space="preserve">TS </w:t>
       </w:r>
-      <w:proofErr w:type="spellStart"/>
       <w:r>
         <w:rPr>
           <w:b/>
@@ -34,7 +1366,6 @@
         </w:rPr>
         <w:t>Krama</w:t>
       </w:r>
-      <w:proofErr w:type="spellEnd"/>
       <w:r>
         <w:rPr>
           <w:b/>
@@ -43,29 +1374,7 @@
           <w:szCs w:val="32"/>
           <w:u w:val="single"/>
         </w:rPr>
-        <w:t xml:space="preserve"> </w:t>
-      </w:r>
-      <w:proofErr w:type="spellStart"/>
-      <w:r>
-        <w:rPr>
-          <w:b/>
-          <w:bCs/>
-          <w:sz w:val="32"/>
-          <w:szCs w:val="32"/>
-          <w:u w:val="single"/>
-        </w:rPr>
-        <w:t>Paatam</w:t>
-      </w:r>
-      <w:proofErr w:type="spellEnd"/>
-      <w:r>
-        <w:rPr>
-          <w:b/>
-          <w:bCs/>
-          <w:sz w:val="32"/>
-          <w:szCs w:val="32"/>
-          <w:u w:val="single"/>
-        </w:rPr>
-        <w:t xml:space="preserve"> – TS </w:t>
+        <w:t xml:space="preserve"> Paatam – TS </w:t>
       </w:r>
       <w:r>
         <w:rPr>
@@ -164,12 +1473,16 @@
               <w:spacing w:before="0" w:line="240" w:lineRule="auto"/>
               <w:jc w:val="center"/>
               <w:rPr>
+                <w:b/>
+                <w:bCs/>
                 <w:sz w:val="32"/>
                 <w:szCs w:val="32"/>
               </w:rPr>
             </w:pPr>
             <w:r>
               <w:rPr>
+                <w:b/>
+                <w:bCs/>
                 <w:sz w:val="32"/>
                 <w:szCs w:val="32"/>
               </w:rPr>
@@ -181,12 +1494,16 @@
               <w:spacing w:before="0" w:line="240" w:lineRule="auto"/>
               <w:jc w:val="center"/>
               <w:rPr>
+                <w:b/>
+                <w:bCs/>
                 <w:sz w:val="32"/>
                 <w:szCs w:val="32"/>
               </w:rPr>
             </w:pPr>
             <w:r>
               <w:rPr>
+                <w:b/>
+                <w:bCs/>
                 <w:sz w:val="32"/>
                 <w:szCs w:val="32"/>
               </w:rPr>
@@ -203,12 +1520,16 @@
               <w:spacing w:before="0" w:line="240" w:lineRule="auto"/>
               <w:jc w:val="center"/>
               <w:rPr>
+                <w:b/>
+                <w:bCs/>
                 <w:sz w:val="32"/>
                 <w:szCs w:val="32"/>
               </w:rPr>
             </w:pPr>
             <w:r>
               <w:rPr>
+                <w:b/>
+                <w:bCs/>
                 <w:sz w:val="32"/>
                 <w:szCs w:val="32"/>
               </w:rPr>
@@ -226,12 +1547,16 @@
               <w:ind w:right="-18"/>
               <w:jc w:val="center"/>
               <w:rPr>
+                <w:b/>
+                <w:bCs/>
                 <w:sz w:val="32"/>
                 <w:szCs w:val="32"/>
               </w:rPr>
             </w:pPr>
             <w:r>
               <w:rPr>
+                <w:b/>
+                <w:bCs/>
                 <w:sz w:val="32"/>
                 <w:szCs w:val="32"/>
               </w:rPr>
@@ -282,19 +1607,8 @@
                 <w:sz w:val="28"/>
                 <w:szCs w:val="32"/>
               </w:rPr>
-              <w:t xml:space="preserve">.1 – </w:t>
-            </w:r>
-            <w:proofErr w:type="spellStart"/>
-            <w:r>
-              <w:rPr>
-                <w:rFonts w:cs="Arial"/>
-                <w:b/>
-                <w:sz w:val="28"/>
-                <w:szCs w:val="32"/>
-              </w:rPr>
-              <w:t>Kramam</w:t>
-            </w:r>
-            <w:proofErr w:type="spellEnd"/>
+              <w:t>.1 – Kramam</w:t>
+            </w:r>
           </w:p>
           <w:p>
             <w:pPr>
@@ -314,45 +1628,14 @@
                 <w:szCs w:val="32"/>
               </w:rPr>
             </w:pPr>
-            <w:proofErr w:type="spellStart"/>
-            <w:r>
-              <w:rPr>
-                <w:rFonts w:cs="Arial"/>
-                <w:b/>
-                <w:sz w:val="28"/>
-                <w:szCs w:val="32"/>
-              </w:rPr>
-              <w:t>Krama</w:t>
-            </w:r>
-            <w:proofErr w:type="spellEnd"/>
-            <w:r>
-              <w:rPr>
-                <w:rFonts w:cs="Arial"/>
-                <w:b/>
-                <w:sz w:val="28"/>
-                <w:szCs w:val="32"/>
-              </w:rPr>
-              <w:t xml:space="preserve"> </w:t>
-            </w:r>
-            <w:proofErr w:type="spellStart"/>
-            <w:r>
-              <w:rPr>
-                <w:rFonts w:cs="Arial"/>
-                <w:b/>
-                <w:sz w:val="28"/>
-                <w:szCs w:val="32"/>
-              </w:rPr>
-              <w:t>Vaakyam</w:t>
-            </w:r>
-            <w:proofErr w:type="spellEnd"/>
-            <w:r>
-              <w:rPr>
-                <w:rFonts w:cs="Arial"/>
-                <w:b/>
-                <w:sz w:val="28"/>
-                <w:szCs w:val="32"/>
-              </w:rPr>
-              <w:t xml:space="preserve"> No.– </w:t>
+            <w:r>
+              <w:rPr>
+                <w:rFonts w:cs="Arial"/>
+                <w:b/>
+                <w:sz w:val="28"/>
+                <w:szCs w:val="32"/>
+              </w:rPr>
+              <w:t xml:space="preserve">Krama Vaakyam No.– </w:t>
             </w:r>
             <w:r>
               <w:rPr>
@@ -382,25 +1665,14 @@
                 <w:szCs w:val="32"/>
               </w:rPr>
             </w:pPr>
-            <w:proofErr w:type="spellStart"/>
-            <w:r>
-              <w:rPr>
-                <w:rFonts w:cs="Arial"/>
-                <w:b/>
-                <w:sz w:val="28"/>
-                <w:szCs w:val="32"/>
-              </w:rPr>
-              <w:t>Panchaati</w:t>
-            </w:r>
-            <w:proofErr w:type="spellEnd"/>
-            <w:r>
-              <w:rPr>
-                <w:rFonts w:cs="Arial"/>
-                <w:b/>
-                <w:sz w:val="28"/>
-                <w:szCs w:val="32"/>
-              </w:rPr>
-              <w:t xml:space="preserve"> No</w:t>
+            <w:r>
+              <w:rPr>
+                <w:rFonts w:cs="Arial"/>
+                <w:b/>
+                <w:sz w:val="28"/>
+                <w:szCs w:val="32"/>
+              </w:rPr>
+              <w:t>Panchaati No</w:t>
             </w:r>
             <w:r>
               <w:rPr>
@@ -911,6 +2183,7 @@
                 <w:sz w:val="28"/>
                 <w:szCs w:val="32"/>
               </w:rPr>
+              <w:lastRenderedPageBreak/>
               <w:t>T.S.4.4.6.2</w:t>
             </w:r>
             <w:r>
@@ -920,19 +2193,8 @@
                 <w:sz w:val="28"/>
                 <w:szCs w:val="32"/>
               </w:rPr>
-              <w:t xml:space="preserve"> – </w:t>
-            </w:r>
-            <w:proofErr w:type="spellStart"/>
-            <w:r>
-              <w:rPr>
-                <w:rFonts w:cs="Arial"/>
-                <w:b/>
-                <w:sz w:val="28"/>
-                <w:szCs w:val="32"/>
-              </w:rPr>
-              <w:t>Kramam</w:t>
-            </w:r>
-            <w:proofErr w:type="spellEnd"/>
+              <w:t xml:space="preserve"> – Kramam</w:t>
+            </w:r>
           </w:p>
           <w:p>
             <w:pPr>
@@ -952,45 +2214,14 @@
                 <w:szCs w:val="32"/>
               </w:rPr>
             </w:pPr>
-            <w:proofErr w:type="spellStart"/>
-            <w:r>
-              <w:rPr>
-                <w:rFonts w:cs="Arial"/>
-                <w:b/>
-                <w:sz w:val="28"/>
-                <w:szCs w:val="32"/>
-              </w:rPr>
-              <w:t>Krama</w:t>
-            </w:r>
-            <w:proofErr w:type="spellEnd"/>
-            <w:r>
-              <w:rPr>
-                <w:rFonts w:cs="Arial"/>
-                <w:b/>
-                <w:sz w:val="28"/>
-                <w:szCs w:val="32"/>
-              </w:rPr>
-              <w:t xml:space="preserve"> </w:t>
-            </w:r>
-            <w:proofErr w:type="spellStart"/>
-            <w:r>
-              <w:rPr>
-                <w:rFonts w:cs="Arial"/>
-                <w:b/>
-                <w:sz w:val="28"/>
-                <w:szCs w:val="32"/>
-              </w:rPr>
-              <w:t>Vaakyam</w:t>
-            </w:r>
-            <w:proofErr w:type="spellEnd"/>
-            <w:r>
-              <w:rPr>
-                <w:rFonts w:cs="Arial"/>
-                <w:b/>
-                <w:sz w:val="28"/>
-                <w:szCs w:val="32"/>
-              </w:rPr>
-              <w:t xml:space="preserve"> No.– </w:t>
+            <w:r>
+              <w:rPr>
+                <w:rFonts w:cs="Arial"/>
+                <w:b/>
+                <w:sz w:val="28"/>
+                <w:szCs w:val="32"/>
+              </w:rPr>
+              <w:t xml:space="preserve">Krama Vaakyam No.– </w:t>
             </w:r>
             <w:r>
               <w:rPr>
@@ -1020,25 +2251,14 @@
                 <w:szCs w:val="32"/>
               </w:rPr>
             </w:pPr>
-            <w:proofErr w:type="spellStart"/>
-            <w:r>
-              <w:rPr>
-                <w:rFonts w:cs="Arial"/>
-                <w:b/>
-                <w:sz w:val="28"/>
-                <w:szCs w:val="32"/>
-              </w:rPr>
-              <w:t>Panchaati</w:t>
-            </w:r>
-            <w:proofErr w:type="spellEnd"/>
-            <w:r>
-              <w:rPr>
-                <w:rFonts w:cs="Arial"/>
-                <w:b/>
-                <w:sz w:val="28"/>
-                <w:szCs w:val="32"/>
-              </w:rPr>
-              <w:t xml:space="preserve"> No</w:t>
+            <w:r>
+              <w:rPr>
+                <w:rFonts w:cs="Arial"/>
+                <w:b/>
+                <w:sz w:val="28"/>
+                <w:szCs w:val="32"/>
+              </w:rPr>
+              <w:t>Panchaati No</w:t>
             </w:r>
             <w:r>
               <w:rPr>
@@ -1387,19 +2607,8 @@
                 <w:sz w:val="28"/>
                 <w:szCs w:val="32"/>
               </w:rPr>
-              <w:t xml:space="preserve"> – </w:t>
-            </w:r>
-            <w:proofErr w:type="spellStart"/>
-            <w:r>
-              <w:rPr>
-                <w:rFonts w:cs="Arial"/>
-                <w:b/>
-                <w:sz w:val="28"/>
-                <w:szCs w:val="32"/>
-              </w:rPr>
-              <w:t>Kramam</w:t>
-            </w:r>
-            <w:proofErr w:type="spellEnd"/>
+              <w:t xml:space="preserve"> – Kramam</w:t>
+            </w:r>
           </w:p>
           <w:p>
             <w:pPr>
@@ -1419,45 +2628,14 @@
                 <w:szCs w:val="32"/>
               </w:rPr>
             </w:pPr>
-            <w:proofErr w:type="spellStart"/>
-            <w:r>
-              <w:rPr>
-                <w:rFonts w:cs="Arial"/>
-                <w:b/>
-                <w:sz w:val="28"/>
-                <w:szCs w:val="32"/>
-              </w:rPr>
-              <w:t>Krama</w:t>
-            </w:r>
-            <w:proofErr w:type="spellEnd"/>
-            <w:r>
-              <w:rPr>
-                <w:rFonts w:cs="Arial"/>
-                <w:b/>
-                <w:sz w:val="28"/>
-                <w:szCs w:val="32"/>
-              </w:rPr>
-              <w:t xml:space="preserve"> </w:t>
-            </w:r>
-            <w:proofErr w:type="spellStart"/>
-            <w:r>
-              <w:rPr>
-                <w:rFonts w:cs="Arial"/>
-                <w:b/>
-                <w:sz w:val="28"/>
-                <w:szCs w:val="32"/>
-              </w:rPr>
-              <w:t>Vaakyam</w:t>
-            </w:r>
-            <w:proofErr w:type="spellEnd"/>
-            <w:r>
-              <w:rPr>
-                <w:rFonts w:cs="Arial"/>
-                <w:b/>
-                <w:sz w:val="28"/>
-                <w:szCs w:val="32"/>
-              </w:rPr>
-              <w:t xml:space="preserve"> No.– </w:t>
+            <w:r>
+              <w:rPr>
+                <w:rFonts w:cs="Arial"/>
+                <w:b/>
+                <w:sz w:val="28"/>
+                <w:szCs w:val="32"/>
+              </w:rPr>
+              <w:t xml:space="preserve">Krama Vaakyam No.– </w:t>
             </w:r>
             <w:r>
               <w:rPr>
@@ -1487,25 +2665,14 @@
                 <w:szCs w:val="32"/>
               </w:rPr>
             </w:pPr>
-            <w:proofErr w:type="spellStart"/>
-            <w:r>
-              <w:rPr>
-                <w:rFonts w:cs="Arial"/>
-                <w:b/>
-                <w:sz w:val="28"/>
-                <w:szCs w:val="32"/>
-              </w:rPr>
-              <w:t>Panchaati</w:t>
-            </w:r>
-            <w:proofErr w:type="spellEnd"/>
-            <w:r>
-              <w:rPr>
-                <w:rFonts w:cs="Arial"/>
-                <w:b/>
-                <w:sz w:val="28"/>
-                <w:szCs w:val="32"/>
-              </w:rPr>
-              <w:t xml:space="preserve"> No</w:t>
+            <w:r>
+              <w:rPr>
+                <w:rFonts w:cs="Arial"/>
+                <w:b/>
+                <w:sz w:val="28"/>
+                <w:szCs w:val="32"/>
+              </w:rPr>
+              <w:t>Panchaati No</w:t>
             </w:r>
             <w:r>
               <w:rPr>
@@ -1589,7 +2756,6 @@
               </w:rPr>
               <w:t>–</w:t>
             </w:r>
-            <w:proofErr w:type="spellStart"/>
             <w:r>
               <w:rPr>
                 <w:rFonts w:ascii="BRH Devanagari Extra" w:hAnsi="BRH Devanagari Extra" w:cs="BRH Devanagari Extra"/>
@@ -1607,17 +2773,7 @@
                 <w:sz w:val="40"/>
                 <w:szCs w:val="40"/>
               </w:rPr>
-              <w:t>iÉåÌiÉþ</w:t>
-            </w:r>
-            <w:proofErr w:type="spellEnd"/>
-            <w:r>
-              <w:rPr>
-                <w:rFonts w:ascii="BRH Devanagari Extra" w:hAnsi="BRH Devanagari Extra" w:cs="BRH Devanagari Extra"/>
-                <w:color w:val="000000"/>
-                <w:sz w:val="40"/>
-                <w:szCs w:val="40"/>
-              </w:rPr>
-              <w:t xml:space="preserve"> </w:t>
+              <w:t xml:space="preserve">iÉåÌiÉþ </w:t>
             </w:r>
             <w:proofErr w:type="spellStart"/>
             <w:r>
@@ -1880,7 +3036,6 @@
         </w:rPr>
         <w:t xml:space="preserve">TS </w:t>
       </w:r>
-      <w:proofErr w:type="spellStart"/>
       <w:r>
         <w:rPr>
           <w:b/>
@@ -1891,7 +3046,6 @@
         </w:rPr>
         <w:t>Krama</w:t>
       </w:r>
-      <w:proofErr w:type="spellEnd"/>
       <w:r>
         <w:rPr>
           <w:b/>
@@ -1900,29 +3054,7 @@
           <w:szCs w:val="32"/>
           <w:u w:val="single"/>
         </w:rPr>
-        <w:t xml:space="preserve"> </w:t>
-      </w:r>
-      <w:proofErr w:type="spellStart"/>
-      <w:r>
-        <w:rPr>
-          <w:b/>
-          <w:bCs/>
-          <w:sz w:val="32"/>
-          <w:szCs w:val="32"/>
-          <w:u w:val="single"/>
-        </w:rPr>
-        <w:t>Paatam</w:t>
-      </w:r>
-      <w:proofErr w:type="spellEnd"/>
-      <w:r>
-        <w:rPr>
-          <w:b/>
-          <w:bCs/>
-          <w:sz w:val="32"/>
-          <w:szCs w:val="32"/>
-          <w:u w:val="single"/>
-        </w:rPr>
-        <w:t xml:space="preserve"> – TS </w:t>
+        <w:t xml:space="preserve"> Paatam – TS </w:t>
       </w:r>
       <w:r>
         <w:rPr>
@@ -2529,7 +3661,6 @@
                 <w:sz w:val="28"/>
                 <w:szCs w:val="32"/>
               </w:rPr>
-              <w:lastRenderedPageBreak/>
               <w:t>T.S.4.4.2.1 – Kramam</w:t>
             </w:r>
           </w:p>
@@ -2836,23 +3967,7 @@
                 <w:b/>
                 <w:bCs/>
               </w:rPr>
-              <w:t>(</w:t>
-            </w:r>
-            <w:proofErr w:type="spellStart"/>
-            <w:r>
-              <w:rPr>
-                <w:b/>
-                <w:bCs/>
-              </w:rPr>
-              <w:t>swara</w:t>
-            </w:r>
-            <w:proofErr w:type="spellEnd"/>
-            <w:r>
-              <w:rPr>
-                <w:b/>
-                <w:bCs/>
-              </w:rPr>
-              <w:t xml:space="preserve"> </w:t>
+              <w:t xml:space="preserve">(swara </w:t>
             </w:r>
             <w:proofErr w:type="spellStart"/>
             <w:r>
@@ -3480,6 +4595,7 @@
                 <w:sz w:val="28"/>
                 <w:szCs w:val="32"/>
               </w:rPr>
+              <w:lastRenderedPageBreak/>
               <w:t>T.S.4.4.2.3 – Kramam</w:t>
             </w:r>
           </w:p>
@@ -3650,25 +4766,14 @@
                 <w:szCs w:val="40"/>
               </w:rPr>
             </w:pPr>
-            <w:proofErr w:type="spellStart"/>
-            <w:r>
-              <w:rPr>
-                <w:rFonts w:ascii="BRH Devanagari Extra" w:hAnsi="BRH Devanagari Extra" w:cs="BRH Devanagari Extra"/>
-                <w:color w:val="000000"/>
-                <w:sz w:val="40"/>
-                <w:szCs w:val="40"/>
-              </w:rPr>
-              <w:t>mÉ</w:t>
-            </w:r>
-            <w:proofErr w:type="spellEnd"/>
-            <w:r>
-              <w:rPr>
-                <w:rFonts w:ascii="BRH Devanagari Extra" w:hAnsi="BRH Devanagari Extra" w:cs="BRH Devanagari Extra"/>
-                <w:color w:val="000000"/>
-                <w:sz w:val="40"/>
-                <w:szCs w:val="40"/>
-              </w:rPr>
-              <w:t>×</w:t>
+            <w:r>
+              <w:rPr>
+                <w:rFonts w:ascii="BRH Devanagari Extra" w:hAnsi="BRH Devanagari Extra" w:cs="BRH Devanagari Extra"/>
+                <w:color w:val="000000"/>
+                <w:sz w:val="40"/>
+                <w:szCs w:val="40"/>
+              </w:rPr>
+              <w:t>mÉ×</w:t>
             </w:r>
             <w:r>
               <w:rPr>
@@ -3844,25 +4949,14 @@
                 <w:szCs w:val="40"/>
               </w:rPr>
             </w:pPr>
-            <w:proofErr w:type="spellStart"/>
-            <w:r>
-              <w:rPr>
-                <w:rFonts w:ascii="BRH Devanagari Extra" w:hAnsi="BRH Devanagari Extra" w:cs="BRH Devanagari Extra"/>
-                <w:color w:val="000000"/>
-                <w:sz w:val="40"/>
-                <w:szCs w:val="40"/>
-              </w:rPr>
-              <w:t>mÉ</w:t>
-            </w:r>
-            <w:proofErr w:type="spellEnd"/>
-            <w:r>
-              <w:rPr>
-                <w:rFonts w:ascii="BRH Devanagari Extra" w:hAnsi="BRH Devanagari Extra" w:cs="BRH Devanagari Extra"/>
-                <w:color w:val="000000"/>
-                <w:sz w:val="40"/>
-                <w:szCs w:val="40"/>
-              </w:rPr>
-              <w:t>×</w:t>
+            <w:r>
+              <w:rPr>
+                <w:rFonts w:ascii="BRH Devanagari Extra" w:hAnsi="BRH Devanagari Extra" w:cs="BRH Devanagari Extra"/>
+                <w:color w:val="000000"/>
+                <w:sz w:val="40"/>
+                <w:szCs w:val="40"/>
+              </w:rPr>
+              <w:t>mÉ×</w:t>
             </w:r>
             <w:r>
               <w:rPr>
@@ -5255,19 +6349,8 @@
                 <w:sz w:val="40"/>
                 <w:szCs w:val="40"/>
               </w:rPr>
-              <w:t xml:space="preserve"> | </w:t>
-            </w:r>
-            <w:proofErr w:type="spellStart"/>
-            <w:r>
-              <w:rPr>
-                <w:rFonts w:ascii="BRH Devanagari Extra" w:hAnsi="BRH Devanagari Extra" w:cs="BRH Devanagari Extra"/>
-                <w:color w:val="000000"/>
-                <w:sz w:val="40"/>
-                <w:szCs w:val="40"/>
-              </w:rPr>
-              <w:t>rÉ</w:t>
-            </w:r>
-            <w:proofErr w:type="spellEnd"/>
+              <w:t xml:space="preserve"> | rÉ</w:t>
+            </w:r>
             <w:r>
               <w:rPr>
                 <w:rFonts w:ascii="BRH Malayalam Extra" w:hAnsi="BRH Malayalam Extra" w:cs="BRH Devanagari Extra"/>
@@ -5372,19 +6455,8 @@
                 <w:sz w:val="40"/>
                 <w:szCs w:val="40"/>
               </w:rPr>
-              <w:t xml:space="preserve"> | </w:t>
-            </w:r>
-            <w:proofErr w:type="spellStart"/>
-            <w:r>
-              <w:rPr>
-                <w:rFonts w:ascii="BRH Devanagari Extra" w:hAnsi="BRH Devanagari Extra" w:cs="BRH Devanagari Extra"/>
-                <w:color w:val="000000"/>
-                <w:sz w:val="40"/>
-                <w:szCs w:val="40"/>
-              </w:rPr>
-              <w:t>rÉ</w:t>
-            </w:r>
-            <w:proofErr w:type="spellEnd"/>
+              <w:t xml:space="preserve"> | rÉ</w:t>
+            </w:r>
             <w:r>
               <w:rPr>
                 <w:rFonts w:ascii="BRH Malayalam Extra" w:hAnsi="BRH Malayalam Extra" w:cs="BRH Devanagari Extra"/>
@@ -5480,7 +6552,6 @@
                 <w:sz w:val="28"/>
                 <w:szCs w:val="32"/>
               </w:rPr>
-              <w:lastRenderedPageBreak/>
               <w:t>T.S.4.4.4.2 – Kramam</w:t>
             </w:r>
           </w:p>
@@ -6099,7 +7170,6 @@
                 <w:lang w:val="en-IN" w:eastAsia="en-IN" w:bidi="ml-IN"/>
               </w:rPr>
             </w:pPr>
-            <w:proofErr w:type="spellStart"/>
             <w:r>
               <w:rPr>
                 <w:rFonts w:ascii="BRH Devanagari Extra" w:hAnsi="BRH Devanagari Extra" w:cs="BRH Devanagari Extra"/>
@@ -6109,7 +7179,6 @@
               </w:rPr>
               <w:t>xÉ</w:t>
             </w:r>
-            <w:proofErr w:type="spellEnd"/>
             <w:r>
               <w:rPr>
                 <w:rFonts w:ascii="BRH Malayalam Extra" w:hAnsi="BRH Malayalam Extra" w:cs="BRH Devanagari Extra"/>
@@ -6244,7 +7313,6 @@
                 <w:lang w:val="en-IN" w:eastAsia="en-IN" w:bidi="ml-IN"/>
               </w:rPr>
             </w:pPr>
-            <w:proofErr w:type="spellStart"/>
             <w:r>
               <w:rPr>
                 <w:rFonts w:ascii="BRH Devanagari Extra" w:hAnsi="BRH Devanagari Extra" w:cs="BRH Devanagari Extra"/>
@@ -6254,7 +7322,6 @@
               </w:rPr>
               <w:t>xÉ</w:t>
             </w:r>
-            <w:proofErr w:type="spellEnd"/>
             <w:r>
               <w:rPr>
                 <w:rFonts w:ascii="BRH Malayalam Extra" w:hAnsi="BRH Malayalam Extra" w:cs="BRH Devanagari Extra"/>
@@ -6417,6 +7484,7 @@
                 <w:sz w:val="28"/>
                 <w:szCs w:val="32"/>
               </w:rPr>
+              <w:lastRenderedPageBreak/>
               <w:t>T.S.4.4.4.6 – Kramam</w:t>
             </w:r>
           </w:p>
@@ -6891,19 +7959,8 @@
                 <w:sz w:val="40"/>
                 <w:szCs w:val="40"/>
               </w:rPr>
-              <w:t xml:space="preserve"> | </w:t>
-            </w:r>
-            <w:proofErr w:type="spellStart"/>
-            <w:r>
-              <w:rPr>
-                <w:rFonts w:ascii="BRH Devanagari Extra" w:hAnsi="BRH Devanagari Extra" w:cs="BRH Devanagari Extra"/>
-                <w:color w:val="000000"/>
-                <w:sz w:val="40"/>
-                <w:szCs w:val="40"/>
-              </w:rPr>
-              <w:t>pÉ</w:t>
-            </w:r>
-            <w:proofErr w:type="spellEnd"/>
+              <w:t xml:space="preserve"> | pÉ</w:t>
+            </w:r>
             <w:r>
               <w:rPr>
                 <w:rFonts w:ascii="BRH Malayalam Extra" w:hAnsi="BRH Malayalam Extra" w:cs="BRH Devanagari Extra"/>
@@ -7018,19 +8075,8 @@
                 <w:sz w:val="40"/>
                 <w:szCs w:val="40"/>
               </w:rPr>
-              <w:t xml:space="preserve"> | </w:t>
-            </w:r>
-            <w:proofErr w:type="spellStart"/>
-            <w:r>
-              <w:rPr>
-                <w:rFonts w:ascii="BRH Devanagari Extra" w:hAnsi="BRH Devanagari Extra" w:cs="BRH Devanagari Extra"/>
-                <w:color w:val="000000"/>
-                <w:sz w:val="40"/>
-                <w:szCs w:val="40"/>
-              </w:rPr>
-              <w:t>pÉ</w:t>
-            </w:r>
-            <w:proofErr w:type="spellEnd"/>
+              <w:t xml:space="preserve"> | pÉ</w:t>
+            </w:r>
             <w:r>
               <w:rPr>
                 <w:rFonts w:ascii="BRH Malayalam Extra" w:hAnsi="BRH Malayalam Extra" w:cs="BRH Devanagari Extra"/>
@@ -7126,19 +8172,8 @@
                 <w:sz w:val="28"/>
                 <w:szCs w:val="32"/>
               </w:rPr>
-              <w:t xml:space="preserve">T.S.4.4.4.6 – </w:t>
-            </w:r>
-            <w:proofErr w:type="spellStart"/>
-            <w:r>
-              <w:rPr>
-                <w:rFonts w:cs="Arial"/>
-                <w:b/>
-                <w:sz w:val="28"/>
-                <w:szCs w:val="32"/>
-              </w:rPr>
-              <w:t>Kramam</w:t>
-            </w:r>
-            <w:proofErr w:type="spellEnd"/>
+              <w:t>T.S.4.4.4.6 – Kramam</w:t>
+            </w:r>
           </w:p>
           <w:p>
             <w:pPr>
@@ -7393,19 +8428,8 @@
                 <w:sz w:val="40"/>
                 <w:szCs w:val="40"/>
               </w:rPr>
-              <w:t xml:space="preserve">× - </w:t>
-            </w:r>
-            <w:proofErr w:type="spellStart"/>
-            <w:r>
-              <w:rPr>
-                <w:rFonts w:ascii="BRH Devanagari Extra" w:hAnsi="BRH Devanagari Extra" w:cs="BRH Devanagari Extra"/>
-                <w:color w:val="000000"/>
-                <w:sz w:val="40"/>
-                <w:szCs w:val="40"/>
-              </w:rPr>
-              <w:t>prÉ</w:t>
-            </w:r>
-            <w:proofErr w:type="spellEnd"/>
+              <w:t>× - prÉ</w:t>
+            </w:r>
             <w:r>
               <w:rPr>
                 <w:rFonts w:ascii="BRH Malayalam Extra" w:hAnsi="BRH Malayalam Extra" w:cs="BRH Devanagari Extra"/>
@@ -7577,7 +8601,6 @@
               </w:rPr>
               <w:t xml:space="preserve"> </w:t>
             </w:r>
-            <w:proofErr w:type="spellStart"/>
             <w:r>
               <w:rPr>
                 <w:rFonts w:ascii="BRH Devanagari Extra" w:hAnsi="BRH Devanagari Extra" w:cs="BRH Devanagari Extra"/>
@@ -7588,7 +8611,6 @@
               </w:rPr>
               <w:t>xiÉÉ</w:t>
             </w:r>
-            <w:proofErr w:type="spellEnd"/>
             <w:r>
               <w:rPr>
                 <w:rFonts w:ascii="BRH Malayalam Extra" w:hAnsi="BRH Malayalam Extra" w:cs="BRH Devanagari Extra"/>
@@ -7617,19 +8639,8 @@
                 <w:sz w:val="40"/>
                 <w:szCs w:val="40"/>
               </w:rPr>
-              <w:t xml:space="preserve">× - </w:t>
-            </w:r>
-            <w:proofErr w:type="spellStart"/>
-            <w:r>
-              <w:rPr>
-                <w:rFonts w:ascii="BRH Devanagari Extra" w:hAnsi="BRH Devanagari Extra" w:cs="BRH Devanagari Extra"/>
-                <w:color w:val="000000"/>
-                <w:sz w:val="40"/>
-                <w:szCs w:val="40"/>
-              </w:rPr>
-              <w:t>prÉ</w:t>
-            </w:r>
-            <w:proofErr w:type="spellEnd"/>
+              <w:t>× - prÉ</w:t>
+            </w:r>
             <w:r>
               <w:rPr>
                 <w:rFonts w:ascii="BRH Malayalam Extra" w:hAnsi="BRH Malayalam Extra" w:cs="BRH Devanagari Extra"/>
@@ -7807,19 +8818,8 @@
                 <w:sz w:val="40"/>
                 <w:szCs w:val="40"/>
               </w:rPr>
-              <w:t xml:space="preserve"> | </w:t>
-            </w:r>
-            <w:proofErr w:type="spellStart"/>
-            <w:r>
-              <w:rPr>
-                <w:rFonts w:ascii="BRH Devanagari Extra" w:hAnsi="BRH Devanagari Extra" w:cs="BRH Devanagari Extra"/>
-                <w:color w:val="000000"/>
-                <w:sz w:val="40"/>
-                <w:szCs w:val="40"/>
-              </w:rPr>
-              <w:t>pÉ</w:t>
-            </w:r>
-            <w:proofErr w:type="spellEnd"/>
+              <w:t xml:space="preserve"> | pÉ</w:t>
+            </w:r>
             <w:r>
               <w:rPr>
                 <w:rFonts w:ascii="BRH Malayalam Extra" w:hAnsi="BRH Malayalam Extra" w:cs="BRH Devanagari Extra"/>
@@ -7934,19 +8934,8 @@
                 <w:sz w:val="40"/>
                 <w:szCs w:val="40"/>
               </w:rPr>
-              <w:t xml:space="preserve"> | </w:t>
-            </w:r>
-            <w:proofErr w:type="spellStart"/>
-            <w:r>
-              <w:rPr>
-                <w:rFonts w:ascii="BRH Devanagari Extra" w:hAnsi="BRH Devanagari Extra" w:cs="BRH Devanagari Extra"/>
-                <w:color w:val="000000"/>
-                <w:sz w:val="40"/>
-                <w:szCs w:val="40"/>
-              </w:rPr>
-              <w:t>pÉ</w:t>
-            </w:r>
-            <w:proofErr w:type="spellEnd"/>
+              <w:t xml:space="preserve"> | pÉ</w:t>
+            </w:r>
             <w:r>
               <w:rPr>
                 <w:rFonts w:ascii="BRH Malayalam Extra" w:hAnsi="BRH Malayalam Extra" w:cs="BRH Devanagari Extra"/>
@@ -8156,19 +9145,8 @@
                 <w:sz w:val="40"/>
                 <w:szCs w:val="40"/>
               </w:rPr>
-              <w:t xml:space="preserve"> </w:t>
-            </w:r>
-            <w:proofErr w:type="spellStart"/>
-            <w:r>
-              <w:rPr>
-                <w:rFonts w:ascii="BRH Devanagari Extra" w:hAnsi="BRH Devanagari Extra" w:cs="BRH Devanagari Extra"/>
-                <w:color w:val="000000"/>
-                <w:sz w:val="40"/>
-                <w:szCs w:val="40"/>
-              </w:rPr>
-              <w:t>xÉ</w:t>
-            </w:r>
-            <w:proofErr w:type="spellEnd"/>
+              <w:t xml:space="preserve"> xÉ</w:t>
+            </w:r>
             <w:r>
               <w:rPr>
                 <w:rFonts w:ascii="BRH Malayalam Extra" w:hAnsi="BRH Malayalam Extra" w:cs="BRH Devanagari Extra"/>
@@ -8242,19 +9220,8 @@
                 <w:sz w:val="40"/>
                 <w:szCs w:val="40"/>
               </w:rPr>
-              <w:t xml:space="preserve"> </w:t>
-            </w:r>
-            <w:proofErr w:type="spellStart"/>
-            <w:r>
-              <w:rPr>
-                <w:rFonts w:ascii="BRH Devanagari Extra" w:hAnsi="BRH Devanagari Extra" w:cs="BRH Devanagari Extra"/>
-                <w:color w:val="000000"/>
-                <w:sz w:val="40"/>
-                <w:szCs w:val="40"/>
-              </w:rPr>
-              <w:t>xÉ</w:t>
-            </w:r>
-            <w:proofErr w:type="spellEnd"/>
+              <w:t xml:space="preserve"> xÉ</w:t>
+            </w:r>
             <w:r>
               <w:rPr>
                 <w:rFonts w:ascii="BRH Malayalam Extra" w:hAnsi="BRH Malayalam Extra" w:cs="BRH Devanagari Extra"/>
@@ -8320,7 +9287,6 @@
                 <w:sz w:val="28"/>
                 <w:szCs w:val="32"/>
               </w:rPr>
-              <w:lastRenderedPageBreak/>
               <w:t>T.S.4.4.6.2 – Kramam</w:t>
             </w:r>
           </w:p>
@@ -8925,19 +9891,8 @@
                 <w:sz w:val="28"/>
                 <w:szCs w:val="32"/>
               </w:rPr>
-              <w:t xml:space="preserve">T.S.4.4.6.2 – </w:t>
-            </w:r>
-            <w:proofErr w:type="spellStart"/>
-            <w:r>
-              <w:rPr>
-                <w:rFonts w:cs="Arial"/>
-                <w:b/>
-                <w:sz w:val="28"/>
-                <w:szCs w:val="32"/>
-              </w:rPr>
-              <w:t>Kramam</w:t>
-            </w:r>
-            <w:proofErr w:type="spellEnd"/>
+              <w:t>T.S.4.4.6.2 – Kramam</w:t>
+            </w:r>
           </w:p>
           <w:p>
             <w:pPr>
@@ -9332,7 +10287,6 @@
               </w:rPr>
               <w:t>–</w:t>
             </w:r>
-            <w:proofErr w:type="spellStart"/>
             <w:r>
               <w:rPr>
                 <w:rFonts w:ascii="BRH Devanagari Extra" w:eastAsia="Times New Roman" w:hAnsi="BRH Devanagari Extra" w:cs="BRH Devanagari Extra"/>
@@ -9344,6 +10298,7 @@
               </w:rPr>
               <w:t>Uç</w:t>
             </w:r>
+            <w:proofErr w:type="spellStart"/>
             <w:r>
               <w:rPr>
                 <w:rFonts w:ascii="BRH Devanagari Extra" w:hAnsi="BRH Devanagari Extra" w:cs="BRH Devanagari Extra"/>
@@ -9431,6 +10386,7 @@
                 <w:sz w:val="28"/>
                 <w:szCs w:val="32"/>
               </w:rPr>
+              <w:lastRenderedPageBreak/>
               <w:t>T.S.4.4.9.1 – Kramam</w:t>
             </w:r>
           </w:p>
@@ -9595,19 +10551,8 @@
                 <w:sz w:val="40"/>
                 <w:szCs w:val="40"/>
               </w:rPr>
-              <w:t xml:space="preserve"> </w:t>
-            </w:r>
-            <w:proofErr w:type="spellStart"/>
-            <w:r>
-              <w:rPr>
-                <w:rFonts w:ascii="BRH Devanagari Extra" w:hAnsi="BRH Devanagari Extra" w:cs="BRH Devanagari Extra"/>
-                <w:color w:val="000000"/>
-                <w:sz w:val="40"/>
-                <w:szCs w:val="40"/>
-              </w:rPr>
-              <w:t>rÉ</w:t>
-            </w:r>
-            <w:proofErr w:type="spellEnd"/>
+              <w:t xml:space="preserve"> rÉ</w:t>
+            </w:r>
             <w:r>
               <w:rPr>
                 <w:rFonts w:ascii="BRH Malayalam Extra" w:hAnsi="BRH Malayalam Extra" w:cs="BRH Devanagari Extra"/>
@@ -9736,19 +10681,8 @@
                 <w:sz w:val="40"/>
                 <w:szCs w:val="40"/>
               </w:rPr>
-              <w:t xml:space="preserve"> </w:t>
-            </w:r>
-            <w:proofErr w:type="spellStart"/>
-            <w:r>
-              <w:rPr>
-                <w:rFonts w:ascii="BRH Devanagari Extra" w:hAnsi="BRH Devanagari Extra" w:cs="BRH Devanagari Extra"/>
-                <w:color w:val="000000"/>
-                <w:sz w:val="40"/>
-                <w:szCs w:val="40"/>
-              </w:rPr>
-              <w:t>rÉ</w:t>
-            </w:r>
-            <w:proofErr w:type="spellEnd"/>
+              <w:t xml:space="preserve"> rÉ</w:t>
+            </w:r>
             <w:r>
               <w:rPr>
                 <w:rFonts w:ascii="BRH Malayalam Extra" w:hAnsi="BRH Malayalam Extra" w:cs="BRH Devanagari Extra"/>
@@ -10823,7 +11757,6 @@
                 <w:szCs w:val="40"/>
               </w:rPr>
             </w:pPr>
-            <w:proofErr w:type="spellStart"/>
             <w:r>
               <w:rPr>
                 <w:rFonts w:ascii="BRH Devanagari Extra" w:hAnsi="BRH Devanagari Extra" w:cs="BRH Devanagari Extra"/>
@@ -10833,7 +11766,6 @@
               </w:rPr>
               <w:t>xÉ</w:t>
             </w:r>
-            <w:proofErr w:type="spellEnd"/>
             <w:r>
               <w:rPr>
                 <w:rFonts w:ascii="BRH Malayalam Extra" w:hAnsi="BRH Malayalam Extra" w:cs="BRH Devanagari Extra"/>
@@ -11095,7 +12027,6 @@
                 <w:szCs w:val="40"/>
               </w:rPr>
             </w:pPr>
-            <w:proofErr w:type="spellStart"/>
             <w:r>
               <w:rPr>
                 <w:rFonts w:ascii="BRH Devanagari Extra" w:hAnsi="BRH Devanagari Extra" w:cs="BRH Devanagari Extra"/>
@@ -11105,7 +12036,6 @@
               </w:rPr>
               <w:t>xÉ</w:t>
             </w:r>
-            <w:proofErr w:type="spellEnd"/>
             <w:r>
               <w:rPr>
                 <w:rFonts w:ascii="BRH Malayalam Extra" w:hAnsi="BRH Malayalam Extra" w:cs="BRH Devanagari Extra"/>
@@ -11414,7 +12344,6 @@
                 <w:sz w:val="28"/>
                 <w:szCs w:val="32"/>
               </w:rPr>
-              <w:lastRenderedPageBreak/>
               <w:t>T.S.4.4.11.4 – Kramam</w:t>
             </w:r>
           </w:p>
@@ -11633,7 +12562,6 @@
               </w:rPr>
               <w:t>–</w:t>
             </w:r>
-            <w:proofErr w:type="spellStart"/>
             <w:r>
               <w:rPr>
                 <w:rFonts w:ascii="BRH Devanagari Extra" w:eastAsia="Times New Roman" w:hAnsi="BRH Devanagari Extra" w:cs="BRH Devanagari Extra"/>
@@ -11645,6 +12573,7 @@
               </w:rPr>
               <w:t>Uç</w:t>
             </w:r>
+            <w:proofErr w:type="spellStart"/>
             <w:r>
               <w:rPr>
                 <w:rFonts w:ascii="BRH Devanagari Extra" w:hAnsi="BRH Devanagari Extra" w:cs="BRH Devanagari Extra"/>
@@ -11815,25 +12744,14 @@
                 <w:szCs w:val="40"/>
               </w:rPr>
             </w:pPr>
-            <w:proofErr w:type="spellStart"/>
-            <w:r>
-              <w:rPr>
-                <w:rFonts w:ascii="BRH Devanagari Extra" w:hAnsi="BRH Devanagari Extra" w:cs="BRH Devanagari Extra"/>
-                <w:color w:val="000000"/>
-                <w:sz w:val="40"/>
-                <w:szCs w:val="40"/>
-              </w:rPr>
-              <w:t>oÉ</w:t>
-            </w:r>
-            <w:proofErr w:type="spellEnd"/>
-            <w:r>
-              <w:rPr>
-                <w:rFonts w:ascii="BRH Devanagari Extra" w:hAnsi="BRH Devanagari Extra" w:cs="BRH Devanagari Extra"/>
-                <w:color w:val="000000"/>
-                <w:sz w:val="40"/>
-                <w:szCs w:val="40"/>
-              </w:rPr>
-              <w:t>×</w:t>
+            <w:r>
+              <w:rPr>
+                <w:rFonts w:ascii="BRH Devanagari Extra" w:hAnsi="BRH Devanagari Extra" w:cs="BRH Devanagari Extra"/>
+                <w:color w:val="000000"/>
+                <w:sz w:val="40"/>
+                <w:szCs w:val="40"/>
+              </w:rPr>
+              <w:t>oÉ×</w:t>
             </w:r>
             <w:r>
               <w:rPr>
@@ -11962,25 +12880,14 @@
                 <w:szCs w:val="40"/>
               </w:rPr>
             </w:pPr>
-            <w:proofErr w:type="spellStart"/>
-            <w:r>
-              <w:rPr>
-                <w:rFonts w:ascii="BRH Devanagari Extra" w:hAnsi="BRH Devanagari Extra" w:cs="BRH Devanagari Extra"/>
-                <w:color w:val="000000"/>
-                <w:sz w:val="40"/>
-                <w:szCs w:val="40"/>
-              </w:rPr>
-              <w:t>oÉ</w:t>
-            </w:r>
-            <w:proofErr w:type="spellEnd"/>
-            <w:r>
-              <w:rPr>
-                <w:rFonts w:ascii="BRH Devanagari Extra" w:hAnsi="BRH Devanagari Extra" w:cs="BRH Devanagari Extra"/>
-                <w:color w:val="000000"/>
-                <w:sz w:val="40"/>
-                <w:szCs w:val="40"/>
-              </w:rPr>
-              <w:t>×</w:t>
+            <w:r>
+              <w:rPr>
+                <w:rFonts w:ascii="BRH Devanagari Extra" w:hAnsi="BRH Devanagari Extra" w:cs="BRH Devanagari Extra"/>
+                <w:color w:val="000000"/>
+                <w:sz w:val="40"/>
+                <w:szCs w:val="40"/>
+              </w:rPr>
+              <w:t>oÉ×</w:t>
             </w:r>
             <w:r>
               <w:rPr>
@@ -12461,6 +13368,7 @@
           <w:szCs w:val="40"/>
           <w:lang w:val="en-IN" w:eastAsia="en-IN"/>
         </w:rPr>
+        <w:lastRenderedPageBreak/>
         <w:t>"</w:t>
       </w:r>
       <w:proofErr w:type="spellStart"/>
@@ -12597,8 +13505,6 @@
           <w:bCs/>
         </w:rPr>
       </w:pPr>
-      <w:bookmarkStart w:id="0" w:name="_GoBack"/>
-      <w:bookmarkEnd w:id="0"/>
       <w:r>
         <w:rPr>
           <w:b/>
@@ -12971,7 +13877,7 @@
 </file>
 
 <file path=word/endnotes.xml><?xml version="1.0" encoding="utf-8"?>
-<w:endnotes xmlns:wpc="http://schemas.microsoft.com/office/word/2010/wordprocessingCanvas" xmlns:cx="http://schemas.microsoft.com/office/drawing/2014/chartex" xmlns:cx1="http://schemas.microsoft.com/office/drawing/2015/9/8/chartex" xmlns:mc="http://schemas.openxmlformats.org/markup-compatibility/2006" xmlns:o="urn:schemas-microsoft-com:office:office" xmlns:r="http://schemas.openxmlformats.org/officeDocument/2006/relationships" xmlns:m="http://schemas.openxmlformats.org/officeDocument/2006/math" xmlns:v="urn:schemas-microsoft-com:vml" xmlns:wp14="http://schemas.microsoft.com/office/word/2010/wordprocessingDrawing" xmlns:wp="http://schemas.openxmlformats.org/drawingml/2006/wordprocessingDrawing" xmlns:w10="urn:schemas-microsoft-com:office:word" xmlns:w="http://schemas.openxmlformats.org/wordprocessingml/2006/main" xmlns:w14="http://schemas.microsoft.com/office/word/2010/wordml" xmlns:w15="http://schemas.microsoft.com/office/word/2012/wordml" xmlns:w16se="http://schemas.microsoft.com/office/word/2015/wordml/symex" xmlns:wpg="http://schemas.microsoft.com/office/word/2010/wordprocessingGroup" xmlns:wpi="http://schemas.microsoft.com/office/word/2010/wordprocessingInk" xmlns:wne="http://schemas.microsoft.com/office/word/2006/wordml" xmlns:wps="http://schemas.microsoft.com/office/word/2010/wordprocessingShape" mc:Ignorable="w14 w15 w16se wp14">
+<w:endnotes xmlns:wpc="http://schemas.microsoft.com/office/word/2010/wordprocessingCanvas" xmlns:cx="http://schemas.microsoft.com/office/drawing/2014/chartex" xmlns:cx1="http://schemas.microsoft.com/office/drawing/2015/9/8/chartex" xmlns:cx2="http://schemas.microsoft.com/office/drawing/2015/10/21/chartex" xmlns:cx3="http://schemas.microsoft.com/office/drawing/2016/5/9/chartex" xmlns:cx4="http://schemas.microsoft.com/office/drawing/2016/5/10/chartex" xmlns:cx5="http://schemas.microsoft.com/office/drawing/2016/5/11/chartex" xmlns:cx6="http://schemas.microsoft.com/office/drawing/2016/5/12/chartex" xmlns:cx7="http://schemas.microsoft.com/office/drawing/2016/5/13/chartex" xmlns:cx8="http://schemas.microsoft.com/office/drawing/2016/5/14/chartex" xmlns:mc="http://schemas.openxmlformats.org/markup-compatibility/2006" xmlns:aink="http://schemas.microsoft.com/office/drawing/2016/ink" xmlns:am3d="http://schemas.microsoft.com/office/drawing/2017/model3d" xmlns:o="urn:schemas-microsoft-com:office:office" xmlns:oel="http://schemas.microsoft.com/office/2019/extlst" xmlns:r="http://schemas.openxmlformats.org/officeDocument/2006/relationships" xmlns:m="http://schemas.openxmlformats.org/officeDocument/2006/math" xmlns:v="urn:schemas-microsoft-com:vml" xmlns:wp14="http://schemas.microsoft.com/office/word/2010/wordprocessingDrawing" xmlns:wp="http://schemas.openxmlformats.org/drawingml/2006/wordprocessingDrawing" xmlns:w10="urn:schemas-microsoft-com:office:word" xmlns:w="http://schemas.openxmlformats.org/wordprocessingml/2006/main" xmlns:w14="http://schemas.microsoft.com/office/word/2010/wordml" xmlns:w15="http://schemas.microsoft.com/office/word/2012/wordml" xmlns:w16cei="http://schemas.microsoft.com/office/word/2026/wordml/cei" xmlns:w16cex="http://schemas.microsoft.com/office/word/2018/wordml/cex" xmlns:w16cid="http://schemas.microsoft.com/office/word/2016/wordml/cid" xmlns:w16="http://schemas.microsoft.com/office/word/2018/wordml" xmlns:w16du="http://schemas.microsoft.com/office/word/2023/wordml/word16du" xmlns:w16sdtdh="http://schemas.microsoft.com/office/word/2020/wordml/sdtdatahash" xmlns:w16sdtfl="http://schemas.microsoft.com/office/word/2024/wordml/sdtformatlock" xmlns:w16se="http://schemas.microsoft.com/office/word/2015/wordml/symex" xmlns:wpg="http://schemas.microsoft.com/office/word/2010/wordprocessingGroup" xmlns:wpi="http://schemas.microsoft.com/office/word/2010/wordprocessingInk" xmlns:wne="http://schemas.microsoft.com/office/word/2006/wordml" xmlns:wps="http://schemas.microsoft.com/office/word/2010/wordprocessingShape" mc:Ignorable="w14 w15 w16se w16cid w16 w16cex w16sdtdh w16sdtfl w16du wp14">
   <w:endnote w:type="separator" w:id="-1">
     <w:p>
       <w:pPr>
@@ -12996,7 +13902,7 @@
 </file>
 
 <file path=word/footer1.xml><?xml version="1.0" encoding="utf-8"?>
-<w:ftr xmlns:wpc="http://schemas.microsoft.com/office/word/2010/wordprocessingCanvas" xmlns:cx="http://schemas.microsoft.com/office/drawing/2014/chartex" xmlns:cx1="http://schemas.microsoft.com/office/drawing/2015/9/8/chartex" xmlns:mc="http://schemas.openxmlformats.org/markup-compatibility/2006" xmlns:o="urn:schemas-microsoft-com:office:office" xmlns:r="http://schemas.openxmlformats.org/officeDocument/2006/relationships" xmlns:m="http://schemas.openxmlformats.org/officeDocument/2006/math" xmlns:v="urn:schemas-microsoft-com:vml" xmlns:wp14="http://schemas.microsoft.com/office/word/2010/wordprocessingDrawing" xmlns:wp="http://schemas.openxmlformats.org/drawingml/2006/wordprocessingDrawing" xmlns:w10="urn:schemas-microsoft-com:office:word" xmlns:w="http://schemas.openxmlformats.org/wordprocessingml/2006/main" xmlns:w14="http://schemas.microsoft.com/office/word/2010/wordml" xmlns:w15="http://schemas.microsoft.com/office/word/2012/wordml" xmlns:w16se="http://schemas.microsoft.com/office/word/2015/wordml/symex" xmlns:wpg="http://schemas.microsoft.com/office/word/2010/wordprocessingGroup" xmlns:wpi="http://schemas.microsoft.com/office/word/2010/wordprocessingInk" xmlns:wne="http://schemas.microsoft.com/office/word/2006/wordml" xmlns:wps="http://schemas.microsoft.com/office/word/2010/wordprocessingShape" mc:Ignorable="w14 w15 w16se wp14">
+<w:ftr xmlns:wpc="http://schemas.microsoft.com/office/word/2010/wordprocessingCanvas" xmlns:cx="http://schemas.microsoft.com/office/drawing/2014/chartex" xmlns:cx1="http://schemas.microsoft.com/office/drawing/2015/9/8/chartex" xmlns:cx2="http://schemas.microsoft.com/office/drawing/2015/10/21/chartex" xmlns:cx3="http://schemas.microsoft.com/office/drawing/2016/5/9/chartex" xmlns:cx4="http://schemas.microsoft.com/office/drawing/2016/5/10/chartex" xmlns:cx5="http://schemas.microsoft.com/office/drawing/2016/5/11/chartex" xmlns:cx6="http://schemas.microsoft.com/office/drawing/2016/5/12/chartex" xmlns:cx7="http://schemas.microsoft.com/office/drawing/2016/5/13/chartex" xmlns:cx8="http://schemas.microsoft.com/office/drawing/2016/5/14/chartex" xmlns:mc="http://schemas.openxmlformats.org/markup-compatibility/2006" xmlns:aink="http://schemas.microsoft.com/office/drawing/2016/ink" xmlns:am3d="http://schemas.microsoft.com/office/drawing/2017/model3d" xmlns:o="urn:schemas-microsoft-com:office:office" xmlns:oel="http://schemas.microsoft.com/office/2019/extlst" xmlns:r="http://schemas.openxmlformats.org/officeDocument/2006/relationships" xmlns:m="http://schemas.openxmlformats.org/officeDocument/2006/math" xmlns:v="urn:schemas-microsoft-com:vml" xmlns:wp14="http://schemas.microsoft.com/office/word/2010/wordprocessingDrawing" xmlns:wp="http://schemas.openxmlformats.org/drawingml/2006/wordprocessingDrawing" xmlns:w10="urn:schemas-microsoft-com:office:word" xmlns:w="http://schemas.openxmlformats.org/wordprocessingml/2006/main" xmlns:w14="http://schemas.microsoft.com/office/word/2010/wordml" xmlns:w15="http://schemas.microsoft.com/office/word/2012/wordml" xmlns:w16cei="http://schemas.microsoft.com/office/word/2026/wordml/cei" xmlns:w16cex="http://schemas.microsoft.com/office/word/2018/wordml/cex" xmlns:w16cid="http://schemas.microsoft.com/office/word/2016/wordml/cid" xmlns:w16="http://schemas.microsoft.com/office/word/2018/wordml" xmlns:w16du="http://schemas.microsoft.com/office/word/2023/wordml/word16du" xmlns:w16sdtdh="http://schemas.microsoft.com/office/word/2020/wordml/sdtdatahash" xmlns:w16sdtfl="http://schemas.microsoft.com/office/word/2024/wordml/sdtformatlock" xmlns:w16se="http://schemas.microsoft.com/office/word/2015/wordml/symex" xmlns:wpg="http://schemas.microsoft.com/office/word/2010/wordprocessingGroup" xmlns:wpi="http://schemas.microsoft.com/office/word/2010/wordprocessingInk" xmlns:wne="http://schemas.microsoft.com/office/word/2006/wordml" xmlns:wps="http://schemas.microsoft.com/office/word/2010/wordprocessingShape" mc:Ignorable="w14 w15 w16se w16cid w16 w16cex w16sdtdh w16sdtfl w16du wp14">
   <w:p>
     <w:pPr>
       <w:pBdr>
@@ -13049,14 +13955,35 @@
         <w:bCs/>
       </w:rPr>
       <w:tab/>
-      <w:t xml:space="preserve">              v</w:t>
+      <w:t xml:space="preserve">             </w:t>
     </w:r>
     <w:r>
       <w:rPr>
         <w:b/>
         <w:bCs/>
       </w:rPr>
-      <w:t>edavms@gmail.com</w:t>
+      <w:t>www.</w:t>
+    </w:r>
+    <w:r>
+      <w:rPr>
+        <w:b/>
+        <w:bCs/>
+      </w:rPr>
+      <w:t>v</w:t>
+    </w:r>
+    <w:r>
+      <w:rPr>
+        <w:b/>
+        <w:bCs/>
+      </w:rPr>
+      <w:t>edavms</w:t>
+    </w:r>
+    <w:r>
+      <w:rPr>
+        <w:b/>
+        <w:bCs/>
+      </w:rPr>
+      <w:t>.in</w:t>
     </w:r>
     <w:r>
       <w:rPr>
@@ -13072,6 +13999,13 @@
       </w:rPr>
       <w:tab/>
       <w:t xml:space="preserve"> </w:t>
+    </w:r>
+    <w:r>
+      <w:rPr>
+        <w:b/>
+        <w:bCs/>
+      </w:rPr>
+      <w:t xml:space="preserve">                      </w:t>
     </w:r>
     <w:r>
       <w:tab/>
@@ -13178,7 +14112,7 @@
 </file>
 
 <file path=word/footer2.xml><?xml version="1.0" encoding="utf-8"?>
-<w:ftr xmlns:wpc="http://schemas.microsoft.com/office/word/2010/wordprocessingCanvas" xmlns:cx="http://schemas.microsoft.com/office/drawing/2014/chartex" xmlns:cx1="http://schemas.microsoft.com/office/drawing/2015/9/8/chartex" xmlns:mc="http://schemas.openxmlformats.org/markup-compatibility/2006" xmlns:o="urn:schemas-microsoft-com:office:office" xmlns:r="http://schemas.openxmlformats.org/officeDocument/2006/relationships" xmlns:m="http://schemas.openxmlformats.org/officeDocument/2006/math" xmlns:v="urn:schemas-microsoft-com:vml" xmlns:wp14="http://schemas.microsoft.com/office/word/2010/wordprocessingDrawing" xmlns:wp="http://schemas.openxmlformats.org/drawingml/2006/wordprocessingDrawing" xmlns:w10="urn:schemas-microsoft-com:office:word" xmlns:w="http://schemas.openxmlformats.org/wordprocessingml/2006/main" xmlns:w14="http://schemas.microsoft.com/office/word/2010/wordml" xmlns:w15="http://schemas.microsoft.com/office/word/2012/wordml" xmlns:w16se="http://schemas.microsoft.com/office/word/2015/wordml/symex" xmlns:wpg="http://schemas.microsoft.com/office/word/2010/wordprocessingGroup" xmlns:wpi="http://schemas.microsoft.com/office/word/2010/wordprocessingInk" xmlns:wne="http://schemas.microsoft.com/office/word/2006/wordml" xmlns:wps="http://schemas.microsoft.com/office/word/2010/wordprocessingShape" mc:Ignorable="w14 w15 w16se wp14">
+<w:ftr xmlns:wpc="http://schemas.microsoft.com/office/word/2010/wordprocessingCanvas" xmlns:cx="http://schemas.microsoft.com/office/drawing/2014/chartex" xmlns:cx1="http://schemas.microsoft.com/office/drawing/2015/9/8/chartex" xmlns:cx2="http://schemas.microsoft.com/office/drawing/2015/10/21/chartex" xmlns:cx3="http://schemas.microsoft.com/office/drawing/2016/5/9/chartex" xmlns:cx4="http://schemas.microsoft.com/office/drawing/2016/5/10/chartex" xmlns:cx5="http://schemas.microsoft.com/office/drawing/2016/5/11/chartex" xmlns:cx6="http://schemas.microsoft.com/office/drawing/2016/5/12/chartex" xmlns:cx7="http://schemas.microsoft.com/office/drawing/2016/5/13/chartex" xmlns:cx8="http://schemas.microsoft.com/office/drawing/2016/5/14/chartex" xmlns:mc="http://schemas.openxmlformats.org/markup-compatibility/2006" xmlns:aink="http://schemas.microsoft.com/office/drawing/2016/ink" xmlns:am3d="http://schemas.microsoft.com/office/drawing/2017/model3d" xmlns:o="urn:schemas-microsoft-com:office:office" xmlns:oel="http://schemas.microsoft.com/office/2019/extlst" xmlns:r="http://schemas.openxmlformats.org/officeDocument/2006/relationships" xmlns:m="http://schemas.openxmlformats.org/officeDocument/2006/math" xmlns:v="urn:schemas-microsoft-com:vml" xmlns:wp14="http://schemas.microsoft.com/office/word/2010/wordprocessingDrawing" xmlns:wp="http://schemas.openxmlformats.org/drawingml/2006/wordprocessingDrawing" xmlns:w10="urn:schemas-microsoft-com:office:word" xmlns:w="http://schemas.openxmlformats.org/wordprocessingml/2006/main" xmlns:w14="http://schemas.microsoft.com/office/word/2010/wordml" xmlns:w15="http://schemas.microsoft.com/office/word/2012/wordml" xmlns:w16cei="http://schemas.microsoft.com/office/word/2026/wordml/cei" xmlns:w16cex="http://schemas.microsoft.com/office/word/2018/wordml/cex" xmlns:w16cid="http://schemas.microsoft.com/office/word/2016/wordml/cid" xmlns:w16="http://schemas.microsoft.com/office/word/2018/wordml" xmlns:w16du="http://schemas.microsoft.com/office/word/2023/wordml/word16du" xmlns:w16sdtdh="http://schemas.microsoft.com/office/word/2020/wordml/sdtdatahash" xmlns:w16sdtfl="http://schemas.microsoft.com/office/word/2024/wordml/sdtformatlock" xmlns:w16se="http://schemas.microsoft.com/office/word/2015/wordml/symex" xmlns:wpg="http://schemas.microsoft.com/office/word/2010/wordprocessingGroup" xmlns:wpi="http://schemas.microsoft.com/office/word/2010/wordprocessingInk" xmlns:wne="http://schemas.microsoft.com/office/word/2006/wordml" xmlns:wps="http://schemas.microsoft.com/office/word/2010/wordprocessingShape" mc:Ignorable="w14 w15 w16se w16cid w16 w16cex w16sdtdh w16sdtfl w16du wp14">
   <w:p>
     <w:pPr>
       <w:pBdr>
@@ -13266,6 +14200,19 @@
         <w:bCs/>
       </w:rPr>
       <w:tab/>
+    </w:r>
+    <w:r>
+      <w:rPr>
+        <w:b/>
+        <w:bCs/>
+      </w:rPr>
+      <w:t xml:space="preserve">            </w:t>
+    </w:r>
+    <w:r>
+      <w:rPr>
+        <w:b/>
+        <w:bCs/>
+      </w:rPr>
       <w:t xml:space="preserve"> </w:t>
     </w:r>
     <w:r>
@@ -13381,7 +14328,7 @@
 </file>
 
 <file path=word/footnotes.xml><?xml version="1.0" encoding="utf-8"?>
-<w:footnotes xmlns:wpc="http://schemas.microsoft.com/office/word/2010/wordprocessingCanvas" xmlns:cx="http://schemas.microsoft.com/office/drawing/2014/chartex" xmlns:cx1="http://schemas.microsoft.com/office/drawing/2015/9/8/chartex" xmlns:mc="http://schemas.openxmlformats.org/markup-compatibility/2006" xmlns:o="urn:schemas-microsoft-com:office:office" xmlns:r="http://schemas.openxmlformats.org/officeDocument/2006/relationships" xmlns:m="http://schemas.openxmlformats.org/officeDocument/2006/math" xmlns:v="urn:schemas-microsoft-com:vml" xmlns:wp14="http://schemas.microsoft.com/office/word/2010/wordprocessingDrawing" xmlns:wp="http://schemas.openxmlformats.org/drawingml/2006/wordprocessingDrawing" xmlns:w10="urn:schemas-microsoft-com:office:word" xmlns:w="http://schemas.openxmlformats.org/wordprocessingml/2006/main" xmlns:w14="http://schemas.microsoft.com/office/word/2010/wordml" xmlns:w15="http://schemas.microsoft.com/office/word/2012/wordml" xmlns:w16se="http://schemas.microsoft.com/office/word/2015/wordml/symex" xmlns:wpg="http://schemas.microsoft.com/office/word/2010/wordprocessingGroup" xmlns:wpi="http://schemas.microsoft.com/office/word/2010/wordprocessingInk" xmlns:wne="http://schemas.microsoft.com/office/word/2006/wordml" xmlns:wps="http://schemas.microsoft.com/office/word/2010/wordprocessingShape" mc:Ignorable="w14 w15 w16se wp14">
+<w:footnotes xmlns:wpc="http://schemas.microsoft.com/office/word/2010/wordprocessingCanvas" xmlns:cx="http://schemas.microsoft.com/office/drawing/2014/chartex" xmlns:cx1="http://schemas.microsoft.com/office/drawing/2015/9/8/chartex" xmlns:cx2="http://schemas.microsoft.com/office/drawing/2015/10/21/chartex" xmlns:cx3="http://schemas.microsoft.com/office/drawing/2016/5/9/chartex" xmlns:cx4="http://schemas.microsoft.com/office/drawing/2016/5/10/chartex" xmlns:cx5="http://schemas.microsoft.com/office/drawing/2016/5/11/chartex" xmlns:cx6="http://schemas.microsoft.com/office/drawing/2016/5/12/chartex" xmlns:cx7="http://schemas.microsoft.com/office/drawing/2016/5/13/chartex" xmlns:cx8="http://schemas.microsoft.com/office/drawing/2016/5/14/chartex" xmlns:mc="http://schemas.openxmlformats.org/markup-compatibility/2006" xmlns:aink="http://schemas.microsoft.com/office/drawing/2016/ink" xmlns:am3d="http://schemas.microsoft.com/office/drawing/2017/model3d" xmlns:o="urn:schemas-microsoft-com:office:office" xmlns:oel="http://schemas.microsoft.com/office/2019/extlst" xmlns:r="http://schemas.openxmlformats.org/officeDocument/2006/relationships" xmlns:m="http://schemas.openxmlformats.org/officeDocument/2006/math" xmlns:v="urn:schemas-microsoft-com:vml" xmlns:wp14="http://schemas.microsoft.com/office/word/2010/wordprocessingDrawing" xmlns:wp="http://schemas.openxmlformats.org/drawingml/2006/wordprocessingDrawing" xmlns:w10="urn:schemas-microsoft-com:office:word" xmlns:w="http://schemas.openxmlformats.org/wordprocessingml/2006/main" xmlns:w14="http://schemas.microsoft.com/office/word/2010/wordml" xmlns:w15="http://schemas.microsoft.com/office/word/2012/wordml" xmlns:w16cei="http://schemas.microsoft.com/office/word/2026/wordml/cei" xmlns:w16cex="http://schemas.microsoft.com/office/word/2018/wordml/cex" xmlns:w16cid="http://schemas.microsoft.com/office/word/2016/wordml/cid" xmlns:w16="http://schemas.microsoft.com/office/word/2018/wordml" xmlns:w16du="http://schemas.microsoft.com/office/word/2023/wordml/word16du" xmlns:w16sdtdh="http://schemas.microsoft.com/office/word/2020/wordml/sdtdatahash" xmlns:w16sdtfl="http://schemas.microsoft.com/office/word/2024/wordml/sdtformatlock" xmlns:w16se="http://schemas.microsoft.com/office/word/2015/wordml/symex" xmlns:wpg="http://schemas.microsoft.com/office/word/2010/wordprocessingGroup" xmlns:wpi="http://schemas.microsoft.com/office/word/2010/wordprocessingInk" xmlns:wne="http://schemas.microsoft.com/office/word/2006/wordml" xmlns:wps="http://schemas.microsoft.com/office/word/2010/wordprocessingShape" mc:Ignorable="w14 w15 w16se w16cid w16 w16cex w16sdtdh w16sdtfl w16du wp14">
   <w:footnote w:type="separator" w:id="-1">
     <w:p>
       <w:pPr>
@@ -13406,7 +14353,7 @@
 </file>
 
 <file path=word/header1.xml><?xml version="1.0" encoding="utf-8"?>
-<w:hdr xmlns:wpc="http://schemas.microsoft.com/office/word/2010/wordprocessingCanvas" xmlns:cx="http://schemas.microsoft.com/office/drawing/2014/chartex" xmlns:cx1="http://schemas.microsoft.com/office/drawing/2015/9/8/chartex" xmlns:mc="http://schemas.openxmlformats.org/markup-compatibility/2006" xmlns:o="urn:schemas-microsoft-com:office:office" xmlns:r="http://schemas.openxmlformats.org/officeDocument/2006/relationships" xmlns:m="http://schemas.openxmlformats.org/officeDocument/2006/math" xmlns:v="urn:schemas-microsoft-com:vml" xmlns:wp14="http://schemas.microsoft.com/office/word/2010/wordprocessingDrawing" xmlns:wp="http://schemas.openxmlformats.org/drawingml/2006/wordprocessingDrawing" xmlns:w10="urn:schemas-microsoft-com:office:word" xmlns:w="http://schemas.openxmlformats.org/wordprocessingml/2006/main" xmlns:w14="http://schemas.microsoft.com/office/word/2010/wordml" xmlns:w15="http://schemas.microsoft.com/office/word/2012/wordml" xmlns:w16se="http://schemas.microsoft.com/office/word/2015/wordml/symex" xmlns:wpg="http://schemas.microsoft.com/office/word/2010/wordprocessingGroup" xmlns:wpi="http://schemas.microsoft.com/office/word/2010/wordprocessingInk" xmlns:wne="http://schemas.microsoft.com/office/word/2006/wordml" xmlns:wps="http://schemas.microsoft.com/office/word/2010/wordprocessingShape" mc:Ignorable="w14 w15 w16se wp14">
+<w:hdr xmlns:wpc="http://schemas.microsoft.com/office/word/2010/wordprocessingCanvas" xmlns:cx="http://schemas.microsoft.com/office/drawing/2014/chartex" xmlns:cx1="http://schemas.microsoft.com/office/drawing/2015/9/8/chartex" xmlns:cx2="http://schemas.microsoft.com/office/drawing/2015/10/21/chartex" xmlns:cx3="http://schemas.microsoft.com/office/drawing/2016/5/9/chartex" xmlns:cx4="http://schemas.microsoft.com/office/drawing/2016/5/10/chartex" xmlns:cx5="http://schemas.microsoft.com/office/drawing/2016/5/11/chartex" xmlns:cx6="http://schemas.microsoft.com/office/drawing/2016/5/12/chartex" xmlns:cx7="http://schemas.microsoft.com/office/drawing/2016/5/13/chartex" xmlns:cx8="http://schemas.microsoft.com/office/drawing/2016/5/14/chartex" xmlns:mc="http://schemas.openxmlformats.org/markup-compatibility/2006" xmlns:aink="http://schemas.microsoft.com/office/drawing/2016/ink" xmlns:am3d="http://schemas.microsoft.com/office/drawing/2017/model3d" xmlns:o="urn:schemas-microsoft-com:office:office" xmlns:oel="http://schemas.microsoft.com/office/2019/extlst" xmlns:r="http://schemas.openxmlformats.org/officeDocument/2006/relationships" xmlns:m="http://schemas.openxmlformats.org/officeDocument/2006/math" xmlns:v="urn:schemas-microsoft-com:vml" xmlns:wp14="http://schemas.microsoft.com/office/word/2010/wordprocessingDrawing" xmlns:wp="http://schemas.openxmlformats.org/drawingml/2006/wordprocessingDrawing" xmlns:w10="urn:schemas-microsoft-com:office:word" xmlns:w="http://schemas.openxmlformats.org/wordprocessingml/2006/main" xmlns:w14="http://schemas.microsoft.com/office/word/2010/wordml" xmlns:w15="http://schemas.microsoft.com/office/word/2012/wordml" xmlns:w16cei="http://schemas.microsoft.com/office/word/2026/wordml/cei" xmlns:w16cex="http://schemas.microsoft.com/office/word/2018/wordml/cex" xmlns:w16cid="http://schemas.microsoft.com/office/word/2016/wordml/cid" xmlns:w16="http://schemas.microsoft.com/office/word/2018/wordml" xmlns:w16du="http://schemas.microsoft.com/office/word/2023/wordml/word16du" xmlns:w16sdtdh="http://schemas.microsoft.com/office/word/2020/wordml/sdtdatahash" xmlns:w16sdtfl="http://schemas.microsoft.com/office/word/2024/wordml/sdtformatlock" xmlns:w16se="http://schemas.microsoft.com/office/word/2015/wordml/symex" xmlns:wpg="http://schemas.microsoft.com/office/word/2010/wordprocessingGroup" xmlns:wpi="http://schemas.microsoft.com/office/word/2010/wordprocessingInk" xmlns:wne="http://schemas.microsoft.com/office/word/2006/wordml" xmlns:wps="http://schemas.microsoft.com/office/word/2010/wordprocessingShape" mc:Ignorable="w14 w15 w16se w16cid w16 w16cex w16sdtdh w16sdtfl w16du wp14">
   <w:p>
     <w:pPr>
       <w:pStyle w:val="Header"/>
@@ -13419,7 +14366,7 @@
 </file>
 
 <file path=word/header2.xml><?xml version="1.0" encoding="utf-8"?>
-<w:hdr xmlns:wpc="http://schemas.microsoft.com/office/word/2010/wordprocessingCanvas" xmlns:cx="http://schemas.microsoft.com/office/drawing/2014/chartex" xmlns:cx1="http://schemas.microsoft.com/office/drawing/2015/9/8/chartex" xmlns:mc="http://schemas.openxmlformats.org/markup-compatibility/2006" xmlns:o="urn:schemas-microsoft-com:office:office" xmlns:r="http://schemas.openxmlformats.org/officeDocument/2006/relationships" xmlns:m="http://schemas.openxmlformats.org/officeDocument/2006/math" xmlns:v="urn:schemas-microsoft-com:vml" xmlns:wp14="http://schemas.microsoft.com/office/word/2010/wordprocessingDrawing" xmlns:wp="http://schemas.openxmlformats.org/drawingml/2006/wordprocessingDrawing" xmlns:w10="urn:schemas-microsoft-com:office:word" xmlns:w="http://schemas.openxmlformats.org/wordprocessingml/2006/main" xmlns:w14="http://schemas.microsoft.com/office/word/2010/wordml" xmlns:w15="http://schemas.microsoft.com/office/word/2012/wordml" xmlns:w16se="http://schemas.microsoft.com/office/word/2015/wordml/symex" xmlns:wpg="http://schemas.microsoft.com/office/word/2010/wordprocessingGroup" xmlns:wpi="http://schemas.microsoft.com/office/word/2010/wordprocessingInk" xmlns:wne="http://schemas.microsoft.com/office/word/2006/wordml" xmlns:wps="http://schemas.microsoft.com/office/word/2010/wordprocessingShape" mc:Ignorable="w14 w15 w16se wp14">
+<w:hdr xmlns:wpc="http://schemas.microsoft.com/office/word/2010/wordprocessingCanvas" xmlns:cx="http://schemas.microsoft.com/office/drawing/2014/chartex" xmlns:cx1="http://schemas.microsoft.com/office/drawing/2015/9/8/chartex" xmlns:cx2="http://schemas.microsoft.com/office/drawing/2015/10/21/chartex" xmlns:cx3="http://schemas.microsoft.com/office/drawing/2016/5/9/chartex" xmlns:cx4="http://schemas.microsoft.com/office/drawing/2016/5/10/chartex" xmlns:cx5="http://schemas.microsoft.com/office/drawing/2016/5/11/chartex" xmlns:cx6="http://schemas.microsoft.com/office/drawing/2016/5/12/chartex" xmlns:cx7="http://schemas.microsoft.com/office/drawing/2016/5/13/chartex" xmlns:cx8="http://schemas.microsoft.com/office/drawing/2016/5/14/chartex" xmlns:mc="http://schemas.openxmlformats.org/markup-compatibility/2006" xmlns:aink="http://schemas.microsoft.com/office/drawing/2016/ink" xmlns:am3d="http://schemas.microsoft.com/office/drawing/2017/model3d" xmlns:o="urn:schemas-microsoft-com:office:office" xmlns:oel="http://schemas.microsoft.com/office/2019/extlst" xmlns:r="http://schemas.openxmlformats.org/officeDocument/2006/relationships" xmlns:m="http://schemas.openxmlformats.org/officeDocument/2006/math" xmlns:v="urn:schemas-microsoft-com:vml" xmlns:wp14="http://schemas.microsoft.com/office/word/2010/wordprocessingDrawing" xmlns:wp="http://schemas.openxmlformats.org/drawingml/2006/wordprocessingDrawing" xmlns:w10="urn:schemas-microsoft-com:office:word" xmlns:w="http://schemas.openxmlformats.org/wordprocessingml/2006/main" xmlns:w14="http://schemas.microsoft.com/office/word/2010/wordml" xmlns:w15="http://schemas.microsoft.com/office/word/2012/wordml" xmlns:w16cei="http://schemas.microsoft.com/office/word/2026/wordml/cei" xmlns:w16cex="http://schemas.microsoft.com/office/word/2018/wordml/cex" xmlns:w16cid="http://schemas.microsoft.com/office/word/2016/wordml/cid" xmlns:w16="http://schemas.microsoft.com/office/word/2018/wordml" xmlns:w16du="http://schemas.microsoft.com/office/word/2023/wordml/word16du" xmlns:w16sdtdh="http://schemas.microsoft.com/office/word/2020/wordml/sdtdatahash" xmlns:w16sdtfl="http://schemas.microsoft.com/office/word/2024/wordml/sdtformatlock" xmlns:w16se="http://schemas.microsoft.com/office/word/2015/wordml/symex" xmlns:wpg="http://schemas.microsoft.com/office/word/2010/wordprocessingGroup" xmlns:wpi="http://schemas.microsoft.com/office/word/2010/wordprocessingInk" xmlns:wne="http://schemas.microsoft.com/office/word/2006/wordml" xmlns:wps="http://schemas.microsoft.com/office/word/2010/wordprocessingShape" mc:Ignorable="w14 w15 w16se w16cid w16 w16cex w16sdtdh w16sdtfl w16du wp14">
   <w:p>
     <w:pPr>
       <w:pStyle w:val="Header"/>
@@ -13432,7 +14379,7 @@
 </file>
 
 <file path=word/styles.xml><?xml version="1.0" encoding="utf-8"?>
-<w:styles xmlns:mc="http://schemas.openxmlformats.org/markup-compatibility/2006" xmlns:r="http://schemas.openxmlformats.org/officeDocument/2006/relationships" xmlns:w="http://schemas.openxmlformats.org/wordprocessingml/2006/main" xmlns:w14="http://schemas.microsoft.com/office/word/2010/wordml" xmlns:w15="http://schemas.microsoft.com/office/word/2012/wordml" xmlns:w16se="http://schemas.microsoft.com/office/word/2015/wordml/symex" mc:Ignorable="w14 w15 w16se">
+<w:styles xmlns:mc="http://schemas.openxmlformats.org/markup-compatibility/2006" xmlns:r="http://schemas.openxmlformats.org/officeDocument/2006/relationships" xmlns:w="http://schemas.openxmlformats.org/wordprocessingml/2006/main" xmlns:w14="http://schemas.microsoft.com/office/word/2010/wordml" xmlns:w15="http://schemas.microsoft.com/office/word/2012/wordml" xmlns:w16cex="http://schemas.microsoft.com/office/word/2018/wordml/cex" xmlns:w16cid="http://schemas.microsoft.com/office/word/2016/wordml/cid" xmlns:w16="http://schemas.microsoft.com/office/word/2018/wordml" xmlns:w16du="http://schemas.microsoft.com/office/word/2023/wordml/word16du" xmlns:w16sdtdh="http://schemas.microsoft.com/office/word/2020/wordml/sdtdatahash" xmlns:w16sdtfl="http://schemas.microsoft.com/office/word/2024/wordml/sdtformatlock" xmlns:w16se="http://schemas.microsoft.com/office/word/2015/wordml/symex" mc:Ignorable="w14 w15 w16se w16cid w16 w16cex w16sdtdh w16sdtfl w16du">
   <w:docDefaults>
     <w:rPrDefault>
       <w:rPr>
@@ -13442,7 +14389,7 @@
     </w:rPrDefault>
     <w:pPrDefault/>
   </w:docDefaults>
-  <w:latentStyles w:defLockedState="0" w:defUIPriority="99" w:defSemiHidden="0" w:defUnhideWhenUsed="0" w:defQFormat="0" w:count="371">
+  <w:latentStyles w:defLockedState="0" w:defUIPriority="99" w:defSemiHidden="0" w:defUnhideWhenUsed="0" w:defQFormat="0" w:count="376">
     <w:lsdException w:name="Normal" w:uiPriority="0" w:qFormat="1"/>
     <w:lsdException w:name="heading 1" w:uiPriority="9" w:qFormat="1"/>
     <w:lsdException w:name="heading 2" w:semiHidden="1" w:uiPriority="9" w:unhideWhenUsed="1" w:qFormat="1"/>
@@ -13814,11 +14761,16 @@
     <w:lsdException w:name="List Table 5 Dark Accent 6" w:uiPriority="50"/>
     <w:lsdException w:name="List Table 6 Colorful Accent 6" w:uiPriority="51"/>
     <w:lsdException w:name="List Table 7 Colorful Accent 6" w:uiPriority="52"/>
+    <w:lsdException w:name="Mention" w:semiHidden="1" w:unhideWhenUsed="1"/>
+    <w:lsdException w:name="Smart Hyperlink" w:semiHidden="1" w:unhideWhenUsed="1"/>
+    <w:lsdException w:name="Hashtag" w:semiHidden="1" w:unhideWhenUsed="1"/>
+    <w:lsdException w:name="Unresolved Mention" w:semiHidden="1" w:unhideWhenUsed="1"/>
+    <w:lsdException w:name="Smart Link" w:semiHidden="1" w:unhideWhenUsed="1"/>
   </w:latentStyles>
   <w:style w:type="paragraph" w:default="1" w:styleId="Normal">
     <w:name w:val="Normal"/>
     <w:qFormat/>
-    <w:rsid w:val="00076C05"/>
+    <w:rsid w:val="0004103B"/>
     <w:pPr>
       <w:spacing w:before="120" w:line="276" w:lineRule="auto"/>
     </w:pPr>

--- a/TS-Kramam/TS-4.4/TS 4.4 Sanskrit Krama Paatam Corrections.docx
+++ b/TS-Kramam/TS-4.4/TS 4.4 Sanskrit Krama Paatam Corrections.docx
@@ -84,7 +84,6 @@
         </w:rPr>
         <w:t xml:space="preserve">Observed till </w:t>
       </w:r>
-      <w:proofErr w:type="spellStart"/>
       <w:r>
         <w:rPr>
           <w:b/>
@@ -97,7 +96,6 @@
         </w:rPr>
         <w:t>xxxxxxxxx</w:t>
       </w:r>
-      <w:proofErr w:type="spellEnd"/>
     </w:p>
     <w:p>
       <w:pPr>
@@ -418,7 +416,6 @@
               </w:rPr>
               <w:t>–</w:t>
             </w:r>
-            <w:proofErr w:type="spellStart"/>
             <w:r>
               <w:rPr>
                 <w:rFonts w:ascii="BRH Devanagari Extra" w:hAnsi="BRH Devanagari Extra" w:cs="BRH Devanagari Extra"/>
@@ -427,66 +424,37 @@
               </w:rPr>
               <w:t>liÉuÉ</w:t>
             </w:r>
-            <w:proofErr w:type="spellEnd"/>
-            <w:r>
-              <w:rPr>
-                <w:rFonts w:ascii="BRH Malayalam Extra" w:hAnsi="BRH Malayalam Extra" w:cs="BRH Devanagari Extra"/>
-                <w:sz w:val="30"/>
-                <w:szCs w:val="40"/>
-              </w:rPr>
-              <w:t>–</w:t>
-            </w:r>
-            <w:r>
-              <w:rPr>
-                <w:rFonts w:ascii="BRH Devanagari Extra" w:hAnsi="BRH Devanagari Extra" w:cs="BRH Devanagari Extra"/>
-                <w:sz w:val="40"/>
-                <w:szCs w:val="40"/>
-              </w:rPr>
-              <w:t xml:space="preserve"> </w:t>
-            </w:r>
-            <w:proofErr w:type="spellStart"/>
-            <w:r>
-              <w:rPr>
-                <w:rFonts w:ascii="BRH Devanagari Extra" w:hAnsi="BRH Devanagari Extra" w:cs="BRH Devanagari Extra"/>
-                <w:sz w:val="40"/>
-                <w:szCs w:val="40"/>
-              </w:rPr>
-              <w:t>CÌiÉþ</w:t>
-            </w:r>
-            <w:proofErr w:type="spellEnd"/>
-            <w:r>
-              <w:rPr>
-                <w:rFonts w:ascii="BRH Devanagari Extra" w:hAnsi="BRH Devanagari Extra" w:cs="BRH Devanagari Extra"/>
-                <w:sz w:val="40"/>
-                <w:szCs w:val="40"/>
-              </w:rPr>
-              <w:t xml:space="preserve"> eÉ</w:t>
-            </w:r>
-            <w:r>
-              <w:rPr>
-                <w:rFonts w:ascii="BRH Malayalam Extra" w:hAnsi="BRH Malayalam Extra" w:cs="BRH Devanagari Extra"/>
-                <w:sz w:val="30"/>
-                <w:szCs w:val="40"/>
-              </w:rPr>
-              <w:t>–</w:t>
-            </w:r>
-            <w:proofErr w:type="spellStart"/>
-            <w:r>
-              <w:rPr>
-                <w:rFonts w:ascii="BRH Devanagari Extra" w:hAnsi="BRH Devanagari Extra" w:cs="BRH Devanagari Extra"/>
-                <w:sz w:val="40"/>
-                <w:szCs w:val="40"/>
-              </w:rPr>
-              <w:t>liÉuÉþÈ</w:t>
-            </w:r>
-            <w:proofErr w:type="spellEnd"/>
-            <w:r>
-              <w:rPr>
-                <w:rFonts w:ascii="BRH Devanagari Extra" w:hAnsi="BRH Devanagari Extra" w:cs="BRH Devanagari Extra"/>
-                <w:sz w:val="40"/>
-                <w:szCs w:val="40"/>
-              </w:rPr>
-              <w:t xml:space="preserve"> || </w:t>
+            <w:r>
+              <w:rPr>
+                <w:rFonts w:ascii="BRH Malayalam Extra" w:hAnsi="BRH Malayalam Extra" w:cs="BRH Devanagari Extra"/>
+                <w:sz w:val="30"/>
+                <w:szCs w:val="40"/>
+              </w:rPr>
+              <w:t>–</w:t>
+            </w:r>
+            <w:r>
+              <w:rPr>
+                <w:rFonts w:ascii="BRH Devanagari Extra" w:hAnsi="BRH Devanagari Extra" w:cs="BRH Devanagari Extra"/>
+                <w:sz w:val="40"/>
+                <w:szCs w:val="40"/>
+              </w:rPr>
+              <w:t xml:space="preserve"> CÌiÉþ eÉ</w:t>
+            </w:r>
+            <w:r>
+              <w:rPr>
+                <w:rFonts w:ascii="BRH Malayalam Extra" w:hAnsi="BRH Malayalam Extra" w:cs="BRH Devanagari Extra"/>
+                <w:sz w:val="30"/>
+                <w:szCs w:val="40"/>
+              </w:rPr>
+              <w:t>–</w:t>
+            </w:r>
+            <w:r>
+              <w:rPr>
+                <w:rFonts w:ascii="BRH Devanagari Extra" w:hAnsi="BRH Devanagari Extra" w:cs="BRH Devanagari Extra"/>
+                <w:sz w:val="40"/>
+                <w:szCs w:val="40"/>
+              </w:rPr>
+              <w:t xml:space="preserve">liÉuÉþÈ || </w:t>
             </w:r>
             <w:r>
               <w:rPr>
@@ -496,7 +464,6 @@
               </w:rPr>
               <w:br/>
             </w:r>
-            <w:proofErr w:type="spellStart"/>
             <w:r>
               <w:rPr>
                 <w:rFonts w:ascii="BRH Devanagari Extra" w:hAnsi="BRH Devanagari Extra" w:cs="BRH Devanagari Extra"/>
@@ -505,41 +472,21 @@
               </w:rPr>
               <w:t>zÉÉå</w:t>
             </w:r>
-            <w:proofErr w:type="spellEnd"/>
-            <w:r>
-              <w:rPr>
-                <w:rFonts w:ascii="BRH Malayalam Extra" w:hAnsi="BRH Malayalam Extra" w:cs="BRH Devanagari Extra"/>
-                <w:sz w:val="30"/>
-                <w:szCs w:val="40"/>
-              </w:rPr>
-              <w:t>–</w:t>
-            </w:r>
-            <w:proofErr w:type="spellStart"/>
-            <w:r>
-              <w:rPr>
-                <w:rFonts w:ascii="BRH Devanagari Extra" w:hAnsi="BRH Devanagari Extra" w:cs="BRH Devanagari Extra"/>
-                <w:sz w:val="40"/>
-                <w:szCs w:val="40"/>
-              </w:rPr>
-              <w:t>ÍcÉwMåüþzÉqÉç</w:t>
-            </w:r>
-            <w:proofErr w:type="spellEnd"/>
-            <w:r>
-              <w:rPr>
-                <w:rFonts w:ascii="BRH Devanagari Extra" w:hAnsi="BRH Devanagari Extra" w:cs="BRH Devanagari Extra"/>
-                <w:sz w:val="40"/>
-                <w:szCs w:val="40"/>
-              </w:rPr>
-              <w:t xml:space="preserve"> </w:t>
-            </w:r>
-            <w:proofErr w:type="spellStart"/>
-            <w:r>
-              <w:rPr>
-                <w:rFonts w:ascii="BRH Devanagari Extra" w:hAnsi="BRH Devanagari Extra" w:cs="BRH Devanagari Extra"/>
-                <w:sz w:val="40"/>
-                <w:szCs w:val="40"/>
-              </w:rPr>
-              <w:t>mÉÑÂ</w:t>
+            <w:r>
+              <w:rPr>
+                <w:rFonts w:ascii="BRH Malayalam Extra" w:hAnsi="BRH Malayalam Extra" w:cs="BRH Devanagari Extra"/>
+                <w:sz w:val="30"/>
+                <w:szCs w:val="40"/>
+              </w:rPr>
+              <w:t>–</w:t>
+            </w:r>
+            <w:r>
+              <w:rPr>
+                <w:rFonts w:ascii="BRH Devanagari Extra" w:hAnsi="BRH Devanagari Extra" w:cs="BRH Devanagari Extra"/>
+                <w:sz w:val="40"/>
+                <w:szCs w:val="40"/>
+              </w:rPr>
+              <w:t>ÍcÉwMåüþzÉqÉç mÉÑÂ</w:t>
             </w:r>
             <w:r>
               <w:rPr>
@@ -550,7 +497,6 @@
               </w:rPr>
               <w:t>ÌmÉë</w:t>
             </w:r>
-            <w:proofErr w:type="spellEnd"/>
             <w:r>
               <w:rPr>
                 <w:rFonts w:ascii="BRH Malayalam Extra" w:hAnsi="BRH Malayalam Extra" w:cs="BRH Devanagari Extra"/>
@@ -605,7 +551,6 @@
               </w:rPr>
               <w:t>–</w:t>
             </w:r>
-            <w:proofErr w:type="spellStart"/>
             <w:r>
               <w:rPr>
                 <w:rFonts w:ascii="BRH Devanagari Extra" w:hAnsi="BRH Devanagari Extra" w:cs="BRH Devanagari Extra"/>
@@ -614,66 +559,37 @@
               </w:rPr>
               <w:t>liÉuÉ</w:t>
             </w:r>
-            <w:proofErr w:type="spellEnd"/>
-            <w:r>
-              <w:rPr>
-                <w:rFonts w:ascii="BRH Malayalam Extra" w:hAnsi="BRH Malayalam Extra" w:cs="BRH Devanagari Extra"/>
-                <w:sz w:val="30"/>
-                <w:szCs w:val="40"/>
-              </w:rPr>
-              <w:t>–</w:t>
-            </w:r>
-            <w:r>
-              <w:rPr>
-                <w:rFonts w:ascii="BRH Devanagari Extra" w:hAnsi="BRH Devanagari Extra" w:cs="BRH Devanagari Extra"/>
-                <w:sz w:val="40"/>
-                <w:szCs w:val="40"/>
-              </w:rPr>
-              <w:t xml:space="preserve"> </w:t>
-            </w:r>
-            <w:proofErr w:type="spellStart"/>
-            <w:r>
-              <w:rPr>
-                <w:rFonts w:ascii="BRH Devanagari Extra" w:hAnsi="BRH Devanagari Extra" w:cs="BRH Devanagari Extra"/>
-                <w:sz w:val="40"/>
-                <w:szCs w:val="40"/>
-              </w:rPr>
-              <w:t>CÌiÉþ</w:t>
-            </w:r>
-            <w:proofErr w:type="spellEnd"/>
-            <w:r>
-              <w:rPr>
-                <w:rFonts w:ascii="BRH Devanagari Extra" w:hAnsi="BRH Devanagari Extra" w:cs="BRH Devanagari Extra"/>
-                <w:sz w:val="40"/>
-                <w:szCs w:val="40"/>
-              </w:rPr>
-              <w:t xml:space="preserve"> eÉ</w:t>
-            </w:r>
-            <w:r>
-              <w:rPr>
-                <w:rFonts w:ascii="BRH Malayalam Extra" w:hAnsi="BRH Malayalam Extra" w:cs="BRH Devanagari Extra"/>
-                <w:sz w:val="30"/>
-                <w:szCs w:val="40"/>
-              </w:rPr>
-              <w:t>–</w:t>
-            </w:r>
-            <w:proofErr w:type="spellStart"/>
-            <w:r>
-              <w:rPr>
-                <w:rFonts w:ascii="BRH Devanagari Extra" w:hAnsi="BRH Devanagari Extra" w:cs="BRH Devanagari Extra"/>
-                <w:sz w:val="40"/>
-                <w:szCs w:val="40"/>
-              </w:rPr>
-              <w:t>liÉuÉþÈ</w:t>
-            </w:r>
-            <w:proofErr w:type="spellEnd"/>
-            <w:r>
-              <w:rPr>
-                <w:rFonts w:ascii="BRH Devanagari Extra" w:hAnsi="BRH Devanagari Extra" w:cs="BRH Devanagari Extra"/>
-                <w:sz w:val="40"/>
-                <w:szCs w:val="40"/>
-              </w:rPr>
-              <w:t xml:space="preserve"> || </w:t>
+            <w:r>
+              <w:rPr>
+                <w:rFonts w:ascii="BRH Malayalam Extra" w:hAnsi="BRH Malayalam Extra" w:cs="BRH Devanagari Extra"/>
+                <w:sz w:val="30"/>
+                <w:szCs w:val="40"/>
+              </w:rPr>
+              <w:t>–</w:t>
+            </w:r>
+            <w:r>
+              <w:rPr>
+                <w:rFonts w:ascii="BRH Devanagari Extra" w:hAnsi="BRH Devanagari Extra" w:cs="BRH Devanagari Extra"/>
+                <w:sz w:val="40"/>
+                <w:szCs w:val="40"/>
+              </w:rPr>
+              <w:t xml:space="preserve"> CÌiÉþ eÉ</w:t>
+            </w:r>
+            <w:r>
+              <w:rPr>
+                <w:rFonts w:ascii="BRH Malayalam Extra" w:hAnsi="BRH Malayalam Extra" w:cs="BRH Devanagari Extra"/>
+                <w:sz w:val="30"/>
+                <w:szCs w:val="40"/>
+              </w:rPr>
+              <w:t>–</w:t>
+            </w:r>
+            <w:r>
+              <w:rPr>
+                <w:rFonts w:ascii="BRH Devanagari Extra" w:hAnsi="BRH Devanagari Extra" w:cs="BRH Devanagari Extra"/>
+                <w:sz w:val="40"/>
+                <w:szCs w:val="40"/>
+              </w:rPr>
+              <w:t xml:space="preserve">liÉuÉþÈ || </w:t>
             </w:r>
             <w:r>
               <w:rPr>
@@ -683,7 +599,6 @@
               </w:rPr>
               <w:br/>
             </w:r>
-            <w:proofErr w:type="spellStart"/>
             <w:r>
               <w:rPr>
                 <w:rFonts w:ascii="BRH Devanagari Extra" w:hAnsi="BRH Devanagari Extra" w:cs="BRH Devanagari Extra"/>
@@ -692,41 +607,21 @@
               </w:rPr>
               <w:t>zÉÉå</w:t>
             </w:r>
-            <w:proofErr w:type="spellEnd"/>
-            <w:r>
-              <w:rPr>
-                <w:rFonts w:ascii="BRH Malayalam Extra" w:hAnsi="BRH Malayalam Extra" w:cs="BRH Devanagari Extra"/>
-                <w:sz w:val="30"/>
-                <w:szCs w:val="40"/>
-              </w:rPr>
-              <w:t>–</w:t>
-            </w:r>
-            <w:proofErr w:type="spellStart"/>
-            <w:r>
-              <w:rPr>
-                <w:rFonts w:ascii="BRH Devanagari Extra" w:hAnsi="BRH Devanagari Extra" w:cs="BRH Devanagari Extra"/>
-                <w:sz w:val="40"/>
-                <w:szCs w:val="40"/>
-              </w:rPr>
-              <w:t>ÍcÉwMåüþzÉqÉç</w:t>
-            </w:r>
-            <w:proofErr w:type="spellEnd"/>
-            <w:r>
-              <w:rPr>
-                <w:rFonts w:ascii="BRH Devanagari Extra" w:hAnsi="BRH Devanagari Extra" w:cs="BRH Devanagari Extra"/>
-                <w:sz w:val="40"/>
-                <w:szCs w:val="40"/>
-              </w:rPr>
-              <w:t xml:space="preserve"> </w:t>
-            </w:r>
-            <w:proofErr w:type="spellStart"/>
-            <w:r>
-              <w:rPr>
-                <w:rFonts w:ascii="BRH Devanagari Extra" w:hAnsi="BRH Devanagari Extra" w:cs="BRH Devanagari Extra"/>
-                <w:sz w:val="40"/>
-                <w:szCs w:val="40"/>
-              </w:rPr>
-              <w:t>mÉÑÂ</w:t>
+            <w:r>
+              <w:rPr>
+                <w:rFonts w:ascii="BRH Malayalam Extra" w:hAnsi="BRH Malayalam Extra" w:cs="BRH Devanagari Extra"/>
+                <w:sz w:val="30"/>
+                <w:szCs w:val="40"/>
+              </w:rPr>
+              <w:t>–</w:t>
+            </w:r>
+            <w:r>
+              <w:rPr>
+                <w:rFonts w:ascii="BRH Devanagari Extra" w:hAnsi="BRH Devanagari Extra" w:cs="BRH Devanagari Extra"/>
+                <w:sz w:val="40"/>
+                <w:szCs w:val="40"/>
+              </w:rPr>
+              <w:t>ÍcÉwMåüþzÉqÉç mÉÑÂ</w:t>
             </w:r>
             <w:r>
               <w:rPr>
@@ -752,23 +647,14 @@
                 <w:sz w:val="40"/>
                 <w:szCs w:val="40"/>
               </w:rPr>
-              <w:t>rÉ</w:t>
-            </w:r>
-            <w:proofErr w:type="spellEnd"/>
-            <w:r>
-              <w:rPr>
-                <w:rFonts w:ascii="BRH Devanagari Extra" w:hAnsi="BRH Devanagari Extra" w:cs="BRH Devanagari Extra"/>
-                <w:sz w:val="40"/>
-                <w:szCs w:val="40"/>
-              </w:rPr>
-              <w:t xml:space="preserve"> |</w:t>
+              <w:t>rÉ |</w:t>
             </w:r>
           </w:p>
         </w:tc>
       </w:tr>
       <w:tr>
         <w:trPr>
-          <w:trHeight w:val="1671"/>
+          <w:trHeight w:val="902"/>
         </w:trPr>
         <w:tc>
           <w:tcPr>
@@ -939,7 +825,6 @@
                 <w:szCs w:val="40"/>
               </w:rPr>
             </w:pPr>
-            <w:proofErr w:type="spellStart"/>
             <w:r>
               <w:rPr>
                 <w:rFonts w:ascii="BRH Devanagari Extra" w:hAnsi="BRH Devanagari Extra" w:cs="BRH Devanagari Extra"/>
@@ -949,17 +834,15 @@
               </w:rPr>
               <w:t>qÉÏ</w:t>
             </w:r>
-            <w:proofErr w:type="spellEnd"/>
-            <w:r>
-              <w:rPr>
-                <w:rFonts w:ascii="BRH Malayalam Extra" w:hAnsi="BRH Malayalam Extra" w:cs="BRH Devanagari Extra"/>
-                <w:color w:val="000000"/>
-                <w:sz w:val="30"/>
-                <w:szCs w:val="40"/>
-              </w:rPr>
-              <w:t>–</w:t>
-            </w:r>
-            <w:proofErr w:type="spellStart"/>
+            <w:r>
+              <w:rPr>
+                <w:rFonts w:ascii="BRH Malayalam Extra" w:hAnsi="BRH Malayalam Extra" w:cs="BRH Devanagari Extra"/>
+                <w:color w:val="000000"/>
+                <w:sz w:val="30"/>
+                <w:szCs w:val="40"/>
+              </w:rPr>
+              <w:t>–</w:t>
+            </w:r>
             <w:r>
               <w:rPr>
                 <w:rFonts w:ascii="BRH Devanagari Extra" w:hAnsi="BRH Devanagari Extra" w:cs="BRH Devanagari Extra"/>
@@ -969,46 +852,24 @@
               </w:rPr>
               <w:t>RÒûwÉ</w:t>
             </w:r>
-            <w:proofErr w:type="spellEnd"/>
-            <w:r>
-              <w:rPr>
-                <w:rFonts w:ascii="BRH Malayalam Extra" w:hAnsi="BRH Malayalam Extra" w:cs="BRH Devanagari Extra"/>
-                <w:color w:val="000000"/>
-                <w:sz w:val="30"/>
-                <w:szCs w:val="40"/>
-              </w:rPr>
-              <w:t>–</w:t>
-            </w:r>
-            <w:r>
-              <w:rPr>
-                <w:rFonts w:ascii="BRH Devanagari Extra" w:hAnsi="BRH Devanagari Extra" w:cs="BRH Devanagari Extra"/>
-                <w:color w:val="000000"/>
-                <w:sz w:val="40"/>
-                <w:szCs w:val="40"/>
-              </w:rPr>
-              <w:t xml:space="preserve"> </w:t>
-            </w:r>
-            <w:proofErr w:type="spellStart"/>
-            <w:r>
-              <w:rPr>
-                <w:rFonts w:ascii="BRH Devanagari Extra" w:hAnsi="BRH Devanagari Extra" w:cs="BRH Devanagari Extra"/>
-                <w:color w:val="000000"/>
-                <w:sz w:val="40"/>
-                <w:szCs w:val="40"/>
-              </w:rPr>
-              <w:t>CÌiÉþ</w:t>
-            </w:r>
-            <w:proofErr w:type="spellEnd"/>
-            <w:r>
-              <w:rPr>
-                <w:rFonts w:ascii="BRH Devanagari Extra" w:hAnsi="BRH Devanagari Extra" w:cs="BRH Devanagari Extra"/>
-                <w:color w:val="000000"/>
-                <w:sz w:val="40"/>
-                <w:szCs w:val="40"/>
-              </w:rPr>
-              <w:t xml:space="preserve"> </w:t>
-            </w:r>
-            <w:proofErr w:type="spellStart"/>
+            <w:r>
+              <w:rPr>
+                <w:rFonts w:ascii="BRH Malayalam Extra" w:hAnsi="BRH Malayalam Extra" w:cs="BRH Devanagari Extra"/>
+                <w:color w:val="000000"/>
+                <w:sz w:val="30"/>
+                <w:szCs w:val="40"/>
+              </w:rPr>
+              <w:t>–</w:t>
+            </w:r>
+            <w:r>
+              <w:rPr>
+                <w:rFonts w:ascii="BRH Devanagari Extra" w:hAnsi="BRH Devanagari Extra" w:cs="BRH Devanagari Extra"/>
+                <w:color w:val="000000"/>
+                <w:sz w:val="40"/>
+                <w:szCs w:val="40"/>
+              </w:rPr>
+              <w:t xml:space="preserve"> CÌiÉþ </w:t>
+            </w:r>
             <w:r>
               <w:rPr>
                 <w:rFonts w:ascii="BRH Devanagari Extra" w:hAnsi="BRH Devanagari Extra" w:cs="BRH Devanagari Extra"/>
@@ -1028,7 +889,6 @@
               </w:rPr>
               <w:t>qÉ</w:t>
             </w:r>
-            <w:proofErr w:type="spellEnd"/>
             <w:r>
               <w:rPr>
                 <w:rFonts w:ascii="BRH Malayalam Extra" w:hAnsi="BRH Malayalam Extra" w:cs="BRH Devanagari Extra"/>
@@ -1039,85 +899,32 @@
               </w:rPr>
               <w:t>–</w:t>
             </w:r>
-            <w:proofErr w:type="spellStart"/>
-            <w:r>
-              <w:rPr>
-                <w:rFonts w:ascii="BRH Devanagari Extra" w:hAnsi="BRH Devanagari Extra" w:cs="BRH Devanagari Extra"/>
-                <w:color w:val="000000"/>
-                <w:sz w:val="40"/>
-                <w:szCs w:val="40"/>
-              </w:rPr>
-              <w:t>RÒûwÉþÈ</w:t>
-            </w:r>
-            <w:proofErr w:type="spellEnd"/>
-            <w:r>
-              <w:rPr>
-                <w:rFonts w:ascii="BRH Devanagari Extra" w:hAnsi="BRH Devanagari Extra" w:cs="BRH Devanagari Extra"/>
-                <w:color w:val="000000"/>
-                <w:sz w:val="40"/>
-                <w:szCs w:val="40"/>
-              </w:rPr>
-              <w:t xml:space="preserve"> || </w:t>
-            </w:r>
-            <w:proofErr w:type="spellStart"/>
-            <w:r>
-              <w:rPr>
-                <w:rFonts w:ascii="BRH Devanagari Extra" w:hAnsi="BRH Devanagari Extra" w:cs="BRH Devanagari Extra"/>
-                <w:color w:val="000000"/>
-                <w:sz w:val="40"/>
-                <w:szCs w:val="40"/>
-              </w:rPr>
-              <w:t>ESè</w:t>
-            </w:r>
-            <w:proofErr w:type="spellEnd"/>
-            <w:r>
-              <w:rPr>
-                <w:rFonts w:ascii="BRH Devanagari Extra" w:hAnsi="BRH Devanagari Extra" w:cs="BRH Devanagari Extra"/>
-                <w:color w:val="000000"/>
-                <w:sz w:val="40"/>
-                <w:szCs w:val="40"/>
-              </w:rPr>
-              <w:t xml:space="preserve"> </w:t>
-            </w:r>
-            <w:proofErr w:type="spellStart"/>
-            <w:r>
-              <w:rPr>
-                <w:rFonts w:ascii="BRH Devanagari Extra" w:hAnsi="BRH Devanagari Extra" w:cs="BRH Devanagari Extra"/>
-                <w:color w:val="000000"/>
-                <w:sz w:val="40"/>
-                <w:szCs w:val="40"/>
-              </w:rPr>
-              <w:t>kÉÔ</w:t>
-            </w:r>
-            <w:proofErr w:type="spellEnd"/>
-            <w:r>
-              <w:rPr>
-                <w:rFonts w:ascii="BRH Malayalam Extra" w:hAnsi="BRH Malayalam Extra" w:cs="BRH Devanagari Extra"/>
-                <w:color w:val="000000"/>
-                <w:sz w:val="30"/>
-                <w:szCs w:val="40"/>
-              </w:rPr>
-              <w:t>–</w:t>
-            </w:r>
-            <w:proofErr w:type="spellStart"/>
-            <w:r>
-              <w:rPr>
-                <w:rFonts w:ascii="BRH Devanagari Extra" w:hAnsi="BRH Devanagari Extra" w:cs="BRH Devanagari Extra"/>
-                <w:color w:val="000000"/>
-                <w:sz w:val="40"/>
-                <w:szCs w:val="40"/>
-              </w:rPr>
-              <w:t>qÉÉxÉþÈ</w:t>
-            </w:r>
-            <w:proofErr w:type="spellEnd"/>
-            <w:r>
-              <w:rPr>
-                <w:rFonts w:ascii="BRH Devanagari Extra" w:hAnsi="BRH Devanagari Extra" w:cs="BRH Devanagari Extra"/>
-                <w:color w:val="000000"/>
-                <w:sz w:val="40"/>
-                <w:szCs w:val="40"/>
-              </w:rPr>
-              <w:t xml:space="preserve"> |</w:t>
+            <w:r>
+              <w:rPr>
+                <w:rFonts w:ascii="BRH Devanagari Extra" w:hAnsi="BRH Devanagari Extra" w:cs="BRH Devanagari Extra"/>
+                <w:color w:val="000000"/>
+                <w:sz w:val="40"/>
+                <w:szCs w:val="40"/>
+              </w:rPr>
+              <w:t>RÒûwÉþÈ || ESè kÉÔ</w:t>
+            </w:r>
+            <w:r>
+              <w:rPr>
+                <w:rFonts w:ascii="BRH Malayalam Extra" w:hAnsi="BRH Malayalam Extra" w:cs="BRH Devanagari Extra"/>
+                <w:color w:val="000000"/>
+                <w:sz w:val="30"/>
+                <w:szCs w:val="40"/>
+              </w:rPr>
+              <w:t>–</w:t>
+            </w:r>
+            <w:r>
+              <w:rPr>
+                <w:rFonts w:ascii="BRH Devanagari Extra" w:hAnsi="BRH Devanagari Extra" w:cs="BRH Devanagari Extra"/>
+                <w:color w:val="000000"/>
+                <w:sz w:val="40"/>
+                <w:szCs w:val="40"/>
+              </w:rPr>
+              <w:t>qÉÉxÉþÈ |</w:t>
             </w:r>
           </w:p>
         </w:tc>
@@ -1139,7 +946,6 @@
                 <w:szCs w:val="40"/>
               </w:rPr>
             </w:pPr>
-            <w:proofErr w:type="spellStart"/>
             <w:r>
               <w:rPr>
                 <w:rFonts w:ascii="BRH Devanagari Extra" w:hAnsi="BRH Devanagari Extra" w:cs="BRH Devanagari Extra"/>
@@ -1149,17 +955,15 @@
               </w:rPr>
               <w:t>qÉÏ</w:t>
             </w:r>
-            <w:proofErr w:type="spellEnd"/>
-            <w:r>
-              <w:rPr>
-                <w:rFonts w:ascii="BRH Malayalam Extra" w:hAnsi="BRH Malayalam Extra" w:cs="BRH Devanagari Extra"/>
-                <w:color w:val="000000"/>
-                <w:sz w:val="30"/>
-                <w:szCs w:val="40"/>
-              </w:rPr>
-              <w:t>–</w:t>
-            </w:r>
-            <w:proofErr w:type="spellStart"/>
+            <w:r>
+              <w:rPr>
+                <w:rFonts w:ascii="BRH Malayalam Extra" w:hAnsi="BRH Malayalam Extra" w:cs="BRH Devanagari Extra"/>
+                <w:color w:val="000000"/>
+                <w:sz w:val="30"/>
+                <w:szCs w:val="40"/>
+              </w:rPr>
+              <w:t>–</w:t>
+            </w:r>
             <w:r>
               <w:rPr>
                 <w:rFonts w:ascii="BRH Devanagari Extra" w:hAnsi="BRH Devanagari Extra" w:cs="BRH Devanagari Extra"/>
@@ -1169,46 +973,24 @@
               </w:rPr>
               <w:t>RÒûwÉ</w:t>
             </w:r>
-            <w:proofErr w:type="spellEnd"/>
-            <w:r>
-              <w:rPr>
-                <w:rFonts w:ascii="BRH Malayalam Extra" w:hAnsi="BRH Malayalam Extra" w:cs="BRH Devanagari Extra"/>
-                <w:color w:val="000000"/>
-                <w:sz w:val="30"/>
-                <w:szCs w:val="40"/>
-              </w:rPr>
-              <w:t>–</w:t>
-            </w:r>
-            <w:r>
-              <w:rPr>
-                <w:rFonts w:ascii="BRH Devanagari Extra" w:hAnsi="BRH Devanagari Extra" w:cs="BRH Devanagari Extra"/>
-                <w:color w:val="000000"/>
-                <w:sz w:val="40"/>
-                <w:szCs w:val="40"/>
-              </w:rPr>
-              <w:t xml:space="preserve"> </w:t>
-            </w:r>
-            <w:proofErr w:type="spellStart"/>
-            <w:r>
-              <w:rPr>
-                <w:rFonts w:ascii="BRH Devanagari Extra" w:hAnsi="BRH Devanagari Extra" w:cs="BRH Devanagari Extra"/>
-                <w:color w:val="000000"/>
-                <w:sz w:val="40"/>
-                <w:szCs w:val="40"/>
-              </w:rPr>
-              <w:t>CÌiÉþ</w:t>
-            </w:r>
-            <w:proofErr w:type="spellEnd"/>
-            <w:r>
-              <w:rPr>
-                <w:rFonts w:ascii="BRH Devanagari Extra" w:hAnsi="BRH Devanagari Extra" w:cs="BRH Devanagari Extra"/>
-                <w:color w:val="000000"/>
-                <w:sz w:val="40"/>
-                <w:szCs w:val="40"/>
-              </w:rPr>
-              <w:t xml:space="preserve"> </w:t>
-            </w:r>
-            <w:proofErr w:type="spellStart"/>
+            <w:r>
+              <w:rPr>
+                <w:rFonts w:ascii="BRH Malayalam Extra" w:hAnsi="BRH Malayalam Extra" w:cs="BRH Devanagari Extra"/>
+                <w:color w:val="000000"/>
+                <w:sz w:val="30"/>
+                <w:szCs w:val="40"/>
+              </w:rPr>
+              <w:t>–</w:t>
+            </w:r>
+            <w:r>
+              <w:rPr>
+                <w:rFonts w:ascii="BRH Devanagari Extra" w:hAnsi="BRH Devanagari Extra" w:cs="BRH Devanagari Extra"/>
+                <w:color w:val="000000"/>
+                <w:sz w:val="40"/>
+                <w:szCs w:val="40"/>
+              </w:rPr>
+              <w:t xml:space="preserve"> CÌiÉþ </w:t>
+            </w:r>
             <w:r>
               <w:rPr>
                 <w:rFonts w:ascii="BRH Devanagari Extra" w:hAnsi="BRH Devanagari Extra" w:cs="BRH Devanagari Extra"/>
@@ -1219,95 +1001,41 @@
               </w:rPr>
               <w:t>qÉÏ</w:t>
             </w:r>
-            <w:proofErr w:type="spellEnd"/>
-            <w:r>
-              <w:rPr>
-                <w:rFonts w:ascii="BRH Malayalam Extra" w:hAnsi="BRH Malayalam Extra" w:cs="BRH Devanagari Extra"/>
-                <w:color w:val="000000"/>
-                <w:sz w:val="30"/>
-                <w:szCs w:val="40"/>
-              </w:rPr>
-              <w:t>–</w:t>
-            </w:r>
-            <w:proofErr w:type="spellStart"/>
-            <w:r>
-              <w:rPr>
-                <w:rFonts w:ascii="BRH Devanagari Extra" w:hAnsi="BRH Devanagari Extra" w:cs="BRH Devanagari Extra"/>
-                <w:color w:val="000000"/>
-                <w:sz w:val="40"/>
-                <w:szCs w:val="40"/>
-              </w:rPr>
-              <w:t>RÒûwÉþÈ</w:t>
-            </w:r>
-            <w:proofErr w:type="spellEnd"/>
-            <w:r>
-              <w:rPr>
-                <w:rFonts w:ascii="BRH Devanagari Extra" w:hAnsi="BRH Devanagari Extra" w:cs="BRH Devanagari Extra"/>
-                <w:color w:val="000000"/>
-                <w:sz w:val="40"/>
-                <w:szCs w:val="40"/>
-              </w:rPr>
-              <w:t xml:space="preserve"> || </w:t>
-            </w:r>
-            <w:proofErr w:type="spellStart"/>
-            <w:r>
-              <w:rPr>
-                <w:rFonts w:ascii="BRH Devanagari Extra" w:hAnsi="BRH Devanagari Extra" w:cs="BRH Devanagari Extra"/>
-                <w:color w:val="000000"/>
-                <w:sz w:val="40"/>
-                <w:szCs w:val="40"/>
-              </w:rPr>
-              <w:t>ESè</w:t>
-            </w:r>
-            <w:proofErr w:type="spellEnd"/>
-            <w:r>
-              <w:rPr>
-                <w:rFonts w:ascii="BRH Devanagari Extra" w:hAnsi="BRH Devanagari Extra" w:cs="BRH Devanagari Extra"/>
-                <w:color w:val="000000"/>
-                <w:sz w:val="40"/>
-                <w:szCs w:val="40"/>
-              </w:rPr>
-              <w:t xml:space="preserve"> </w:t>
-            </w:r>
-            <w:proofErr w:type="spellStart"/>
-            <w:r>
-              <w:rPr>
-                <w:rFonts w:ascii="BRH Devanagari Extra" w:hAnsi="BRH Devanagari Extra" w:cs="BRH Devanagari Extra"/>
-                <w:color w:val="000000"/>
-                <w:sz w:val="40"/>
-                <w:szCs w:val="40"/>
-              </w:rPr>
-              <w:t>kÉÔ</w:t>
-            </w:r>
-            <w:proofErr w:type="spellEnd"/>
-            <w:r>
-              <w:rPr>
-                <w:rFonts w:ascii="BRH Malayalam Extra" w:hAnsi="BRH Malayalam Extra" w:cs="BRH Devanagari Extra"/>
-                <w:color w:val="000000"/>
-                <w:sz w:val="30"/>
-                <w:szCs w:val="40"/>
-              </w:rPr>
-              <w:t>–</w:t>
-            </w:r>
-            <w:proofErr w:type="spellStart"/>
-            <w:r>
-              <w:rPr>
-                <w:rFonts w:ascii="BRH Devanagari Extra" w:hAnsi="BRH Devanagari Extra" w:cs="BRH Devanagari Extra"/>
-                <w:color w:val="000000"/>
-                <w:sz w:val="40"/>
-                <w:szCs w:val="40"/>
-              </w:rPr>
-              <w:t>qÉÉxÉþÈ</w:t>
-            </w:r>
-            <w:proofErr w:type="spellEnd"/>
-            <w:r>
-              <w:rPr>
-                <w:rFonts w:ascii="BRH Devanagari Extra" w:hAnsi="BRH Devanagari Extra" w:cs="BRH Devanagari Extra"/>
-                <w:color w:val="000000"/>
-                <w:sz w:val="40"/>
-                <w:szCs w:val="40"/>
-              </w:rPr>
-              <w:t xml:space="preserve"> |</w:t>
+            <w:r>
+              <w:rPr>
+                <w:rFonts w:ascii="BRH Malayalam Extra" w:hAnsi="BRH Malayalam Extra" w:cs="BRH Devanagari Extra"/>
+                <w:color w:val="000000"/>
+                <w:sz w:val="30"/>
+                <w:szCs w:val="40"/>
+              </w:rPr>
+              <w:t>–</w:t>
+            </w:r>
+            <w:r>
+              <w:rPr>
+                <w:rFonts w:ascii="BRH Devanagari Extra" w:hAnsi="BRH Devanagari Extra" w:cs="BRH Devanagari Extra"/>
+                <w:color w:val="000000"/>
+                <w:sz w:val="40"/>
+                <w:szCs w:val="40"/>
+              </w:rPr>
+              <w:t>RÒûwÉþÈ || ESè kÉÔ</w:t>
+            </w:r>
+            <w:r>
+              <w:rPr>
+                <w:rFonts w:ascii="BRH Malayalam Extra" w:hAnsi="BRH Malayalam Extra" w:cs="BRH Devanagari Extra"/>
+                <w:color w:val="000000"/>
+                <w:sz w:val="30"/>
+                <w:szCs w:val="40"/>
+              </w:rPr>
+              <w:t>–</w:t>
+            </w:r>
+            <w:r>
+              <w:rPr>
+                <w:rFonts w:ascii="BRH Devanagari Extra" w:hAnsi="BRH Devanagari Extra" w:cs="BRH Devanagari Extra"/>
+                <w:color w:val="000000"/>
+                <w:sz w:val="40"/>
+                <w:szCs w:val="40"/>
+              </w:rPr>
+              <w:t>qÉÉxÉþÈ |</w:t>
             </w:r>
           </w:p>
         </w:tc>
@@ -1730,35 +1458,14 @@
               </w:rPr>
               <w:t>–</w:t>
             </w:r>
-            <w:proofErr w:type="spellStart"/>
-            <w:r>
-              <w:rPr>
-                <w:rFonts w:ascii="BRH Devanagari Extra" w:hAnsi="BRH Devanagari Extra" w:cs="BRH Devanagari Extra"/>
-                <w:color w:val="000000"/>
-                <w:sz w:val="40"/>
-                <w:szCs w:val="40"/>
-              </w:rPr>
-              <w:t>ÎalÉUç</w:t>
-            </w:r>
-            <w:proofErr w:type="spellEnd"/>
-            <w:r>
-              <w:rPr>
-                <w:rFonts w:ascii="BRH Devanagari Extra" w:hAnsi="BRH Devanagari Extra" w:cs="BRH Devanagari Extra"/>
-                <w:color w:val="000000"/>
-                <w:sz w:val="40"/>
-                <w:szCs w:val="40"/>
-              </w:rPr>
-              <w:t xml:space="preserve">. </w:t>
-            </w:r>
-            <w:proofErr w:type="spellStart"/>
-            <w:r>
-              <w:rPr>
-                <w:rFonts w:ascii="BRH Devanagari Extra" w:hAnsi="BRH Devanagari Extra" w:cs="BRH Devanagari Extra"/>
-                <w:color w:val="000000"/>
-                <w:sz w:val="40"/>
-                <w:szCs w:val="40"/>
-              </w:rPr>
-              <w:t>Wåû</w:t>
+            <w:r>
+              <w:rPr>
+                <w:rFonts w:ascii="BRH Devanagari Extra" w:hAnsi="BRH Devanagari Extra" w:cs="BRH Devanagari Extra"/>
+                <w:color w:val="000000"/>
+                <w:sz w:val="40"/>
+                <w:szCs w:val="40"/>
+              </w:rPr>
+              <w:t>ÎalÉUç. Wåû</w:t>
             </w:r>
             <w:r>
               <w:rPr>
@@ -1770,35 +1477,23 @@
               </w:rPr>
               <w:t>þÌiÉ</w:t>
             </w:r>
-            <w:proofErr w:type="spellEnd"/>
-            <w:r>
-              <w:rPr>
-                <w:rFonts w:ascii="BRH Malayalam Extra" w:hAnsi="BRH Malayalam Extra" w:cs="BRH Devanagari Extra"/>
-                <w:color w:val="000000"/>
-                <w:sz w:val="30"/>
-                <w:szCs w:val="40"/>
-              </w:rPr>
-              <w:t>–</w:t>
-            </w:r>
-            <w:proofErr w:type="spellStart"/>
-            <w:r>
-              <w:rPr>
-                <w:rFonts w:ascii="BRH Devanagari Extra" w:hAnsi="BRH Devanagari Extra" w:cs="BRH Devanagari Extra"/>
-                <w:color w:val="000000"/>
-                <w:sz w:val="40"/>
-                <w:szCs w:val="40"/>
-              </w:rPr>
-              <w:t>lÉÉqÉç</w:t>
-            </w:r>
-            <w:proofErr w:type="spellEnd"/>
-            <w:r>
-              <w:rPr>
-                <w:rFonts w:ascii="BRH Devanagari Extra" w:hAnsi="BRH Devanagari Extra" w:cs="BRH Devanagari Extra"/>
-                <w:color w:val="000000"/>
-                <w:sz w:val="40"/>
-                <w:szCs w:val="40"/>
-              </w:rPr>
-              <w:t xml:space="preserve"> | </w:t>
+            <w:r>
+              <w:rPr>
+                <w:rFonts w:ascii="BRH Malayalam Extra" w:hAnsi="BRH Malayalam Extra" w:cs="BRH Devanagari Extra"/>
+                <w:color w:val="000000"/>
+                <w:sz w:val="30"/>
+                <w:szCs w:val="40"/>
+              </w:rPr>
+              <w:t>–</w:t>
+            </w:r>
+            <w:r>
+              <w:rPr>
+                <w:rFonts w:ascii="BRH Devanagari Extra" w:hAnsi="BRH Devanagari Extra" w:cs="BRH Devanagari Extra"/>
+                <w:color w:val="000000"/>
+                <w:sz w:val="40"/>
+                <w:szCs w:val="40"/>
+              </w:rPr>
+              <w:t xml:space="preserve">lÉÉqÉç | </w:t>
             </w:r>
           </w:p>
           <w:p>
@@ -1816,7 +1511,6 @@
                 <w:szCs w:val="40"/>
               </w:rPr>
             </w:pPr>
-            <w:proofErr w:type="spellStart"/>
             <w:r>
               <w:rPr>
                 <w:rFonts w:ascii="BRH Devanagari Extra" w:hAnsi="BRH Devanagari Extra" w:cs="BRH Devanagari Extra"/>
@@ -1826,17 +1520,15 @@
               </w:rPr>
               <w:t>Wåû</w:t>
             </w:r>
-            <w:proofErr w:type="spellEnd"/>
-            <w:r>
-              <w:rPr>
-                <w:rFonts w:ascii="BRH Malayalam Extra" w:hAnsi="BRH Malayalam Extra" w:cs="BRH Devanagari Extra"/>
-                <w:color w:val="000000"/>
-                <w:sz w:val="30"/>
-                <w:szCs w:val="40"/>
-              </w:rPr>
-              <w:t>–</w:t>
-            </w:r>
-            <w:proofErr w:type="spellStart"/>
+            <w:r>
+              <w:rPr>
+                <w:rFonts w:ascii="BRH Malayalam Extra" w:hAnsi="BRH Malayalam Extra" w:cs="BRH Devanagari Extra"/>
+                <w:color w:val="000000"/>
+                <w:sz w:val="30"/>
+                <w:szCs w:val="40"/>
+              </w:rPr>
+              <w:t>–</w:t>
+            </w:r>
             <w:r>
               <w:rPr>
                 <w:rFonts w:ascii="BRH Devanagari Extra" w:hAnsi="BRH Devanagari Extra" w:cs="BRH Devanagari Extra"/>
@@ -1846,75 +1538,41 @@
               </w:rPr>
               <w:t>iÉÏ</w:t>
             </w:r>
-            <w:proofErr w:type="spellEnd"/>
-            <w:r>
-              <w:rPr>
-                <w:rFonts w:ascii="BRH Malayalam Extra" w:hAnsi="BRH Malayalam Extra" w:cs="BRH Devanagari Extra"/>
-                <w:color w:val="000000"/>
-                <w:sz w:val="30"/>
-                <w:szCs w:val="40"/>
-              </w:rPr>
-              <w:t>–</w:t>
-            </w:r>
-            <w:proofErr w:type="spellStart"/>
-            <w:r>
-              <w:rPr>
-                <w:rFonts w:ascii="BRH Devanagari Extra" w:hAnsi="BRH Devanagari Extra" w:cs="BRH Devanagari Extra"/>
-                <w:color w:val="000000"/>
-                <w:sz w:val="40"/>
-                <w:szCs w:val="40"/>
-              </w:rPr>
-              <w:t>lÉÉqÉç</w:t>
-            </w:r>
-            <w:proofErr w:type="spellEnd"/>
-            <w:r>
-              <w:rPr>
-                <w:rFonts w:ascii="BRH Devanagari Extra" w:hAnsi="BRH Devanagari Extra" w:cs="BRH Devanagari Extra"/>
-                <w:color w:val="000000"/>
-                <w:sz w:val="40"/>
-                <w:szCs w:val="40"/>
-              </w:rPr>
-              <w:t xml:space="preserve"> </w:t>
-            </w:r>
-            <w:proofErr w:type="spellStart"/>
-            <w:r>
-              <w:rPr>
-                <w:rFonts w:ascii="BRH Devanagari Extra" w:hAnsi="BRH Devanagari Extra" w:cs="BRH Devanagari Extra"/>
-                <w:color w:val="000000"/>
-                <w:sz w:val="40"/>
-                <w:szCs w:val="40"/>
-              </w:rPr>
-              <w:t>mÉëþÌiÉkÉ</w:t>
-            </w:r>
-            <w:proofErr w:type="spellEnd"/>
-            <w:r>
-              <w:rPr>
-                <w:rFonts w:ascii="BRH Malayalam Extra" w:hAnsi="BRH Malayalam Extra" w:cs="BRH Devanagari Extra"/>
-                <w:color w:val="000000"/>
-                <w:sz w:val="30"/>
-                <w:szCs w:val="40"/>
-              </w:rPr>
-              <w:t>–</w:t>
-            </w:r>
-            <w:proofErr w:type="spellStart"/>
-            <w:r>
-              <w:rPr>
-                <w:rFonts w:ascii="BRH Devanagari Extra" w:hAnsi="BRH Devanagari Extra" w:cs="BRH Devanagari Extra"/>
-                <w:color w:val="000000"/>
-                <w:sz w:val="40"/>
-                <w:szCs w:val="40"/>
-              </w:rPr>
-              <w:t>iÉÉï</w:t>
-            </w:r>
-            <w:proofErr w:type="spellEnd"/>
-            <w:r>
-              <w:rPr>
-                <w:rFonts w:ascii="BRH Devanagari Extra" w:hAnsi="BRH Devanagari Extra" w:cs="BRH Devanagari Extra"/>
-                <w:color w:val="000000"/>
-                <w:sz w:val="40"/>
-                <w:szCs w:val="40"/>
-              </w:rPr>
-              <w:t xml:space="preserve"> |</w:t>
+            <w:r>
+              <w:rPr>
+                <w:rFonts w:ascii="BRH Malayalam Extra" w:hAnsi="BRH Malayalam Extra" w:cs="BRH Devanagari Extra"/>
+                <w:color w:val="000000"/>
+                <w:sz w:val="30"/>
+                <w:szCs w:val="40"/>
+              </w:rPr>
+              <w:t>–</w:t>
+            </w:r>
+            <w:r>
+              <w:rPr>
+                <w:rFonts w:ascii="BRH Devanagari Extra" w:hAnsi="BRH Devanagari Extra" w:cs="BRH Devanagari Extra"/>
+                <w:color w:val="000000"/>
+                <w:sz w:val="40"/>
+                <w:szCs w:val="40"/>
+              </w:rPr>
+              <w:t>lÉÉqÉç mÉëþÌiÉkÉ</w:t>
+            </w:r>
+            <w:r>
+              <w:rPr>
+                <w:rFonts w:ascii="BRH Malayalam Extra" w:hAnsi="BRH Malayalam Extra" w:cs="BRH Devanagari Extra"/>
+                <w:color w:val="000000"/>
+                <w:sz w:val="30"/>
+                <w:szCs w:val="40"/>
+              </w:rPr>
+              <w:t>–</w:t>
+            </w:r>
+            <w:r>
+              <w:rPr>
+                <w:rFonts w:ascii="BRH Devanagari Extra" w:hAnsi="BRH Devanagari Extra" w:cs="BRH Devanagari Extra"/>
+                <w:color w:val="000000"/>
+                <w:sz w:val="40"/>
+                <w:szCs w:val="40"/>
+              </w:rPr>
+              <w:t>iÉÉï |</w:t>
             </w:r>
           </w:p>
         </w:tc>
@@ -1955,35 +1613,14 @@
               </w:rPr>
               <w:t>–</w:t>
             </w:r>
-            <w:proofErr w:type="spellStart"/>
-            <w:r>
-              <w:rPr>
-                <w:rFonts w:ascii="BRH Devanagari Extra" w:hAnsi="BRH Devanagari Extra" w:cs="BRH Devanagari Extra"/>
-                <w:color w:val="000000"/>
-                <w:sz w:val="40"/>
-                <w:szCs w:val="40"/>
-              </w:rPr>
-              <w:t>ÎalÉUç</w:t>
-            </w:r>
-            <w:proofErr w:type="spellEnd"/>
-            <w:r>
-              <w:rPr>
-                <w:rFonts w:ascii="BRH Devanagari Extra" w:hAnsi="BRH Devanagari Extra" w:cs="BRH Devanagari Extra"/>
-                <w:color w:val="000000"/>
-                <w:sz w:val="40"/>
-                <w:szCs w:val="40"/>
-              </w:rPr>
-              <w:t xml:space="preserve">. </w:t>
-            </w:r>
-            <w:proofErr w:type="spellStart"/>
-            <w:r>
-              <w:rPr>
-                <w:rFonts w:ascii="BRH Devanagari Extra" w:hAnsi="BRH Devanagari Extra" w:cs="BRH Devanagari Extra"/>
-                <w:color w:val="000000"/>
-                <w:sz w:val="40"/>
-                <w:szCs w:val="40"/>
-              </w:rPr>
-              <w:t>Wåûþ</w:t>
+            <w:r>
+              <w:rPr>
+                <w:rFonts w:ascii="BRH Devanagari Extra" w:hAnsi="BRH Devanagari Extra" w:cs="BRH Devanagari Extra"/>
+                <w:color w:val="000000"/>
+                <w:sz w:val="40"/>
+                <w:szCs w:val="40"/>
+              </w:rPr>
+              <w:t>ÎalÉUç. Wåûþ</w:t>
             </w:r>
             <w:r>
               <w:rPr>
@@ -1995,35 +1632,23 @@
               </w:rPr>
               <w:t>iÉÏ</w:t>
             </w:r>
-            <w:proofErr w:type="spellEnd"/>
-            <w:r>
-              <w:rPr>
-                <w:rFonts w:ascii="BRH Malayalam Extra" w:hAnsi="BRH Malayalam Extra" w:cs="BRH Devanagari Extra"/>
-                <w:color w:val="000000"/>
-                <w:sz w:val="30"/>
-                <w:szCs w:val="40"/>
-              </w:rPr>
-              <w:t>–</w:t>
-            </w:r>
-            <w:proofErr w:type="spellStart"/>
-            <w:r>
-              <w:rPr>
-                <w:rFonts w:ascii="BRH Devanagari Extra" w:hAnsi="BRH Devanagari Extra" w:cs="BRH Devanagari Extra"/>
-                <w:color w:val="000000"/>
-                <w:sz w:val="40"/>
-                <w:szCs w:val="40"/>
-              </w:rPr>
-              <w:t>lÉÉqÉç</w:t>
-            </w:r>
-            <w:proofErr w:type="spellEnd"/>
-            <w:r>
-              <w:rPr>
-                <w:rFonts w:ascii="BRH Devanagari Extra" w:hAnsi="BRH Devanagari Extra" w:cs="BRH Devanagari Extra"/>
-                <w:color w:val="000000"/>
-                <w:sz w:val="40"/>
-                <w:szCs w:val="40"/>
-              </w:rPr>
-              <w:t xml:space="preserve"> | </w:t>
+            <w:r>
+              <w:rPr>
+                <w:rFonts w:ascii="BRH Malayalam Extra" w:hAnsi="BRH Malayalam Extra" w:cs="BRH Devanagari Extra"/>
+                <w:color w:val="000000"/>
+                <w:sz w:val="30"/>
+                <w:szCs w:val="40"/>
+              </w:rPr>
+              <w:t>–</w:t>
+            </w:r>
+            <w:r>
+              <w:rPr>
+                <w:rFonts w:ascii="BRH Devanagari Extra" w:hAnsi="BRH Devanagari Extra" w:cs="BRH Devanagari Extra"/>
+                <w:color w:val="000000"/>
+                <w:sz w:val="40"/>
+                <w:szCs w:val="40"/>
+              </w:rPr>
+              <w:t xml:space="preserve">lÉÉqÉç | </w:t>
             </w:r>
           </w:p>
           <w:p>
@@ -2041,7 +1666,6 @@
                 <w:szCs w:val="40"/>
               </w:rPr>
             </w:pPr>
-            <w:proofErr w:type="spellStart"/>
             <w:r>
               <w:rPr>
                 <w:rFonts w:ascii="BRH Devanagari Extra" w:hAnsi="BRH Devanagari Extra" w:cs="BRH Devanagari Extra"/>
@@ -2051,17 +1675,15 @@
               </w:rPr>
               <w:t>Wåû</w:t>
             </w:r>
-            <w:proofErr w:type="spellEnd"/>
-            <w:r>
-              <w:rPr>
-                <w:rFonts w:ascii="BRH Malayalam Extra" w:hAnsi="BRH Malayalam Extra" w:cs="BRH Devanagari Extra"/>
-                <w:color w:val="000000"/>
-                <w:sz w:val="30"/>
-                <w:szCs w:val="40"/>
-              </w:rPr>
-              <w:t>–</w:t>
-            </w:r>
-            <w:proofErr w:type="spellStart"/>
+            <w:r>
+              <w:rPr>
+                <w:rFonts w:ascii="BRH Malayalam Extra" w:hAnsi="BRH Malayalam Extra" w:cs="BRH Devanagari Extra"/>
+                <w:color w:val="000000"/>
+                <w:sz w:val="30"/>
+                <w:szCs w:val="40"/>
+              </w:rPr>
+              <w:t>–</w:t>
+            </w:r>
             <w:r>
               <w:rPr>
                 <w:rFonts w:ascii="BRH Devanagari Extra" w:hAnsi="BRH Devanagari Extra" w:cs="BRH Devanagari Extra"/>
@@ -2071,75 +1693,41 @@
               </w:rPr>
               <w:t>iÉÏ</w:t>
             </w:r>
-            <w:proofErr w:type="spellEnd"/>
-            <w:r>
-              <w:rPr>
-                <w:rFonts w:ascii="BRH Malayalam Extra" w:hAnsi="BRH Malayalam Extra" w:cs="BRH Devanagari Extra"/>
-                <w:color w:val="000000"/>
-                <w:sz w:val="30"/>
-                <w:szCs w:val="40"/>
-              </w:rPr>
-              <w:t>–</w:t>
-            </w:r>
-            <w:proofErr w:type="spellStart"/>
-            <w:r>
-              <w:rPr>
-                <w:rFonts w:ascii="BRH Devanagari Extra" w:hAnsi="BRH Devanagari Extra" w:cs="BRH Devanagari Extra"/>
-                <w:color w:val="000000"/>
-                <w:sz w:val="40"/>
-                <w:szCs w:val="40"/>
-              </w:rPr>
-              <w:t>lÉÉqÉç</w:t>
-            </w:r>
-            <w:proofErr w:type="spellEnd"/>
-            <w:r>
-              <w:rPr>
-                <w:rFonts w:ascii="BRH Devanagari Extra" w:hAnsi="BRH Devanagari Extra" w:cs="BRH Devanagari Extra"/>
-                <w:color w:val="000000"/>
-                <w:sz w:val="40"/>
-                <w:szCs w:val="40"/>
-              </w:rPr>
-              <w:t xml:space="preserve"> </w:t>
-            </w:r>
-            <w:proofErr w:type="spellStart"/>
-            <w:r>
-              <w:rPr>
-                <w:rFonts w:ascii="BRH Devanagari Extra" w:hAnsi="BRH Devanagari Extra" w:cs="BRH Devanagari Extra"/>
-                <w:color w:val="000000"/>
-                <w:sz w:val="40"/>
-                <w:szCs w:val="40"/>
-              </w:rPr>
-              <w:t>mÉëþÌiÉkÉ</w:t>
-            </w:r>
-            <w:proofErr w:type="spellEnd"/>
-            <w:r>
-              <w:rPr>
-                <w:rFonts w:ascii="BRH Malayalam Extra" w:hAnsi="BRH Malayalam Extra" w:cs="BRH Devanagari Extra"/>
-                <w:color w:val="000000"/>
-                <w:sz w:val="30"/>
-                <w:szCs w:val="40"/>
-              </w:rPr>
-              <w:t>–</w:t>
-            </w:r>
-            <w:proofErr w:type="spellStart"/>
-            <w:r>
-              <w:rPr>
-                <w:rFonts w:ascii="BRH Devanagari Extra" w:hAnsi="BRH Devanagari Extra" w:cs="BRH Devanagari Extra"/>
-                <w:color w:val="000000"/>
-                <w:sz w:val="40"/>
-                <w:szCs w:val="40"/>
-              </w:rPr>
-              <w:t>iÉÉï</w:t>
-            </w:r>
-            <w:proofErr w:type="spellEnd"/>
-            <w:r>
-              <w:rPr>
-                <w:rFonts w:ascii="BRH Devanagari Extra" w:hAnsi="BRH Devanagari Extra" w:cs="BRH Devanagari Extra"/>
-                <w:color w:val="000000"/>
-                <w:sz w:val="40"/>
-                <w:szCs w:val="40"/>
-              </w:rPr>
-              <w:t xml:space="preserve"> |</w:t>
+            <w:r>
+              <w:rPr>
+                <w:rFonts w:ascii="BRH Malayalam Extra" w:hAnsi="BRH Malayalam Extra" w:cs="BRH Devanagari Extra"/>
+                <w:color w:val="000000"/>
+                <w:sz w:val="30"/>
+                <w:szCs w:val="40"/>
+              </w:rPr>
+              <w:t>–</w:t>
+            </w:r>
+            <w:r>
+              <w:rPr>
+                <w:rFonts w:ascii="BRH Devanagari Extra" w:hAnsi="BRH Devanagari Extra" w:cs="BRH Devanagari Extra"/>
+                <w:color w:val="000000"/>
+                <w:sz w:val="40"/>
+                <w:szCs w:val="40"/>
+              </w:rPr>
+              <w:t>lÉÉqÉç mÉëþÌiÉkÉ</w:t>
+            </w:r>
+            <w:r>
+              <w:rPr>
+                <w:rFonts w:ascii="BRH Malayalam Extra" w:hAnsi="BRH Malayalam Extra" w:cs="BRH Devanagari Extra"/>
+                <w:color w:val="000000"/>
+                <w:sz w:val="30"/>
+                <w:szCs w:val="40"/>
+              </w:rPr>
+              <w:t>–</w:t>
+            </w:r>
+            <w:r>
+              <w:rPr>
+                <w:rFonts w:ascii="BRH Devanagari Extra" w:hAnsi="BRH Devanagari Extra" w:cs="BRH Devanagari Extra"/>
+                <w:color w:val="000000"/>
+                <w:sz w:val="40"/>
+                <w:szCs w:val="40"/>
+              </w:rPr>
+              <w:t>iÉÉï |</w:t>
             </w:r>
           </w:p>
         </w:tc>
@@ -2183,7 +1771,6 @@
                 <w:sz w:val="28"/>
                 <w:szCs w:val="32"/>
               </w:rPr>
-              <w:lastRenderedPageBreak/>
               <w:t>T.S.4.4.6.2</w:t>
             </w:r>
             <w:r>
@@ -2258,6 +1845,7 @@
                 <w:sz w:val="28"/>
                 <w:szCs w:val="32"/>
               </w:rPr>
+              <w:lastRenderedPageBreak/>
               <w:t>Panchaati No</w:t>
             </w:r>
             <w:r>
@@ -2303,14 +1891,14 @@
                 <w:szCs w:val="40"/>
               </w:rPr>
             </w:pPr>
-            <w:proofErr w:type="spellStart"/>
-            <w:r>
-              <w:rPr>
-                <w:rFonts w:ascii="BRH Devanagari Extra" w:hAnsi="BRH Devanagari Extra" w:cs="BRH Devanagari Extra"/>
-                <w:color w:val="000000"/>
-                <w:sz w:val="40"/>
-                <w:szCs w:val="40"/>
-              </w:rPr>
+            <w:r>
+              <w:rPr>
+                <w:rFonts w:ascii="BRH Devanagari Extra" w:hAnsi="BRH Devanagari Extra" w:cs="BRH Devanagari Extra"/>
+                <w:color w:val="000000"/>
+                <w:sz w:val="40"/>
+                <w:szCs w:val="40"/>
+              </w:rPr>
+              <w:lastRenderedPageBreak/>
               <w:t>iÉå</w:t>
             </w:r>
             <w:r>
@@ -2323,17 +1911,15 @@
               </w:rPr>
               <w:t>lÉ</w:t>
             </w:r>
-            <w:proofErr w:type="spellEnd"/>
-            <w:r>
-              <w:rPr>
-                <w:rFonts w:ascii="BRH Malayalam Extra" w:hAnsi="BRH Malayalam Extra" w:cs="BRH Devanagari Extra"/>
-                <w:color w:val="000000"/>
-                <w:sz w:val="30"/>
-                <w:szCs w:val="40"/>
-              </w:rPr>
-              <w:t>–</w:t>
-            </w:r>
-            <w:proofErr w:type="spellStart"/>
+            <w:r>
+              <w:rPr>
+                <w:rFonts w:ascii="BRH Malayalam Extra" w:hAnsi="BRH Malayalam Extra" w:cs="BRH Devanagari Extra"/>
+                <w:color w:val="000000"/>
+                <w:sz w:val="30"/>
+                <w:szCs w:val="40"/>
+              </w:rPr>
+              <w:t>–</w:t>
+            </w:r>
             <w:r>
               <w:rPr>
                 <w:rFonts w:ascii="BRH Devanagari Extra" w:hAnsi="BRH Devanagari Extra" w:cs="BRH Devanagari Extra"/>
@@ -2351,75 +1937,34 @@
                 <w:sz w:val="40"/>
                 <w:szCs w:val="40"/>
               </w:rPr>
-              <w:t>ÌwÉþhÉÉ</w:t>
-            </w:r>
-            <w:proofErr w:type="spellEnd"/>
-            <w:r>
-              <w:rPr>
-                <w:rFonts w:ascii="BRH Devanagari Extra" w:hAnsi="BRH Devanagari Extra" w:cs="BRH Devanagari Extra"/>
-                <w:color w:val="000000"/>
-                <w:sz w:val="40"/>
-                <w:szCs w:val="40"/>
-              </w:rPr>
-              <w:t xml:space="preserve"> |</w:t>
-            </w:r>
-            <w:r>
-              <w:rPr>
-                <w:rFonts w:ascii="BRH Devanagari Extra" w:hAnsi="BRH Devanagari Extra" w:cs="BRH Devanagari Extra"/>
-                <w:color w:val="000000"/>
-                <w:sz w:val="40"/>
-                <w:szCs w:val="40"/>
-              </w:rPr>
-              <w:t xml:space="preserve"> </w:t>
-            </w:r>
-            <w:proofErr w:type="spellStart"/>
-            <w:r>
-              <w:rPr>
-                <w:rFonts w:ascii="BRH Devanagari Extra" w:hAnsi="BRH Devanagari Extra" w:cs="BRH Devanagari Extra"/>
-                <w:color w:val="000000"/>
-                <w:sz w:val="40"/>
-                <w:szCs w:val="40"/>
-              </w:rPr>
-              <w:t>GÌwÉþhÉÉ</w:t>
-            </w:r>
-            <w:proofErr w:type="spellEnd"/>
-            <w:r>
-              <w:rPr>
-                <w:rFonts w:ascii="BRH Malayalam Extra" w:hAnsi="BRH Malayalam Extra" w:cs="BRH Devanagari Extra"/>
-                <w:color w:val="000000"/>
-                <w:sz w:val="30"/>
-                <w:szCs w:val="40"/>
-              </w:rPr>
-              <w:t>–</w:t>
-            </w:r>
-            <w:r>
-              <w:rPr>
-                <w:rFonts w:ascii="BRH Devanagari Extra" w:hAnsi="BRH Devanagari Extra" w:cs="BRH Devanagari Extra"/>
-                <w:color w:val="000000"/>
-                <w:sz w:val="40"/>
-                <w:szCs w:val="40"/>
-              </w:rPr>
-              <w:t xml:space="preserve"> </w:t>
-            </w:r>
-            <w:proofErr w:type="spellStart"/>
-            <w:r>
-              <w:rPr>
-                <w:rFonts w:ascii="BRH Devanagari Extra" w:hAnsi="BRH Devanagari Extra" w:cs="BRH Devanagari Extra"/>
-                <w:color w:val="000000"/>
-                <w:sz w:val="40"/>
-                <w:szCs w:val="40"/>
-              </w:rPr>
-              <w:t>iÉålÉþ</w:t>
-            </w:r>
-            <w:proofErr w:type="spellEnd"/>
-            <w:r>
-              <w:rPr>
-                <w:rFonts w:ascii="BRH Devanagari Extra" w:hAnsi="BRH Devanagari Extra" w:cs="BRH Devanagari Extra"/>
-                <w:color w:val="000000"/>
-                <w:sz w:val="40"/>
-                <w:szCs w:val="40"/>
-              </w:rPr>
-              <w:t xml:space="preserve"> |</w:t>
+              <w:t>ÌwÉþhÉÉ |</w:t>
+            </w:r>
+            <w:r>
+              <w:rPr>
+                <w:rFonts w:ascii="BRH Devanagari Extra" w:hAnsi="BRH Devanagari Extra" w:cs="BRH Devanagari Extra"/>
+                <w:color w:val="000000"/>
+                <w:sz w:val="40"/>
+                <w:szCs w:val="40"/>
+              </w:rPr>
+              <w:t xml:space="preserve"> GÌwÉþhÉÉ</w:t>
+            </w:r>
+            <w:r>
+              <w:rPr>
+                <w:rFonts w:ascii="BRH Malayalam Extra" w:hAnsi="BRH Malayalam Extra" w:cs="BRH Devanagari Extra"/>
+                <w:color w:val="000000"/>
+                <w:sz w:val="30"/>
+                <w:szCs w:val="40"/>
+              </w:rPr>
+              <w:t>–</w:t>
+            </w:r>
+            <w:r>
+              <w:rPr>
+                <w:rFonts w:ascii="BRH Devanagari Extra" w:hAnsi="BRH Devanagari Extra" w:cs="BRH Devanagari Extra"/>
+                <w:color w:val="000000"/>
+                <w:sz w:val="40"/>
+                <w:szCs w:val="40"/>
+              </w:rPr>
+              <w:t xml:space="preserve"> iÉålÉþ |</w:t>
             </w:r>
           </w:p>
         </w:tc>
@@ -2448,7 +1993,6 @@
                 <w:szCs w:val="40"/>
               </w:rPr>
             </w:pPr>
-            <w:proofErr w:type="spellStart"/>
             <w:r>
               <w:rPr>
                 <w:rFonts w:ascii="BRH Devanagari Extra" w:hAnsi="BRH Devanagari Extra" w:cs="BRH Devanagari Extra"/>
@@ -2486,75 +2030,34 @@
                 <w:sz w:val="40"/>
                 <w:szCs w:val="40"/>
               </w:rPr>
-              <w:t>wÉþhÉÉ</w:t>
-            </w:r>
-            <w:proofErr w:type="spellEnd"/>
-            <w:r>
-              <w:rPr>
-                <w:rFonts w:ascii="BRH Devanagari Extra" w:hAnsi="BRH Devanagari Extra" w:cs="BRH Devanagari Extra"/>
-                <w:color w:val="000000"/>
-                <w:sz w:val="40"/>
-                <w:szCs w:val="40"/>
-              </w:rPr>
-              <w:t xml:space="preserve"> |</w:t>
-            </w:r>
-            <w:r>
-              <w:rPr>
-                <w:rFonts w:ascii="BRH Devanagari Extra" w:hAnsi="BRH Devanagari Extra" w:cs="BRH Devanagari Extra"/>
-                <w:color w:val="000000"/>
-                <w:sz w:val="40"/>
-                <w:szCs w:val="40"/>
-              </w:rPr>
-              <w:t xml:space="preserve"> </w:t>
-            </w:r>
-            <w:proofErr w:type="spellStart"/>
-            <w:r>
-              <w:rPr>
-                <w:rFonts w:ascii="BRH Devanagari Extra" w:hAnsi="BRH Devanagari Extra" w:cs="BRH Devanagari Extra"/>
-                <w:color w:val="000000"/>
-                <w:sz w:val="40"/>
-                <w:szCs w:val="40"/>
-              </w:rPr>
-              <w:t>GÌwÉþhÉÉ</w:t>
-            </w:r>
-            <w:proofErr w:type="spellEnd"/>
-            <w:r>
-              <w:rPr>
-                <w:rFonts w:ascii="BRH Malayalam Extra" w:hAnsi="BRH Malayalam Extra" w:cs="BRH Devanagari Extra"/>
-                <w:color w:val="000000"/>
-                <w:sz w:val="30"/>
-                <w:szCs w:val="40"/>
-              </w:rPr>
-              <w:t>–</w:t>
-            </w:r>
-            <w:r>
-              <w:rPr>
-                <w:rFonts w:ascii="BRH Devanagari Extra" w:hAnsi="BRH Devanagari Extra" w:cs="BRH Devanagari Extra"/>
-                <w:color w:val="000000"/>
-                <w:sz w:val="40"/>
-                <w:szCs w:val="40"/>
-              </w:rPr>
-              <w:t xml:space="preserve"> </w:t>
-            </w:r>
-            <w:proofErr w:type="spellStart"/>
-            <w:r>
-              <w:rPr>
-                <w:rFonts w:ascii="BRH Devanagari Extra" w:hAnsi="BRH Devanagari Extra" w:cs="BRH Devanagari Extra"/>
-                <w:color w:val="000000"/>
-                <w:sz w:val="40"/>
-                <w:szCs w:val="40"/>
-              </w:rPr>
-              <w:t>iÉålÉþ</w:t>
-            </w:r>
-            <w:proofErr w:type="spellEnd"/>
-            <w:r>
-              <w:rPr>
-                <w:rFonts w:ascii="BRH Devanagari Extra" w:hAnsi="BRH Devanagari Extra" w:cs="BRH Devanagari Extra"/>
-                <w:color w:val="000000"/>
-                <w:sz w:val="40"/>
-                <w:szCs w:val="40"/>
-              </w:rPr>
-              <w:t xml:space="preserve"> |</w:t>
+              <w:t>wÉþhÉÉ |</w:t>
+            </w:r>
+            <w:r>
+              <w:rPr>
+                <w:rFonts w:ascii="BRH Devanagari Extra" w:hAnsi="BRH Devanagari Extra" w:cs="BRH Devanagari Extra"/>
+                <w:color w:val="000000"/>
+                <w:sz w:val="40"/>
+                <w:szCs w:val="40"/>
+              </w:rPr>
+              <w:t xml:space="preserve"> GÌwÉþhÉÉ</w:t>
+            </w:r>
+            <w:r>
+              <w:rPr>
+                <w:rFonts w:ascii="BRH Malayalam Extra" w:hAnsi="BRH Malayalam Extra" w:cs="BRH Devanagari Extra"/>
+                <w:color w:val="000000"/>
+                <w:sz w:val="30"/>
+                <w:szCs w:val="40"/>
+              </w:rPr>
+              <w:t>–</w:t>
+            </w:r>
+            <w:r>
+              <w:rPr>
+                <w:rFonts w:ascii="BRH Devanagari Extra" w:hAnsi="BRH Devanagari Extra" w:cs="BRH Devanagari Extra"/>
+                <w:color w:val="000000"/>
+                <w:sz w:val="40"/>
+                <w:szCs w:val="40"/>
+              </w:rPr>
+              <w:t xml:space="preserve"> iÉålÉþ |</w:t>
             </w:r>
           </w:p>
         </w:tc>
@@ -2717,7 +2220,6 @@
                 <w:szCs w:val="40"/>
               </w:rPr>
             </w:pPr>
-            <w:proofErr w:type="spellStart"/>
             <w:r>
               <w:rPr>
                 <w:rFonts w:ascii="BRH Devanagari Extra" w:hAnsi="BRH Devanagari Extra" w:cs="BRH Devanagari Extra"/>
@@ -2727,7 +2229,6 @@
               </w:rPr>
               <w:t>mÉÑ</w:t>
             </w:r>
-            <w:proofErr w:type="spellEnd"/>
             <w:r>
               <w:rPr>
                 <w:rFonts w:ascii="BRH Malayalam Extra" w:hAnsi="BRH Malayalam Extra" w:cs="BRH Devanagari Extra"/>
@@ -2773,56 +2274,25 @@
                 <w:sz w:val="40"/>
                 <w:szCs w:val="40"/>
               </w:rPr>
-              <w:t xml:space="preserve">iÉåÌiÉþ </w:t>
-            </w:r>
-            <w:proofErr w:type="spellStart"/>
-            <w:r>
-              <w:rPr>
-                <w:rFonts w:ascii="BRH Devanagari Extra" w:hAnsi="BRH Devanagari Extra" w:cs="BRH Devanagari Extra"/>
-                <w:color w:val="000000"/>
-                <w:sz w:val="40"/>
-                <w:szCs w:val="40"/>
-              </w:rPr>
-              <w:t>mÉÑUÈ</w:t>
-            </w:r>
-            <w:proofErr w:type="spellEnd"/>
-            <w:r>
-              <w:rPr>
-                <w:rFonts w:ascii="BRH Devanagari Extra" w:hAnsi="BRH Devanagari Extra" w:cs="BRH Devanagari Extra"/>
-                <w:color w:val="000000"/>
-                <w:sz w:val="40"/>
-                <w:szCs w:val="40"/>
-              </w:rPr>
-              <w:t xml:space="preserve"> - L</w:t>
-            </w:r>
-            <w:r>
-              <w:rPr>
-                <w:rFonts w:ascii="BRH Malayalam Extra" w:hAnsi="BRH Malayalam Extra" w:cs="BRH Devanagari Extra"/>
-                <w:color w:val="000000"/>
-                <w:sz w:val="30"/>
-                <w:szCs w:val="40"/>
-              </w:rPr>
-              <w:t>–</w:t>
-            </w:r>
-            <w:proofErr w:type="spellStart"/>
-            <w:r>
-              <w:rPr>
-                <w:rFonts w:ascii="BRH Devanagari Extra" w:hAnsi="BRH Devanagari Extra" w:cs="BRH Devanagari Extra"/>
-                <w:color w:val="000000"/>
-                <w:sz w:val="40"/>
-                <w:szCs w:val="40"/>
-              </w:rPr>
-              <w:t>iÉÉ</w:t>
-            </w:r>
-            <w:proofErr w:type="spellEnd"/>
-            <w:r>
-              <w:rPr>
-                <w:rFonts w:ascii="BRH Devanagari Extra" w:hAnsi="BRH Devanagari Extra" w:cs="BRH Devanagari Extra"/>
-                <w:color w:val="000000"/>
-                <w:sz w:val="40"/>
-                <w:szCs w:val="40"/>
-              </w:rPr>
-              <w:t xml:space="preserve"> | </w:t>
+              <w:t>iÉåÌiÉþ mÉÑUÈ - L</w:t>
+            </w:r>
+            <w:r>
+              <w:rPr>
+                <w:rFonts w:ascii="BRH Malayalam Extra" w:hAnsi="BRH Malayalam Extra" w:cs="BRH Devanagari Extra"/>
+                <w:color w:val="000000"/>
+                <w:sz w:val="30"/>
+                <w:szCs w:val="40"/>
+              </w:rPr>
+              <w:t>–</w:t>
+            </w:r>
+            <w:r>
+              <w:rPr>
+                <w:rFonts w:ascii="BRH Devanagari Extra" w:hAnsi="BRH Devanagari Extra" w:cs="BRH Devanagari Extra"/>
+                <w:color w:val="000000"/>
+                <w:sz w:val="40"/>
+                <w:szCs w:val="40"/>
+              </w:rPr>
+              <w:t xml:space="preserve">iÉÉ | </w:t>
             </w:r>
           </w:p>
         </w:tc>
@@ -2851,7 +2321,6 @@
                 <w:szCs w:val="40"/>
               </w:rPr>
             </w:pPr>
-            <w:proofErr w:type="spellStart"/>
             <w:r>
               <w:rPr>
                 <w:rFonts w:ascii="BRH Devanagari Extra" w:hAnsi="BRH Devanagari Extra" w:cs="BRH Devanagari Extra"/>
@@ -2861,7 +2330,6 @@
               </w:rPr>
               <w:t>mÉÑ</w:t>
             </w:r>
-            <w:proofErr w:type="spellEnd"/>
             <w:r>
               <w:rPr>
                 <w:rFonts w:ascii="BRH Malayalam Extra" w:hAnsi="BRH Malayalam Extra" w:cs="BRH Devanagari Extra"/>
@@ -2908,74 +2376,32 @@
               </w:rPr>
               <w:t>–</w:t>
             </w:r>
-            <w:proofErr w:type="spellStart"/>
-            <w:r>
-              <w:rPr>
-                <w:rFonts w:ascii="BRH Devanagari Extra" w:hAnsi="BRH Devanagari Extra" w:cs="BRH Devanagari Extra"/>
-                <w:color w:val="000000"/>
-                <w:sz w:val="40"/>
-                <w:szCs w:val="40"/>
-              </w:rPr>
-              <w:t>iÉåÌiÉþ</w:t>
-            </w:r>
-            <w:proofErr w:type="spellEnd"/>
-            <w:r>
-              <w:rPr>
-                <w:rFonts w:ascii="BRH Devanagari Extra" w:hAnsi="BRH Devanagari Extra" w:cs="BRH Devanagari Extra"/>
-                <w:color w:val="000000"/>
-                <w:sz w:val="40"/>
-                <w:szCs w:val="40"/>
-              </w:rPr>
-              <w:t xml:space="preserve"> </w:t>
-            </w:r>
-            <w:proofErr w:type="spellStart"/>
-            <w:r>
-              <w:rPr>
-                <w:rFonts w:ascii="BRH Devanagari Extra" w:hAnsi="BRH Devanagari Extra" w:cs="BRH Devanagari Extra"/>
-                <w:color w:val="000000"/>
-                <w:sz w:val="40"/>
-                <w:szCs w:val="40"/>
-              </w:rPr>
-              <w:t>mÉÑUÈ</w:t>
-            </w:r>
-            <w:proofErr w:type="spellEnd"/>
-            <w:r>
-              <w:rPr>
-                <w:rFonts w:ascii="BRH Devanagari Extra" w:hAnsi="BRH Devanagari Extra" w:cs="BRH Devanagari Extra"/>
-                <w:color w:val="000000"/>
-                <w:sz w:val="40"/>
-                <w:szCs w:val="40"/>
-              </w:rPr>
-              <w:t xml:space="preserve"> - L</w:t>
-            </w:r>
-            <w:r>
-              <w:rPr>
-                <w:rFonts w:ascii="BRH Malayalam Extra" w:hAnsi="BRH Malayalam Extra" w:cs="BRH Devanagari Extra"/>
-                <w:color w:val="000000"/>
-                <w:sz w:val="30"/>
-                <w:szCs w:val="40"/>
-              </w:rPr>
-              <w:t>–</w:t>
-            </w:r>
-            <w:proofErr w:type="spellStart"/>
-            <w:r>
-              <w:rPr>
-                <w:rFonts w:ascii="BRH Devanagari Extra" w:hAnsi="BRH Devanagari Extra" w:cs="BRH Devanagari Extra"/>
-                <w:color w:val="000000"/>
-                <w:sz w:val="40"/>
-                <w:szCs w:val="40"/>
-              </w:rPr>
-              <w:t>iÉÉ</w:t>
-            </w:r>
-            <w:proofErr w:type="spellEnd"/>
-            <w:r>
-              <w:rPr>
-                <w:rFonts w:ascii="BRH Devanagari Extra" w:hAnsi="BRH Devanagari Extra" w:cs="BRH Devanagari Extra"/>
-                <w:color w:val="000000"/>
-                <w:sz w:val="40"/>
-                <w:szCs w:val="40"/>
-              </w:rPr>
-              <w:t xml:space="preserve"> |</w:t>
+            <w:r>
+              <w:rPr>
+                <w:rFonts w:ascii="BRH Devanagari Extra" w:hAnsi="BRH Devanagari Extra" w:cs="BRH Devanagari Extra"/>
+                <w:color w:val="000000"/>
+                <w:sz w:val="40"/>
+                <w:szCs w:val="40"/>
+              </w:rPr>
+              <w:t>iÉåÌiÉþ mÉÑUÈ - L</w:t>
+            </w:r>
+            <w:r>
+              <w:rPr>
+                <w:rFonts w:ascii="BRH Malayalam Extra" w:hAnsi="BRH Malayalam Extra" w:cs="BRH Devanagari Extra"/>
+                <w:color w:val="000000"/>
+                <w:sz w:val="30"/>
+                <w:szCs w:val="40"/>
+              </w:rPr>
+              <w:t>–</w:t>
+            </w:r>
+            <w:r>
+              <w:rPr>
+                <w:rFonts w:ascii="BRH Devanagari Extra" w:hAnsi="BRH Devanagari Extra" w:cs="BRH Devanagari Extra"/>
+                <w:color w:val="000000"/>
+                <w:sz w:val="40"/>
+                <w:szCs w:val="40"/>
+              </w:rPr>
+              <w:t>iÉÉ |</w:t>
             </w:r>
           </w:p>
         </w:tc>
@@ -3388,7 +2814,6 @@
                 <w:szCs w:val="40"/>
               </w:rPr>
             </w:pPr>
-            <w:proofErr w:type="spellStart"/>
             <w:r>
               <w:rPr>
                 <w:rFonts w:ascii="BRH Devanagari Extra" w:hAnsi="BRH Devanagari Extra" w:cs="BRH Devanagari Extra"/>
@@ -3398,46 +2823,33 @@
               </w:rPr>
               <w:t>iuÉÉ</w:t>
             </w:r>
-            <w:proofErr w:type="spellEnd"/>
-            <w:r>
-              <w:rPr>
-                <w:rFonts w:ascii="BRH Malayalam Extra" w:hAnsi="BRH Malayalam Extra" w:cs="BRH Devanagari Extra"/>
-                <w:color w:val="000000"/>
-                <w:sz w:val="30"/>
-                <w:szCs w:val="40"/>
-              </w:rPr>
-              <w:t>–</w:t>
-            </w:r>
-            <w:proofErr w:type="spellStart"/>
-            <w:r>
-              <w:rPr>
-                <w:rFonts w:ascii="BRH Devanagari Extra" w:hAnsi="BRH Devanagari Extra" w:cs="BRH Devanagari Extra"/>
-                <w:color w:val="000000"/>
-                <w:sz w:val="40"/>
-                <w:szCs w:val="40"/>
-              </w:rPr>
-              <w:t>ÅliÉËUþ¤ÉqÉç</w:t>
-            </w:r>
-            <w:proofErr w:type="spellEnd"/>
-            <w:r>
-              <w:rPr>
-                <w:rFonts w:ascii="BRH Devanagari Extra" w:hAnsi="BRH Devanagari Extra" w:cs="BRH Devanagari Extra"/>
-                <w:color w:val="000000"/>
-                <w:sz w:val="40"/>
-                <w:szCs w:val="40"/>
-              </w:rPr>
-              <w:t xml:space="preserve"> | A</w:t>
-            </w:r>
-            <w:r>
-              <w:rPr>
-                <w:rFonts w:ascii="BRH Malayalam Extra" w:hAnsi="BRH Malayalam Extra" w:cs="BRH Devanagari Extra"/>
-                <w:color w:val="000000"/>
-                <w:sz w:val="30"/>
-                <w:szCs w:val="40"/>
-              </w:rPr>
-              <w:t>–</w:t>
-            </w:r>
-            <w:proofErr w:type="spellStart"/>
+            <w:r>
+              <w:rPr>
+                <w:rFonts w:ascii="BRH Malayalam Extra" w:hAnsi="BRH Malayalam Extra" w:cs="BRH Devanagari Extra"/>
+                <w:color w:val="000000"/>
+                <w:sz w:val="30"/>
+                <w:szCs w:val="40"/>
+              </w:rPr>
+              <w:t>–</w:t>
+            </w:r>
+            <w:r>
+              <w:rPr>
+                <w:rFonts w:ascii="BRH Devanagari Extra" w:hAnsi="BRH Devanagari Extra" w:cs="BRH Devanagari Extra"/>
+                <w:color w:val="000000"/>
+                <w:sz w:val="40"/>
+                <w:szCs w:val="40"/>
+              </w:rPr>
+              <w:t>ÅliÉËUþ¤ÉqÉç | A</w:t>
+            </w:r>
+            <w:r>
+              <w:rPr>
+                <w:rFonts w:ascii="BRH Malayalam Extra" w:hAnsi="BRH Malayalam Extra" w:cs="BRH Devanagari Extra"/>
+                <w:color w:val="000000"/>
+                <w:sz w:val="30"/>
+                <w:szCs w:val="40"/>
+              </w:rPr>
+              <w:t>–</w:t>
+            </w:r>
             <w:r>
               <w:rPr>
                 <w:rFonts w:ascii="BRH Devanagari Extra" w:hAnsi="BRH Devanagari Extra" w:cs="BRH Devanagari Extra"/>
@@ -3464,37 +2876,7 @@
                 <w:sz w:val="40"/>
                 <w:szCs w:val="40"/>
               </w:rPr>
-              <w:t>þqÉç</w:t>
-            </w:r>
-            <w:proofErr w:type="spellEnd"/>
-            <w:r>
-              <w:rPr>
-                <w:rFonts w:ascii="BRH Devanagari Extra" w:hAnsi="BRH Devanagari Extra" w:cs="BRH Devanagari Extra"/>
-                <w:color w:val="000000"/>
-                <w:sz w:val="40"/>
-                <w:szCs w:val="40"/>
-              </w:rPr>
-              <w:t xml:space="preserve"> </w:t>
-            </w:r>
-            <w:proofErr w:type="spellStart"/>
-            <w:r>
-              <w:rPr>
-                <w:rFonts w:ascii="BRH Devanagari Extra" w:hAnsi="BRH Devanagari Extra" w:cs="BRH Devanagari Extra"/>
-                <w:color w:val="000000"/>
-                <w:sz w:val="40"/>
-                <w:szCs w:val="40"/>
-              </w:rPr>
-              <w:t>ÎeÉluÉ</w:t>
-            </w:r>
-            <w:proofErr w:type="spellEnd"/>
-            <w:r>
-              <w:rPr>
-                <w:rFonts w:ascii="BRH Devanagari Extra" w:hAnsi="BRH Devanagari Extra" w:cs="BRH Devanagari Extra"/>
-                <w:color w:val="000000"/>
-                <w:sz w:val="40"/>
-                <w:szCs w:val="40"/>
-              </w:rPr>
-              <w:t xml:space="preserve"> |</w:t>
+              <w:t>þqÉç ÎeÉluÉ |</w:t>
             </w:r>
           </w:p>
         </w:tc>
@@ -3517,7 +2899,6 @@
                 <w:szCs w:val="40"/>
               </w:rPr>
             </w:pPr>
-            <w:proofErr w:type="spellStart"/>
             <w:r>
               <w:rPr>
                 <w:rFonts w:ascii="BRH Devanagari Extra" w:hAnsi="BRH Devanagari Extra" w:cs="BRH Devanagari Extra"/>
@@ -3527,46 +2908,33 @@
               </w:rPr>
               <w:t>iuÉÉ</w:t>
             </w:r>
-            <w:proofErr w:type="spellEnd"/>
-            <w:r>
-              <w:rPr>
-                <w:rFonts w:ascii="BRH Malayalam Extra" w:hAnsi="BRH Malayalam Extra" w:cs="BRH Devanagari Extra"/>
-                <w:color w:val="000000"/>
-                <w:sz w:val="30"/>
-                <w:szCs w:val="40"/>
-              </w:rPr>
-              <w:t>–</w:t>
-            </w:r>
-            <w:proofErr w:type="spellStart"/>
-            <w:r>
-              <w:rPr>
-                <w:rFonts w:ascii="BRH Devanagari Extra" w:hAnsi="BRH Devanagari Extra" w:cs="BRH Devanagari Extra"/>
-                <w:color w:val="000000"/>
-                <w:sz w:val="40"/>
-                <w:szCs w:val="40"/>
-              </w:rPr>
-              <w:t>ÅliÉËUþ¤ÉqÉç</w:t>
-            </w:r>
-            <w:proofErr w:type="spellEnd"/>
-            <w:r>
-              <w:rPr>
-                <w:rFonts w:ascii="BRH Devanagari Extra" w:hAnsi="BRH Devanagari Extra" w:cs="BRH Devanagari Extra"/>
-                <w:color w:val="000000"/>
-                <w:sz w:val="40"/>
-                <w:szCs w:val="40"/>
-              </w:rPr>
-              <w:t xml:space="preserve"> | A</w:t>
-            </w:r>
-            <w:r>
-              <w:rPr>
-                <w:rFonts w:ascii="BRH Malayalam Extra" w:hAnsi="BRH Malayalam Extra" w:cs="BRH Devanagari Extra"/>
-                <w:color w:val="000000"/>
-                <w:sz w:val="30"/>
-                <w:szCs w:val="40"/>
-              </w:rPr>
-              <w:t>–</w:t>
-            </w:r>
-            <w:proofErr w:type="spellStart"/>
+            <w:r>
+              <w:rPr>
+                <w:rFonts w:ascii="BRH Malayalam Extra" w:hAnsi="BRH Malayalam Extra" w:cs="BRH Devanagari Extra"/>
+                <w:color w:val="000000"/>
+                <w:sz w:val="30"/>
+                <w:szCs w:val="40"/>
+              </w:rPr>
+              <w:t>–</w:t>
+            </w:r>
+            <w:r>
+              <w:rPr>
+                <w:rFonts w:ascii="BRH Devanagari Extra" w:hAnsi="BRH Devanagari Extra" w:cs="BRH Devanagari Extra"/>
+                <w:color w:val="000000"/>
+                <w:sz w:val="40"/>
+                <w:szCs w:val="40"/>
+              </w:rPr>
+              <w:t>ÅliÉËUþ¤ÉqÉç | A</w:t>
+            </w:r>
+            <w:r>
+              <w:rPr>
+                <w:rFonts w:ascii="BRH Malayalam Extra" w:hAnsi="BRH Malayalam Extra" w:cs="BRH Devanagari Extra"/>
+                <w:color w:val="000000"/>
+                <w:sz w:val="30"/>
+                <w:szCs w:val="40"/>
+              </w:rPr>
+              <w:t>–</w:t>
+            </w:r>
             <w:r>
               <w:rPr>
                 <w:rFonts w:ascii="BRH Devanagari Extra" w:hAnsi="BRH Devanagari Extra" w:cs="BRH Devanagari Extra"/>
@@ -3593,37 +2961,7 @@
                 <w:sz w:val="40"/>
                 <w:szCs w:val="40"/>
               </w:rPr>
-              <w:t>þ¤ÉqÉç</w:t>
-            </w:r>
-            <w:proofErr w:type="spellEnd"/>
-            <w:r>
-              <w:rPr>
-                <w:rFonts w:ascii="BRH Devanagari Extra" w:hAnsi="BRH Devanagari Extra" w:cs="BRH Devanagari Extra"/>
-                <w:color w:val="000000"/>
-                <w:sz w:val="40"/>
-                <w:szCs w:val="40"/>
-              </w:rPr>
-              <w:t xml:space="preserve"> </w:t>
-            </w:r>
-            <w:proofErr w:type="spellStart"/>
-            <w:r>
-              <w:rPr>
-                <w:rFonts w:ascii="BRH Devanagari Extra" w:hAnsi="BRH Devanagari Extra" w:cs="BRH Devanagari Extra"/>
-                <w:color w:val="000000"/>
-                <w:sz w:val="40"/>
-                <w:szCs w:val="40"/>
-              </w:rPr>
-              <w:t>ÎeÉluÉ</w:t>
-            </w:r>
-            <w:proofErr w:type="spellEnd"/>
-            <w:r>
-              <w:rPr>
-                <w:rFonts w:ascii="BRH Devanagari Extra" w:hAnsi="BRH Devanagari Extra" w:cs="BRH Devanagari Extra"/>
-                <w:color w:val="000000"/>
-                <w:sz w:val="40"/>
-                <w:szCs w:val="40"/>
-              </w:rPr>
-              <w:t xml:space="preserve"> |</w:t>
+              <w:t>þ¤ÉqÉç ÎeÉluÉ |</w:t>
             </w:r>
           </w:p>
         </w:tc>
@@ -3774,7 +3112,6 @@
               </w:rPr>
               <w:t>–</w:t>
             </w:r>
-            <w:proofErr w:type="spellStart"/>
             <w:r>
               <w:rPr>
                 <w:rFonts w:ascii="BRH Devanagari Extra" w:hAnsi="BRH Devanagari Extra" w:cs="BRH Devanagari Extra"/>
@@ -3794,55 +3131,32 @@
               </w:rPr>
               <w:t>Uç</w:t>
             </w:r>
-            <w:proofErr w:type="spellEnd"/>
-            <w:r>
-              <w:rPr>
-                <w:rFonts w:ascii="BRH Devanagari Extra" w:hAnsi="BRH Devanagari Extra" w:cs="BRH Devanagari Extra"/>
-                <w:color w:val="000000"/>
-                <w:sz w:val="40"/>
-                <w:szCs w:val="40"/>
-              </w:rPr>
-              <w:t xml:space="preserve"> </w:t>
-            </w:r>
-            <w:proofErr w:type="spellStart"/>
-            <w:r>
-              <w:rPr>
-                <w:rFonts w:ascii="BRH Devanagari Extra" w:hAnsi="BRH Devanagari Extra" w:cs="BRH Devanagari Extra"/>
-                <w:color w:val="000000"/>
-                <w:sz w:val="40"/>
-                <w:szCs w:val="40"/>
-              </w:rPr>
-              <w:t>WåûþÌiÉ</w:t>
-            </w:r>
-            <w:proofErr w:type="spellEnd"/>
-            <w:r>
-              <w:rPr>
-                <w:rFonts w:ascii="BRH Malayalam Extra" w:hAnsi="BRH Malayalam Extra" w:cs="BRH Devanagari Extra"/>
-                <w:color w:val="000000"/>
-                <w:sz w:val="30"/>
-                <w:szCs w:val="40"/>
-              </w:rPr>
-              <w:t>–</w:t>
-            </w:r>
-            <w:proofErr w:type="spellStart"/>
-            <w:r>
-              <w:rPr>
-                <w:rFonts w:ascii="BRH Devanagari Extra" w:hAnsi="BRH Devanagari Extra" w:cs="BRH Devanagari Extra"/>
-                <w:color w:val="000000"/>
-                <w:sz w:val="40"/>
-                <w:szCs w:val="40"/>
-              </w:rPr>
-              <w:t>lÉÉqÉç</w:t>
-            </w:r>
-            <w:proofErr w:type="spellEnd"/>
-            <w:r>
-              <w:rPr>
-                <w:rFonts w:ascii="BRH Devanagari Extra" w:hAnsi="BRH Devanagari Extra" w:cs="BRH Devanagari Extra"/>
-                <w:color w:val="000000"/>
-                <w:sz w:val="40"/>
-                <w:szCs w:val="40"/>
-              </w:rPr>
-              <w:t xml:space="preserve"> |</w:t>
+            <w:r>
+              <w:rPr>
+                <w:rFonts w:ascii="BRH Devanagari Extra" w:hAnsi="BRH Devanagari Extra" w:cs="BRH Devanagari Extra"/>
+                <w:color w:val="000000"/>
+                <w:sz w:val="40"/>
+                <w:szCs w:val="40"/>
+              </w:rPr>
+              <w:t xml:space="preserve"> WåûþÌiÉ</w:t>
+            </w:r>
+            <w:r>
+              <w:rPr>
+                <w:rFonts w:ascii="BRH Malayalam Extra" w:hAnsi="BRH Malayalam Extra" w:cs="BRH Devanagari Extra"/>
+                <w:color w:val="000000"/>
+                <w:sz w:val="30"/>
+                <w:szCs w:val="40"/>
+              </w:rPr>
+              <w:t>–</w:t>
+            </w:r>
+            <w:r>
+              <w:rPr>
+                <w:rFonts w:ascii="BRH Devanagari Extra" w:hAnsi="BRH Devanagari Extra" w:cs="BRH Devanagari Extra"/>
+                <w:color w:val="000000"/>
+                <w:sz w:val="40"/>
+                <w:szCs w:val="40"/>
+              </w:rPr>
+              <w:t>lÉÉqÉç |</w:t>
             </w:r>
           </w:p>
         </w:tc>
@@ -3882,7 +3196,6 @@
               </w:rPr>
               <w:t>–</w:t>
             </w:r>
-            <w:proofErr w:type="spellStart"/>
             <w:r>
               <w:rPr>
                 <w:rFonts w:ascii="BRH Devanagari Extra" w:hAnsi="BRH Devanagari Extra" w:cs="BRH Devanagari Extra"/>
@@ -3902,7 +3215,6 @@
               </w:rPr>
               <w:t>Uç</w:t>
             </w:r>
-            <w:proofErr w:type="spellEnd"/>
             <w:r>
               <w:rPr>
                 <w:rFonts w:ascii="BRH Devanagari Extra" w:hAnsi="BRH Devanagari Extra" w:cs="BRH Devanagari Extra"/>
@@ -3920,78 +3232,47 @@
                 <w:sz w:val="40"/>
                 <w:szCs w:val="40"/>
               </w:rPr>
-              <w:t xml:space="preserve"> </w:t>
-            </w:r>
-            <w:proofErr w:type="spellStart"/>
-            <w:r>
-              <w:rPr>
-                <w:rFonts w:ascii="BRH Devanagari Extra" w:hAnsi="BRH Devanagari Extra" w:cs="BRH Devanagari Extra"/>
-                <w:color w:val="000000"/>
-                <w:sz w:val="40"/>
-                <w:szCs w:val="40"/>
-              </w:rPr>
-              <w:t>WåûþÌiÉ</w:t>
-            </w:r>
-            <w:proofErr w:type="spellEnd"/>
-            <w:r>
-              <w:rPr>
-                <w:rFonts w:ascii="BRH Malayalam Extra" w:hAnsi="BRH Malayalam Extra" w:cs="BRH Devanagari Extra"/>
-                <w:color w:val="000000"/>
-                <w:sz w:val="30"/>
-                <w:szCs w:val="40"/>
-              </w:rPr>
-              <w:t>–</w:t>
-            </w:r>
-            <w:proofErr w:type="spellStart"/>
-            <w:r>
-              <w:rPr>
-                <w:rFonts w:ascii="BRH Devanagari Extra" w:hAnsi="BRH Devanagari Extra" w:cs="BRH Devanagari Extra"/>
-                <w:color w:val="000000"/>
-                <w:sz w:val="40"/>
-                <w:szCs w:val="40"/>
-              </w:rPr>
-              <w:t>lÉÉqÉç</w:t>
-            </w:r>
-            <w:proofErr w:type="spellEnd"/>
-            <w:r>
-              <w:rPr>
-                <w:rFonts w:ascii="BRH Devanagari Extra" w:hAnsi="BRH Devanagari Extra" w:cs="BRH Devanagari Extra"/>
-                <w:color w:val="000000"/>
-                <w:sz w:val="40"/>
-                <w:szCs w:val="40"/>
-              </w:rPr>
-              <w:t xml:space="preserve"> | </w:t>
+              <w:t xml:space="preserve"> WåûþÌiÉ</w:t>
+            </w:r>
+            <w:r>
+              <w:rPr>
+                <w:rFonts w:ascii="BRH Malayalam Extra" w:hAnsi="BRH Malayalam Extra" w:cs="BRH Devanagari Extra"/>
+                <w:color w:val="000000"/>
+                <w:sz w:val="30"/>
+                <w:szCs w:val="40"/>
+              </w:rPr>
+              <w:t>–</w:t>
+            </w:r>
+            <w:r>
+              <w:rPr>
+                <w:rFonts w:ascii="BRH Devanagari Extra" w:hAnsi="BRH Devanagari Extra" w:cs="BRH Devanagari Extra"/>
+                <w:color w:val="000000"/>
+                <w:sz w:val="40"/>
+                <w:szCs w:val="40"/>
+              </w:rPr>
+              <w:t xml:space="preserve">lÉÉqÉç | </w:t>
             </w:r>
             <w:r>
               <w:rPr>
                 <w:b/>
                 <w:bCs/>
               </w:rPr>
-              <w:t xml:space="preserve">(swara </w:t>
-            </w:r>
-            <w:proofErr w:type="spellStart"/>
+              <w:t>(swara bak</w:t>
+            </w:r>
             <w:r>
               <w:rPr>
                 <w:b/>
                 <w:bCs/>
               </w:rPr>
-              <w:t>bak</w:t>
+              <w:t>h</w:t>
             </w:r>
             <w:r>
               <w:rPr>
                 <w:b/>
                 <w:bCs/>
               </w:rPr>
-              <w:t>h</w:t>
-            </w:r>
-            <w:r>
-              <w:rPr>
-                <w:b/>
-                <w:bCs/>
-              </w:rPr>
               <w:t>ti</w:t>
             </w:r>
-            <w:proofErr w:type="spellEnd"/>
             <w:r>
               <w:rPr>
                 <w:rFonts w:ascii="BRH Devanagari Extra" w:hAnsi="BRH Devanagari Extra" w:cs="BRH Devanagari Extra"/>
@@ -4139,104 +3420,50 @@
                 <w:szCs w:val="40"/>
               </w:rPr>
             </w:pPr>
-            <w:proofErr w:type="spellStart"/>
-            <w:r>
-              <w:rPr>
-                <w:rFonts w:ascii="BRH Devanagari Extra" w:hAnsi="BRH Devanagari Extra" w:cs="BRH Devanagari Extra"/>
-                <w:color w:val="000000"/>
-                <w:sz w:val="40"/>
-                <w:szCs w:val="40"/>
-              </w:rPr>
-              <w:t>mÉëÌiÉþÌ¸irÉæ</w:t>
-            </w:r>
-            <w:proofErr w:type="spellEnd"/>
-            <w:r>
-              <w:rPr>
-                <w:rFonts w:ascii="BRH Devanagari Extra" w:hAnsi="BRH Devanagari Extra" w:cs="BRH Devanagari Extra"/>
-                <w:color w:val="000000"/>
-                <w:sz w:val="40"/>
-                <w:szCs w:val="40"/>
-              </w:rPr>
-              <w:t xml:space="preserve"> </w:t>
-            </w:r>
-            <w:proofErr w:type="spellStart"/>
-            <w:r>
-              <w:rPr>
-                <w:rFonts w:ascii="BRH Devanagari Extra" w:hAnsi="BRH Devanagari Extra" w:cs="BRH Devanagari Extra"/>
-                <w:color w:val="000000"/>
-                <w:sz w:val="40"/>
-                <w:szCs w:val="40"/>
-              </w:rPr>
-              <w:t>ÌuÉ</w:t>
-            </w:r>
-            <w:proofErr w:type="spellEnd"/>
-            <w:r>
-              <w:rPr>
-                <w:rFonts w:ascii="BRH Malayalam Extra" w:hAnsi="BRH Malayalam Extra" w:cs="BRH Devanagari Extra"/>
-                <w:color w:val="000000"/>
-                <w:sz w:val="30"/>
-                <w:szCs w:val="40"/>
-              </w:rPr>
-              <w:t>–</w:t>
-            </w:r>
-            <w:proofErr w:type="spellStart"/>
-            <w:r>
-              <w:rPr>
-                <w:rFonts w:ascii="BRH Devanagari Extra" w:hAnsi="BRH Devanagari Extra" w:cs="BRH Devanagari Extra"/>
-                <w:color w:val="000000"/>
-                <w:sz w:val="40"/>
-                <w:szCs w:val="40"/>
-              </w:rPr>
-              <w:t>UÉOèû</w:t>
-            </w:r>
-            <w:proofErr w:type="spellEnd"/>
-            <w:r>
-              <w:rPr>
-                <w:rFonts w:ascii="BRH Devanagari Extra" w:hAnsi="BRH Devanagari Extra" w:cs="BRH Devanagari Extra"/>
-                <w:color w:val="000000"/>
-                <w:sz w:val="40"/>
-                <w:szCs w:val="40"/>
-              </w:rPr>
-              <w:t xml:space="preserve"> | </w:t>
-            </w:r>
-            <w:proofErr w:type="spellStart"/>
-            <w:r>
-              <w:rPr>
-                <w:rFonts w:ascii="BRH Devanagari Extra" w:hAnsi="BRH Devanagari Extra" w:cs="BRH Devanagari Extra"/>
-                <w:color w:val="000000"/>
-                <w:sz w:val="40"/>
-                <w:szCs w:val="40"/>
-              </w:rPr>
-              <w:t>mÉëÌiÉþÌ¸irÉÉ</w:t>
-            </w:r>
-            <w:proofErr w:type="spellEnd"/>
-            <w:r>
-              <w:rPr>
-                <w:rFonts w:ascii="BRH Malayalam Extra" w:hAnsi="BRH Malayalam Extra" w:cs="BRH Devanagari Extra"/>
-                <w:color w:val="000000"/>
-                <w:sz w:val="30"/>
-                <w:szCs w:val="40"/>
-              </w:rPr>
-              <w:t>–</w:t>
-            </w:r>
-            <w:r>
-              <w:rPr>
-                <w:rFonts w:ascii="BRH Devanagari Extra" w:hAnsi="BRH Devanagari Extra" w:cs="BRH Devanagari Extra"/>
-                <w:color w:val="000000"/>
-                <w:sz w:val="40"/>
-                <w:szCs w:val="40"/>
-              </w:rPr>
-              <w:t xml:space="preserve"> </w:t>
-            </w:r>
-            <w:proofErr w:type="spellStart"/>
-            <w:r>
-              <w:rPr>
-                <w:rFonts w:ascii="BRH Devanagari Extra" w:hAnsi="BRH Devanagari Extra" w:cs="BRH Devanagari Extra"/>
-                <w:color w:val="000000"/>
-                <w:sz w:val="40"/>
-                <w:szCs w:val="40"/>
-              </w:rPr>
-              <w:t>C</w:t>
+            <w:r>
+              <w:rPr>
+                <w:rFonts w:ascii="BRH Devanagari Extra" w:hAnsi="BRH Devanagari Extra" w:cs="BRH Devanagari Extra"/>
+                <w:color w:val="000000"/>
+                <w:sz w:val="40"/>
+                <w:szCs w:val="40"/>
+              </w:rPr>
+              <w:t>mÉëÌiÉþÌ¸irÉæ ÌuÉ</w:t>
+            </w:r>
+            <w:r>
+              <w:rPr>
+                <w:rFonts w:ascii="BRH Malayalam Extra" w:hAnsi="BRH Malayalam Extra" w:cs="BRH Devanagari Extra"/>
+                <w:color w:val="000000"/>
+                <w:sz w:val="30"/>
+                <w:szCs w:val="40"/>
+              </w:rPr>
+              <w:t>–</w:t>
+            </w:r>
+            <w:r>
+              <w:rPr>
+                <w:rFonts w:ascii="BRH Devanagari Extra" w:hAnsi="BRH Devanagari Extra" w:cs="BRH Devanagari Extra"/>
+                <w:color w:val="000000"/>
+                <w:sz w:val="40"/>
+                <w:szCs w:val="40"/>
+              </w:rPr>
+              <w:t>UÉOèû | mÉëÌiÉþÌ¸irÉÉ</w:t>
+            </w:r>
+            <w:r>
+              <w:rPr>
+                <w:rFonts w:ascii="BRH Malayalam Extra" w:hAnsi="BRH Malayalam Extra" w:cs="BRH Devanagari Extra"/>
+                <w:color w:val="000000"/>
+                <w:sz w:val="30"/>
+                <w:szCs w:val="40"/>
+              </w:rPr>
+              <w:t>–</w:t>
+            </w:r>
+            <w:r>
+              <w:rPr>
+                <w:rFonts w:ascii="BRH Devanagari Extra" w:hAnsi="BRH Devanagari Extra" w:cs="BRH Devanagari Extra"/>
+                <w:color w:val="000000"/>
+                <w:sz w:val="40"/>
+                <w:szCs w:val="40"/>
+              </w:rPr>
+              <w:t xml:space="preserve"> C</w:t>
             </w:r>
             <w:r>
               <w:rPr>
@@ -4248,57 +3475,24 @@
               </w:rPr>
               <w:t>ÌiÉ</w:t>
             </w:r>
-            <w:proofErr w:type="spellEnd"/>
-            <w:r>
-              <w:rPr>
-                <w:rFonts w:ascii="BRH Devanagari Extra" w:hAnsi="BRH Devanagari Extra" w:cs="BRH Devanagari Extra"/>
-                <w:color w:val="000000"/>
-                <w:sz w:val="40"/>
-                <w:szCs w:val="40"/>
-              </w:rPr>
-              <w:t xml:space="preserve"> </w:t>
-            </w:r>
-            <w:proofErr w:type="spellStart"/>
-            <w:r>
-              <w:rPr>
-                <w:rFonts w:ascii="BRH Devanagari Extra" w:hAnsi="BRH Devanagari Extra" w:cs="BRH Devanagari Extra"/>
-                <w:color w:val="000000"/>
-                <w:sz w:val="40"/>
-                <w:szCs w:val="40"/>
-              </w:rPr>
-              <w:t>mÉëÌiÉþ</w:t>
-            </w:r>
-            <w:proofErr w:type="spellEnd"/>
-            <w:r>
-              <w:rPr>
-                <w:rFonts w:ascii="BRH Devanagari Extra" w:hAnsi="BRH Devanagari Extra" w:cs="BRH Devanagari Extra"/>
-                <w:color w:val="000000"/>
-                <w:sz w:val="40"/>
-                <w:szCs w:val="40"/>
-              </w:rPr>
-              <w:t xml:space="preserve"> - </w:t>
-            </w:r>
-            <w:proofErr w:type="spellStart"/>
-            <w:r>
-              <w:rPr>
-                <w:rFonts w:ascii="BRH Devanagari Extra" w:hAnsi="BRH Devanagari Extra" w:cs="BRH Devanagari Extra"/>
-                <w:color w:val="000000"/>
-                <w:sz w:val="40"/>
-                <w:szCs w:val="40"/>
-              </w:rPr>
-              <w:t>ÎxjÉ</w:t>
-            </w:r>
-            <w:proofErr w:type="spellEnd"/>
-            <w:r>
-              <w:rPr>
-                <w:rFonts w:ascii="BRH Malayalam Extra" w:hAnsi="BRH Malayalam Extra" w:cs="BRH Devanagari Extra"/>
-                <w:color w:val="000000"/>
-                <w:sz w:val="30"/>
-                <w:szCs w:val="40"/>
-              </w:rPr>
-              <w:t>–</w:t>
-            </w:r>
-            <w:proofErr w:type="spellStart"/>
+            <w:r>
+              <w:rPr>
+                <w:rFonts w:ascii="BRH Devanagari Extra" w:hAnsi="BRH Devanagari Extra" w:cs="BRH Devanagari Extra"/>
+                <w:color w:val="000000"/>
+                <w:sz w:val="40"/>
+                <w:szCs w:val="40"/>
+              </w:rPr>
+              <w:t xml:space="preserve"> mÉëÌiÉþ - ÎxjÉ</w:t>
+            </w:r>
+            <w:r>
+              <w:rPr>
+                <w:rFonts w:ascii="BRH Malayalam Extra" w:hAnsi="BRH Malayalam Extra" w:cs="BRH Devanagari Extra"/>
+                <w:color w:val="000000"/>
+                <w:sz w:val="30"/>
+                <w:szCs w:val="40"/>
+              </w:rPr>
+              <w:t>–</w:t>
+            </w:r>
             <w:r>
               <w:rPr>
                 <w:rFonts w:ascii="BRH Devanagari Extra" w:hAnsi="BRH Devanagari Extra" w:cs="BRH Devanagari Extra"/>
@@ -4308,7 +3502,6 @@
               </w:rPr>
               <w:t>irÉæ</w:t>
             </w:r>
-            <w:proofErr w:type="spellEnd"/>
             <w:r>
               <w:rPr>
                 <w:rFonts w:ascii="BRH Malayalam Extra" w:hAnsi="BRH Malayalam Extra" w:cs="BRH Devanagari Extra"/>
@@ -4347,17 +3540,70 @@
                 <w:szCs w:val="40"/>
               </w:rPr>
             </w:pPr>
-            <w:proofErr w:type="spellStart"/>
-            <w:r>
-              <w:rPr>
-                <w:rFonts w:ascii="BRH Devanagari Extra" w:hAnsi="BRH Devanagari Extra" w:cs="BRH Devanagari Extra"/>
-                <w:color w:val="000000"/>
-                <w:sz w:val="40"/>
-                <w:szCs w:val="40"/>
-              </w:rPr>
-              <w:t>mÉëÌiÉþÌ¸irÉæ</w:t>
-            </w:r>
-            <w:proofErr w:type="spellEnd"/>
+            <w:r>
+              <w:rPr>
+                <w:rFonts w:ascii="BRH Devanagari Extra" w:hAnsi="BRH Devanagari Extra" w:cs="BRH Devanagari Extra"/>
+                <w:color w:val="000000"/>
+                <w:sz w:val="40"/>
+                <w:szCs w:val="40"/>
+              </w:rPr>
+              <w:t>mÉëÌiÉþÌ¸irÉæ ÌuÉ</w:t>
+            </w:r>
+            <w:r>
+              <w:rPr>
+                <w:rFonts w:ascii="BRH Malayalam Extra" w:hAnsi="BRH Malayalam Extra" w:cs="BRH Devanagari Extra"/>
+                <w:color w:val="000000"/>
+                <w:sz w:val="30"/>
+                <w:szCs w:val="40"/>
+              </w:rPr>
+              <w:t>–</w:t>
+            </w:r>
+            <w:r>
+              <w:rPr>
+                <w:rFonts w:ascii="BRH Devanagari Extra" w:hAnsi="BRH Devanagari Extra" w:cs="BRH Devanagari Extra"/>
+                <w:color w:val="000000"/>
+                <w:sz w:val="40"/>
+                <w:szCs w:val="40"/>
+              </w:rPr>
+              <w:t>UÉOèû | mÉëÌiÉþÌ¸irÉÉ</w:t>
+            </w:r>
+            <w:r>
+              <w:rPr>
+                <w:rFonts w:ascii="BRH Malayalam Extra" w:hAnsi="BRH Malayalam Extra" w:cs="BRH Devanagari Extra"/>
+                <w:color w:val="000000"/>
+                <w:sz w:val="30"/>
+                <w:szCs w:val="40"/>
+              </w:rPr>
+              <w:t>–</w:t>
+            </w:r>
+            <w:r>
+              <w:rPr>
+                <w:rFonts w:ascii="BRH Devanagari Extra" w:hAnsi="BRH Devanagari Extra" w:cs="BRH Devanagari Extra"/>
+                <w:color w:val="000000"/>
+                <w:sz w:val="40"/>
+                <w:szCs w:val="40"/>
+              </w:rPr>
+              <w:t xml:space="preserve"> C</w:t>
+            </w:r>
+            <w:r>
+              <w:rPr>
+                <w:rFonts w:ascii="BRH Devanagari Extra" w:hAnsi="BRH Devanagari Extra" w:cs="BRH Devanagari Extra"/>
+                <w:color w:val="000000"/>
+                <w:sz w:val="40"/>
+                <w:szCs w:val="40"/>
+                <w:highlight w:val="green"/>
+              </w:rPr>
+              <w:t>ÌiÉ</w:t>
+            </w:r>
+            <w:r>
+              <w:rPr>
+                <w:rFonts w:ascii="BRH Malayalam Extra" w:hAnsi="BRH Malayalam Extra" w:cs="BRH Devanagari Extra"/>
+                <w:color w:val="000000"/>
+                <w:sz w:val="30"/>
+                <w:szCs w:val="40"/>
+              </w:rPr>
+              <w:t>–</w:t>
+            </w:r>
             <w:r>
               <w:rPr>
                 <w:rFonts w:ascii="BRH Devanagari Extra" w:hAnsi="BRH Devanagari Extra" w:cs="BRH Devanagari Extra"/>
@@ -4367,114 +3613,6 @@
               </w:rPr>
               <w:t xml:space="preserve"> </w:t>
             </w:r>
-            <w:proofErr w:type="spellStart"/>
-            <w:r>
-              <w:rPr>
-                <w:rFonts w:ascii="BRH Devanagari Extra" w:hAnsi="BRH Devanagari Extra" w:cs="BRH Devanagari Extra"/>
-                <w:color w:val="000000"/>
-                <w:sz w:val="40"/>
-                <w:szCs w:val="40"/>
-              </w:rPr>
-              <w:t>ÌuÉ</w:t>
-            </w:r>
-            <w:proofErr w:type="spellEnd"/>
-            <w:r>
-              <w:rPr>
-                <w:rFonts w:ascii="BRH Malayalam Extra" w:hAnsi="BRH Malayalam Extra" w:cs="BRH Devanagari Extra"/>
-                <w:color w:val="000000"/>
-                <w:sz w:val="30"/>
-                <w:szCs w:val="40"/>
-              </w:rPr>
-              <w:t>–</w:t>
-            </w:r>
-            <w:proofErr w:type="spellStart"/>
-            <w:r>
-              <w:rPr>
-                <w:rFonts w:ascii="BRH Devanagari Extra" w:hAnsi="BRH Devanagari Extra" w:cs="BRH Devanagari Extra"/>
-                <w:color w:val="000000"/>
-                <w:sz w:val="40"/>
-                <w:szCs w:val="40"/>
-              </w:rPr>
-              <w:t>UÉOèû</w:t>
-            </w:r>
-            <w:proofErr w:type="spellEnd"/>
-            <w:r>
-              <w:rPr>
-                <w:rFonts w:ascii="BRH Devanagari Extra" w:hAnsi="BRH Devanagari Extra" w:cs="BRH Devanagari Extra"/>
-                <w:color w:val="000000"/>
-                <w:sz w:val="40"/>
-                <w:szCs w:val="40"/>
-              </w:rPr>
-              <w:t xml:space="preserve"> | </w:t>
-            </w:r>
-            <w:proofErr w:type="spellStart"/>
-            <w:r>
-              <w:rPr>
-                <w:rFonts w:ascii="BRH Devanagari Extra" w:hAnsi="BRH Devanagari Extra" w:cs="BRH Devanagari Extra"/>
-                <w:color w:val="000000"/>
-                <w:sz w:val="40"/>
-                <w:szCs w:val="40"/>
-              </w:rPr>
-              <w:t>mÉëÌiÉþÌ¸irÉÉ</w:t>
-            </w:r>
-            <w:proofErr w:type="spellEnd"/>
-            <w:r>
-              <w:rPr>
-                <w:rFonts w:ascii="BRH Malayalam Extra" w:hAnsi="BRH Malayalam Extra" w:cs="BRH Devanagari Extra"/>
-                <w:color w:val="000000"/>
-                <w:sz w:val="30"/>
-                <w:szCs w:val="40"/>
-              </w:rPr>
-              <w:t>–</w:t>
-            </w:r>
-            <w:r>
-              <w:rPr>
-                <w:rFonts w:ascii="BRH Devanagari Extra" w:hAnsi="BRH Devanagari Extra" w:cs="BRH Devanagari Extra"/>
-                <w:color w:val="000000"/>
-                <w:sz w:val="40"/>
-                <w:szCs w:val="40"/>
-              </w:rPr>
-              <w:t xml:space="preserve"> </w:t>
-            </w:r>
-            <w:proofErr w:type="spellStart"/>
-            <w:r>
-              <w:rPr>
-                <w:rFonts w:ascii="BRH Devanagari Extra" w:hAnsi="BRH Devanagari Extra" w:cs="BRH Devanagari Extra"/>
-                <w:color w:val="000000"/>
-                <w:sz w:val="40"/>
-                <w:szCs w:val="40"/>
-              </w:rPr>
-              <w:t>C</w:t>
-            </w:r>
-            <w:r>
-              <w:rPr>
-                <w:rFonts w:ascii="BRH Devanagari Extra" w:hAnsi="BRH Devanagari Extra" w:cs="BRH Devanagari Extra"/>
-                <w:color w:val="000000"/>
-                <w:sz w:val="40"/>
-                <w:szCs w:val="40"/>
-                <w:highlight w:val="green"/>
-              </w:rPr>
-              <w:t>ÌiÉ</w:t>
-            </w:r>
-            <w:proofErr w:type="spellEnd"/>
-            <w:r>
-              <w:rPr>
-                <w:rFonts w:ascii="BRH Malayalam Extra" w:hAnsi="BRH Malayalam Extra" w:cs="BRH Devanagari Extra"/>
-                <w:color w:val="000000"/>
-                <w:sz w:val="30"/>
-                <w:szCs w:val="40"/>
-              </w:rPr>
-              <w:t>–</w:t>
-            </w:r>
-            <w:r>
-              <w:rPr>
-                <w:rFonts w:ascii="BRH Devanagari Extra" w:hAnsi="BRH Devanagari Extra" w:cs="BRH Devanagari Extra"/>
-                <w:color w:val="000000"/>
-                <w:sz w:val="40"/>
-                <w:szCs w:val="40"/>
-              </w:rPr>
-              <w:t xml:space="preserve"> </w:t>
-            </w:r>
           </w:p>
           <w:p>
             <w:pPr>
@@ -4490,47 +3628,24 @@
                 <w:szCs w:val="40"/>
               </w:rPr>
             </w:pPr>
-            <w:proofErr w:type="spellStart"/>
-            <w:r>
-              <w:rPr>
-                <w:rFonts w:ascii="BRH Devanagari Extra" w:hAnsi="BRH Devanagari Extra" w:cs="BRH Devanagari Extra"/>
-                <w:color w:val="000000"/>
-                <w:sz w:val="40"/>
-                <w:szCs w:val="40"/>
-              </w:rPr>
-              <w:t>mÉëÌiÉþ</w:t>
-            </w:r>
-            <w:proofErr w:type="spellEnd"/>
-            <w:r>
-              <w:rPr>
-                <w:rFonts w:ascii="BRH Devanagari Extra" w:hAnsi="BRH Devanagari Extra" w:cs="BRH Devanagari Extra"/>
-                <w:color w:val="000000"/>
-                <w:sz w:val="40"/>
-                <w:szCs w:val="40"/>
-              </w:rPr>
-              <w:t xml:space="preserve"> - </w:t>
-            </w:r>
-            <w:proofErr w:type="spellStart"/>
-            <w:r>
-              <w:rPr>
-                <w:rFonts w:ascii="BRH Devanagari Extra" w:hAnsi="BRH Devanagari Extra" w:cs="BRH Devanagari Extra"/>
-                <w:color w:val="000000"/>
-                <w:sz w:val="40"/>
-                <w:szCs w:val="40"/>
-              </w:rPr>
-              <w:t>ÎxjÉ</w:t>
-            </w:r>
-            <w:proofErr w:type="spellEnd"/>
-            <w:r>
-              <w:rPr>
-                <w:rFonts w:ascii="BRH Malayalam Extra" w:hAnsi="BRH Malayalam Extra" w:cs="BRH Devanagari Extra"/>
-                <w:color w:val="000000"/>
-                <w:sz w:val="30"/>
-                <w:szCs w:val="40"/>
-              </w:rPr>
-              <w:t>–</w:t>
-            </w:r>
-            <w:proofErr w:type="spellStart"/>
+            <w:r>
+              <w:rPr>
+                <w:rFonts w:ascii="BRH Devanagari Extra" w:hAnsi="BRH Devanagari Extra" w:cs="BRH Devanagari Extra"/>
+                <w:color w:val="000000"/>
+                <w:sz w:val="40"/>
+                <w:szCs w:val="40"/>
+              </w:rPr>
+              <w:t>mÉëÌiÉþ - ÎxjÉ</w:t>
+            </w:r>
+            <w:r>
+              <w:rPr>
+                <w:rFonts w:ascii="BRH Malayalam Extra" w:hAnsi="BRH Malayalam Extra" w:cs="BRH Devanagari Extra"/>
+                <w:color w:val="000000"/>
+                <w:sz w:val="30"/>
+                <w:szCs w:val="40"/>
+              </w:rPr>
+              <w:t>–</w:t>
+            </w:r>
             <w:r>
               <w:rPr>
                 <w:rFonts w:ascii="BRH Devanagari Extra" w:hAnsi="BRH Devanagari Extra" w:cs="BRH Devanagari Extra"/>
@@ -4540,7 +3655,6 @@
               </w:rPr>
               <w:t>irÉæ</w:t>
             </w:r>
-            <w:proofErr w:type="spellEnd"/>
             <w:r>
               <w:rPr>
                 <w:rFonts w:ascii="BRH Malayalam Extra" w:hAnsi="BRH Malayalam Extra" w:cs="BRH Devanagari Extra"/>
@@ -4691,65 +3805,32 @@
                 <w:szCs w:val="40"/>
               </w:rPr>
             </w:pPr>
-            <w:proofErr w:type="spellStart"/>
-            <w:r>
-              <w:rPr>
-                <w:rFonts w:ascii="BRH Devanagari Extra" w:hAnsi="BRH Devanagari Extra" w:cs="BRH Devanagari Extra"/>
-                <w:color w:val="000000"/>
-                <w:sz w:val="40"/>
-                <w:szCs w:val="40"/>
-              </w:rPr>
-              <w:t>xiÉÉåqÉÉæþ</w:t>
-            </w:r>
-            <w:proofErr w:type="spellEnd"/>
-            <w:r>
-              <w:rPr>
-                <w:rFonts w:ascii="BRH Devanagari Extra" w:hAnsi="BRH Devanagari Extra" w:cs="BRH Devanagari Extra"/>
-                <w:color w:val="000000"/>
-                <w:sz w:val="40"/>
-                <w:szCs w:val="40"/>
-              </w:rPr>
-              <w:t xml:space="preserve"> </w:t>
-            </w:r>
-            <w:proofErr w:type="spellStart"/>
-            <w:r>
-              <w:rPr>
-                <w:rFonts w:ascii="BRH Devanagari Extra" w:hAnsi="BRH Devanagari Extra" w:cs="BRH Devanagari Extra"/>
-                <w:color w:val="000000"/>
-                <w:sz w:val="40"/>
-                <w:szCs w:val="40"/>
-              </w:rPr>
-              <w:t>mÉ×ÍjÉ</w:t>
-            </w:r>
-            <w:proofErr w:type="spellEnd"/>
-            <w:r>
-              <w:rPr>
-                <w:rFonts w:ascii="BRH Malayalam Extra" w:hAnsi="BRH Malayalam Extra" w:cs="BRH Devanagari Extra"/>
-                <w:color w:val="000000"/>
-                <w:sz w:val="30"/>
-                <w:szCs w:val="40"/>
-              </w:rPr>
-              <w:t>–</w:t>
-            </w:r>
-            <w:proofErr w:type="spellStart"/>
-            <w:r>
-              <w:rPr>
-                <w:rFonts w:ascii="BRH Devanagari Extra" w:hAnsi="BRH Devanagari Extra" w:cs="BRH Devanagari Extra"/>
-                <w:color w:val="000000"/>
-                <w:sz w:val="40"/>
-                <w:szCs w:val="40"/>
-              </w:rPr>
-              <w:t>urÉÉqÉç</w:t>
-            </w:r>
-            <w:proofErr w:type="spellEnd"/>
-            <w:r>
-              <w:rPr>
-                <w:rFonts w:ascii="BRH Devanagari Extra" w:hAnsi="BRH Devanagari Extra" w:cs="BRH Devanagari Extra"/>
-                <w:color w:val="000000"/>
-                <w:sz w:val="40"/>
-                <w:szCs w:val="40"/>
-              </w:rPr>
-              <w:t xml:space="preserve"> | </w:t>
+            <w:r>
+              <w:rPr>
+                <w:rFonts w:ascii="BRH Devanagari Extra" w:hAnsi="BRH Devanagari Extra" w:cs="BRH Devanagari Extra"/>
+                <w:color w:val="000000"/>
+                <w:sz w:val="40"/>
+                <w:szCs w:val="40"/>
+              </w:rPr>
+              <w:t>xiÉÉåqÉÉæþ mÉ×ÍjÉ</w:t>
+            </w:r>
+            <w:r>
+              <w:rPr>
+                <w:rFonts w:ascii="BRH Malayalam Extra" w:hAnsi="BRH Malayalam Extra" w:cs="BRH Devanagari Extra"/>
+                <w:color w:val="000000"/>
+                <w:sz w:val="30"/>
+                <w:szCs w:val="40"/>
+              </w:rPr>
+              <w:t>–</w:t>
+            </w:r>
+            <w:r>
+              <w:rPr>
+                <w:rFonts w:ascii="BRH Devanagari Extra" w:hAnsi="BRH Devanagari Extra" w:cs="BRH Devanagari Extra"/>
+                <w:color w:val="000000"/>
+                <w:sz w:val="40"/>
+                <w:szCs w:val="40"/>
+              </w:rPr>
+              <w:t xml:space="preserve">urÉÉqÉç | </w:t>
             </w:r>
           </w:p>
           <w:p>
@@ -4784,7 +3865,6 @@
               </w:rPr>
               <w:t>–</w:t>
             </w:r>
-            <w:proofErr w:type="spellStart"/>
             <w:r>
               <w:rPr>
                 <w:rFonts w:ascii="BRH Devanagari Extra" w:hAnsi="BRH Devanagari Extra" w:cs="BRH Devanagari Extra"/>
@@ -4794,17 +3874,15 @@
               </w:rPr>
               <w:t>ÍjÉ</w:t>
             </w:r>
-            <w:proofErr w:type="spellEnd"/>
-            <w:r>
-              <w:rPr>
-                <w:rFonts w:ascii="BRH Malayalam Extra" w:hAnsi="BRH Malayalam Extra" w:cs="BRH Devanagari Extra"/>
-                <w:color w:val="000000"/>
-                <w:sz w:val="30"/>
-                <w:szCs w:val="40"/>
-              </w:rPr>
-              <w:t>–</w:t>
-            </w:r>
-            <w:proofErr w:type="spellStart"/>
+            <w:r>
+              <w:rPr>
+                <w:rFonts w:ascii="BRH Malayalam Extra" w:hAnsi="BRH Malayalam Extra" w:cs="BRH Devanagari Extra"/>
+                <w:color w:val="000000"/>
+                <w:sz w:val="30"/>
+                <w:szCs w:val="40"/>
+              </w:rPr>
+              <w:t>–</w:t>
+            </w:r>
             <w:r>
               <w:rPr>
                 <w:rFonts w:ascii="BRH Devanagari Extra" w:hAnsi="BRH Devanagari Extra" w:cs="BRH Devanagari Extra"/>
@@ -4824,35 +3902,14 @@
               </w:rPr>
               <w:t>óè</w:t>
             </w:r>
-            <w:proofErr w:type="spellEnd"/>
-            <w:r>
-              <w:rPr>
-                <w:rFonts w:ascii="BRH Devanagari Extra" w:hAnsi="BRH Devanagari Extra" w:cs="BRH Devanagari Extra"/>
-                <w:color w:val="000000"/>
-                <w:sz w:val="40"/>
-                <w:szCs w:val="40"/>
-              </w:rPr>
-              <w:t xml:space="preserve"> ´</w:t>
-            </w:r>
-            <w:proofErr w:type="spellStart"/>
-            <w:r>
-              <w:rPr>
-                <w:rFonts w:ascii="BRH Devanagari Extra" w:hAnsi="BRH Devanagari Extra" w:cs="BRH Devanagari Extra"/>
-                <w:color w:val="000000"/>
-                <w:sz w:val="40"/>
-                <w:szCs w:val="40"/>
-              </w:rPr>
-              <w:t>ÉþrÉiÉÉqÉç</w:t>
-            </w:r>
-            <w:proofErr w:type="spellEnd"/>
-            <w:r>
-              <w:rPr>
-                <w:rFonts w:ascii="BRH Devanagari Extra" w:hAnsi="BRH Devanagari Extra" w:cs="BRH Devanagari Extra"/>
-                <w:color w:val="000000"/>
-                <w:sz w:val="40"/>
-                <w:szCs w:val="40"/>
-              </w:rPr>
-              <w:t xml:space="preserve"> |</w:t>
+            <w:r>
+              <w:rPr>
+                <w:rFonts w:ascii="BRH Devanagari Extra" w:hAnsi="BRH Devanagari Extra" w:cs="BRH Devanagari Extra"/>
+                <w:color w:val="000000"/>
+                <w:sz w:val="40"/>
+                <w:szCs w:val="40"/>
+              </w:rPr>
+              <w:t xml:space="preserve"> ´ÉþrÉiÉÉqÉç |</w:t>
             </w:r>
           </w:p>
         </w:tc>
@@ -4874,65 +3931,32 @@
                 <w:szCs w:val="40"/>
               </w:rPr>
             </w:pPr>
-            <w:proofErr w:type="spellStart"/>
-            <w:r>
-              <w:rPr>
-                <w:rFonts w:ascii="BRH Devanagari Extra" w:hAnsi="BRH Devanagari Extra" w:cs="BRH Devanagari Extra"/>
-                <w:color w:val="000000"/>
-                <w:sz w:val="40"/>
-                <w:szCs w:val="40"/>
-              </w:rPr>
-              <w:t>xiÉÉåqÉÉæþ</w:t>
-            </w:r>
-            <w:proofErr w:type="spellEnd"/>
-            <w:r>
-              <w:rPr>
-                <w:rFonts w:ascii="BRH Devanagari Extra" w:hAnsi="BRH Devanagari Extra" w:cs="BRH Devanagari Extra"/>
-                <w:color w:val="000000"/>
-                <w:sz w:val="40"/>
-                <w:szCs w:val="40"/>
-              </w:rPr>
-              <w:t xml:space="preserve"> </w:t>
-            </w:r>
-            <w:proofErr w:type="spellStart"/>
-            <w:r>
-              <w:rPr>
-                <w:rFonts w:ascii="BRH Devanagari Extra" w:hAnsi="BRH Devanagari Extra" w:cs="BRH Devanagari Extra"/>
-                <w:color w:val="000000"/>
-                <w:sz w:val="40"/>
-                <w:szCs w:val="40"/>
-              </w:rPr>
-              <w:t>mÉ×ÍjÉ</w:t>
-            </w:r>
-            <w:proofErr w:type="spellEnd"/>
-            <w:r>
-              <w:rPr>
-                <w:rFonts w:ascii="BRH Malayalam Extra" w:hAnsi="BRH Malayalam Extra" w:cs="BRH Devanagari Extra"/>
-                <w:color w:val="000000"/>
-                <w:sz w:val="30"/>
-                <w:szCs w:val="40"/>
-              </w:rPr>
-              <w:t>–</w:t>
-            </w:r>
-            <w:proofErr w:type="spellStart"/>
-            <w:r>
-              <w:rPr>
-                <w:rFonts w:ascii="BRH Devanagari Extra" w:hAnsi="BRH Devanagari Extra" w:cs="BRH Devanagari Extra"/>
-                <w:color w:val="000000"/>
-                <w:sz w:val="40"/>
-                <w:szCs w:val="40"/>
-              </w:rPr>
-              <w:t>urÉÉqÉç</w:t>
-            </w:r>
-            <w:proofErr w:type="spellEnd"/>
-            <w:r>
-              <w:rPr>
-                <w:rFonts w:ascii="BRH Devanagari Extra" w:hAnsi="BRH Devanagari Extra" w:cs="BRH Devanagari Extra"/>
-                <w:color w:val="000000"/>
-                <w:sz w:val="40"/>
-                <w:szCs w:val="40"/>
-              </w:rPr>
-              <w:t xml:space="preserve"> | </w:t>
+            <w:r>
+              <w:rPr>
+                <w:rFonts w:ascii="BRH Devanagari Extra" w:hAnsi="BRH Devanagari Extra" w:cs="BRH Devanagari Extra"/>
+                <w:color w:val="000000"/>
+                <w:sz w:val="40"/>
+                <w:szCs w:val="40"/>
+              </w:rPr>
+              <w:t>xiÉÉåqÉÉæþ mÉ×ÍjÉ</w:t>
+            </w:r>
+            <w:r>
+              <w:rPr>
+                <w:rFonts w:ascii="BRH Malayalam Extra" w:hAnsi="BRH Malayalam Extra" w:cs="BRH Devanagari Extra"/>
+                <w:color w:val="000000"/>
+                <w:sz w:val="30"/>
+                <w:szCs w:val="40"/>
+              </w:rPr>
+              <w:t>–</w:t>
+            </w:r>
+            <w:r>
+              <w:rPr>
+                <w:rFonts w:ascii="BRH Devanagari Extra" w:hAnsi="BRH Devanagari Extra" w:cs="BRH Devanagari Extra"/>
+                <w:color w:val="000000"/>
+                <w:sz w:val="40"/>
+                <w:szCs w:val="40"/>
+              </w:rPr>
+              <w:t xml:space="preserve">urÉÉqÉç | </w:t>
             </w:r>
           </w:p>
           <w:p>
@@ -4967,7 +3991,6 @@
               </w:rPr>
               <w:t>–</w:t>
             </w:r>
-            <w:proofErr w:type="spellStart"/>
             <w:r>
               <w:rPr>
                 <w:rFonts w:ascii="BRH Devanagari Extra" w:hAnsi="BRH Devanagari Extra" w:cs="BRH Devanagari Extra"/>
@@ -4977,17 +4000,15 @@
               </w:rPr>
               <w:t>ÍjÉ</w:t>
             </w:r>
-            <w:proofErr w:type="spellEnd"/>
-            <w:r>
-              <w:rPr>
-                <w:rFonts w:ascii="BRH Malayalam Extra" w:hAnsi="BRH Malayalam Extra" w:cs="BRH Devanagari Extra"/>
-                <w:color w:val="000000"/>
-                <w:sz w:val="30"/>
-                <w:szCs w:val="40"/>
-              </w:rPr>
-              <w:t>–</w:t>
-            </w:r>
-            <w:proofErr w:type="spellStart"/>
+            <w:r>
+              <w:rPr>
+                <w:rFonts w:ascii="BRH Malayalam Extra" w:hAnsi="BRH Malayalam Extra" w:cs="BRH Devanagari Extra"/>
+                <w:color w:val="000000"/>
+                <w:sz w:val="30"/>
+                <w:szCs w:val="40"/>
+              </w:rPr>
+              <w:t>–</w:t>
+            </w:r>
             <w:r>
               <w:rPr>
                 <w:rFonts w:ascii="BRH Devanagari Extra" w:hAnsi="BRH Devanagari Extra" w:cs="BRH Devanagari Extra"/>
@@ -5006,35 +4027,14 @@
               </w:rPr>
               <w:t>ò</w:t>
             </w:r>
-            <w:proofErr w:type="spellEnd"/>
-            <w:r>
-              <w:rPr>
-                <w:rFonts w:ascii="BRH Devanagari Extra" w:hAnsi="BRH Devanagari Extra" w:cs="BRH Devanagari Extra"/>
-                <w:color w:val="000000"/>
-                <w:sz w:val="40"/>
-                <w:szCs w:val="40"/>
-              </w:rPr>
-              <w:t xml:space="preserve"> ´</w:t>
-            </w:r>
-            <w:proofErr w:type="spellStart"/>
-            <w:r>
-              <w:rPr>
-                <w:rFonts w:ascii="BRH Devanagari Extra" w:hAnsi="BRH Devanagari Extra" w:cs="BRH Devanagari Extra"/>
-                <w:color w:val="000000"/>
-                <w:sz w:val="40"/>
-                <w:szCs w:val="40"/>
-              </w:rPr>
-              <w:t>ÉþrÉiÉÉqÉç</w:t>
-            </w:r>
-            <w:proofErr w:type="spellEnd"/>
-            <w:r>
-              <w:rPr>
-                <w:rFonts w:ascii="BRH Devanagari Extra" w:hAnsi="BRH Devanagari Extra" w:cs="BRH Devanagari Extra"/>
-                <w:color w:val="000000"/>
-                <w:sz w:val="40"/>
-                <w:szCs w:val="40"/>
-              </w:rPr>
-              <w:t xml:space="preserve"> |</w:t>
+            <w:r>
+              <w:rPr>
+                <w:rFonts w:ascii="BRH Devanagari Extra" w:hAnsi="BRH Devanagari Extra" w:cs="BRH Devanagari Extra"/>
+                <w:color w:val="000000"/>
+                <w:sz w:val="40"/>
+                <w:szCs w:val="40"/>
+              </w:rPr>
+              <w:t xml:space="preserve"> ´ÉþrÉiÉÉqÉç |</w:t>
             </w:r>
           </w:p>
         </w:tc>
@@ -5168,7 +4168,6 @@
                 <w:highlight w:val="yellow"/>
               </w:rPr>
             </w:pPr>
-            <w:proofErr w:type="spellStart"/>
             <w:r>
               <w:rPr>
                 <w:rFonts w:ascii="BRH Devanagari Extra" w:hAnsi="BRH Devanagari Extra" w:cs="BRH Devanagari Extra"/>
@@ -5178,57 +4177,33 @@
               </w:rPr>
               <w:t>mÉëWåûþÌiÉU</w:t>
             </w:r>
-            <w:proofErr w:type="spellEnd"/>
-            <w:r>
-              <w:rPr>
-                <w:rFonts w:ascii="BRH Malayalam Extra" w:hAnsi="BRH Malayalam Extra" w:cs="BRH Devanagari Extra"/>
-                <w:color w:val="000000"/>
-                <w:sz w:val="30"/>
-                <w:szCs w:val="40"/>
-              </w:rPr>
-              <w:t>–</w:t>
-            </w:r>
-            <w:proofErr w:type="spellStart"/>
-            <w:r>
-              <w:rPr>
-                <w:rFonts w:ascii="BRH Devanagari Extra" w:hAnsi="BRH Devanagari Extra" w:cs="BRH Devanagari Extra"/>
-                <w:color w:val="000000"/>
-                <w:sz w:val="40"/>
-                <w:szCs w:val="40"/>
-              </w:rPr>
-              <w:t>rÉqÉç</w:t>
-            </w:r>
-            <w:proofErr w:type="spellEnd"/>
-            <w:r>
-              <w:rPr>
-                <w:rFonts w:ascii="BRH Devanagari Extra" w:hAnsi="BRH Devanagari Extra" w:cs="BRH Devanagari Extra"/>
-                <w:color w:val="000000"/>
-                <w:sz w:val="40"/>
-                <w:szCs w:val="40"/>
-              </w:rPr>
-              <w:t xml:space="preserve"> | </w:t>
-            </w:r>
-            <w:proofErr w:type="spellStart"/>
-            <w:r>
-              <w:rPr>
-                <w:rFonts w:ascii="BRH Devanagari Extra" w:hAnsi="BRH Devanagari Extra" w:cs="BRH Devanagari Extra"/>
-                <w:color w:val="000000"/>
-                <w:sz w:val="40"/>
-                <w:szCs w:val="40"/>
-              </w:rPr>
-              <w:t>mÉëWåûþÌiÉ</w:t>
-            </w:r>
-            <w:proofErr w:type="spellEnd"/>
-            <w:r>
-              <w:rPr>
-                <w:rFonts w:ascii="BRH Malayalam Extra" w:hAnsi="BRH Malayalam Extra" w:cs="BRH Devanagari Extra"/>
-                <w:color w:val="000000"/>
-                <w:sz w:val="30"/>
-                <w:szCs w:val="40"/>
-              </w:rPr>
-              <w:t>–</w:t>
-            </w:r>
-            <w:proofErr w:type="spellStart"/>
+            <w:r>
+              <w:rPr>
+                <w:rFonts w:ascii="BRH Malayalam Extra" w:hAnsi="BRH Malayalam Extra" w:cs="BRH Devanagari Extra"/>
+                <w:color w:val="000000"/>
+                <w:sz w:val="30"/>
+                <w:szCs w:val="40"/>
+              </w:rPr>
+              <w:t>–</w:t>
+            </w:r>
+            <w:r>
+              <w:rPr>
+                <w:rFonts w:ascii="BRH Devanagari Extra" w:hAnsi="BRH Devanagari Extra" w:cs="BRH Devanagari Extra"/>
+                <w:color w:val="000000"/>
+                <w:sz w:val="40"/>
+                <w:szCs w:val="40"/>
+              </w:rPr>
+              <w:t>rÉqÉç | mÉëWåûþÌiÉ</w:t>
+            </w:r>
+            <w:r>
+              <w:rPr>
+                <w:rFonts w:ascii="BRH Malayalam Extra" w:hAnsi="BRH Malayalam Extra" w:cs="BRH Devanagari Extra"/>
+                <w:color w:val="000000"/>
+                <w:sz w:val="30"/>
+                <w:szCs w:val="40"/>
+              </w:rPr>
+              <w:t>–</w:t>
+            </w:r>
             <w:r>
               <w:rPr>
                 <w:rFonts w:ascii="BRH Devanagari Extra" w:hAnsi="BRH Devanagari Extra" w:cs="BRH Devanagari Extra"/>
@@ -5255,39 +4230,17 @@
                 <w:sz w:val="40"/>
                 <w:szCs w:val="40"/>
               </w:rPr>
-              <w:t>þ</w:t>
-            </w:r>
-            <w:proofErr w:type="spellEnd"/>
-            <w:r>
-              <w:rPr>
-                <w:rFonts w:ascii="BRH Devanagari Extra" w:hAnsi="BRH Devanagari Extra" w:cs="BRH Devanagari Extra"/>
-                <w:color w:val="000000"/>
-                <w:sz w:val="40"/>
-                <w:szCs w:val="40"/>
-              </w:rPr>
-              <w:t xml:space="preserve"> </w:t>
-            </w:r>
-            <w:proofErr w:type="spellStart"/>
-            <w:r>
-              <w:rPr>
-                <w:rFonts w:ascii="BRH Devanagari Extra" w:hAnsi="BRH Devanagari Extra" w:cs="BRH Devanagari Extra"/>
-                <w:color w:val="000000"/>
-                <w:sz w:val="40"/>
-                <w:szCs w:val="40"/>
-              </w:rPr>
-              <w:t>mÉë-Wåû</w:t>
-            </w:r>
-            <w:proofErr w:type="spellEnd"/>
-            <w:r>
-              <w:rPr>
-                <w:rFonts w:ascii="BRH Malayalam Extra" w:hAnsi="BRH Malayalam Extra" w:cs="BRH Devanagari Extra"/>
-                <w:color w:val="000000"/>
-                <w:sz w:val="30"/>
-                <w:szCs w:val="40"/>
-              </w:rPr>
-              <w:t>–</w:t>
-            </w:r>
-            <w:proofErr w:type="spellStart"/>
+              <w:t>þ mÉë-Wåû</w:t>
+            </w:r>
+            <w:r>
+              <w:rPr>
+                <w:rFonts w:ascii="BRH Malayalam Extra" w:hAnsi="BRH Malayalam Extra" w:cs="BRH Devanagari Extra"/>
+                <w:color w:val="000000"/>
+                <w:sz w:val="30"/>
+                <w:szCs w:val="40"/>
+              </w:rPr>
+              <w:t>–</w:t>
+            </w:r>
             <w:r>
               <w:rPr>
                 <w:rFonts w:ascii="BRH Devanagari Extra" w:hAnsi="BRH Devanagari Extra" w:cs="BRH Devanagari Extra"/>
@@ -5297,7 +4250,6 @@
               </w:rPr>
               <w:t>ÌiÉ</w:t>
             </w:r>
-            <w:proofErr w:type="spellEnd"/>
             <w:r>
               <w:rPr>
                 <w:rFonts w:ascii="BRH Malayalam Extra" w:hAnsi="BRH Malayalam Extra" w:cs="BRH Devanagari Extra"/>
@@ -5337,7 +4289,6 @@
                 <w:highlight w:val="green"/>
               </w:rPr>
             </w:pPr>
-            <w:proofErr w:type="spellStart"/>
             <w:r>
               <w:rPr>
                 <w:rFonts w:ascii="BRH Devanagari Extra" w:hAnsi="BRH Devanagari Extra" w:cs="BRH Devanagari Extra"/>
@@ -5347,57 +4298,33 @@
               </w:rPr>
               <w:t>mÉëWåûþÌiÉU</w:t>
             </w:r>
-            <w:proofErr w:type="spellEnd"/>
-            <w:r>
-              <w:rPr>
-                <w:rFonts w:ascii="BRH Malayalam Extra" w:hAnsi="BRH Malayalam Extra" w:cs="BRH Devanagari Extra"/>
-                <w:color w:val="000000"/>
-                <w:sz w:val="30"/>
-                <w:szCs w:val="40"/>
-              </w:rPr>
-              <w:t>–</w:t>
-            </w:r>
-            <w:proofErr w:type="spellStart"/>
-            <w:r>
-              <w:rPr>
-                <w:rFonts w:ascii="BRH Devanagari Extra" w:hAnsi="BRH Devanagari Extra" w:cs="BRH Devanagari Extra"/>
-                <w:color w:val="000000"/>
-                <w:sz w:val="40"/>
-                <w:szCs w:val="40"/>
-              </w:rPr>
-              <w:t>rÉqÉç</w:t>
-            </w:r>
-            <w:proofErr w:type="spellEnd"/>
-            <w:r>
-              <w:rPr>
-                <w:rFonts w:ascii="BRH Devanagari Extra" w:hAnsi="BRH Devanagari Extra" w:cs="BRH Devanagari Extra"/>
-                <w:color w:val="000000"/>
-                <w:sz w:val="40"/>
-                <w:szCs w:val="40"/>
-              </w:rPr>
-              <w:t xml:space="preserve"> | </w:t>
-            </w:r>
-            <w:proofErr w:type="spellStart"/>
-            <w:r>
-              <w:rPr>
-                <w:rFonts w:ascii="BRH Devanagari Extra" w:hAnsi="BRH Devanagari Extra" w:cs="BRH Devanagari Extra"/>
-                <w:color w:val="000000"/>
-                <w:sz w:val="40"/>
-                <w:szCs w:val="40"/>
-              </w:rPr>
-              <w:t>mÉëWåûþÌiÉ</w:t>
-            </w:r>
-            <w:proofErr w:type="spellEnd"/>
-            <w:r>
-              <w:rPr>
-                <w:rFonts w:ascii="BRH Malayalam Extra" w:hAnsi="BRH Malayalam Extra" w:cs="BRH Devanagari Extra"/>
-                <w:color w:val="000000"/>
-                <w:sz w:val="30"/>
-                <w:szCs w:val="40"/>
-              </w:rPr>
-              <w:t>–</w:t>
-            </w:r>
-            <w:proofErr w:type="spellStart"/>
+            <w:r>
+              <w:rPr>
+                <w:rFonts w:ascii="BRH Malayalam Extra" w:hAnsi="BRH Malayalam Extra" w:cs="BRH Devanagari Extra"/>
+                <w:color w:val="000000"/>
+                <w:sz w:val="30"/>
+                <w:szCs w:val="40"/>
+              </w:rPr>
+              <w:t>–</w:t>
+            </w:r>
+            <w:r>
+              <w:rPr>
+                <w:rFonts w:ascii="BRH Devanagari Extra" w:hAnsi="BRH Devanagari Extra" w:cs="BRH Devanagari Extra"/>
+                <w:color w:val="000000"/>
+                <w:sz w:val="40"/>
+                <w:szCs w:val="40"/>
+              </w:rPr>
+              <w:t>rÉqÉç | mÉëWåûþÌiÉ</w:t>
+            </w:r>
+            <w:r>
+              <w:rPr>
+                <w:rFonts w:ascii="BRH Malayalam Extra" w:hAnsi="BRH Malayalam Extra" w:cs="BRH Devanagari Extra"/>
+                <w:color w:val="000000"/>
+                <w:sz w:val="30"/>
+                <w:szCs w:val="40"/>
+              </w:rPr>
+              <w:t>–</w:t>
+            </w:r>
             <w:r>
               <w:rPr>
                 <w:rFonts w:ascii="BRH Devanagari Extra" w:hAnsi="BRH Devanagari Extra" w:cs="BRH Devanagari Extra"/>
@@ -5417,7 +4344,6 @@
               </w:rPr>
               <w:t>ÌiÉ</w:t>
             </w:r>
-            <w:proofErr w:type="spellEnd"/>
             <w:r>
               <w:rPr>
                 <w:rFonts w:ascii="BRH Malayalam Extra" w:hAnsi="BRH Malayalam Extra" w:cs="BRH Devanagari Extra"/>
@@ -5435,29 +4361,17 @@
                 <w:sz w:val="40"/>
                 <w:szCs w:val="40"/>
               </w:rPr>
-              <w:t xml:space="preserve"> </w:t>
-            </w:r>
-            <w:proofErr w:type="spellStart"/>
-            <w:r>
-              <w:rPr>
-                <w:rFonts w:ascii="BRH Devanagari Extra" w:hAnsi="BRH Devanagari Extra" w:cs="BRH Devanagari Extra"/>
-                <w:color w:val="000000"/>
-                <w:sz w:val="40"/>
-                <w:szCs w:val="40"/>
-              </w:rPr>
-              <w:t>mÉë-Wåû</w:t>
-            </w:r>
-            <w:proofErr w:type="spellEnd"/>
-            <w:r>
-              <w:rPr>
-                <w:rFonts w:ascii="BRH Malayalam Extra" w:hAnsi="BRH Malayalam Extra" w:cs="BRH Devanagari Extra"/>
-                <w:color w:val="000000"/>
-                <w:sz w:val="30"/>
-                <w:szCs w:val="40"/>
-              </w:rPr>
-              <w:t>–</w:t>
-            </w:r>
-            <w:proofErr w:type="spellStart"/>
+              <w:t xml:space="preserve"> mÉë-Wåû</w:t>
+            </w:r>
+            <w:r>
+              <w:rPr>
+                <w:rFonts w:ascii="BRH Malayalam Extra" w:hAnsi="BRH Malayalam Extra" w:cs="BRH Devanagari Extra"/>
+                <w:color w:val="000000"/>
+                <w:sz w:val="30"/>
+                <w:szCs w:val="40"/>
+              </w:rPr>
+              <w:t>–</w:t>
+            </w:r>
             <w:r>
               <w:rPr>
                 <w:rFonts w:ascii="BRH Devanagari Extra" w:hAnsi="BRH Devanagari Extra" w:cs="BRH Devanagari Extra"/>
@@ -5467,7 +4381,6 @@
               </w:rPr>
               <w:t>ÌiÉ</w:t>
             </w:r>
-            <w:proofErr w:type="spellEnd"/>
             <w:r>
               <w:rPr>
                 <w:rFonts w:ascii="BRH Malayalam Extra" w:hAnsi="BRH Malayalam Extra" w:cs="BRH Devanagari Extra"/>
@@ -5617,7 +4530,6 @@
                 <w:szCs w:val="40"/>
               </w:rPr>
             </w:pPr>
-            <w:proofErr w:type="spellStart"/>
             <w:r>
               <w:rPr>
                 <w:rFonts w:ascii="BRH Devanagari Extra" w:hAnsi="BRH Devanagari Extra" w:cs="BRH Devanagari Extra"/>
@@ -5628,7 +4540,6 @@
               </w:rPr>
               <w:t>cÉÉ</w:t>
             </w:r>
-            <w:proofErr w:type="spellEnd"/>
             <w:r>
               <w:rPr>
                 <w:rFonts w:ascii="BRH Malayalam Extra" w:hAnsi="BRH Malayalam Extra" w:cs="BRH Devanagari Extra"/>
@@ -5817,7 +4728,6 @@
                 <w:szCs w:val="40"/>
               </w:rPr>
             </w:pPr>
-            <w:proofErr w:type="spellStart"/>
             <w:r>
               <w:rPr>
                 <w:rFonts w:ascii="BRH Devanagari Extra" w:hAnsi="BRH Devanagari Extra" w:cs="BRH Devanagari Extra"/>
@@ -5827,17 +4737,15 @@
               </w:rPr>
               <w:t>cÉÉ</w:t>
             </w:r>
-            <w:proofErr w:type="spellEnd"/>
-            <w:r>
-              <w:rPr>
-                <w:rFonts w:ascii="BRH Malayalam Extra" w:hAnsi="BRH Malayalam Extra" w:cs="BRH Devanagari Extra"/>
-                <w:color w:val="000000"/>
-                <w:sz w:val="30"/>
-                <w:szCs w:val="40"/>
-              </w:rPr>
-              <w:t>–</w:t>
-            </w:r>
-            <w:proofErr w:type="spellStart"/>
+            <w:r>
+              <w:rPr>
+                <w:rFonts w:ascii="BRH Malayalam Extra" w:hAnsi="BRH Malayalam Extra" w:cs="BRH Devanagari Extra"/>
+                <w:color w:val="000000"/>
+                <w:sz w:val="30"/>
+                <w:szCs w:val="40"/>
+              </w:rPr>
+              <w:t>–</w:t>
+            </w:r>
             <w:r>
               <w:rPr>
                 <w:rFonts w:ascii="BRH Devanagari Extra" w:hAnsi="BRH Devanagari Extra" w:cs="BRH Devanagari Extra"/>
@@ -5847,46 +4755,33 @@
               </w:rPr>
               <w:t>nxÉ</w:t>
             </w:r>
-            <w:proofErr w:type="spellEnd"/>
-            <w:r>
-              <w:rPr>
-                <w:rFonts w:ascii="BRH Malayalam Extra" w:hAnsi="BRH Malayalam Extra" w:cs="BRH Devanagari Extra"/>
-                <w:color w:val="000000"/>
-                <w:sz w:val="30"/>
-                <w:szCs w:val="40"/>
-              </w:rPr>
-              <w:t>–</w:t>
-            </w:r>
-            <w:proofErr w:type="spellStart"/>
-            <w:r>
-              <w:rPr>
-                <w:rFonts w:ascii="BRH Devanagari Extra" w:hAnsi="BRH Devanagari Extra" w:cs="BRH Devanagari Extra"/>
-                <w:color w:val="000000"/>
-                <w:sz w:val="40"/>
-                <w:szCs w:val="40"/>
-              </w:rPr>
-              <w:t>UxÉÉæÿ</w:t>
-            </w:r>
-            <w:proofErr w:type="spellEnd"/>
-            <w:r>
-              <w:rPr>
-                <w:rFonts w:ascii="BRH Devanagari Extra" w:hAnsi="BRH Devanagari Extra" w:cs="BRH Devanagari Extra"/>
-                <w:color w:val="000000"/>
-                <w:sz w:val="40"/>
-                <w:szCs w:val="40"/>
-              </w:rPr>
-              <w:t xml:space="preserve"> | A</w:t>
-            </w:r>
-            <w:r>
-              <w:rPr>
-                <w:rFonts w:ascii="BRH Malayalam Extra" w:hAnsi="BRH Malayalam Extra" w:cs="BRH Devanagari Extra"/>
-                <w:color w:val="000000"/>
-                <w:sz w:val="30"/>
-                <w:szCs w:val="40"/>
-              </w:rPr>
-              <w:t>–</w:t>
-            </w:r>
-            <w:proofErr w:type="spellStart"/>
+            <w:r>
+              <w:rPr>
+                <w:rFonts w:ascii="BRH Malayalam Extra" w:hAnsi="BRH Malayalam Extra" w:cs="BRH Devanagari Extra"/>
+                <w:color w:val="000000"/>
+                <w:sz w:val="30"/>
+                <w:szCs w:val="40"/>
+              </w:rPr>
+              <w:t>–</w:t>
+            </w:r>
+            <w:r>
+              <w:rPr>
+                <w:rFonts w:ascii="BRH Devanagari Extra" w:hAnsi="BRH Devanagari Extra" w:cs="BRH Devanagari Extra"/>
+                <w:color w:val="000000"/>
+                <w:sz w:val="40"/>
+                <w:szCs w:val="40"/>
+              </w:rPr>
+              <w:t>UxÉÉæÿ | A</w:t>
+            </w:r>
+            <w:r>
+              <w:rPr>
+                <w:rFonts w:ascii="BRH Malayalam Extra" w:hAnsi="BRH Malayalam Extra" w:cs="BRH Devanagari Extra"/>
+                <w:color w:val="000000"/>
+                <w:sz w:val="30"/>
+                <w:szCs w:val="40"/>
+              </w:rPr>
+              <w:t>–</w:t>
+            </w:r>
             <w:r>
               <w:rPr>
                 <w:rFonts w:ascii="BRH Devanagari Extra" w:hAnsi="BRH Devanagari Extra" w:cs="BRH Devanagari Extra"/>
@@ -5896,17 +4791,15 @@
               </w:rPr>
               <w:t>nxÉ</w:t>
             </w:r>
-            <w:proofErr w:type="spellEnd"/>
-            <w:r>
-              <w:rPr>
-                <w:rFonts w:ascii="BRH Malayalam Extra" w:hAnsi="BRH Malayalam Extra" w:cs="BRH Devanagari Extra"/>
-                <w:color w:val="000000"/>
-                <w:sz w:val="30"/>
-                <w:szCs w:val="40"/>
-              </w:rPr>
-              <w:t>–</w:t>
-            </w:r>
-            <w:proofErr w:type="spellStart"/>
+            <w:r>
+              <w:rPr>
+                <w:rFonts w:ascii="BRH Malayalam Extra" w:hAnsi="BRH Malayalam Extra" w:cs="BRH Devanagari Extra"/>
+                <w:color w:val="000000"/>
+                <w:sz w:val="30"/>
+                <w:szCs w:val="40"/>
+              </w:rPr>
+              <w:t>–</w:t>
+            </w:r>
             <w:r>
               <w:rPr>
                 <w:rFonts w:ascii="BRH Devanagari Extra" w:hAnsi="BRH Devanagari Extra" w:cs="BRH Devanagari Extra"/>
@@ -5933,66 +4826,25 @@
                 <w:sz w:val="40"/>
                 <w:szCs w:val="40"/>
               </w:rPr>
-              <w:t>æÿ</w:t>
-            </w:r>
-            <w:proofErr w:type="spellEnd"/>
-            <w:r>
-              <w:rPr>
-                <w:rFonts w:ascii="BRH Devanagari Extra" w:hAnsi="BRH Devanagari Extra" w:cs="BRH Devanagari Extra"/>
-                <w:color w:val="000000"/>
-                <w:sz w:val="40"/>
-                <w:szCs w:val="40"/>
-              </w:rPr>
-              <w:t xml:space="preserve"> </w:t>
-            </w:r>
-            <w:proofErr w:type="spellStart"/>
-            <w:r>
-              <w:rPr>
-                <w:rFonts w:ascii="BRH Devanagari Extra" w:hAnsi="BRH Devanagari Extra" w:cs="BRH Devanagari Extra"/>
-                <w:color w:val="000000"/>
-                <w:sz w:val="40"/>
-                <w:szCs w:val="40"/>
-              </w:rPr>
-              <w:t>ÌuÉ</w:t>
-            </w:r>
-            <w:proofErr w:type="spellEnd"/>
-            <w:r>
-              <w:rPr>
-                <w:rFonts w:ascii="BRH Malayalam Extra" w:hAnsi="BRH Malayalam Extra" w:cs="BRH Devanagari Extra"/>
-                <w:color w:val="000000"/>
-                <w:sz w:val="30"/>
-                <w:szCs w:val="40"/>
-              </w:rPr>
-              <w:t>–</w:t>
-            </w:r>
-            <w:r>
-              <w:rPr>
-                <w:rFonts w:ascii="BRH Devanagari Extra" w:hAnsi="BRH Devanagari Extra" w:cs="BRH Devanagari Extra"/>
-                <w:color w:val="000000"/>
-                <w:sz w:val="40"/>
-                <w:szCs w:val="40"/>
-              </w:rPr>
-              <w:t>±</w:t>
-            </w:r>
-            <w:proofErr w:type="spellStart"/>
-            <w:r>
-              <w:rPr>
-                <w:rFonts w:ascii="BRH Devanagari Extra" w:hAnsi="BRH Devanagari Extra" w:cs="BRH Devanagari Extra"/>
-                <w:color w:val="000000"/>
-                <w:sz w:val="40"/>
-                <w:szCs w:val="40"/>
-              </w:rPr>
-              <w:t>ÑiÉç</w:t>
-            </w:r>
-            <w:proofErr w:type="spellEnd"/>
-            <w:r>
-              <w:rPr>
-                <w:rFonts w:ascii="BRH Devanagari Extra" w:hAnsi="BRH Devanagari Extra" w:cs="BRH Devanagari Extra"/>
-                <w:color w:val="000000"/>
-                <w:sz w:val="40"/>
-                <w:szCs w:val="40"/>
-              </w:rPr>
-              <w:t xml:space="preserve"> |</w:t>
+              <w:t>æÿ ÌuÉ</w:t>
+            </w:r>
+            <w:r>
+              <w:rPr>
+                <w:rFonts w:ascii="BRH Malayalam Extra" w:hAnsi="BRH Malayalam Extra" w:cs="BRH Devanagari Extra"/>
+                <w:color w:val="000000"/>
+                <w:sz w:val="30"/>
+                <w:szCs w:val="40"/>
+              </w:rPr>
+              <w:t>–</w:t>
+            </w:r>
+            <w:r>
+              <w:rPr>
+                <w:rFonts w:ascii="BRH Devanagari Extra" w:hAnsi="BRH Devanagari Extra" w:cs="BRH Devanagari Extra"/>
+                <w:color w:val="000000"/>
+                <w:sz w:val="40"/>
+                <w:szCs w:val="40"/>
+              </w:rPr>
+              <w:t>±ÑiÉç |</w:t>
             </w:r>
           </w:p>
         </w:tc>
@@ -6013,7 +4865,6 @@
                 <w:szCs w:val="40"/>
               </w:rPr>
             </w:pPr>
-            <w:proofErr w:type="spellStart"/>
             <w:r>
               <w:rPr>
                 <w:rFonts w:ascii="BRH Devanagari Extra" w:hAnsi="BRH Devanagari Extra" w:cs="BRH Devanagari Extra"/>
@@ -6023,17 +4874,15 @@
               </w:rPr>
               <w:t>cÉÉ</w:t>
             </w:r>
-            <w:proofErr w:type="spellEnd"/>
-            <w:r>
-              <w:rPr>
-                <w:rFonts w:ascii="BRH Malayalam Extra" w:hAnsi="BRH Malayalam Extra" w:cs="BRH Devanagari Extra"/>
-                <w:color w:val="000000"/>
-                <w:sz w:val="30"/>
-                <w:szCs w:val="40"/>
-              </w:rPr>
-              <w:t>–</w:t>
-            </w:r>
-            <w:proofErr w:type="spellStart"/>
+            <w:r>
+              <w:rPr>
+                <w:rFonts w:ascii="BRH Malayalam Extra" w:hAnsi="BRH Malayalam Extra" w:cs="BRH Devanagari Extra"/>
+                <w:color w:val="000000"/>
+                <w:sz w:val="30"/>
+                <w:szCs w:val="40"/>
+              </w:rPr>
+              <w:t>–</w:t>
+            </w:r>
             <w:r>
               <w:rPr>
                 <w:rFonts w:ascii="BRH Devanagari Extra" w:hAnsi="BRH Devanagari Extra" w:cs="BRH Devanagari Extra"/>
@@ -6043,46 +4892,33 @@
               </w:rPr>
               <w:t>nxÉ</w:t>
             </w:r>
-            <w:proofErr w:type="spellEnd"/>
-            <w:r>
-              <w:rPr>
-                <w:rFonts w:ascii="BRH Malayalam Extra" w:hAnsi="BRH Malayalam Extra" w:cs="BRH Devanagari Extra"/>
-                <w:color w:val="000000"/>
-                <w:sz w:val="30"/>
-                <w:szCs w:val="40"/>
-              </w:rPr>
-              <w:t>–</w:t>
-            </w:r>
-            <w:proofErr w:type="spellStart"/>
-            <w:r>
-              <w:rPr>
-                <w:rFonts w:ascii="BRH Devanagari Extra" w:hAnsi="BRH Devanagari Extra" w:cs="BRH Devanagari Extra"/>
-                <w:color w:val="000000"/>
-                <w:sz w:val="40"/>
-                <w:szCs w:val="40"/>
-              </w:rPr>
-              <w:t>UxÉÉæÿ</w:t>
-            </w:r>
-            <w:proofErr w:type="spellEnd"/>
-            <w:r>
-              <w:rPr>
-                <w:rFonts w:ascii="BRH Devanagari Extra" w:hAnsi="BRH Devanagari Extra" w:cs="BRH Devanagari Extra"/>
-                <w:color w:val="000000"/>
-                <w:sz w:val="40"/>
-                <w:szCs w:val="40"/>
-              </w:rPr>
-              <w:t xml:space="preserve"> | A</w:t>
-            </w:r>
-            <w:r>
-              <w:rPr>
-                <w:rFonts w:ascii="BRH Malayalam Extra" w:hAnsi="BRH Malayalam Extra" w:cs="BRH Devanagari Extra"/>
-                <w:color w:val="000000"/>
-                <w:sz w:val="30"/>
-                <w:szCs w:val="40"/>
-              </w:rPr>
-              <w:t>–</w:t>
-            </w:r>
-            <w:proofErr w:type="spellStart"/>
+            <w:r>
+              <w:rPr>
+                <w:rFonts w:ascii="BRH Malayalam Extra" w:hAnsi="BRH Malayalam Extra" w:cs="BRH Devanagari Extra"/>
+                <w:color w:val="000000"/>
+                <w:sz w:val="30"/>
+                <w:szCs w:val="40"/>
+              </w:rPr>
+              <w:t>–</w:t>
+            </w:r>
+            <w:r>
+              <w:rPr>
+                <w:rFonts w:ascii="BRH Devanagari Extra" w:hAnsi="BRH Devanagari Extra" w:cs="BRH Devanagari Extra"/>
+                <w:color w:val="000000"/>
+                <w:sz w:val="40"/>
+                <w:szCs w:val="40"/>
+              </w:rPr>
+              <w:t>UxÉÉæÿ | A</w:t>
+            </w:r>
+            <w:r>
+              <w:rPr>
+                <w:rFonts w:ascii="BRH Malayalam Extra" w:hAnsi="BRH Malayalam Extra" w:cs="BRH Devanagari Extra"/>
+                <w:color w:val="000000"/>
+                <w:sz w:val="30"/>
+                <w:szCs w:val="40"/>
+              </w:rPr>
+              <w:t>–</w:t>
+            </w:r>
             <w:r>
               <w:rPr>
                 <w:rFonts w:ascii="BRH Devanagari Extra" w:hAnsi="BRH Devanagari Extra" w:cs="BRH Devanagari Extra"/>
@@ -6092,84 +4928,41 @@
               </w:rPr>
               <w:t>nxÉ</w:t>
             </w:r>
-            <w:proofErr w:type="spellEnd"/>
-            <w:r>
-              <w:rPr>
-                <w:rFonts w:ascii="BRH Malayalam Extra" w:hAnsi="BRH Malayalam Extra" w:cs="BRH Devanagari Extra"/>
-                <w:color w:val="000000"/>
-                <w:sz w:val="30"/>
-                <w:szCs w:val="40"/>
-              </w:rPr>
-              <w:t>–</w:t>
-            </w:r>
-            <w:proofErr w:type="spellStart"/>
-            <w:r>
-              <w:rPr>
-                <w:rFonts w:ascii="BRH Devanagari Extra" w:hAnsi="BRH Devanagari Extra" w:cs="BRH Devanagari Extra"/>
-                <w:color w:val="000000"/>
-                <w:sz w:val="40"/>
-                <w:szCs w:val="40"/>
-              </w:rPr>
-              <w:t>UxÉÉþæ</w:t>
-            </w:r>
-            <w:proofErr w:type="spellEnd"/>
-            <w:r>
-              <w:rPr>
-                <w:rFonts w:ascii="BRH Devanagari Extra" w:hAnsi="BRH Devanagari Extra" w:cs="BRH Devanagari Extra"/>
-                <w:color w:val="000000"/>
-                <w:sz w:val="40"/>
-                <w:szCs w:val="40"/>
-              </w:rPr>
-              <w:t xml:space="preserve"> </w:t>
-            </w:r>
-            <w:proofErr w:type="spellStart"/>
-            <w:r>
-              <w:rPr>
-                <w:rFonts w:ascii="BRH Devanagari Extra" w:hAnsi="BRH Devanagari Extra" w:cs="BRH Devanagari Extra"/>
-                <w:color w:val="000000"/>
-                <w:sz w:val="40"/>
-                <w:szCs w:val="40"/>
-              </w:rPr>
-              <w:t>ÌuÉ</w:t>
-            </w:r>
-            <w:proofErr w:type="spellEnd"/>
-            <w:r>
-              <w:rPr>
-                <w:rFonts w:ascii="BRH Malayalam Extra" w:hAnsi="BRH Malayalam Extra" w:cs="BRH Devanagari Extra"/>
-                <w:color w:val="000000"/>
-                <w:sz w:val="30"/>
-                <w:szCs w:val="40"/>
-              </w:rPr>
-              <w:t>–</w:t>
-            </w:r>
-            <w:r>
-              <w:rPr>
-                <w:rFonts w:ascii="BRH Devanagari Extra" w:hAnsi="BRH Devanagari Extra" w:cs="BRH Devanagari Extra"/>
-                <w:color w:val="000000"/>
-                <w:sz w:val="40"/>
-                <w:szCs w:val="40"/>
-              </w:rPr>
-              <w:t>±</w:t>
-            </w:r>
-            <w:proofErr w:type="spellStart"/>
-            <w:r>
-              <w:rPr>
-                <w:rFonts w:ascii="BRH Devanagari Extra" w:hAnsi="BRH Devanagari Extra" w:cs="BRH Devanagari Extra"/>
-                <w:color w:val="000000"/>
-                <w:sz w:val="40"/>
-                <w:szCs w:val="40"/>
-              </w:rPr>
-              <w:t>ÑiÉç</w:t>
-            </w:r>
-            <w:proofErr w:type="spellEnd"/>
-            <w:r>
-              <w:rPr>
-                <w:rFonts w:ascii="BRH Devanagari Extra" w:hAnsi="BRH Devanagari Extra" w:cs="BRH Devanagari Extra"/>
-                <w:color w:val="000000"/>
-                <w:sz w:val="40"/>
-                <w:szCs w:val="40"/>
-              </w:rPr>
-              <w:t xml:space="preserve"> |</w:t>
+            <w:r>
+              <w:rPr>
+                <w:rFonts w:ascii="BRH Malayalam Extra" w:hAnsi="BRH Malayalam Extra" w:cs="BRH Devanagari Extra"/>
+                <w:color w:val="000000"/>
+                <w:sz w:val="30"/>
+                <w:szCs w:val="40"/>
+              </w:rPr>
+              <w:t>–</w:t>
+            </w:r>
+            <w:r>
+              <w:rPr>
+                <w:rFonts w:ascii="BRH Devanagari Extra" w:hAnsi="BRH Devanagari Extra" w:cs="BRH Devanagari Extra"/>
+                <w:color w:val="000000"/>
+                <w:sz w:val="40"/>
+                <w:szCs w:val="40"/>
+              </w:rPr>
+              <w:t>UxÉÉþæ ÌuÉ</w:t>
+            </w:r>
+            <w:r>
+              <w:rPr>
+                <w:rFonts w:ascii="BRH Malayalam Extra" w:hAnsi="BRH Malayalam Extra" w:cs="BRH Devanagari Extra"/>
+                <w:color w:val="000000"/>
+                <w:sz w:val="30"/>
+                <w:szCs w:val="40"/>
+              </w:rPr>
+              <w:t>–</w:t>
+            </w:r>
+            <w:r>
+              <w:rPr>
+                <w:rFonts w:ascii="BRH Devanagari Extra" w:hAnsi="BRH Devanagari Extra" w:cs="BRH Devanagari Extra"/>
+                <w:color w:val="000000"/>
+                <w:sz w:val="40"/>
+                <w:szCs w:val="40"/>
+              </w:rPr>
+              <w:t>±ÑiÉç |</w:t>
             </w:r>
             <w:r>
               <w:rPr>
@@ -6311,56 +5104,24 @@
                 <w:szCs w:val="40"/>
               </w:rPr>
             </w:pPr>
-            <w:proofErr w:type="spellStart"/>
-            <w:r>
-              <w:rPr>
-                <w:rFonts w:ascii="BRH Devanagari Extra" w:hAnsi="BRH Devanagari Extra" w:cs="BRH Devanagari Extra"/>
-                <w:color w:val="000000"/>
-                <w:sz w:val="40"/>
-                <w:szCs w:val="40"/>
-              </w:rPr>
-              <w:t>ÌSuÉþÇ</w:t>
-            </w:r>
-            <w:proofErr w:type="spellEnd"/>
-            <w:r>
-              <w:rPr>
-                <w:rFonts w:ascii="BRH Devanagari Extra" w:hAnsi="BRH Devanagari Extra" w:cs="BRH Devanagari Extra"/>
-                <w:color w:val="000000"/>
-                <w:sz w:val="40"/>
-                <w:szCs w:val="40"/>
-              </w:rPr>
-              <w:t xml:space="preserve"> </w:t>
-            </w:r>
-            <w:proofErr w:type="spellStart"/>
-            <w:r>
-              <w:rPr>
-                <w:rFonts w:ascii="BRH Devanagari Extra" w:hAnsi="BRH Devanagari Extra" w:cs="BRH Devanagari Extra"/>
-                <w:color w:val="000000"/>
-                <w:sz w:val="40"/>
-                <w:szCs w:val="40"/>
-              </w:rPr>
-              <w:t>ÆrÉcNû</w:t>
-            </w:r>
-            <w:proofErr w:type="spellEnd"/>
-            <w:r>
-              <w:rPr>
-                <w:rFonts w:ascii="BRH Devanagari Extra" w:hAnsi="BRH Devanagari Extra" w:cs="BRH Devanagari Extra"/>
-                <w:color w:val="000000"/>
-                <w:sz w:val="40"/>
-                <w:szCs w:val="40"/>
-              </w:rPr>
-              <w:t xml:space="preserve"> | rÉ</w:t>
-            </w:r>
-            <w:r>
-              <w:rPr>
-                <w:rFonts w:ascii="BRH Malayalam Extra" w:hAnsi="BRH Malayalam Extra" w:cs="BRH Devanagari Extra"/>
-                <w:color w:val="000000"/>
-                <w:sz w:val="30"/>
-                <w:szCs w:val="40"/>
-              </w:rPr>
-              <w:t>–</w:t>
-            </w:r>
-            <w:proofErr w:type="spellStart"/>
+            <w:r>
+              <w:rPr>
+                <w:rFonts w:ascii="BRH Devanagari Extra" w:hAnsi="BRH Devanagari Extra" w:cs="BRH Devanagari Extra"/>
+                <w:color w:val="000000"/>
+                <w:sz w:val="40"/>
+                <w:szCs w:val="40"/>
+              </w:rPr>
+              <w:t>ÌSuÉþÇ ÆrÉcNû | rÉ</w:t>
+            </w:r>
+            <w:r>
+              <w:rPr>
+                <w:rFonts w:ascii="BRH Malayalam Extra" w:hAnsi="BRH Malayalam Extra" w:cs="BRH Devanagari Extra"/>
+                <w:color w:val="000000"/>
+                <w:sz w:val="30"/>
+                <w:szCs w:val="40"/>
+              </w:rPr>
+              <w:t>–</w:t>
+            </w:r>
             <w:r>
               <w:rPr>
                 <w:rFonts w:ascii="BRH Devanagari Extra" w:hAnsi="BRH Devanagari Extra" w:cs="BRH Devanagari Extra"/>
@@ -6371,35 +5132,14 @@
               </w:rPr>
               <w:t>cNû</w:t>
             </w:r>
-            <w:proofErr w:type="spellEnd"/>
-            <w:r>
-              <w:rPr>
-                <w:rFonts w:ascii="BRH Devanagari Extra" w:hAnsi="BRH Devanagari Extra" w:cs="BRH Devanagari Extra"/>
-                <w:color w:val="000000"/>
-                <w:sz w:val="40"/>
-                <w:szCs w:val="40"/>
-              </w:rPr>
-              <w:t xml:space="preserve"> </w:t>
-            </w:r>
-            <w:proofErr w:type="spellStart"/>
-            <w:r>
-              <w:rPr>
-                <w:rFonts w:ascii="BRH Devanagari Extra" w:hAnsi="BRH Devanagari Extra" w:cs="BRH Devanagari Extra"/>
-                <w:color w:val="000000"/>
-                <w:sz w:val="40"/>
-                <w:szCs w:val="40"/>
-              </w:rPr>
-              <w:t>ÌSuÉÿqÉç</w:t>
-            </w:r>
-            <w:proofErr w:type="spellEnd"/>
-            <w:r>
-              <w:rPr>
-                <w:rFonts w:ascii="BRH Devanagari Extra" w:hAnsi="BRH Devanagari Extra" w:cs="BRH Devanagari Extra"/>
-                <w:color w:val="000000"/>
-                <w:sz w:val="40"/>
-                <w:szCs w:val="40"/>
-              </w:rPr>
-              <w:t xml:space="preserve"> |</w:t>
+            <w:r>
+              <w:rPr>
+                <w:rFonts w:ascii="BRH Devanagari Extra" w:hAnsi="BRH Devanagari Extra" w:cs="BRH Devanagari Extra"/>
+                <w:color w:val="000000"/>
+                <w:sz w:val="40"/>
+                <w:szCs w:val="40"/>
+              </w:rPr>
+              <w:t xml:space="preserve"> ÌSuÉÿqÉç |</w:t>
             </w:r>
           </w:p>
         </w:tc>
@@ -6417,56 +5157,24 @@
                 <w:szCs w:val="40"/>
               </w:rPr>
             </w:pPr>
-            <w:proofErr w:type="spellStart"/>
-            <w:r>
-              <w:rPr>
-                <w:rFonts w:ascii="BRH Devanagari Extra" w:hAnsi="BRH Devanagari Extra" w:cs="BRH Devanagari Extra"/>
-                <w:color w:val="000000"/>
-                <w:sz w:val="40"/>
-                <w:szCs w:val="40"/>
-              </w:rPr>
-              <w:t>ÌSuÉþÇ</w:t>
-            </w:r>
-            <w:proofErr w:type="spellEnd"/>
-            <w:r>
-              <w:rPr>
-                <w:rFonts w:ascii="BRH Devanagari Extra" w:hAnsi="BRH Devanagari Extra" w:cs="BRH Devanagari Extra"/>
-                <w:color w:val="000000"/>
-                <w:sz w:val="40"/>
-                <w:szCs w:val="40"/>
-              </w:rPr>
-              <w:t xml:space="preserve"> </w:t>
-            </w:r>
-            <w:proofErr w:type="spellStart"/>
-            <w:r>
-              <w:rPr>
-                <w:rFonts w:ascii="BRH Devanagari Extra" w:hAnsi="BRH Devanagari Extra" w:cs="BRH Devanagari Extra"/>
-                <w:color w:val="000000"/>
-                <w:sz w:val="40"/>
-                <w:szCs w:val="40"/>
-              </w:rPr>
-              <w:t>ÆrÉcNû</w:t>
-            </w:r>
-            <w:proofErr w:type="spellEnd"/>
-            <w:r>
-              <w:rPr>
-                <w:rFonts w:ascii="BRH Devanagari Extra" w:hAnsi="BRH Devanagari Extra" w:cs="BRH Devanagari Extra"/>
-                <w:color w:val="000000"/>
-                <w:sz w:val="40"/>
-                <w:szCs w:val="40"/>
-              </w:rPr>
-              <w:t xml:space="preserve"> | rÉ</w:t>
-            </w:r>
-            <w:r>
-              <w:rPr>
-                <w:rFonts w:ascii="BRH Malayalam Extra" w:hAnsi="BRH Malayalam Extra" w:cs="BRH Devanagari Extra"/>
-                <w:color w:val="000000"/>
-                <w:sz w:val="30"/>
-                <w:szCs w:val="40"/>
-              </w:rPr>
-              <w:t>–</w:t>
-            </w:r>
-            <w:proofErr w:type="spellStart"/>
+            <w:r>
+              <w:rPr>
+                <w:rFonts w:ascii="BRH Devanagari Extra" w:hAnsi="BRH Devanagari Extra" w:cs="BRH Devanagari Extra"/>
+                <w:color w:val="000000"/>
+                <w:sz w:val="40"/>
+                <w:szCs w:val="40"/>
+              </w:rPr>
+              <w:t>ÌSuÉþÇ ÆrÉcNû | rÉ</w:t>
+            </w:r>
+            <w:r>
+              <w:rPr>
+                <w:rFonts w:ascii="BRH Malayalam Extra" w:hAnsi="BRH Malayalam Extra" w:cs="BRH Devanagari Extra"/>
+                <w:color w:val="000000"/>
+                <w:sz w:val="30"/>
+                <w:szCs w:val="40"/>
+              </w:rPr>
+              <w:t>–</w:t>
+            </w:r>
             <w:r>
               <w:rPr>
                 <w:rFonts w:ascii="BRH Devanagari Extra" w:hAnsi="BRH Devanagari Extra" w:cs="BRH Devanagari Extra"/>
@@ -6477,44 +5185,23 @@
               </w:rPr>
               <w:t>cNû</w:t>
             </w:r>
-            <w:proofErr w:type="spellEnd"/>
-            <w:r>
-              <w:rPr>
-                <w:rFonts w:ascii="BRH Malayalam Extra" w:hAnsi="BRH Malayalam Extra" w:cs="BRH Devanagari Extra"/>
-                <w:color w:val="000000"/>
-                <w:sz w:val="30"/>
-                <w:szCs w:val="40"/>
-              </w:rPr>
-              <w:t>–</w:t>
-            </w:r>
-            <w:r>
-              <w:rPr>
-                <w:rFonts w:ascii="BRH Devanagari Extra" w:hAnsi="BRH Devanagari Extra" w:cs="BRH Devanagari Extra"/>
-                <w:color w:val="000000"/>
-                <w:sz w:val="40"/>
-                <w:szCs w:val="40"/>
-              </w:rPr>
-              <w:t xml:space="preserve"> </w:t>
-            </w:r>
-            <w:proofErr w:type="spellStart"/>
-            <w:r>
-              <w:rPr>
-                <w:rFonts w:ascii="BRH Devanagari Extra" w:hAnsi="BRH Devanagari Extra" w:cs="BRH Devanagari Extra"/>
-                <w:color w:val="000000"/>
-                <w:sz w:val="40"/>
-                <w:szCs w:val="40"/>
-              </w:rPr>
-              <w:t>ÌSuÉÿqÉç</w:t>
-            </w:r>
-            <w:proofErr w:type="spellEnd"/>
-            <w:r>
-              <w:rPr>
-                <w:rFonts w:ascii="BRH Devanagari Extra" w:hAnsi="BRH Devanagari Extra" w:cs="BRH Devanagari Extra"/>
-                <w:color w:val="000000"/>
-                <w:sz w:val="40"/>
-                <w:szCs w:val="40"/>
-              </w:rPr>
-              <w:t xml:space="preserve"> |</w:t>
+            <w:r>
+              <w:rPr>
+                <w:rFonts w:ascii="BRH Malayalam Extra" w:hAnsi="BRH Malayalam Extra" w:cs="BRH Devanagari Extra"/>
+                <w:color w:val="000000"/>
+                <w:sz w:val="30"/>
+                <w:szCs w:val="40"/>
+              </w:rPr>
+              <w:t>–</w:t>
+            </w:r>
+            <w:r>
+              <w:rPr>
+                <w:rFonts w:ascii="BRH Devanagari Extra" w:hAnsi="BRH Devanagari Extra" w:cs="BRH Devanagari Extra"/>
+                <w:color w:val="000000"/>
+                <w:sz w:val="40"/>
+                <w:szCs w:val="40"/>
+              </w:rPr>
+              <w:t xml:space="preserve"> ÌSuÉÿqÉç |</w:t>
             </w:r>
           </w:p>
         </w:tc>
@@ -6647,7 +5334,6 @@
                 <w:szCs w:val="40"/>
               </w:rPr>
             </w:pPr>
-            <w:proofErr w:type="spellStart"/>
             <w:r>
               <w:rPr>
                 <w:rFonts w:ascii="BRH Devanagari Extra" w:hAnsi="BRH Devanagari Extra" w:cs="BRH Devanagari Extra"/>
@@ -6657,17 +5343,15 @@
               </w:rPr>
               <w:t>xÉÑ</w:t>
             </w:r>
-            <w:proofErr w:type="spellEnd"/>
-            <w:r>
-              <w:rPr>
-                <w:rFonts w:ascii="BRH Malayalam Extra" w:hAnsi="BRH Malayalam Extra" w:cs="BRH Devanagari Extra"/>
-                <w:color w:val="000000"/>
-                <w:sz w:val="30"/>
-                <w:szCs w:val="40"/>
-              </w:rPr>
-              <w:t>–</w:t>
-            </w:r>
-            <w:proofErr w:type="spellStart"/>
+            <w:r>
+              <w:rPr>
+                <w:rFonts w:ascii="BRH Malayalam Extra" w:hAnsi="BRH Malayalam Extra" w:cs="BRH Devanagari Extra"/>
+                <w:color w:val="000000"/>
+                <w:sz w:val="30"/>
+                <w:szCs w:val="40"/>
+              </w:rPr>
+              <w:t>–</w:t>
+            </w:r>
             <w:r>
               <w:rPr>
                 <w:rFonts w:ascii="BRH Devanagari Extra" w:hAnsi="BRH Devanagari Extra" w:cs="BRH Devanagari Extra"/>
@@ -6677,17 +5361,15 @@
               </w:rPr>
               <w:t>ÌuÉ</w:t>
             </w:r>
-            <w:proofErr w:type="spellEnd"/>
-            <w:r>
-              <w:rPr>
-                <w:rFonts w:ascii="BRH Malayalam Extra" w:hAnsi="BRH Malayalam Extra" w:cs="BRH Devanagari Extra"/>
-                <w:color w:val="000000"/>
-                <w:sz w:val="30"/>
-                <w:szCs w:val="40"/>
-              </w:rPr>
-              <w:t>–</w:t>
-            </w:r>
-            <w:proofErr w:type="spellStart"/>
+            <w:r>
+              <w:rPr>
+                <w:rFonts w:ascii="BRH Malayalam Extra" w:hAnsi="BRH Malayalam Extra" w:cs="BRH Devanagari Extra"/>
+                <w:color w:val="000000"/>
+                <w:sz w:val="30"/>
+                <w:szCs w:val="40"/>
+              </w:rPr>
+              <w:t>–</w:t>
+            </w:r>
             <w:r>
               <w:rPr>
                 <w:rFonts w:ascii="BRH Devanagari Extra" w:hAnsi="BRH Devanagari Extra" w:cs="BRH Devanagari Extra"/>
@@ -6697,44 +5379,23 @@
               </w:rPr>
               <w:t>iÉÉrÉ</w:t>
             </w:r>
-            <w:proofErr w:type="spellEnd"/>
-            <w:r>
-              <w:rPr>
-                <w:rFonts w:ascii="BRH Malayalam Extra" w:hAnsi="BRH Malayalam Extra" w:cs="BRH Devanagari Extra"/>
-                <w:color w:val="000000"/>
-                <w:sz w:val="30"/>
-                <w:szCs w:val="40"/>
-              </w:rPr>
-              <w:t>–</w:t>
-            </w:r>
-            <w:r>
-              <w:rPr>
-                <w:rFonts w:ascii="BRH Devanagari Extra" w:hAnsi="BRH Devanagari Extra" w:cs="BRH Devanagari Extra"/>
-                <w:color w:val="000000"/>
-                <w:sz w:val="40"/>
-                <w:szCs w:val="40"/>
-              </w:rPr>
-              <w:t xml:space="preserve"> </w:t>
-            </w:r>
-            <w:proofErr w:type="spellStart"/>
-            <w:r>
-              <w:rPr>
-                <w:rFonts w:ascii="BRH Devanagari Extra" w:hAnsi="BRH Devanagari Extra" w:cs="BRH Devanagari Extra"/>
-                <w:color w:val="000000"/>
-                <w:sz w:val="40"/>
-                <w:szCs w:val="40"/>
-              </w:rPr>
-              <w:t>lÉurÉþxÉå</w:t>
-            </w:r>
-            <w:proofErr w:type="spellEnd"/>
-            <w:r>
-              <w:rPr>
-                <w:rFonts w:ascii="BRH Devanagari Extra" w:hAnsi="BRH Devanagari Extra" w:cs="BRH Devanagari Extra"/>
-                <w:color w:val="000000"/>
-                <w:sz w:val="40"/>
-                <w:szCs w:val="40"/>
-              </w:rPr>
-              <w:t xml:space="preserve"> | </w:t>
+            <w:r>
+              <w:rPr>
+                <w:rFonts w:ascii="BRH Malayalam Extra" w:hAnsi="BRH Malayalam Extra" w:cs="BRH Devanagari Extra"/>
+                <w:color w:val="000000"/>
+                <w:sz w:val="30"/>
+                <w:szCs w:val="40"/>
+              </w:rPr>
+              <w:t>–</w:t>
+            </w:r>
+            <w:r>
+              <w:rPr>
+                <w:rFonts w:ascii="BRH Devanagari Extra" w:hAnsi="BRH Devanagari Extra" w:cs="BRH Devanagari Extra"/>
+                <w:color w:val="000000"/>
+                <w:sz w:val="40"/>
+                <w:szCs w:val="40"/>
+              </w:rPr>
+              <w:t xml:space="preserve"> lÉurÉþxÉå | </w:t>
             </w:r>
           </w:p>
           <w:p>
@@ -6751,7 +5412,6 @@
                 <w:szCs w:val="40"/>
               </w:rPr>
             </w:pPr>
-            <w:proofErr w:type="spellStart"/>
             <w:r>
               <w:rPr>
                 <w:rFonts w:ascii="BRH Devanagari Extra" w:hAnsi="BRH Devanagari Extra" w:cs="BRH Devanagari Extra"/>
@@ -6771,64 +5431,32 @@
               </w:rPr>
               <w:t>xÉ</w:t>
             </w:r>
-            <w:proofErr w:type="spellEnd"/>
-            <w:r>
-              <w:rPr>
-                <w:rFonts w:ascii="BRH Devanagari Extra" w:hAnsi="BRH Devanagari Extra" w:cs="BRH Devanagari Extra"/>
-                <w:color w:val="000000"/>
-                <w:sz w:val="40"/>
-                <w:szCs w:val="40"/>
-              </w:rPr>
-              <w:t xml:space="preserve"> </w:t>
-            </w:r>
-            <w:proofErr w:type="spellStart"/>
-            <w:r>
-              <w:rPr>
-                <w:rFonts w:ascii="BRH Devanagari Extra" w:hAnsi="BRH Devanagari Extra" w:cs="BRH Devanagari Extra"/>
-                <w:color w:val="000000"/>
-                <w:sz w:val="40"/>
-                <w:szCs w:val="40"/>
-              </w:rPr>
-              <w:t>CÌiÉ</w:t>
-            </w:r>
-            <w:proofErr w:type="spellEnd"/>
-            <w:r>
-              <w:rPr>
-                <w:rFonts w:ascii="BRH Malayalam Extra" w:hAnsi="BRH Malayalam Extra" w:cs="BRH Devanagari Extra"/>
-                <w:color w:val="000000"/>
-                <w:sz w:val="30"/>
-                <w:szCs w:val="40"/>
-              </w:rPr>
-              <w:t>–</w:t>
-            </w:r>
-            <w:r>
-              <w:rPr>
-                <w:rFonts w:ascii="BRH Devanagari Extra" w:hAnsi="BRH Devanagari Extra" w:cs="BRH Devanagari Extra"/>
-                <w:color w:val="000000"/>
-                <w:sz w:val="40"/>
-                <w:szCs w:val="40"/>
-              </w:rPr>
-              <w:t xml:space="preserve"> </w:t>
-            </w:r>
-            <w:proofErr w:type="spellStart"/>
-            <w:r>
-              <w:rPr>
-                <w:rFonts w:ascii="BRH Devanagari Extra" w:hAnsi="BRH Devanagari Extra" w:cs="BRH Devanagari Extra"/>
-                <w:color w:val="000000"/>
-                <w:sz w:val="40"/>
-                <w:szCs w:val="40"/>
-              </w:rPr>
-              <w:t>lÉurÉþxÉå</w:t>
-            </w:r>
-            <w:proofErr w:type="spellEnd"/>
-            <w:r>
-              <w:rPr>
-                <w:rFonts w:ascii="BRH Devanagari Extra" w:hAnsi="BRH Devanagari Extra" w:cs="BRH Devanagari Extra"/>
-                <w:color w:val="000000"/>
-                <w:sz w:val="40"/>
-                <w:szCs w:val="40"/>
-              </w:rPr>
-              <w:t xml:space="preserve"> ||</w:t>
+            <w:r>
+              <w:rPr>
+                <w:rFonts w:ascii="BRH Devanagari Extra" w:hAnsi="BRH Devanagari Extra" w:cs="BRH Devanagari Extra"/>
+                <w:color w:val="000000"/>
+                <w:sz w:val="40"/>
+                <w:szCs w:val="40"/>
+              </w:rPr>
+              <w:t xml:space="preserve"> CÌiÉ</w:t>
+            </w:r>
+            <w:r>
+              <w:rPr>
+                <w:rFonts w:ascii="BRH Malayalam Extra" w:hAnsi="BRH Malayalam Extra" w:cs="BRH Devanagari Extra"/>
+                <w:color w:val="000000"/>
+                <w:sz w:val="30"/>
+                <w:szCs w:val="40"/>
+              </w:rPr>
+              <w:t>–</w:t>
+            </w:r>
+            <w:r>
+              <w:rPr>
+                <w:rFonts w:ascii="BRH Devanagari Extra" w:hAnsi="BRH Devanagari Extra" w:cs="BRH Devanagari Extra"/>
+                <w:color w:val="000000"/>
+                <w:sz w:val="40"/>
+                <w:szCs w:val="40"/>
+              </w:rPr>
+              <w:t xml:space="preserve"> lÉurÉþxÉå ||</w:t>
             </w:r>
           </w:p>
         </w:tc>
@@ -6850,7 +5478,6 @@
                 <w:szCs w:val="40"/>
               </w:rPr>
             </w:pPr>
-            <w:proofErr w:type="spellStart"/>
             <w:r>
               <w:rPr>
                 <w:rFonts w:ascii="BRH Devanagari Extra" w:hAnsi="BRH Devanagari Extra" w:cs="BRH Devanagari Extra"/>
@@ -6860,17 +5487,15 @@
               </w:rPr>
               <w:t>xÉÑ</w:t>
             </w:r>
-            <w:proofErr w:type="spellEnd"/>
-            <w:r>
-              <w:rPr>
-                <w:rFonts w:ascii="BRH Malayalam Extra" w:hAnsi="BRH Malayalam Extra" w:cs="BRH Devanagari Extra"/>
-                <w:color w:val="000000"/>
-                <w:sz w:val="30"/>
-                <w:szCs w:val="40"/>
-              </w:rPr>
-              <w:t>–</w:t>
-            </w:r>
-            <w:proofErr w:type="spellStart"/>
+            <w:r>
+              <w:rPr>
+                <w:rFonts w:ascii="BRH Malayalam Extra" w:hAnsi="BRH Malayalam Extra" w:cs="BRH Devanagari Extra"/>
+                <w:color w:val="000000"/>
+                <w:sz w:val="30"/>
+                <w:szCs w:val="40"/>
+              </w:rPr>
+              <w:t>–</w:t>
+            </w:r>
             <w:r>
               <w:rPr>
                 <w:rFonts w:ascii="BRH Devanagari Extra" w:hAnsi="BRH Devanagari Extra" w:cs="BRH Devanagari Extra"/>
@@ -6880,17 +5505,15 @@
               </w:rPr>
               <w:t>ÌuÉ</w:t>
             </w:r>
-            <w:proofErr w:type="spellEnd"/>
-            <w:r>
-              <w:rPr>
-                <w:rFonts w:ascii="BRH Malayalam Extra" w:hAnsi="BRH Malayalam Extra" w:cs="BRH Devanagari Extra"/>
-                <w:color w:val="000000"/>
-                <w:sz w:val="30"/>
-                <w:szCs w:val="40"/>
-              </w:rPr>
-              <w:t>–</w:t>
-            </w:r>
-            <w:proofErr w:type="spellStart"/>
+            <w:r>
+              <w:rPr>
+                <w:rFonts w:ascii="BRH Malayalam Extra" w:hAnsi="BRH Malayalam Extra" w:cs="BRH Devanagari Extra"/>
+                <w:color w:val="000000"/>
+                <w:sz w:val="30"/>
+                <w:szCs w:val="40"/>
+              </w:rPr>
+              <w:t>–</w:t>
+            </w:r>
             <w:r>
               <w:rPr>
                 <w:rFonts w:ascii="BRH Devanagari Extra" w:hAnsi="BRH Devanagari Extra" w:cs="BRH Devanagari Extra"/>
@@ -6900,44 +5523,23 @@
               </w:rPr>
               <w:t>iÉÉrÉ</w:t>
             </w:r>
-            <w:proofErr w:type="spellEnd"/>
-            <w:r>
-              <w:rPr>
-                <w:rFonts w:ascii="BRH Malayalam Extra" w:hAnsi="BRH Malayalam Extra" w:cs="BRH Devanagari Extra"/>
-                <w:color w:val="000000"/>
-                <w:sz w:val="30"/>
-                <w:szCs w:val="40"/>
-              </w:rPr>
-              <w:t>–</w:t>
-            </w:r>
-            <w:r>
-              <w:rPr>
-                <w:rFonts w:ascii="BRH Devanagari Extra" w:hAnsi="BRH Devanagari Extra" w:cs="BRH Devanagari Extra"/>
-                <w:color w:val="000000"/>
-                <w:sz w:val="40"/>
-                <w:szCs w:val="40"/>
-              </w:rPr>
-              <w:t xml:space="preserve"> </w:t>
-            </w:r>
-            <w:proofErr w:type="spellStart"/>
-            <w:r>
-              <w:rPr>
-                <w:rFonts w:ascii="BRH Devanagari Extra" w:hAnsi="BRH Devanagari Extra" w:cs="BRH Devanagari Extra"/>
-                <w:color w:val="000000"/>
-                <w:sz w:val="40"/>
-                <w:szCs w:val="40"/>
-              </w:rPr>
-              <w:t>lÉurÉþxÉå</w:t>
-            </w:r>
-            <w:proofErr w:type="spellEnd"/>
-            <w:r>
-              <w:rPr>
-                <w:rFonts w:ascii="BRH Devanagari Extra" w:hAnsi="BRH Devanagari Extra" w:cs="BRH Devanagari Extra"/>
-                <w:color w:val="000000"/>
-                <w:sz w:val="40"/>
-                <w:szCs w:val="40"/>
-              </w:rPr>
-              <w:t xml:space="preserve"> | </w:t>
+            <w:r>
+              <w:rPr>
+                <w:rFonts w:ascii="BRH Malayalam Extra" w:hAnsi="BRH Malayalam Extra" w:cs="BRH Devanagari Extra"/>
+                <w:color w:val="000000"/>
+                <w:sz w:val="30"/>
+                <w:szCs w:val="40"/>
+              </w:rPr>
+              <w:t>–</w:t>
+            </w:r>
+            <w:r>
+              <w:rPr>
+                <w:rFonts w:ascii="BRH Devanagari Extra" w:hAnsi="BRH Devanagari Extra" w:cs="BRH Devanagari Extra"/>
+                <w:color w:val="000000"/>
+                <w:sz w:val="40"/>
+                <w:szCs w:val="40"/>
+              </w:rPr>
+              <w:t xml:space="preserve"> lÉurÉþxÉå | </w:t>
             </w:r>
           </w:p>
           <w:p>
@@ -6950,7 +5552,6 @@
                 <w:szCs w:val="40"/>
               </w:rPr>
             </w:pPr>
-            <w:proofErr w:type="spellStart"/>
             <w:r>
               <w:rPr>
                 <w:rFonts w:ascii="BRH Devanagari Extra" w:hAnsi="BRH Devanagari Extra" w:cs="BRH Devanagari Extra"/>
@@ -6970,73 +5571,41 @@
               </w:rPr>
               <w:t>xÉ</w:t>
             </w:r>
-            <w:proofErr w:type="spellEnd"/>
-            <w:r>
-              <w:rPr>
-                <w:rFonts w:ascii="BRH Malayalam Extra" w:hAnsi="BRH Malayalam Extra" w:cs="BRH Devanagari Extra"/>
-                <w:color w:val="000000"/>
-                <w:sz w:val="30"/>
-                <w:szCs w:val="40"/>
-              </w:rPr>
-              <w:t>–</w:t>
-            </w:r>
-            <w:r>
-              <w:rPr>
-                <w:rFonts w:ascii="BRH Devanagari Extra" w:hAnsi="BRH Devanagari Extra" w:cs="BRH Devanagari Extra"/>
-                <w:color w:val="000000"/>
-                <w:sz w:val="40"/>
-                <w:szCs w:val="40"/>
-              </w:rPr>
-              <w:t xml:space="preserve"> </w:t>
-            </w:r>
-            <w:proofErr w:type="spellStart"/>
-            <w:r>
-              <w:rPr>
-                <w:rFonts w:ascii="BRH Devanagari Extra" w:hAnsi="BRH Devanagari Extra" w:cs="BRH Devanagari Extra"/>
-                <w:color w:val="000000"/>
-                <w:sz w:val="40"/>
-                <w:szCs w:val="40"/>
-              </w:rPr>
-              <w:t>CÌiÉ</w:t>
-            </w:r>
-            <w:proofErr w:type="spellEnd"/>
-            <w:r>
-              <w:rPr>
-                <w:rFonts w:ascii="BRH Malayalam Extra" w:hAnsi="BRH Malayalam Extra" w:cs="BRH Devanagari Extra"/>
-                <w:color w:val="000000"/>
-                <w:sz w:val="30"/>
-                <w:szCs w:val="40"/>
-              </w:rPr>
-              <w:t>–</w:t>
-            </w:r>
-            <w:r>
-              <w:rPr>
-                <w:rFonts w:ascii="BRH Devanagari Extra" w:hAnsi="BRH Devanagari Extra" w:cs="BRH Devanagari Extra"/>
-                <w:color w:val="000000"/>
-                <w:sz w:val="40"/>
-                <w:szCs w:val="40"/>
-              </w:rPr>
-              <w:t xml:space="preserve"> </w:t>
-            </w:r>
-            <w:proofErr w:type="spellStart"/>
-            <w:r>
-              <w:rPr>
-                <w:rFonts w:ascii="BRH Devanagari Extra" w:hAnsi="BRH Devanagari Extra" w:cs="BRH Devanagari Extra"/>
-                <w:color w:val="000000"/>
-                <w:sz w:val="40"/>
-                <w:szCs w:val="40"/>
-              </w:rPr>
-              <w:t>lÉurÉþxÉå</w:t>
-            </w:r>
-            <w:proofErr w:type="spellEnd"/>
-            <w:r>
-              <w:rPr>
-                <w:rFonts w:ascii="BRH Devanagari Extra" w:hAnsi="BRH Devanagari Extra" w:cs="BRH Devanagari Extra"/>
-                <w:color w:val="000000"/>
-                <w:sz w:val="40"/>
-                <w:szCs w:val="40"/>
-              </w:rPr>
-              <w:t xml:space="preserve"> ||</w:t>
+            <w:r>
+              <w:rPr>
+                <w:rFonts w:ascii="BRH Malayalam Extra" w:hAnsi="BRH Malayalam Extra" w:cs="BRH Devanagari Extra"/>
+                <w:color w:val="000000"/>
+                <w:sz w:val="30"/>
+                <w:szCs w:val="40"/>
+              </w:rPr>
+              <w:t>–</w:t>
+            </w:r>
+            <w:r>
+              <w:rPr>
+                <w:rFonts w:ascii="BRH Devanagari Extra" w:hAnsi="BRH Devanagari Extra" w:cs="BRH Devanagari Extra"/>
+                <w:color w:val="000000"/>
+                <w:sz w:val="40"/>
+                <w:szCs w:val="40"/>
+              </w:rPr>
+              <w:t xml:space="preserve"> CÌiÉ</w:t>
+            </w:r>
+            <w:r>
+              <w:rPr>
+                <w:rFonts w:ascii="BRH Malayalam Extra" w:hAnsi="BRH Malayalam Extra" w:cs="BRH Devanagari Extra"/>
+                <w:color w:val="000000"/>
+                <w:sz w:val="30"/>
+                <w:szCs w:val="40"/>
+              </w:rPr>
+              <w:t>–</w:t>
+            </w:r>
+            <w:r>
+              <w:rPr>
+                <w:rFonts w:ascii="BRH Devanagari Extra" w:hAnsi="BRH Devanagari Extra" w:cs="BRH Devanagari Extra"/>
+                <w:color w:val="000000"/>
+                <w:sz w:val="40"/>
+                <w:szCs w:val="40"/>
+              </w:rPr>
+              <w:t xml:space="preserve"> lÉurÉþxÉå ||</w:t>
             </w:r>
           </w:p>
         </w:tc>
@@ -7188,7 +5757,6 @@
               </w:rPr>
               <w:t>–</w:t>
             </w:r>
-            <w:proofErr w:type="spellStart"/>
             <w:r>
               <w:rPr>
                 <w:rFonts w:ascii="BRH Devanagari Extra" w:hAnsi="BRH Devanagari Extra" w:cs="BRH Devanagari Extra"/>
@@ -7198,45 +5766,23 @@
               </w:rPr>
               <w:t>qrÉgcÉ</w:t>
             </w:r>
-            <w:proofErr w:type="spellEnd"/>
-            <w:r>
-              <w:rPr>
-                <w:rFonts w:ascii="BRH Malayalam Extra" w:hAnsi="BRH Malayalam Extra" w:cs="BRH Devanagari Extra"/>
-                <w:color w:val="000000"/>
-                <w:sz w:val="30"/>
-                <w:szCs w:val="40"/>
-              </w:rPr>
-              <w:t>–</w:t>
-            </w:r>
-            <w:proofErr w:type="spellStart"/>
-            <w:r>
-              <w:rPr>
-                <w:rFonts w:ascii="BRH Devanagari Extra" w:hAnsi="BRH Devanagari Extra" w:cs="BRH Devanagari Extra"/>
-                <w:color w:val="000000"/>
-                <w:sz w:val="40"/>
-                <w:szCs w:val="40"/>
-              </w:rPr>
-              <w:t>ÍqÉwÉÿqÉç</w:t>
-            </w:r>
-            <w:proofErr w:type="spellEnd"/>
-            <w:r>
-              <w:rPr>
-                <w:rFonts w:ascii="BRH Devanagari Extra" w:hAnsi="BRH Devanagari Extra" w:cs="BRH Devanagari Extra"/>
-                <w:color w:val="000000"/>
-                <w:sz w:val="40"/>
-                <w:szCs w:val="40"/>
-              </w:rPr>
-              <w:t xml:space="preserve"> | </w:t>
-            </w:r>
-            <w:proofErr w:type="spellStart"/>
-            <w:r>
-              <w:rPr>
-                <w:rFonts w:ascii="BRH Devanagari Extra" w:hAnsi="BRH Devanagari Extra" w:cs="BRH Devanagari Extra"/>
-                <w:color w:val="000000"/>
-                <w:sz w:val="40"/>
-                <w:szCs w:val="40"/>
-              </w:rPr>
-              <w:t>C</w:t>
+            <w:r>
+              <w:rPr>
+                <w:rFonts w:ascii="BRH Malayalam Extra" w:hAnsi="BRH Malayalam Extra" w:cs="BRH Devanagari Extra"/>
+                <w:color w:val="000000"/>
+                <w:sz w:val="30"/>
+                <w:szCs w:val="40"/>
+              </w:rPr>
+              <w:t>–</w:t>
+            </w:r>
+            <w:r>
+              <w:rPr>
+                <w:rFonts w:ascii="BRH Devanagari Extra" w:hAnsi="BRH Devanagari Extra" w:cs="BRH Devanagari Extra"/>
+                <w:color w:val="000000"/>
+                <w:sz w:val="40"/>
+                <w:szCs w:val="40"/>
+              </w:rPr>
+              <w:t>ÍqÉwÉÿqÉç | C</w:t>
             </w:r>
             <w:r>
               <w:rPr>
@@ -7257,44 +5803,23 @@
               </w:rPr>
               <w:t>ò</w:t>
             </w:r>
-            <w:proofErr w:type="spellEnd"/>
-            <w:r>
-              <w:rPr>
-                <w:rFonts w:ascii="BRH Malayalam Extra" w:hAnsi="BRH Malayalam Extra" w:cs="BRH Devanagari Extra"/>
-                <w:color w:val="000000"/>
-                <w:sz w:val="30"/>
-                <w:szCs w:val="40"/>
-              </w:rPr>
-              <w:t>–</w:t>
-            </w:r>
-            <w:r>
-              <w:rPr>
-                <w:rFonts w:ascii="BRH Devanagari Extra" w:hAnsi="BRH Devanagari Extra" w:cs="BRH Devanagari Extra"/>
-                <w:color w:val="000000"/>
-                <w:sz w:val="40"/>
-                <w:szCs w:val="40"/>
-              </w:rPr>
-              <w:t xml:space="preserve"> </w:t>
-            </w:r>
-            <w:proofErr w:type="spellStart"/>
-            <w:r>
-              <w:rPr>
-                <w:rFonts w:ascii="BRH Devanagari Extra" w:hAnsi="BRH Devanagari Extra" w:cs="BRH Devanagari Extra"/>
-                <w:color w:val="000000"/>
-                <w:sz w:val="40"/>
-                <w:szCs w:val="40"/>
-              </w:rPr>
-              <w:t>xiÉÉåqÉÿqÉç</w:t>
-            </w:r>
-            <w:proofErr w:type="spellEnd"/>
-            <w:r>
-              <w:rPr>
-                <w:rFonts w:ascii="BRH Devanagari Extra" w:hAnsi="BRH Devanagari Extra" w:cs="BRH Devanagari Extra"/>
-                <w:color w:val="000000"/>
-                <w:sz w:val="40"/>
-                <w:szCs w:val="40"/>
-              </w:rPr>
-              <w:t xml:space="preserve"> |</w:t>
+            <w:r>
+              <w:rPr>
+                <w:rFonts w:ascii="BRH Malayalam Extra" w:hAnsi="BRH Malayalam Extra" w:cs="BRH Devanagari Extra"/>
+                <w:color w:val="000000"/>
+                <w:sz w:val="30"/>
+                <w:szCs w:val="40"/>
+              </w:rPr>
+              <w:t>–</w:t>
+            </w:r>
+            <w:r>
+              <w:rPr>
+                <w:rFonts w:ascii="BRH Devanagari Extra" w:hAnsi="BRH Devanagari Extra" w:cs="BRH Devanagari Extra"/>
+                <w:color w:val="000000"/>
+                <w:sz w:val="40"/>
+                <w:szCs w:val="40"/>
+              </w:rPr>
+              <w:t xml:space="preserve"> xiÉÉåqÉÿqÉç |</w:t>
             </w:r>
           </w:p>
         </w:tc>
@@ -7331,7 +5856,6 @@
               </w:rPr>
               <w:t>–</w:t>
             </w:r>
-            <w:proofErr w:type="spellStart"/>
             <w:r>
               <w:rPr>
                 <w:rFonts w:ascii="BRH Devanagari Extra" w:hAnsi="BRH Devanagari Extra" w:cs="BRH Devanagari Extra"/>
@@ -7341,45 +5865,23 @@
               </w:rPr>
               <w:t>qrÉgcÉ</w:t>
             </w:r>
-            <w:proofErr w:type="spellEnd"/>
-            <w:r>
-              <w:rPr>
-                <w:rFonts w:ascii="BRH Malayalam Extra" w:hAnsi="BRH Malayalam Extra" w:cs="BRH Devanagari Extra"/>
-                <w:color w:val="000000"/>
-                <w:sz w:val="30"/>
-                <w:szCs w:val="40"/>
-              </w:rPr>
-              <w:t>–</w:t>
-            </w:r>
-            <w:proofErr w:type="spellStart"/>
-            <w:r>
-              <w:rPr>
-                <w:rFonts w:ascii="BRH Devanagari Extra" w:hAnsi="BRH Devanagari Extra" w:cs="BRH Devanagari Extra"/>
-                <w:color w:val="000000"/>
-                <w:sz w:val="40"/>
-                <w:szCs w:val="40"/>
-              </w:rPr>
-              <w:t>ÍqÉwÉÿqÉç</w:t>
-            </w:r>
-            <w:proofErr w:type="spellEnd"/>
-            <w:r>
-              <w:rPr>
-                <w:rFonts w:ascii="BRH Devanagari Extra" w:hAnsi="BRH Devanagari Extra" w:cs="BRH Devanagari Extra"/>
-                <w:color w:val="000000"/>
-                <w:sz w:val="40"/>
-                <w:szCs w:val="40"/>
-              </w:rPr>
-              <w:t xml:space="preserve"> | </w:t>
-            </w:r>
-            <w:proofErr w:type="spellStart"/>
-            <w:r>
-              <w:rPr>
-                <w:rFonts w:ascii="BRH Devanagari Extra" w:hAnsi="BRH Devanagari Extra" w:cs="BRH Devanagari Extra"/>
-                <w:color w:val="000000"/>
-                <w:sz w:val="40"/>
-                <w:szCs w:val="40"/>
-              </w:rPr>
-              <w:t>C</w:t>
+            <w:r>
+              <w:rPr>
+                <w:rFonts w:ascii="BRH Malayalam Extra" w:hAnsi="BRH Malayalam Extra" w:cs="BRH Devanagari Extra"/>
+                <w:color w:val="000000"/>
+                <w:sz w:val="30"/>
+                <w:szCs w:val="40"/>
+              </w:rPr>
+              <w:t>–</w:t>
+            </w:r>
+            <w:r>
+              <w:rPr>
+                <w:rFonts w:ascii="BRH Devanagari Extra" w:hAnsi="BRH Devanagari Extra" w:cs="BRH Devanagari Extra"/>
+                <w:color w:val="000000"/>
+                <w:sz w:val="40"/>
+                <w:szCs w:val="40"/>
+              </w:rPr>
+              <w:t>ÍqÉwÉÿqÉç | C</w:t>
             </w:r>
             <w:r>
               <w:rPr>
@@ -7391,7 +5893,6 @@
               </w:rPr>
               <w:t>wÉ</w:t>
             </w:r>
-            <w:proofErr w:type="spellEnd"/>
             <w:r>
               <w:rPr>
                 <w:rFonts w:ascii="BRH Malayalam Extra" w:hAnsi="BRH Malayalam Extra" w:cs="BRH Devanagari Extra"/>
@@ -7426,27 +5927,7 @@
                 <w:sz w:val="40"/>
                 <w:szCs w:val="40"/>
               </w:rPr>
-              <w:t xml:space="preserve"> </w:t>
-            </w:r>
-            <w:proofErr w:type="spellStart"/>
-            <w:r>
-              <w:rPr>
-                <w:rFonts w:ascii="BRH Devanagari Extra" w:hAnsi="BRH Devanagari Extra" w:cs="BRH Devanagari Extra"/>
-                <w:color w:val="000000"/>
-                <w:sz w:val="40"/>
-                <w:szCs w:val="40"/>
-              </w:rPr>
-              <w:t>xiÉÉåqÉÿqÉç</w:t>
-            </w:r>
-            <w:proofErr w:type="spellEnd"/>
-            <w:r>
-              <w:rPr>
-                <w:rFonts w:ascii="BRH Devanagari Extra" w:hAnsi="BRH Devanagari Extra" w:cs="BRH Devanagari Extra"/>
-                <w:color w:val="000000"/>
-                <w:sz w:val="40"/>
-                <w:szCs w:val="40"/>
-              </w:rPr>
-              <w:t xml:space="preserve"> |</w:t>
+              <w:t xml:space="preserve"> xiÉÉåqÉÿqÉç |</w:t>
             </w:r>
           </w:p>
         </w:tc>
@@ -7583,37 +6064,7 @@
                 <w:sz w:val="40"/>
                 <w:szCs w:val="40"/>
               </w:rPr>
-              <w:t>±</w:t>
-            </w:r>
-            <w:proofErr w:type="spellStart"/>
-            <w:r>
-              <w:rPr>
-                <w:rFonts w:ascii="BRH Devanagari Extra" w:hAnsi="BRH Devanagari Extra" w:cs="BRH Devanagari Extra"/>
-                <w:color w:val="000000"/>
-                <w:sz w:val="40"/>
-                <w:szCs w:val="40"/>
-              </w:rPr>
-              <w:t>uÉÏwÉÿqÉç</w:t>
-            </w:r>
-            <w:proofErr w:type="spellEnd"/>
-            <w:r>
-              <w:rPr>
-                <w:rFonts w:ascii="BRH Devanagari Extra" w:hAnsi="BRH Devanagari Extra" w:cs="BRH Devanagari Extra"/>
-                <w:color w:val="000000"/>
-                <w:sz w:val="40"/>
-                <w:szCs w:val="40"/>
-              </w:rPr>
-              <w:t xml:space="preserve"> | </w:t>
-            </w:r>
-            <w:proofErr w:type="spellStart"/>
-            <w:r>
-              <w:rPr>
-                <w:rFonts w:ascii="BRH Devanagari Extra" w:hAnsi="BRH Devanagari Extra" w:cs="BRH Devanagari Extra"/>
-                <w:color w:val="000000"/>
-                <w:sz w:val="40"/>
-                <w:szCs w:val="40"/>
-              </w:rPr>
-              <w:t>CwÉ</w:t>
+              <w:t>±uÉÏwÉÿqÉç | CwÉ</w:t>
             </w:r>
             <w:r>
               <w:rPr>
@@ -7625,55 +6076,32 @@
               </w:rPr>
               <w:t>ò</w:t>
             </w:r>
-            <w:proofErr w:type="spellEnd"/>
-            <w:r>
-              <w:rPr>
-                <w:rFonts w:ascii="BRH Devanagari Extra" w:hAnsi="BRH Devanagari Extra" w:cs="BRH Devanagari Extra"/>
-                <w:color w:val="000000"/>
-                <w:sz w:val="40"/>
-                <w:szCs w:val="40"/>
-              </w:rPr>
-              <w:t xml:space="preserve"> </w:t>
-            </w:r>
-            <w:proofErr w:type="spellStart"/>
-            <w:r>
-              <w:rPr>
-                <w:rFonts w:ascii="BRH Devanagari Extra" w:hAnsi="BRH Devanagari Extra" w:cs="BRH Devanagari Extra"/>
-                <w:color w:val="000000"/>
-                <w:sz w:val="40"/>
-                <w:szCs w:val="40"/>
-              </w:rPr>
-              <w:t>xiÉÉå</w:t>
-            </w:r>
-            <w:proofErr w:type="spellEnd"/>
-            <w:r>
-              <w:rPr>
-                <w:rFonts w:ascii="BRH Malayalam Extra" w:hAnsi="BRH Malayalam Extra" w:cs="BRH Devanagari Extra"/>
-                <w:color w:val="000000"/>
-                <w:sz w:val="30"/>
-                <w:szCs w:val="40"/>
-              </w:rPr>
-              <w:t>–</w:t>
-            </w:r>
-            <w:proofErr w:type="spellStart"/>
-            <w:r>
-              <w:rPr>
-                <w:rFonts w:ascii="BRH Devanagari Extra" w:hAnsi="BRH Devanagari Extra" w:cs="BRH Devanagari Extra"/>
-                <w:color w:val="000000"/>
-                <w:sz w:val="40"/>
-                <w:szCs w:val="40"/>
-              </w:rPr>
-              <w:t>iÉ×prÉþÈ</w:t>
-            </w:r>
-            <w:proofErr w:type="spellEnd"/>
-            <w:r>
-              <w:rPr>
-                <w:rFonts w:ascii="BRH Devanagari Extra" w:hAnsi="BRH Devanagari Extra" w:cs="BRH Devanagari Extra"/>
-                <w:color w:val="000000"/>
-                <w:sz w:val="40"/>
-                <w:szCs w:val="40"/>
-              </w:rPr>
-              <w:t xml:space="preserve"> | </w:t>
+            <w:r>
+              <w:rPr>
+                <w:rFonts w:ascii="BRH Devanagari Extra" w:hAnsi="BRH Devanagari Extra" w:cs="BRH Devanagari Extra"/>
+                <w:color w:val="000000"/>
+                <w:sz w:val="40"/>
+                <w:szCs w:val="40"/>
+              </w:rPr>
+              <w:t xml:space="preserve"> xiÉÉå</w:t>
+            </w:r>
+            <w:r>
+              <w:rPr>
+                <w:rFonts w:ascii="BRH Malayalam Extra" w:hAnsi="BRH Malayalam Extra" w:cs="BRH Devanagari Extra"/>
+                <w:color w:val="000000"/>
+                <w:sz w:val="30"/>
+                <w:szCs w:val="40"/>
+              </w:rPr>
+              <w:t>–</w:t>
+            </w:r>
+            <w:r>
+              <w:rPr>
+                <w:rFonts w:ascii="BRH Devanagari Extra" w:hAnsi="BRH Devanagari Extra" w:cs="BRH Devanagari Extra"/>
+                <w:color w:val="000000"/>
+                <w:sz w:val="40"/>
+                <w:szCs w:val="40"/>
+              </w:rPr>
+              <w:t xml:space="preserve">iÉ×prÉþÈ | </w:t>
             </w:r>
           </w:p>
         </w:tc>
@@ -7699,37 +6127,7 @@
                 <w:sz w:val="40"/>
                 <w:szCs w:val="40"/>
               </w:rPr>
-              <w:t>±</w:t>
-            </w:r>
-            <w:proofErr w:type="spellStart"/>
-            <w:r>
-              <w:rPr>
-                <w:rFonts w:ascii="BRH Devanagari Extra" w:hAnsi="BRH Devanagari Extra" w:cs="BRH Devanagari Extra"/>
-                <w:color w:val="000000"/>
-                <w:sz w:val="40"/>
-                <w:szCs w:val="40"/>
-              </w:rPr>
-              <w:t>uÉÏwÉÿqÉç</w:t>
-            </w:r>
-            <w:proofErr w:type="spellEnd"/>
-            <w:r>
-              <w:rPr>
-                <w:rFonts w:ascii="BRH Devanagari Extra" w:hAnsi="BRH Devanagari Extra" w:cs="BRH Devanagari Extra"/>
-                <w:color w:val="000000"/>
-                <w:sz w:val="40"/>
-                <w:szCs w:val="40"/>
-              </w:rPr>
-              <w:t xml:space="preserve"> | </w:t>
-            </w:r>
-            <w:proofErr w:type="spellStart"/>
-            <w:r>
-              <w:rPr>
-                <w:rFonts w:ascii="BRH Devanagari Extra" w:hAnsi="BRH Devanagari Extra" w:cs="BRH Devanagari Extra"/>
-                <w:color w:val="000000"/>
-                <w:sz w:val="40"/>
-                <w:szCs w:val="40"/>
-              </w:rPr>
-              <w:t>CwÉ</w:t>
+              <w:t>±uÉÏwÉÿqÉç | CwÉ</w:t>
             </w:r>
             <w:r>
               <w:rPr>
@@ -7748,57 +6146,25 @@
                 <w:sz w:val="40"/>
                 <w:szCs w:val="40"/>
               </w:rPr>
-              <w:t>þ</w:t>
-            </w:r>
-            <w:proofErr w:type="spellEnd"/>
-            <w:r>
-              <w:rPr>
-                <w:rFonts w:ascii="BRH Devanagari Extra" w:hAnsi="BRH Devanagari Extra" w:cs="BRH Devanagari Extra"/>
-                <w:color w:val="000000"/>
-                <w:sz w:val="40"/>
-                <w:szCs w:val="40"/>
-              </w:rPr>
-              <w:t xml:space="preserve"> </w:t>
-            </w:r>
-            <w:proofErr w:type="spellStart"/>
-            <w:r>
-              <w:rPr>
-                <w:rFonts w:ascii="BRH Devanagari Extra" w:hAnsi="BRH Devanagari Extra" w:cs="BRH Devanagari Extra"/>
-                <w:color w:val="000000"/>
-                <w:sz w:val="40"/>
-                <w:szCs w:val="40"/>
-              </w:rPr>
-              <w:t>xiÉÉå</w:t>
-            </w:r>
-            <w:proofErr w:type="spellEnd"/>
-            <w:r>
-              <w:rPr>
-                <w:rFonts w:ascii="BRH Malayalam Extra" w:hAnsi="BRH Malayalam Extra" w:cs="BRH Devanagari Extra"/>
-                <w:color w:val="000000"/>
-                <w:sz w:val="30"/>
-                <w:szCs w:val="40"/>
-              </w:rPr>
-              <w:t>–</w:t>
-            </w:r>
-            <w:proofErr w:type="spellStart"/>
-            <w:r>
-              <w:rPr>
-                <w:rFonts w:ascii="BRH Devanagari Extra" w:hAnsi="BRH Devanagari Extra" w:cs="BRH Devanagari Extra"/>
-                <w:color w:val="000000"/>
-                <w:sz w:val="40"/>
-                <w:szCs w:val="40"/>
-              </w:rPr>
-              <w:t>iÉ×prÉþÈ</w:t>
-            </w:r>
-            <w:proofErr w:type="spellEnd"/>
-            <w:r>
-              <w:rPr>
-                <w:rFonts w:ascii="BRH Devanagari Extra" w:hAnsi="BRH Devanagari Extra" w:cs="BRH Devanagari Extra"/>
-                <w:color w:val="000000"/>
-                <w:sz w:val="40"/>
-                <w:szCs w:val="40"/>
-              </w:rPr>
-              <w:t xml:space="preserve"> |</w:t>
+              <w:t>þ xiÉÉå</w:t>
+            </w:r>
+            <w:r>
+              <w:rPr>
+                <w:rFonts w:ascii="BRH Malayalam Extra" w:hAnsi="BRH Malayalam Extra" w:cs="BRH Devanagari Extra"/>
+                <w:color w:val="000000"/>
+                <w:sz w:val="30"/>
+                <w:szCs w:val="40"/>
+              </w:rPr>
+              <w:t>–</w:t>
+            </w:r>
+            <w:r>
+              <w:rPr>
+                <w:rFonts w:ascii="BRH Devanagari Extra" w:hAnsi="BRH Devanagari Extra" w:cs="BRH Devanagari Extra"/>
+                <w:color w:val="000000"/>
+                <w:sz w:val="40"/>
+                <w:szCs w:val="40"/>
+              </w:rPr>
+              <w:t>iÉ×prÉþÈ |</w:t>
             </w:r>
           </w:p>
         </w:tc>
@@ -7939,38 +6305,17 @@
                 <w:sz w:val="40"/>
                 <w:szCs w:val="40"/>
               </w:rPr>
-              <w:t xml:space="preserve">AÉ </w:t>
-            </w:r>
-            <w:proofErr w:type="spellStart"/>
-            <w:r>
-              <w:rPr>
-                <w:rFonts w:ascii="BRH Devanagari Extra" w:hAnsi="BRH Devanagari Extra" w:cs="BRH Devanagari Extra"/>
-                <w:color w:val="000000"/>
-                <w:sz w:val="40"/>
-                <w:szCs w:val="40"/>
-              </w:rPr>
-              <w:t>pÉþU</w:t>
-            </w:r>
-            <w:proofErr w:type="spellEnd"/>
-            <w:r>
-              <w:rPr>
-                <w:rFonts w:ascii="BRH Devanagari Extra" w:hAnsi="BRH Devanagari Extra" w:cs="BRH Devanagari Extra"/>
-                <w:color w:val="000000"/>
-                <w:sz w:val="40"/>
-                <w:szCs w:val="40"/>
-              </w:rPr>
-              <w:t xml:space="preserve"> | pÉ</w:t>
-            </w:r>
-            <w:r>
-              <w:rPr>
-                <w:rFonts w:ascii="BRH Malayalam Extra" w:hAnsi="BRH Malayalam Extra" w:cs="BRH Devanagari Extra"/>
-                <w:color w:val="000000"/>
-                <w:sz w:val="30"/>
-                <w:szCs w:val="40"/>
-              </w:rPr>
-              <w:t>–</w:t>
-            </w:r>
-            <w:proofErr w:type="spellStart"/>
+              <w:t>AÉ pÉþU | pÉ</w:t>
+            </w:r>
+            <w:r>
+              <w:rPr>
+                <w:rFonts w:ascii="BRH Malayalam Extra" w:hAnsi="BRH Malayalam Extra" w:cs="BRH Devanagari Extra"/>
+                <w:color w:val="000000"/>
+                <w:sz w:val="30"/>
+                <w:szCs w:val="40"/>
+              </w:rPr>
+              <w:t>–</w:t>
+            </w:r>
             <w:r>
               <w:rPr>
                 <w:rFonts w:ascii="BRH Devanagari Extra" w:hAnsi="BRH Devanagari Extra" w:cs="BRH Devanagari Extra"/>
@@ -7981,55 +6326,23 @@
               </w:rPr>
               <w:t>Uå</w:t>
             </w:r>
-            <w:proofErr w:type="spellEnd"/>
-            <w:r>
-              <w:rPr>
-                <w:rFonts w:ascii="BRH Malayalam Extra" w:hAnsi="BRH Malayalam Extra" w:cs="BRH Devanagari Extra"/>
-                <w:color w:val="000000"/>
-                <w:sz w:val="30"/>
-                <w:szCs w:val="40"/>
-              </w:rPr>
-              <w:t>–</w:t>
-            </w:r>
-            <w:proofErr w:type="spellStart"/>
-            <w:r>
-              <w:rPr>
-                <w:rFonts w:ascii="BRH Devanagari Extra" w:hAnsi="BRH Devanagari Extra" w:cs="BRH Devanagari Extra"/>
-                <w:color w:val="000000"/>
-                <w:sz w:val="40"/>
-                <w:szCs w:val="40"/>
-              </w:rPr>
-              <w:t>ÌiÉþ</w:t>
-            </w:r>
-            <w:proofErr w:type="spellEnd"/>
-            <w:r>
-              <w:rPr>
-                <w:rFonts w:ascii="BRH Devanagari Extra" w:hAnsi="BRH Devanagari Extra" w:cs="BRH Devanagari Extra"/>
-                <w:color w:val="000000"/>
-                <w:sz w:val="40"/>
-                <w:szCs w:val="40"/>
-              </w:rPr>
-              <w:t xml:space="preserve"> </w:t>
-            </w:r>
-            <w:proofErr w:type="spellStart"/>
-            <w:r>
-              <w:rPr>
-                <w:rFonts w:ascii="BRH Devanagari Extra" w:hAnsi="BRH Devanagari Extra" w:cs="BRH Devanagari Extra"/>
-                <w:color w:val="000000"/>
-                <w:sz w:val="40"/>
-                <w:szCs w:val="40"/>
-              </w:rPr>
-              <w:t>pÉU</w:t>
-            </w:r>
-            <w:proofErr w:type="spellEnd"/>
-            <w:r>
-              <w:rPr>
-                <w:rFonts w:ascii="BRH Devanagari Extra" w:hAnsi="BRH Devanagari Extra" w:cs="BRH Devanagari Extra"/>
-                <w:color w:val="000000"/>
-                <w:sz w:val="40"/>
-                <w:szCs w:val="40"/>
-              </w:rPr>
-              <w:t xml:space="preserve"> ||</w:t>
+            <w:r>
+              <w:rPr>
+                <w:rFonts w:ascii="BRH Malayalam Extra" w:hAnsi="BRH Malayalam Extra" w:cs="BRH Devanagari Extra"/>
+                <w:color w:val="000000"/>
+                <w:sz w:val="30"/>
+                <w:szCs w:val="40"/>
+              </w:rPr>
+              <w:t>–</w:t>
+            </w:r>
+            <w:r>
+              <w:rPr>
+                <w:rFonts w:ascii="BRH Devanagari Extra" w:hAnsi="BRH Devanagari Extra" w:cs="BRH Devanagari Extra"/>
+                <w:color w:val="000000"/>
+                <w:sz w:val="40"/>
+                <w:szCs w:val="40"/>
+              </w:rPr>
+              <w:t>ÌiÉþ pÉU ||</w:t>
             </w:r>
           </w:p>
         </w:tc>
@@ -8055,38 +6368,17 @@
                 <w:sz w:val="40"/>
                 <w:szCs w:val="40"/>
               </w:rPr>
-              <w:t xml:space="preserve">AÉ </w:t>
-            </w:r>
-            <w:proofErr w:type="spellStart"/>
-            <w:r>
-              <w:rPr>
-                <w:rFonts w:ascii="BRH Devanagari Extra" w:hAnsi="BRH Devanagari Extra" w:cs="BRH Devanagari Extra"/>
-                <w:color w:val="000000"/>
-                <w:sz w:val="40"/>
-                <w:szCs w:val="40"/>
-              </w:rPr>
-              <w:t>pÉþU</w:t>
-            </w:r>
-            <w:proofErr w:type="spellEnd"/>
-            <w:r>
-              <w:rPr>
-                <w:rFonts w:ascii="BRH Devanagari Extra" w:hAnsi="BRH Devanagari Extra" w:cs="BRH Devanagari Extra"/>
-                <w:color w:val="000000"/>
-                <w:sz w:val="40"/>
-                <w:szCs w:val="40"/>
-              </w:rPr>
-              <w:t xml:space="preserve"> | pÉ</w:t>
-            </w:r>
-            <w:r>
-              <w:rPr>
-                <w:rFonts w:ascii="BRH Malayalam Extra" w:hAnsi="BRH Malayalam Extra" w:cs="BRH Devanagari Extra"/>
-                <w:color w:val="000000"/>
-                <w:sz w:val="30"/>
-                <w:szCs w:val="40"/>
-              </w:rPr>
-              <w:t>–</w:t>
-            </w:r>
-            <w:proofErr w:type="spellStart"/>
+              <w:t>AÉ pÉþU | pÉ</w:t>
+            </w:r>
+            <w:r>
+              <w:rPr>
+                <w:rFonts w:ascii="BRH Malayalam Extra" w:hAnsi="BRH Malayalam Extra" w:cs="BRH Devanagari Extra"/>
+                <w:color w:val="000000"/>
+                <w:sz w:val="30"/>
+                <w:szCs w:val="40"/>
+              </w:rPr>
+              <w:t>–</w:t>
+            </w:r>
             <w:r>
               <w:rPr>
                 <w:rFonts w:ascii="BRH Devanagari Extra" w:hAnsi="BRH Devanagari Extra" w:cs="BRH Devanagari Extra"/>
@@ -8104,37 +6396,7 @@
                 <w:sz w:val="40"/>
                 <w:szCs w:val="40"/>
               </w:rPr>
-              <w:t>ÌiÉþ</w:t>
-            </w:r>
-            <w:proofErr w:type="spellEnd"/>
-            <w:r>
-              <w:rPr>
-                <w:rFonts w:ascii="BRH Devanagari Extra" w:hAnsi="BRH Devanagari Extra" w:cs="BRH Devanagari Extra"/>
-                <w:color w:val="000000"/>
-                <w:sz w:val="40"/>
-                <w:szCs w:val="40"/>
-              </w:rPr>
-              <w:t xml:space="preserve"> </w:t>
-            </w:r>
-            <w:proofErr w:type="spellStart"/>
-            <w:r>
-              <w:rPr>
-                <w:rFonts w:ascii="BRH Devanagari Extra" w:hAnsi="BRH Devanagari Extra" w:cs="BRH Devanagari Extra"/>
-                <w:color w:val="000000"/>
-                <w:sz w:val="40"/>
-                <w:szCs w:val="40"/>
-              </w:rPr>
-              <w:t>pÉU</w:t>
-            </w:r>
-            <w:proofErr w:type="spellEnd"/>
-            <w:r>
-              <w:rPr>
-                <w:rFonts w:ascii="BRH Devanagari Extra" w:hAnsi="BRH Devanagari Extra" w:cs="BRH Devanagari Extra"/>
-                <w:color w:val="000000"/>
-                <w:sz w:val="40"/>
-                <w:szCs w:val="40"/>
-              </w:rPr>
-              <w:t xml:space="preserve"> ||</w:t>
+              <w:t>ÌiÉþ pÉU ||</w:t>
             </w:r>
           </w:p>
         </w:tc>
@@ -8267,7 +6529,6 @@
                 <w:szCs w:val="40"/>
               </w:rPr>
             </w:pPr>
-            <w:proofErr w:type="spellStart"/>
             <w:r>
               <w:rPr>
                 <w:rFonts w:ascii="BRH Devanagari Extra" w:hAnsi="BRH Devanagari Extra" w:cs="BRH Devanagari Extra"/>
@@ -8277,17 +6538,15 @@
               </w:rPr>
               <w:t>xiÉÉå</w:t>
             </w:r>
-            <w:proofErr w:type="spellEnd"/>
-            <w:r>
-              <w:rPr>
-                <w:rFonts w:ascii="BRH Malayalam Extra" w:hAnsi="BRH Malayalam Extra" w:cs="BRH Devanagari Extra"/>
-                <w:color w:val="000000"/>
-                <w:sz w:val="30"/>
-                <w:szCs w:val="40"/>
-              </w:rPr>
-              <w:t>–</w:t>
-            </w:r>
-            <w:proofErr w:type="spellStart"/>
+            <w:r>
+              <w:rPr>
+                <w:rFonts w:ascii="BRH Malayalam Extra" w:hAnsi="BRH Malayalam Extra" w:cs="BRH Devanagari Extra"/>
+                <w:color w:val="000000"/>
+                <w:sz w:val="30"/>
+                <w:szCs w:val="40"/>
+              </w:rPr>
+              <w:t>–</w:t>
+            </w:r>
             <w:r>
               <w:rPr>
                 <w:rFonts w:ascii="BRH Devanagari Extra" w:hAnsi="BRH Devanagari Extra" w:cs="BRH Devanagari Extra"/>
@@ -8297,7 +6556,6 @@
               </w:rPr>
               <w:t>iÉ×prÉ</w:t>
             </w:r>
-            <w:proofErr w:type="spellEnd"/>
             <w:r>
               <w:rPr>
                 <w:rFonts w:ascii="BRH Malayalam Extra" w:hAnsi="BRH Malayalam Extra" w:cs="BRH Devanagari Extra"/>
@@ -8331,7 +6589,6 @@
                 <w:szCs w:val="40"/>
               </w:rPr>
             </w:pPr>
-            <w:proofErr w:type="spellStart"/>
             <w:r>
               <w:rPr>
                 <w:rFonts w:ascii="BRH Devanagari Extra" w:hAnsi="BRH Devanagari Extra" w:cs="BRH Devanagari Extra"/>
@@ -8341,17 +6598,15 @@
               </w:rPr>
               <w:t>xiÉÉå</w:t>
             </w:r>
-            <w:proofErr w:type="spellEnd"/>
-            <w:r>
-              <w:rPr>
-                <w:rFonts w:ascii="BRH Malayalam Extra" w:hAnsi="BRH Malayalam Extra" w:cs="BRH Devanagari Extra"/>
-                <w:color w:val="000000"/>
-                <w:sz w:val="30"/>
-                <w:szCs w:val="40"/>
-              </w:rPr>
-              <w:t>–</w:t>
-            </w:r>
-            <w:proofErr w:type="spellStart"/>
+            <w:r>
+              <w:rPr>
+                <w:rFonts w:ascii="BRH Malayalam Extra" w:hAnsi="BRH Malayalam Extra" w:cs="BRH Devanagari Extra"/>
+                <w:color w:val="000000"/>
+                <w:sz w:val="30"/>
+                <w:szCs w:val="40"/>
+              </w:rPr>
+              <w:t>–</w:t>
+            </w:r>
             <w:r>
               <w:rPr>
                 <w:rFonts w:ascii="BRH Devanagari Extra" w:hAnsi="BRH Devanagari Extra" w:cs="BRH Devanagari Extra"/>
@@ -8361,46 +6616,24 @@
               </w:rPr>
               <w:t>iÉ×prÉ</w:t>
             </w:r>
-            <w:proofErr w:type="spellEnd"/>
-            <w:r>
-              <w:rPr>
-                <w:rFonts w:ascii="BRH Malayalam Extra" w:hAnsi="BRH Malayalam Extra" w:cs="BRH Devanagari Extra"/>
-                <w:color w:val="000000"/>
-                <w:sz w:val="30"/>
-                <w:szCs w:val="40"/>
-              </w:rPr>
-              <w:t>–</w:t>
-            </w:r>
-            <w:r>
-              <w:rPr>
-                <w:rFonts w:ascii="BRH Devanagari Extra" w:hAnsi="BRH Devanagari Extra" w:cs="BRH Devanagari Extra"/>
-                <w:color w:val="000000"/>
-                <w:sz w:val="40"/>
-                <w:szCs w:val="40"/>
-              </w:rPr>
-              <w:t xml:space="preserve"> </w:t>
-            </w:r>
-            <w:proofErr w:type="spellStart"/>
-            <w:r>
-              <w:rPr>
-                <w:rFonts w:ascii="BRH Devanagari Extra" w:hAnsi="BRH Devanagari Extra" w:cs="BRH Devanagari Extra"/>
-                <w:color w:val="000000"/>
-                <w:sz w:val="40"/>
-                <w:szCs w:val="40"/>
-              </w:rPr>
-              <w:t>CÌiÉþ</w:t>
-            </w:r>
-            <w:proofErr w:type="spellEnd"/>
-            <w:r>
-              <w:rPr>
-                <w:rFonts w:ascii="BRH Devanagari Extra" w:hAnsi="BRH Devanagari Extra" w:cs="BRH Devanagari Extra"/>
-                <w:color w:val="000000"/>
-                <w:sz w:val="40"/>
-                <w:szCs w:val="40"/>
-              </w:rPr>
-              <w:t xml:space="preserve"> </w:t>
-            </w:r>
-            <w:proofErr w:type="spellStart"/>
+            <w:r>
+              <w:rPr>
+                <w:rFonts w:ascii="BRH Malayalam Extra" w:hAnsi="BRH Malayalam Extra" w:cs="BRH Devanagari Extra"/>
+                <w:color w:val="000000"/>
+                <w:sz w:val="30"/>
+                <w:szCs w:val="40"/>
+              </w:rPr>
+              <w:t>–</w:t>
+            </w:r>
+            <w:r>
+              <w:rPr>
+                <w:rFonts w:ascii="BRH Devanagari Extra" w:hAnsi="BRH Devanagari Extra" w:cs="BRH Devanagari Extra"/>
+                <w:color w:val="000000"/>
+                <w:sz w:val="40"/>
+                <w:szCs w:val="40"/>
+              </w:rPr>
+              <w:t xml:space="preserve"> CÌiÉþ </w:t>
+            </w:r>
             <w:r>
               <w:rPr>
                 <w:rFonts w:ascii="BRH Devanagari Extra" w:hAnsi="BRH Devanagari Extra" w:cs="BRH Devanagari Extra"/>
@@ -8418,17 +6651,7 @@
                 <w:sz w:val="40"/>
                 <w:szCs w:val="40"/>
               </w:rPr>
-              <w:t>ÉåiÉ</w:t>
-            </w:r>
-            <w:proofErr w:type="spellEnd"/>
-            <w:r>
-              <w:rPr>
-                <w:rFonts w:ascii="BRH Devanagari Extra" w:hAnsi="BRH Devanagari Extra" w:cs="BRH Devanagari Extra"/>
-                <w:color w:val="000000"/>
-                <w:sz w:val="40"/>
-                <w:szCs w:val="40"/>
-              </w:rPr>
-              <w:t>× - prÉ</w:t>
+              <w:t>ÉåiÉ× - prÉ</w:t>
             </w:r>
             <w:r>
               <w:rPr>
@@ -8468,7 +6691,6 @@
                 <w:szCs w:val="40"/>
               </w:rPr>
             </w:pPr>
-            <w:proofErr w:type="spellStart"/>
             <w:r>
               <w:rPr>
                 <w:rFonts w:ascii="BRH Devanagari Extra" w:hAnsi="BRH Devanagari Extra" w:cs="BRH Devanagari Extra"/>
@@ -8478,17 +6700,15 @@
               </w:rPr>
               <w:t>xiÉÉå</w:t>
             </w:r>
-            <w:proofErr w:type="spellEnd"/>
-            <w:r>
-              <w:rPr>
-                <w:rFonts w:ascii="BRH Malayalam Extra" w:hAnsi="BRH Malayalam Extra" w:cs="BRH Devanagari Extra"/>
-                <w:color w:val="000000"/>
-                <w:sz w:val="30"/>
-                <w:szCs w:val="40"/>
-              </w:rPr>
-              <w:t>–</w:t>
-            </w:r>
-            <w:proofErr w:type="spellStart"/>
+            <w:r>
+              <w:rPr>
+                <w:rFonts w:ascii="BRH Malayalam Extra" w:hAnsi="BRH Malayalam Extra" w:cs="BRH Devanagari Extra"/>
+                <w:color w:val="000000"/>
+                <w:sz w:val="30"/>
+                <w:szCs w:val="40"/>
+              </w:rPr>
+              <w:t>–</w:t>
+            </w:r>
             <w:r>
               <w:rPr>
                 <w:rFonts w:ascii="BRH Devanagari Extra" w:hAnsi="BRH Devanagari Extra" w:cs="BRH Devanagari Extra"/>
@@ -8498,7 +6718,6 @@
               </w:rPr>
               <w:t>iÉ×prÉ</w:t>
             </w:r>
-            <w:proofErr w:type="spellEnd"/>
             <w:r>
               <w:rPr>
                 <w:rFonts w:ascii="BRH Malayalam Extra" w:hAnsi="BRH Malayalam Extra" w:cs="BRH Devanagari Extra"/>
@@ -8532,7 +6751,6 @@
                 <w:szCs w:val="40"/>
               </w:rPr>
             </w:pPr>
-            <w:proofErr w:type="spellStart"/>
             <w:r>
               <w:rPr>
                 <w:rFonts w:ascii="BRH Devanagari Extra" w:hAnsi="BRH Devanagari Extra" w:cs="BRH Devanagari Extra"/>
@@ -8542,17 +6760,15 @@
               </w:rPr>
               <w:t>xiÉÉå</w:t>
             </w:r>
-            <w:proofErr w:type="spellEnd"/>
-            <w:r>
-              <w:rPr>
-                <w:rFonts w:ascii="BRH Malayalam Extra" w:hAnsi="BRH Malayalam Extra" w:cs="BRH Devanagari Extra"/>
-                <w:color w:val="000000"/>
-                <w:sz w:val="30"/>
-                <w:szCs w:val="40"/>
-              </w:rPr>
-              <w:t>–</w:t>
-            </w:r>
-            <w:proofErr w:type="spellStart"/>
+            <w:r>
+              <w:rPr>
+                <w:rFonts w:ascii="BRH Malayalam Extra" w:hAnsi="BRH Malayalam Extra" w:cs="BRH Devanagari Extra"/>
+                <w:color w:val="000000"/>
+                <w:sz w:val="30"/>
+                <w:szCs w:val="40"/>
+              </w:rPr>
+              <w:t>–</w:t>
+            </w:r>
             <w:r>
               <w:rPr>
                 <w:rFonts w:ascii="BRH Devanagari Extra" w:hAnsi="BRH Devanagari Extra" w:cs="BRH Devanagari Extra"/>
@@ -8562,44 +6778,23 @@
               </w:rPr>
               <w:t>iÉ×prÉ</w:t>
             </w:r>
-            <w:proofErr w:type="spellEnd"/>
-            <w:r>
-              <w:rPr>
-                <w:rFonts w:ascii="BRH Malayalam Extra" w:hAnsi="BRH Malayalam Extra" w:cs="BRH Devanagari Extra"/>
-                <w:color w:val="000000"/>
-                <w:sz w:val="30"/>
-                <w:szCs w:val="40"/>
-              </w:rPr>
-              <w:t>–</w:t>
-            </w:r>
-            <w:r>
-              <w:rPr>
-                <w:rFonts w:ascii="BRH Devanagari Extra" w:hAnsi="BRH Devanagari Extra" w:cs="BRH Devanagari Extra"/>
-                <w:color w:val="000000"/>
-                <w:sz w:val="40"/>
-                <w:szCs w:val="40"/>
-              </w:rPr>
-              <w:t xml:space="preserve"> </w:t>
-            </w:r>
-            <w:proofErr w:type="spellStart"/>
-            <w:r>
-              <w:rPr>
-                <w:rFonts w:ascii="BRH Devanagari Extra" w:hAnsi="BRH Devanagari Extra" w:cs="BRH Devanagari Extra"/>
-                <w:color w:val="000000"/>
-                <w:sz w:val="40"/>
-                <w:szCs w:val="40"/>
-              </w:rPr>
-              <w:t>CÌiÉþ</w:t>
-            </w:r>
-            <w:proofErr w:type="spellEnd"/>
-            <w:r>
-              <w:rPr>
-                <w:rFonts w:ascii="BRH Devanagari Extra" w:hAnsi="BRH Devanagari Extra" w:cs="BRH Devanagari Extra"/>
-                <w:color w:val="000000"/>
-                <w:sz w:val="40"/>
-                <w:szCs w:val="40"/>
-              </w:rPr>
-              <w:t xml:space="preserve"> </w:t>
+            <w:r>
+              <w:rPr>
+                <w:rFonts w:ascii="BRH Malayalam Extra" w:hAnsi="BRH Malayalam Extra" w:cs="BRH Devanagari Extra"/>
+                <w:color w:val="000000"/>
+                <w:sz w:val="30"/>
+                <w:szCs w:val="40"/>
+              </w:rPr>
+              <w:t>–</w:t>
+            </w:r>
+            <w:r>
+              <w:rPr>
+                <w:rFonts w:ascii="BRH Devanagari Extra" w:hAnsi="BRH Devanagari Extra" w:cs="BRH Devanagari Extra"/>
+                <w:color w:val="000000"/>
+                <w:sz w:val="40"/>
+                <w:szCs w:val="40"/>
+              </w:rPr>
+              <w:t xml:space="preserve"> CÌiÉþ </w:t>
             </w:r>
             <w:r>
               <w:rPr>
@@ -8621,25 +6816,14 @@
               </w:rPr>
               <w:t>–</w:t>
             </w:r>
-            <w:proofErr w:type="spellStart"/>
-            <w:r>
-              <w:rPr>
-                <w:rFonts w:ascii="BRH Devanagari Extra" w:hAnsi="BRH Devanagari Extra" w:cs="BRH Devanagari Extra"/>
-                <w:color w:val="000000"/>
-                <w:sz w:val="40"/>
-                <w:szCs w:val="40"/>
-              </w:rPr>
-              <w:t>åiÉ</w:t>
-            </w:r>
-            <w:proofErr w:type="spellEnd"/>
-            <w:r>
-              <w:rPr>
-                <w:rFonts w:ascii="BRH Devanagari Extra" w:hAnsi="BRH Devanagari Extra" w:cs="BRH Devanagari Extra"/>
-                <w:color w:val="000000"/>
-                <w:sz w:val="40"/>
-                <w:szCs w:val="40"/>
-              </w:rPr>
-              <w:t>× - prÉ</w:t>
+            <w:r>
+              <w:rPr>
+                <w:rFonts w:ascii="BRH Devanagari Extra" w:hAnsi="BRH Devanagari Extra" w:cs="BRH Devanagari Extra"/>
+                <w:color w:val="000000"/>
+                <w:sz w:val="40"/>
+                <w:szCs w:val="40"/>
+              </w:rPr>
+              <w:t>åiÉ× - prÉ</w:t>
             </w:r>
             <w:r>
               <w:rPr>
@@ -8798,38 +6982,17 @@
                 <w:sz w:val="40"/>
                 <w:szCs w:val="40"/>
               </w:rPr>
-              <w:t xml:space="preserve">AÉ </w:t>
-            </w:r>
-            <w:proofErr w:type="spellStart"/>
-            <w:r>
-              <w:rPr>
-                <w:rFonts w:ascii="BRH Devanagari Extra" w:hAnsi="BRH Devanagari Extra" w:cs="BRH Devanagari Extra"/>
-                <w:color w:val="000000"/>
-                <w:sz w:val="40"/>
-                <w:szCs w:val="40"/>
-              </w:rPr>
-              <w:t>pÉþU</w:t>
-            </w:r>
-            <w:proofErr w:type="spellEnd"/>
-            <w:r>
-              <w:rPr>
-                <w:rFonts w:ascii="BRH Devanagari Extra" w:hAnsi="BRH Devanagari Extra" w:cs="BRH Devanagari Extra"/>
-                <w:color w:val="000000"/>
-                <w:sz w:val="40"/>
-                <w:szCs w:val="40"/>
-              </w:rPr>
-              <w:t xml:space="preserve"> | pÉ</w:t>
-            </w:r>
-            <w:r>
-              <w:rPr>
-                <w:rFonts w:ascii="BRH Malayalam Extra" w:hAnsi="BRH Malayalam Extra" w:cs="BRH Devanagari Extra"/>
-                <w:color w:val="000000"/>
-                <w:sz w:val="30"/>
-                <w:szCs w:val="40"/>
-              </w:rPr>
-              <w:t>–</w:t>
-            </w:r>
-            <w:proofErr w:type="spellStart"/>
+              <w:t>AÉ pÉþU | pÉ</w:t>
+            </w:r>
+            <w:r>
+              <w:rPr>
+                <w:rFonts w:ascii="BRH Malayalam Extra" w:hAnsi="BRH Malayalam Extra" w:cs="BRH Devanagari Extra"/>
+                <w:color w:val="000000"/>
+                <w:sz w:val="30"/>
+                <w:szCs w:val="40"/>
+              </w:rPr>
+              <w:t>–</w:t>
+            </w:r>
             <w:r>
               <w:rPr>
                 <w:rFonts w:ascii="BRH Devanagari Extra" w:hAnsi="BRH Devanagari Extra" w:cs="BRH Devanagari Extra"/>
@@ -8840,55 +7003,23 @@
               </w:rPr>
               <w:t>Uå</w:t>
             </w:r>
-            <w:proofErr w:type="spellEnd"/>
-            <w:r>
-              <w:rPr>
-                <w:rFonts w:ascii="BRH Malayalam Extra" w:hAnsi="BRH Malayalam Extra" w:cs="BRH Devanagari Extra"/>
-                <w:color w:val="000000"/>
-                <w:sz w:val="30"/>
-                <w:szCs w:val="40"/>
-              </w:rPr>
-              <w:t>–</w:t>
-            </w:r>
-            <w:proofErr w:type="spellStart"/>
-            <w:r>
-              <w:rPr>
-                <w:rFonts w:ascii="BRH Devanagari Extra" w:hAnsi="BRH Devanagari Extra" w:cs="BRH Devanagari Extra"/>
-                <w:color w:val="000000"/>
-                <w:sz w:val="40"/>
-                <w:szCs w:val="40"/>
-              </w:rPr>
-              <w:t>ÌiÉþ</w:t>
-            </w:r>
-            <w:proofErr w:type="spellEnd"/>
-            <w:r>
-              <w:rPr>
-                <w:rFonts w:ascii="BRH Devanagari Extra" w:hAnsi="BRH Devanagari Extra" w:cs="BRH Devanagari Extra"/>
-                <w:color w:val="000000"/>
-                <w:sz w:val="40"/>
-                <w:szCs w:val="40"/>
-              </w:rPr>
-              <w:t xml:space="preserve"> </w:t>
-            </w:r>
-            <w:proofErr w:type="spellStart"/>
-            <w:r>
-              <w:rPr>
-                <w:rFonts w:ascii="BRH Devanagari Extra" w:hAnsi="BRH Devanagari Extra" w:cs="BRH Devanagari Extra"/>
-                <w:color w:val="000000"/>
-                <w:sz w:val="40"/>
-                <w:szCs w:val="40"/>
-              </w:rPr>
-              <w:t>pÉU</w:t>
-            </w:r>
-            <w:proofErr w:type="spellEnd"/>
-            <w:r>
-              <w:rPr>
-                <w:rFonts w:ascii="BRH Devanagari Extra" w:hAnsi="BRH Devanagari Extra" w:cs="BRH Devanagari Extra"/>
-                <w:color w:val="000000"/>
-                <w:sz w:val="40"/>
-                <w:szCs w:val="40"/>
-              </w:rPr>
-              <w:t xml:space="preserve"> ||</w:t>
+            <w:r>
+              <w:rPr>
+                <w:rFonts w:ascii="BRH Malayalam Extra" w:hAnsi="BRH Malayalam Extra" w:cs="BRH Devanagari Extra"/>
+                <w:color w:val="000000"/>
+                <w:sz w:val="30"/>
+                <w:szCs w:val="40"/>
+              </w:rPr>
+              <w:t>–</w:t>
+            </w:r>
+            <w:r>
+              <w:rPr>
+                <w:rFonts w:ascii="BRH Devanagari Extra" w:hAnsi="BRH Devanagari Extra" w:cs="BRH Devanagari Extra"/>
+                <w:color w:val="000000"/>
+                <w:sz w:val="40"/>
+                <w:szCs w:val="40"/>
+              </w:rPr>
+              <w:t>ÌiÉþ pÉU ||</w:t>
             </w:r>
           </w:p>
         </w:tc>
@@ -8914,38 +7045,17 @@
                 <w:sz w:val="40"/>
                 <w:szCs w:val="40"/>
               </w:rPr>
-              <w:t xml:space="preserve">AÉ </w:t>
-            </w:r>
-            <w:proofErr w:type="spellStart"/>
-            <w:r>
-              <w:rPr>
-                <w:rFonts w:ascii="BRH Devanagari Extra" w:hAnsi="BRH Devanagari Extra" w:cs="BRH Devanagari Extra"/>
-                <w:color w:val="000000"/>
-                <w:sz w:val="40"/>
-                <w:szCs w:val="40"/>
-              </w:rPr>
-              <w:t>pÉþU</w:t>
-            </w:r>
-            <w:proofErr w:type="spellEnd"/>
-            <w:r>
-              <w:rPr>
-                <w:rFonts w:ascii="BRH Devanagari Extra" w:hAnsi="BRH Devanagari Extra" w:cs="BRH Devanagari Extra"/>
-                <w:color w:val="000000"/>
-                <w:sz w:val="40"/>
-                <w:szCs w:val="40"/>
-              </w:rPr>
-              <w:t xml:space="preserve"> | pÉ</w:t>
-            </w:r>
-            <w:r>
-              <w:rPr>
-                <w:rFonts w:ascii="BRH Malayalam Extra" w:hAnsi="BRH Malayalam Extra" w:cs="BRH Devanagari Extra"/>
-                <w:color w:val="000000"/>
-                <w:sz w:val="30"/>
-                <w:szCs w:val="40"/>
-              </w:rPr>
-              <w:t>–</w:t>
-            </w:r>
-            <w:proofErr w:type="spellStart"/>
+              <w:t>AÉ pÉþU | pÉ</w:t>
+            </w:r>
+            <w:r>
+              <w:rPr>
+                <w:rFonts w:ascii="BRH Malayalam Extra" w:hAnsi="BRH Malayalam Extra" w:cs="BRH Devanagari Extra"/>
+                <w:color w:val="000000"/>
+                <w:sz w:val="30"/>
+                <w:szCs w:val="40"/>
+              </w:rPr>
+              <w:t>–</w:t>
+            </w:r>
             <w:r>
               <w:rPr>
                 <w:rFonts w:ascii="BRH Devanagari Extra" w:hAnsi="BRH Devanagari Extra" w:cs="BRH Devanagari Extra"/>
@@ -8963,37 +7073,7 @@
                 <w:sz w:val="40"/>
                 <w:szCs w:val="40"/>
               </w:rPr>
-              <w:t>ÌiÉþ</w:t>
-            </w:r>
-            <w:proofErr w:type="spellEnd"/>
-            <w:r>
-              <w:rPr>
-                <w:rFonts w:ascii="BRH Devanagari Extra" w:hAnsi="BRH Devanagari Extra" w:cs="BRH Devanagari Extra"/>
-                <w:color w:val="000000"/>
-                <w:sz w:val="40"/>
-                <w:szCs w:val="40"/>
-              </w:rPr>
-              <w:t xml:space="preserve"> </w:t>
-            </w:r>
-            <w:proofErr w:type="spellStart"/>
-            <w:r>
-              <w:rPr>
-                <w:rFonts w:ascii="BRH Devanagari Extra" w:hAnsi="BRH Devanagari Extra" w:cs="BRH Devanagari Extra"/>
-                <w:color w:val="000000"/>
-                <w:sz w:val="40"/>
-                <w:szCs w:val="40"/>
-              </w:rPr>
-              <w:t>pÉU</w:t>
-            </w:r>
-            <w:proofErr w:type="spellEnd"/>
-            <w:r>
-              <w:rPr>
-                <w:rFonts w:ascii="BRH Devanagari Extra" w:hAnsi="BRH Devanagari Extra" w:cs="BRH Devanagari Extra"/>
-                <w:color w:val="000000"/>
-                <w:sz w:val="40"/>
-                <w:szCs w:val="40"/>
-              </w:rPr>
-              <w:t xml:space="preserve"> ||</w:t>
+              <w:t>ÌiÉþ pÉU ||</w:t>
             </w:r>
           </w:p>
         </w:tc>
@@ -9126,7 +7206,6 @@
                 <w:szCs w:val="40"/>
               </w:rPr>
             </w:pPr>
-            <w:proofErr w:type="spellStart"/>
             <w:r>
               <w:rPr>
                 <w:rFonts w:ascii="BRH Devanagari Extra" w:hAnsi="BRH Devanagari Extra" w:cs="BRH Devanagari Extra"/>
@@ -9137,7 +7216,6 @@
               </w:rPr>
               <w:t>iuÉÉ</w:t>
             </w:r>
-            <w:proofErr w:type="spellEnd"/>
             <w:r>
               <w:rPr>
                 <w:rFonts w:ascii="BRH Devanagari Extra" w:hAnsi="BRH Devanagari Extra" w:cs="BRH Devanagari Extra"/>
@@ -9156,25 +7234,14 @@
               </w:rPr>
               <w:t>–</w:t>
             </w:r>
-            <w:proofErr w:type="spellStart"/>
-            <w:r>
-              <w:rPr>
-                <w:rFonts w:ascii="BRH Devanagari Extra" w:hAnsi="BRH Devanagari Extra" w:cs="BRH Devanagari Extra"/>
-                <w:color w:val="000000"/>
-                <w:sz w:val="40"/>
-                <w:szCs w:val="40"/>
-              </w:rPr>
-              <w:t>rÉÑeÉÉÿ</w:t>
-            </w:r>
-            <w:proofErr w:type="spellEnd"/>
-            <w:r>
-              <w:rPr>
-                <w:rFonts w:ascii="BRH Devanagari Extra" w:hAnsi="BRH Devanagari Extra" w:cs="BRH Devanagari Extra"/>
-                <w:color w:val="000000"/>
-                <w:sz w:val="40"/>
-                <w:szCs w:val="40"/>
-              </w:rPr>
-              <w:t xml:space="preserve"> |</w:t>
+            <w:r>
+              <w:rPr>
+                <w:rFonts w:ascii="BRH Devanagari Extra" w:hAnsi="BRH Devanagari Extra" w:cs="BRH Devanagari Extra"/>
+                <w:color w:val="000000"/>
+                <w:sz w:val="40"/>
+                <w:szCs w:val="40"/>
+              </w:rPr>
+              <w:t>rÉÑeÉÉÿ |</w:t>
             </w:r>
           </w:p>
         </w:tc>
@@ -9192,7 +7259,6 @@
                 <w:szCs w:val="40"/>
               </w:rPr>
             </w:pPr>
-            <w:proofErr w:type="spellStart"/>
             <w:r>
               <w:rPr>
                 <w:rFonts w:ascii="BRH Devanagari Extra" w:hAnsi="BRH Devanagari Extra" w:cs="BRH Devanagari Extra"/>
@@ -9203,7 +7269,6 @@
               </w:rPr>
               <w:t>iuÉÉ</w:t>
             </w:r>
-            <w:proofErr w:type="spellEnd"/>
             <w:r>
               <w:rPr>
                 <w:rFonts w:ascii="BRH Malayalam Extra" w:hAnsi="BRH Malayalam Extra" w:cs="BRH Devanagari Extra"/>
@@ -9231,25 +7296,14 @@
               </w:rPr>
               <w:t>–</w:t>
             </w:r>
-            <w:proofErr w:type="spellStart"/>
-            <w:r>
-              <w:rPr>
-                <w:rFonts w:ascii="BRH Devanagari Extra" w:hAnsi="BRH Devanagari Extra" w:cs="BRH Devanagari Extra"/>
-                <w:color w:val="000000"/>
-                <w:sz w:val="40"/>
-                <w:szCs w:val="40"/>
-              </w:rPr>
-              <w:t>rÉÑeÉÉÿ</w:t>
-            </w:r>
-            <w:proofErr w:type="spellEnd"/>
-            <w:r>
-              <w:rPr>
-                <w:rFonts w:ascii="BRH Devanagari Extra" w:hAnsi="BRH Devanagari Extra" w:cs="BRH Devanagari Extra"/>
-                <w:color w:val="000000"/>
-                <w:sz w:val="40"/>
-                <w:szCs w:val="40"/>
-              </w:rPr>
-              <w:t xml:space="preserve"> |</w:t>
+            <w:r>
+              <w:rPr>
+                <w:rFonts w:ascii="BRH Devanagari Extra" w:hAnsi="BRH Devanagari Extra" w:cs="BRH Devanagari Extra"/>
+                <w:color w:val="000000"/>
+                <w:sz w:val="40"/>
+                <w:szCs w:val="40"/>
+              </w:rPr>
+              <w:t>rÉÑeÉÉÿ |</w:t>
             </w:r>
           </w:p>
         </w:tc>
@@ -9422,25 +7476,14 @@
               </w:rPr>
               <w:t>–</w:t>
             </w:r>
-            <w:proofErr w:type="spellStart"/>
-            <w:r>
-              <w:rPr>
-                <w:rFonts w:ascii="BRH Devanagari Extra" w:hAnsi="BRH Devanagari Extra" w:cs="BRH Devanagari Extra"/>
-                <w:sz w:val="40"/>
-                <w:szCs w:val="40"/>
-              </w:rPr>
-              <w:t>irÉåprÉþxiuÉÉ</w:t>
-            </w:r>
-            <w:proofErr w:type="spellEnd"/>
-            <w:r>
-              <w:rPr>
-                <w:rFonts w:ascii="BRH Devanagari Extra" w:hAnsi="BRH Devanagari Extra" w:cs="BRH Devanagari Extra"/>
-                <w:sz w:val="40"/>
-                <w:szCs w:val="40"/>
-              </w:rPr>
-              <w:t xml:space="preserve"> | </w:t>
-            </w:r>
-            <w:proofErr w:type="spellStart"/>
+            <w:r>
+              <w:rPr>
+                <w:rFonts w:ascii="BRH Devanagari Extra" w:hAnsi="BRH Devanagari Extra" w:cs="BRH Devanagari Extra"/>
+                <w:sz w:val="40"/>
+                <w:szCs w:val="40"/>
+              </w:rPr>
+              <w:t xml:space="preserve">irÉåprÉþxiuÉÉ | </w:t>
+            </w:r>
             <w:r>
               <w:rPr>
                 <w:rFonts w:ascii="BRH Devanagari Extra" w:hAnsi="BRH Devanagari Extra" w:cs="BRH Devanagari Extra"/>
@@ -9450,7 +7493,6 @@
               </w:rPr>
               <w:t>iuÉÉ</w:t>
             </w:r>
-            <w:proofErr w:type="spellEnd"/>
             <w:r>
               <w:rPr>
                 <w:rFonts w:ascii="BRH Malayalam Extra" w:hAnsi="BRH Malayalam Extra" w:cs="BRH Devanagari Extra"/>
@@ -9496,7 +7538,6 @@
               </w:rPr>
               <w:t>–</w:t>
             </w:r>
-            <w:proofErr w:type="spellStart"/>
             <w:r>
               <w:rPr>
                 <w:rFonts w:ascii="BRH Devanagari Extra" w:hAnsi="BRH Devanagari Extra" w:cs="BRH Devanagari Extra"/>
@@ -9504,17 +7545,7 @@
                 <w:szCs w:val="40"/>
                 <w:highlight w:val="yellow"/>
               </w:rPr>
-              <w:t>cÉå</w:t>
-            </w:r>
-            <w:proofErr w:type="spellEnd"/>
-            <w:r>
-              <w:rPr>
-                <w:rFonts w:ascii="BRH Devanagari Extra" w:hAnsi="BRH Devanagari Extra" w:cs="BRH Devanagari Extra"/>
-                <w:sz w:val="40"/>
-                <w:szCs w:val="40"/>
-                <w:highlight w:val="yellow"/>
-              </w:rPr>
-              <w:t xml:space="preserve"> |</w:t>
+              <w:t>cÉå |</w:t>
             </w:r>
             <w:r>
               <w:rPr>
@@ -9541,52 +7572,14 @@
               </w:rPr>
               <w:t>–</w:t>
             </w:r>
-            <w:proofErr w:type="spellStart"/>
-            <w:r>
-              <w:rPr>
-                <w:rFonts w:ascii="BRH Devanagari Extra" w:hAnsi="BRH Devanagari Extra" w:cs="BRH Devanagari Extra"/>
-                <w:sz w:val="40"/>
-                <w:szCs w:val="40"/>
-              </w:rPr>
-              <w:t>cÉå</w:t>
-            </w:r>
-            <w:proofErr w:type="spellEnd"/>
-            <w:r>
-              <w:rPr>
-                <w:rFonts w:ascii="BRH Devanagari Extra" w:hAnsi="BRH Devanagari Extra" w:cs="BRH Devanagari Extra"/>
-                <w:sz w:val="40"/>
-                <w:szCs w:val="40"/>
-              </w:rPr>
-              <w:t xml:space="preserve"> </w:t>
-            </w:r>
-            <w:proofErr w:type="spellStart"/>
-            <w:r>
-              <w:rPr>
-                <w:rFonts w:ascii="BRH Devanagari Extra" w:hAnsi="BRH Devanagari Extra" w:cs="BRH Devanagari Extra"/>
-                <w:sz w:val="40"/>
-                <w:szCs w:val="40"/>
-              </w:rPr>
-              <w:t>iuÉÉÿ</w:t>
-            </w:r>
-            <w:proofErr w:type="spellEnd"/>
-            <w:r>
-              <w:rPr>
-                <w:rFonts w:ascii="BRH Devanagari Extra" w:hAnsi="BRH Devanagari Extra" w:cs="BRH Devanagari Extra"/>
-                <w:sz w:val="40"/>
-                <w:szCs w:val="40"/>
-              </w:rPr>
-              <w:t xml:space="preserve"> | </w:t>
-            </w:r>
-            <w:proofErr w:type="spellStart"/>
-            <w:r>
-              <w:rPr>
-                <w:rFonts w:ascii="BRH Devanagari Extra" w:hAnsi="BRH Devanagari Extra" w:cs="BRH Devanagari Extra"/>
-                <w:sz w:val="40"/>
-                <w:szCs w:val="40"/>
-              </w:rPr>
-              <w:t>iuÉÉ</w:t>
-            </w:r>
-            <w:proofErr w:type="spellEnd"/>
+            <w:r>
+              <w:rPr>
+                <w:rFonts w:ascii="BRH Devanagari Extra" w:hAnsi="BRH Devanagari Extra" w:cs="BRH Devanagari Extra"/>
+                <w:sz w:val="40"/>
+                <w:szCs w:val="40"/>
+              </w:rPr>
+              <w:t>cÉå iuÉÉÿ | iuÉÉ</w:t>
+            </w:r>
             <w:r>
               <w:rPr>
                 <w:rFonts w:ascii="BRH Malayalam Extra" w:hAnsi="BRH Malayalam Extra" w:cs="BRH Devanagari Extra"/>
@@ -9611,23 +7604,13 @@
               </w:rPr>
               <w:t>–</w:t>
             </w:r>
-            <w:proofErr w:type="spellStart"/>
-            <w:r>
-              <w:rPr>
-                <w:rFonts w:ascii="BRH Devanagari Extra" w:hAnsi="BRH Devanagari Extra" w:cs="BRH Devanagari Extra"/>
-                <w:sz w:val="40"/>
-                <w:szCs w:val="40"/>
-              </w:rPr>
-              <w:t>cÉå</w:t>
-            </w:r>
-            <w:proofErr w:type="spellEnd"/>
-            <w:r>
-              <w:rPr>
-                <w:rFonts w:ascii="BRH Devanagari Extra" w:hAnsi="BRH Devanagari Extra" w:cs="BRH Devanagari Extra"/>
-                <w:sz w:val="40"/>
-                <w:szCs w:val="40"/>
-              </w:rPr>
-              <w:t xml:space="preserve"> |</w:t>
+            <w:r>
+              <w:rPr>
+                <w:rFonts w:ascii="BRH Devanagari Extra" w:hAnsi="BRH Devanagari Extra" w:cs="BRH Devanagari Extra"/>
+                <w:sz w:val="40"/>
+                <w:szCs w:val="40"/>
+              </w:rPr>
+              <w:t>cÉå |</w:t>
             </w:r>
           </w:p>
         </w:tc>
@@ -9676,25 +7659,14 @@
               </w:rPr>
               <w:t>–</w:t>
             </w:r>
-            <w:proofErr w:type="spellStart"/>
-            <w:r>
-              <w:rPr>
-                <w:rFonts w:ascii="BRH Devanagari Extra" w:hAnsi="BRH Devanagari Extra" w:cs="BRH Devanagari Extra"/>
-                <w:sz w:val="40"/>
-                <w:szCs w:val="40"/>
-              </w:rPr>
-              <w:t>irÉåprÉþxiuÉÉ</w:t>
-            </w:r>
-            <w:proofErr w:type="spellEnd"/>
-            <w:r>
-              <w:rPr>
-                <w:rFonts w:ascii="BRH Devanagari Extra" w:hAnsi="BRH Devanagari Extra" w:cs="BRH Devanagari Extra"/>
-                <w:sz w:val="40"/>
-                <w:szCs w:val="40"/>
-              </w:rPr>
-              <w:t xml:space="preserve"> | </w:t>
-            </w:r>
-            <w:proofErr w:type="spellStart"/>
+            <w:r>
+              <w:rPr>
+                <w:rFonts w:ascii="BRH Devanagari Extra" w:hAnsi="BRH Devanagari Extra" w:cs="BRH Devanagari Extra"/>
+                <w:sz w:val="40"/>
+                <w:szCs w:val="40"/>
+              </w:rPr>
+              <w:t xml:space="preserve">irÉåprÉþxiuÉÉ | </w:t>
+            </w:r>
             <w:r>
               <w:rPr>
                 <w:rFonts w:ascii="BRH Devanagari" w:hAnsi="BRH Devanagari" w:cs="BRH Devanagari"/>
@@ -9704,7 +7676,6 @@
               </w:rPr>
               <w:t>iuÉ</w:t>
             </w:r>
-            <w:proofErr w:type="spellEnd"/>
             <w:r>
               <w:rPr>
                 <w:rFonts w:ascii="BRH Malayalam Extra" w:hAnsi="BRH Malayalam Extra" w:cs="BRH Devanagari Extra"/>
@@ -9714,7 +7685,6 @@
               </w:rPr>
               <w:t>–</w:t>
             </w:r>
-            <w:proofErr w:type="spellStart"/>
             <w:r>
               <w:rPr>
                 <w:rFonts w:ascii="BRH Devanagari" w:hAnsi="BRH Devanagari" w:cs="BRH Devanagari"/>
@@ -9724,7 +7694,6 @@
               </w:rPr>
               <w:t>cÉåï</w:t>
             </w:r>
-            <w:proofErr w:type="spellEnd"/>
             <w:r>
               <w:rPr>
                 <w:rFonts w:ascii="BRH Devanagari" w:hAnsi="BRH Devanagari" w:cs="BRH Devanagari"/>
@@ -9757,41 +7726,13 @@
               </w:rPr>
               <w:t>–</w:t>
             </w:r>
-            <w:proofErr w:type="spellStart"/>
-            <w:r>
-              <w:rPr>
-                <w:rFonts w:ascii="BRH Devanagari Extra" w:hAnsi="BRH Devanagari Extra" w:cs="BRH Devanagari Extra"/>
-                <w:sz w:val="40"/>
-                <w:szCs w:val="40"/>
-              </w:rPr>
-              <w:t>cÉå</w:t>
-            </w:r>
-            <w:proofErr w:type="spellEnd"/>
-            <w:r>
-              <w:rPr>
-                <w:rFonts w:ascii="BRH Devanagari Extra" w:hAnsi="BRH Devanagari Extra" w:cs="BRH Devanagari Extra"/>
-                <w:sz w:val="40"/>
-                <w:szCs w:val="40"/>
-              </w:rPr>
-              <w:t xml:space="preserve"> </w:t>
-            </w:r>
-            <w:proofErr w:type="spellStart"/>
-            <w:r>
-              <w:rPr>
-                <w:rFonts w:ascii="BRH Devanagari Extra" w:hAnsi="BRH Devanagari Extra" w:cs="BRH Devanagari Extra"/>
-                <w:sz w:val="40"/>
-                <w:szCs w:val="40"/>
-              </w:rPr>
-              <w:t>iuÉÉÿ</w:t>
-            </w:r>
-            <w:proofErr w:type="spellEnd"/>
-            <w:r>
-              <w:rPr>
-                <w:rFonts w:ascii="BRH Devanagari Extra" w:hAnsi="BRH Devanagari Extra" w:cs="BRH Devanagari Extra"/>
-                <w:sz w:val="40"/>
-                <w:szCs w:val="40"/>
-              </w:rPr>
-              <w:t xml:space="preserve"> |</w:t>
+            <w:r>
+              <w:rPr>
+                <w:rFonts w:ascii="BRH Devanagari Extra" w:hAnsi="BRH Devanagari Extra" w:cs="BRH Devanagari Extra"/>
+                <w:sz w:val="40"/>
+                <w:szCs w:val="40"/>
+              </w:rPr>
+              <w:t>cÉå iuÉÉÿ |</w:t>
             </w:r>
           </w:p>
           <w:p>
@@ -9803,7 +7744,6 @@
                 <w:szCs w:val="40"/>
               </w:rPr>
             </w:pPr>
-            <w:proofErr w:type="spellStart"/>
             <w:r>
               <w:rPr>
                 <w:rFonts w:ascii="BRH Devanagari Extra" w:hAnsi="BRH Devanagari Extra" w:cs="BRH Devanagari Extra"/>
@@ -9812,7 +7752,6 @@
               </w:rPr>
               <w:t>iuÉÉ</w:t>
             </w:r>
-            <w:proofErr w:type="spellEnd"/>
             <w:r>
               <w:rPr>
                 <w:rFonts w:ascii="BRH Malayalam Extra" w:hAnsi="BRH Malayalam Extra" w:cs="BRH Devanagari Extra"/>
@@ -9837,23 +7776,13 @@
               </w:rPr>
               <w:t>–</w:t>
             </w:r>
-            <w:proofErr w:type="spellStart"/>
-            <w:r>
-              <w:rPr>
-                <w:rFonts w:ascii="BRH Devanagari Extra" w:hAnsi="BRH Devanagari Extra" w:cs="BRH Devanagari Extra"/>
-                <w:sz w:val="40"/>
-                <w:szCs w:val="40"/>
-              </w:rPr>
-              <w:t>cÉå</w:t>
-            </w:r>
-            <w:proofErr w:type="spellEnd"/>
-            <w:r>
-              <w:rPr>
-                <w:rFonts w:ascii="BRH Devanagari Extra" w:hAnsi="BRH Devanagari Extra" w:cs="BRH Devanagari Extra"/>
-                <w:sz w:val="40"/>
-                <w:szCs w:val="40"/>
-              </w:rPr>
-              <w:t xml:space="preserve"> |</w:t>
+            <w:r>
+              <w:rPr>
+                <w:rFonts w:ascii="BRH Devanagari Extra" w:hAnsi="BRH Devanagari Extra" w:cs="BRH Devanagari Extra"/>
+                <w:sz w:val="40"/>
+                <w:szCs w:val="40"/>
+              </w:rPr>
+              <w:t>cÉå |</w:t>
             </w:r>
           </w:p>
         </w:tc>
@@ -9987,7 +7916,6 @@
                 <w:lang w:val="en-IN" w:eastAsia="en-IN" w:bidi="ml-IN"/>
               </w:rPr>
             </w:pPr>
-            <w:proofErr w:type="spellStart"/>
             <w:r>
               <w:rPr>
                 <w:rFonts w:ascii="BRH Devanagari Extra" w:hAnsi="BRH Devanagari Extra" w:cs="BRH Devanagari Extra"/>
@@ -9997,7 +7925,6 @@
               </w:rPr>
               <w:t>xÉÉ</w:t>
             </w:r>
-            <w:proofErr w:type="spellEnd"/>
             <w:r>
               <w:rPr>
                 <w:rFonts w:ascii="BRH Malayalam Extra" w:hAnsi="BRH Malayalam Extra" w:cs="BRH Devanagari Extra"/>
@@ -10025,7 +7952,6 @@
               </w:rPr>
               <w:t>–</w:t>
             </w:r>
-            <w:proofErr w:type="spellStart"/>
             <w:r>
               <w:rPr>
                 <w:rFonts w:ascii="BRH Devanagari Extra" w:hAnsi="BRH Devanagari Extra" w:cs="BRH Devanagari Extra"/>
@@ -10035,17 +7961,15 @@
               </w:rPr>
               <w:t>rÉÉ</w:t>
             </w:r>
-            <w:proofErr w:type="spellEnd"/>
-            <w:r>
-              <w:rPr>
-                <w:rFonts w:ascii="BRH Malayalam Extra" w:hAnsi="BRH Malayalam Extra" w:cs="BRH Devanagari Extra"/>
-                <w:color w:val="000000"/>
-                <w:sz w:val="30"/>
-                <w:szCs w:val="40"/>
-              </w:rPr>
-              <w:t>–</w:t>
-            </w:r>
-            <w:proofErr w:type="spellStart"/>
+            <w:r>
+              <w:rPr>
+                <w:rFonts w:ascii="BRH Malayalam Extra" w:hAnsi="BRH Malayalam Extra" w:cs="BRH Devanagari Extra"/>
+                <w:color w:val="000000"/>
+                <w:sz w:val="30"/>
+                <w:szCs w:val="40"/>
+              </w:rPr>
+              <w:t>–</w:t>
+            </w:r>
             <w:r>
               <w:rPr>
                 <w:rFonts w:ascii="BRH Devanagari Extra" w:hAnsi="BRH Devanagari Extra" w:cs="BRH Devanagari Extra"/>
@@ -10055,93 +7979,41 @@
               </w:rPr>
               <w:t>ÍqÉ</w:t>
             </w:r>
-            <w:proofErr w:type="spellEnd"/>
-            <w:r>
-              <w:rPr>
-                <w:rFonts w:ascii="BRH Malayalam Extra" w:hAnsi="BRH Malayalam Extra" w:cs="BRH Devanagari Extra"/>
-                <w:color w:val="000000"/>
-                <w:sz w:val="30"/>
-                <w:szCs w:val="40"/>
-              </w:rPr>
-              <w:t>–</w:t>
-            </w:r>
-            <w:r>
-              <w:rPr>
-                <w:rFonts w:ascii="BRH Devanagari Extra" w:hAnsi="BRH Devanagari Extra" w:cs="BRH Devanagari Extra"/>
-                <w:color w:val="000000"/>
-                <w:sz w:val="40"/>
-                <w:szCs w:val="40"/>
-              </w:rPr>
-              <w:t xml:space="preserve"> </w:t>
-            </w:r>
-            <w:proofErr w:type="spellStart"/>
-            <w:r>
-              <w:rPr>
-                <w:rFonts w:ascii="BRH Devanagari Extra" w:hAnsi="BRH Devanagari Extra" w:cs="BRH Devanagari Extra"/>
-                <w:color w:val="000000"/>
-                <w:sz w:val="40"/>
-                <w:szCs w:val="40"/>
-              </w:rPr>
-              <w:t>iÉålÉþ</w:t>
-            </w:r>
-            <w:proofErr w:type="spellEnd"/>
-            <w:r>
-              <w:rPr>
-                <w:rFonts w:ascii="BRH Devanagari Extra" w:hAnsi="BRH Devanagari Extra" w:cs="BRH Devanagari Extra"/>
-                <w:color w:val="000000"/>
-                <w:sz w:val="40"/>
-                <w:szCs w:val="40"/>
-              </w:rPr>
-              <w:t xml:space="preserve"> | </w:t>
-            </w:r>
-            <w:proofErr w:type="spellStart"/>
-            <w:r>
-              <w:rPr>
-                <w:rFonts w:ascii="BRH Devanagari Extra" w:hAnsi="BRH Devanagari Extra" w:cs="BRH Devanagari Extra"/>
-                <w:color w:val="000000"/>
-                <w:sz w:val="40"/>
-                <w:szCs w:val="40"/>
-              </w:rPr>
-              <w:t>iÉålÉ</w:t>
-            </w:r>
-            <w:proofErr w:type="spellEnd"/>
-            <w:r>
-              <w:rPr>
-                <w:rFonts w:ascii="BRH Malayalam Extra" w:hAnsi="BRH Malayalam Extra" w:cs="BRH Devanagari Extra"/>
-                <w:color w:val="000000"/>
-                <w:sz w:val="30"/>
-                <w:szCs w:val="40"/>
-              </w:rPr>
-              <w:t>–</w:t>
-            </w:r>
-            <w:r>
-              <w:rPr>
-                <w:rFonts w:ascii="BRH Devanagari Extra" w:hAnsi="BRH Devanagari Extra" w:cs="BRH Devanagari Extra"/>
-                <w:color w:val="000000"/>
-                <w:sz w:val="40"/>
-                <w:szCs w:val="40"/>
-              </w:rPr>
-              <w:t xml:space="preserve"> </w:t>
-            </w:r>
-            <w:proofErr w:type="spellStart"/>
-            <w:r>
-              <w:rPr>
-                <w:rFonts w:ascii="BRH Devanagari Extra" w:hAnsi="BRH Devanagari Extra" w:cs="BRH Devanagari Extra"/>
-                <w:color w:val="000000"/>
-                <w:sz w:val="40"/>
-                <w:szCs w:val="40"/>
-              </w:rPr>
-              <w:t>GÌwÉþhÉÉ</w:t>
-            </w:r>
-            <w:proofErr w:type="spellEnd"/>
-            <w:r>
-              <w:rPr>
-                <w:rFonts w:ascii="BRH Devanagari Extra" w:hAnsi="BRH Devanagari Extra" w:cs="BRH Devanagari Extra"/>
-                <w:color w:val="000000"/>
-                <w:sz w:val="40"/>
-                <w:szCs w:val="40"/>
-              </w:rPr>
-              <w:t xml:space="preserve"> |</w:t>
+            <w:r>
+              <w:rPr>
+                <w:rFonts w:ascii="BRH Malayalam Extra" w:hAnsi="BRH Malayalam Extra" w:cs="BRH Devanagari Extra"/>
+                <w:color w:val="000000"/>
+                <w:sz w:val="30"/>
+                <w:szCs w:val="40"/>
+              </w:rPr>
+              <w:t>–</w:t>
+            </w:r>
+            <w:r>
+              <w:rPr>
+                <w:rFonts w:ascii="BRH Devanagari Extra" w:hAnsi="BRH Devanagari Extra" w:cs="BRH Devanagari Extra"/>
+                <w:color w:val="000000"/>
+                <w:sz w:val="40"/>
+                <w:szCs w:val="40"/>
+              </w:rPr>
+              <w:t xml:space="preserve"> iÉålÉþ | iÉålÉ</w:t>
+            </w:r>
+            <w:r>
+              <w:rPr>
+                <w:rFonts w:ascii="BRH Malayalam Extra" w:hAnsi="BRH Malayalam Extra" w:cs="BRH Devanagari Extra"/>
+                <w:color w:val="000000"/>
+                <w:sz w:val="30"/>
+                <w:szCs w:val="40"/>
+              </w:rPr>
+              <w:t>–</w:t>
+            </w:r>
+            <w:r>
+              <w:rPr>
+                <w:rFonts w:ascii="BRH Devanagari Extra" w:hAnsi="BRH Devanagari Extra" w:cs="BRH Devanagari Extra"/>
+                <w:color w:val="000000"/>
+                <w:sz w:val="40"/>
+                <w:szCs w:val="40"/>
+              </w:rPr>
+              <w:t xml:space="preserve"> GÌwÉþhÉÉ |</w:t>
             </w:r>
           </w:p>
         </w:tc>
@@ -10160,7 +8032,6 @@
                 <w:lang w:val="en-IN" w:eastAsia="en-IN" w:bidi="ml-IN"/>
               </w:rPr>
             </w:pPr>
-            <w:proofErr w:type="spellStart"/>
             <w:r>
               <w:rPr>
                 <w:rFonts w:ascii="BRH Devanagari Extra" w:hAnsi="BRH Devanagari Extra" w:cs="BRH Devanagari Extra"/>
@@ -10170,7 +8041,6 @@
               </w:rPr>
               <w:t>xÉÉ</w:t>
             </w:r>
-            <w:proofErr w:type="spellEnd"/>
             <w:r>
               <w:rPr>
                 <w:rFonts w:ascii="BRH Malayalam Extra" w:hAnsi="BRH Malayalam Extra" w:cs="BRH Devanagari Extra"/>
@@ -10198,7 +8068,6 @@
               </w:rPr>
               <w:t>–</w:t>
             </w:r>
-            <w:proofErr w:type="spellStart"/>
             <w:r>
               <w:rPr>
                 <w:rFonts w:ascii="BRH Devanagari Extra" w:hAnsi="BRH Devanagari Extra" w:cs="BRH Devanagari Extra"/>
@@ -10208,17 +8077,15 @@
               </w:rPr>
               <w:t>rÉÉ</w:t>
             </w:r>
-            <w:proofErr w:type="spellEnd"/>
-            <w:r>
-              <w:rPr>
-                <w:rFonts w:ascii="BRH Malayalam Extra" w:hAnsi="BRH Malayalam Extra" w:cs="BRH Devanagari Extra"/>
-                <w:color w:val="000000"/>
-                <w:sz w:val="30"/>
-                <w:szCs w:val="40"/>
-              </w:rPr>
-              <w:t>–</w:t>
-            </w:r>
-            <w:proofErr w:type="spellStart"/>
+            <w:r>
+              <w:rPr>
+                <w:rFonts w:ascii="BRH Malayalam Extra" w:hAnsi="BRH Malayalam Extra" w:cs="BRH Devanagari Extra"/>
+                <w:color w:val="000000"/>
+                <w:sz w:val="30"/>
+                <w:szCs w:val="40"/>
+              </w:rPr>
+              <w:t>–</w:t>
+            </w:r>
             <w:r>
               <w:rPr>
                 <w:rFonts w:ascii="BRH Devanagari Extra" w:hAnsi="BRH Devanagari Extra" w:cs="BRH Devanagari Extra"/>
@@ -10228,56 +8095,24 @@
               </w:rPr>
               <w:t>ÍqÉ</w:t>
             </w:r>
-            <w:proofErr w:type="spellEnd"/>
-            <w:r>
-              <w:rPr>
-                <w:rFonts w:ascii="BRH Malayalam Extra" w:hAnsi="BRH Malayalam Extra" w:cs="BRH Devanagari Extra"/>
-                <w:color w:val="000000"/>
-                <w:sz w:val="30"/>
-                <w:szCs w:val="40"/>
-              </w:rPr>
-              <w:t>–</w:t>
-            </w:r>
-            <w:r>
-              <w:rPr>
-                <w:rFonts w:ascii="BRH Devanagari Extra" w:hAnsi="BRH Devanagari Extra" w:cs="BRH Devanagari Extra"/>
-                <w:color w:val="000000"/>
-                <w:sz w:val="40"/>
-                <w:szCs w:val="40"/>
-              </w:rPr>
-              <w:t xml:space="preserve"> </w:t>
-            </w:r>
-            <w:proofErr w:type="spellStart"/>
-            <w:r>
-              <w:rPr>
-                <w:rFonts w:ascii="BRH Devanagari Extra" w:hAnsi="BRH Devanagari Extra" w:cs="BRH Devanagari Extra"/>
-                <w:color w:val="000000"/>
-                <w:sz w:val="40"/>
-                <w:szCs w:val="40"/>
-              </w:rPr>
-              <w:t>iÉålÉþ</w:t>
-            </w:r>
-            <w:proofErr w:type="spellEnd"/>
-            <w:r>
-              <w:rPr>
-                <w:rFonts w:ascii="BRH Devanagari Extra" w:hAnsi="BRH Devanagari Extra" w:cs="BRH Devanagari Extra"/>
-                <w:color w:val="000000"/>
-                <w:sz w:val="40"/>
-                <w:szCs w:val="40"/>
-              </w:rPr>
-              <w:t xml:space="preserve"> | </w:t>
-            </w:r>
-            <w:proofErr w:type="spellStart"/>
-            <w:r>
-              <w:rPr>
-                <w:rFonts w:ascii="BRH Devanagari Extra" w:hAnsi="BRH Devanagari Extra" w:cs="BRH Devanagari Extra"/>
-                <w:color w:val="000000"/>
-                <w:sz w:val="40"/>
-                <w:szCs w:val="40"/>
-              </w:rPr>
-              <w:t>iÉålÉ</w:t>
-            </w:r>
-            <w:proofErr w:type="spellEnd"/>
+            <w:r>
+              <w:rPr>
+                <w:rFonts w:ascii="BRH Malayalam Extra" w:hAnsi="BRH Malayalam Extra" w:cs="BRH Devanagari Extra"/>
+                <w:color w:val="000000"/>
+                <w:sz w:val="30"/>
+                <w:szCs w:val="40"/>
+              </w:rPr>
+              <w:t>–</w:t>
+            </w:r>
+            <w:r>
+              <w:rPr>
+                <w:rFonts w:ascii="BRH Devanagari Extra" w:hAnsi="BRH Devanagari Extra" w:cs="BRH Devanagari Extra"/>
+                <w:color w:val="000000"/>
+                <w:sz w:val="40"/>
+                <w:szCs w:val="40"/>
+              </w:rPr>
+              <w:t xml:space="preserve"> iÉålÉþ | iÉålÉ</w:t>
+            </w:r>
             <w:r>
               <w:rPr>
                 <w:rFonts w:ascii="BRH Malayalam Extra" w:hAnsi="BRH Malayalam Extra" w:cs="BRH Devanagari Extra"/>
@@ -10298,25 +8133,14 @@
               </w:rPr>
               <w:t>Uç</w:t>
             </w:r>
-            <w:proofErr w:type="spellStart"/>
-            <w:r>
-              <w:rPr>
-                <w:rFonts w:ascii="BRH Devanagari Extra" w:hAnsi="BRH Devanagari Extra" w:cs="BRH Devanagari Extra"/>
-                <w:color w:val="000000"/>
-                <w:sz w:val="40"/>
-                <w:szCs w:val="40"/>
-              </w:rPr>
-              <w:t>ÌwÉþhÉÉ</w:t>
-            </w:r>
-            <w:proofErr w:type="spellEnd"/>
-            <w:r>
-              <w:rPr>
-                <w:rFonts w:ascii="BRH Devanagari Extra" w:hAnsi="BRH Devanagari Extra" w:cs="BRH Devanagari Extra"/>
-                <w:color w:val="000000"/>
-                <w:sz w:val="40"/>
-                <w:szCs w:val="40"/>
-              </w:rPr>
-              <w:t xml:space="preserve"> | </w:t>
+            <w:r>
+              <w:rPr>
+                <w:rFonts w:ascii="BRH Devanagari Extra" w:hAnsi="BRH Devanagari Extra" w:cs="BRH Devanagari Extra"/>
+                <w:color w:val="000000"/>
+                <w:sz w:val="40"/>
+                <w:szCs w:val="40"/>
+              </w:rPr>
+              <w:t xml:space="preserve">ÌwÉþhÉÉ | </w:t>
             </w:r>
             <w:r>
               <w:rPr>
@@ -10483,7 +8307,6 @@
                 <w:lang w:val="en-IN" w:eastAsia="en-IN" w:bidi="ml-IN"/>
               </w:rPr>
             </w:pPr>
-            <w:proofErr w:type="spellStart"/>
             <w:r>
               <w:rPr>
                 <w:rFonts w:ascii="BRH Devanagari Extra" w:hAnsi="BRH Devanagari Extra" w:cs="BRH Devanagari Extra"/>
@@ -10493,17 +8316,15 @@
               </w:rPr>
               <w:t>AjÉ</w:t>
             </w:r>
-            <w:proofErr w:type="spellEnd"/>
-            <w:r>
-              <w:rPr>
-                <w:rFonts w:ascii="BRH Malayalam Extra" w:hAnsi="BRH Malayalam Extra" w:cs="BRH Devanagari Extra"/>
-                <w:color w:val="000000"/>
-                <w:sz w:val="30"/>
-                <w:szCs w:val="40"/>
-              </w:rPr>
-              <w:t>–</w:t>
-            </w:r>
-            <w:proofErr w:type="spellStart"/>
+            <w:r>
+              <w:rPr>
+                <w:rFonts w:ascii="BRH Malayalam Extra" w:hAnsi="BRH Malayalam Extra" w:cs="BRH Devanagari Extra"/>
+                <w:color w:val="000000"/>
+                <w:sz w:val="30"/>
+                <w:szCs w:val="40"/>
+              </w:rPr>
+              <w:t>–</w:t>
+            </w:r>
             <w:r>
               <w:rPr>
                 <w:rFonts w:ascii="BRH Devanagari Extra" w:hAnsi="BRH Devanagari Extra" w:cs="BRH Devanagari Extra"/>
@@ -10521,66 +8342,25 @@
                 <w:sz w:val="40"/>
                 <w:szCs w:val="40"/>
               </w:rPr>
-              <w:t>ïmÉÉåÿ¨ÉÈ</w:t>
-            </w:r>
-            <w:proofErr w:type="spellEnd"/>
-            <w:r>
-              <w:rPr>
-                <w:rFonts w:ascii="BRH Devanagari Extra" w:hAnsi="BRH Devanagari Extra" w:cs="BRH Devanagari Extra"/>
-                <w:color w:val="000000"/>
-                <w:sz w:val="40"/>
-                <w:szCs w:val="40"/>
-              </w:rPr>
-              <w:t xml:space="preserve"> | </w:t>
-            </w:r>
-            <w:proofErr w:type="spellStart"/>
-            <w:r>
-              <w:rPr>
-                <w:rFonts w:ascii="BRH Devanagari Extra" w:hAnsi="BRH Devanagari Extra" w:cs="BRH Devanagari Extra"/>
-                <w:color w:val="000000"/>
-                <w:sz w:val="40"/>
-                <w:szCs w:val="40"/>
-              </w:rPr>
-              <w:t>EmÉÉåÿ¨ÉÉå</w:t>
-            </w:r>
-            <w:proofErr w:type="spellEnd"/>
-            <w:r>
-              <w:rPr>
-                <w:rFonts w:ascii="BRH Devanagari Extra" w:hAnsi="BRH Devanagari Extra" w:cs="BRH Devanagari Extra"/>
-                <w:color w:val="000000"/>
-                <w:sz w:val="40"/>
-                <w:szCs w:val="40"/>
-              </w:rPr>
-              <w:t xml:space="preserve"> rÉ</w:t>
-            </w:r>
-            <w:r>
-              <w:rPr>
-                <w:rFonts w:ascii="BRH Malayalam Extra" w:hAnsi="BRH Malayalam Extra" w:cs="BRH Devanagari Extra"/>
-                <w:color w:val="000000"/>
-                <w:sz w:val="30"/>
-                <w:szCs w:val="40"/>
-              </w:rPr>
-              <w:t>–</w:t>
-            </w:r>
-            <w:proofErr w:type="spellStart"/>
-            <w:r>
-              <w:rPr>
-                <w:rFonts w:ascii="BRH Devanagari Extra" w:hAnsi="BRH Devanagari Extra" w:cs="BRH Devanagari Extra"/>
-                <w:color w:val="000000"/>
-                <w:sz w:val="40"/>
-                <w:szCs w:val="40"/>
-              </w:rPr>
-              <w:t>qÉÈ</w:t>
-            </w:r>
-            <w:proofErr w:type="spellEnd"/>
-            <w:r>
-              <w:rPr>
-                <w:rFonts w:ascii="BRH Devanagari Extra" w:hAnsi="BRH Devanagari Extra" w:cs="BRH Devanagari Extra"/>
-                <w:color w:val="000000"/>
-                <w:sz w:val="40"/>
-                <w:szCs w:val="40"/>
-              </w:rPr>
-              <w:t xml:space="preserve"> |</w:t>
+              <w:t>ïmÉÉåÿ¨ÉÈ | EmÉÉåÿ¨ÉÉå rÉ</w:t>
+            </w:r>
+            <w:r>
+              <w:rPr>
+                <w:rFonts w:ascii="BRH Malayalam Extra" w:hAnsi="BRH Malayalam Extra" w:cs="BRH Devanagari Extra"/>
+                <w:color w:val="000000"/>
+                <w:sz w:val="30"/>
+                <w:szCs w:val="40"/>
+              </w:rPr>
+              <w:t>–</w:t>
+            </w:r>
+            <w:r>
+              <w:rPr>
+                <w:rFonts w:ascii="BRH Devanagari Extra" w:hAnsi="BRH Devanagari Extra" w:cs="BRH Devanagari Extra"/>
+                <w:color w:val="000000"/>
+                <w:sz w:val="40"/>
+                <w:szCs w:val="40"/>
+              </w:rPr>
+              <w:t>qÉÈ |</w:t>
             </w:r>
           </w:p>
         </w:tc>
@@ -10602,7 +8382,6 @@
                 <w:lang w:val="en-IN" w:eastAsia="en-IN" w:bidi="ml-IN"/>
               </w:rPr>
             </w:pPr>
-            <w:proofErr w:type="spellStart"/>
             <w:r>
               <w:rPr>
                 <w:rFonts w:ascii="BRH Devanagari Extra" w:hAnsi="BRH Devanagari Extra" w:cs="BRH Devanagari Extra"/>
@@ -10612,17 +8391,15 @@
               </w:rPr>
               <w:t>AjÉ</w:t>
             </w:r>
-            <w:proofErr w:type="spellEnd"/>
-            <w:r>
-              <w:rPr>
-                <w:rFonts w:ascii="BRH Malayalam Extra" w:hAnsi="BRH Malayalam Extra" w:cs="BRH Devanagari Extra"/>
-                <w:color w:val="000000"/>
-                <w:sz w:val="30"/>
-                <w:szCs w:val="40"/>
-              </w:rPr>
-              <w:t>–</w:t>
-            </w:r>
-            <w:proofErr w:type="spellStart"/>
+            <w:r>
+              <w:rPr>
+                <w:rFonts w:ascii="BRH Malayalam Extra" w:hAnsi="BRH Malayalam Extra" w:cs="BRH Devanagari Extra"/>
+                <w:color w:val="000000"/>
+                <w:sz w:val="30"/>
+                <w:szCs w:val="40"/>
+              </w:rPr>
+              <w:t>–</w:t>
+            </w:r>
             <w:r>
               <w:rPr>
                 <w:rFonts w:ascii="BRH Devanagari" w:hAnsi="BRH Devanagari" w:cs="BRH Devanagari"/>
@@ -10651,66 +8428,25 @@
                 <w:sz w:val="40"/>
                 <w:szCs w:val="40"/>
               </w:rPr>
-              <w:t>mÉÉåÿ¨ÉÈ</w:t>
-            </w:r>
-            <w:proofErr w:type="spellEnd"/>
-            <w:r>
-              <w:rPr>
-                <w:rFonts w:ascii="BRH Devanagari Extra" w:hAnsi="BRH Devanagari Extra" w:cs="BRH Devanagari Extra"/>
-                <w:color w:val="000000"/>
-                <w:sz w:val="40"/>
-                <w:szCs w:val="40"/>
-              </w:rPr>
-              <w:t xml:space="preserve"> | </w:t>
-            </w:r>
-            <w:proofErr w:type="spellStart"/>
-            <w:r>
-              <w:rPr>
-                <w:rFonts w:ascii="BRH Devanagari Extra" w:hAnsi="BRH Devanagari Extra" w:cs="BRH Devanagari Extra"/>
-                <w:color w:val="000000"/>
-                <w:sz w:val="40"/>
-                <w:szCs w:val="40"/>
-              </w:rPr>
-              <w:t>EmÉÉåÿ¨ÉÉå</w:t>
-            </w:r>
-            <w:proofErr w:type="spellEnd"/>
-            <w:r>
-              <w:rPr>
-                <w:rFonts w:ascii="BRH Devanagari Extra" w:hAnsi="BRH Devanagari Extra" w:cs="BRH Devanagari Extra"/>
-                <w:color w:val="000000"/>
-                <w:sz w:val="40"/>
-                <w:szCs w:val="40"/>
-              </w:rPr>
-              <w:t xml:space="preserve"> rÉ</w:t>
-            </w:r>
-            <w:r>
-              <w:rPr>
-                <w:rFonts w:ascii="BRH Malayalam Extra" w:hAnsi="BRH Malayalam Extra" w:cs="BRH Devanagari Extra"/>
-                <w:color w:val="000000"/>
-                <w:sz w:val="30"/>
-                <w:szCs w:val="40"/>
-              </w:rPr>
-              <w:t>–</w:t>
-            </w:r>
-            <w:proofErr w:type="spellStart"/>
-            <w:r>
-              <w:rPr>
-                <w:rFonts w:ascii="BRH Devanagari Extra" w:hAnsi="BRH Devanagari Extra" w:cs="BRH Devanagari Extra"/>
-                <w:color w:val="000000"/>
-                <w:sz w:val="40"/>
-                <w:szCs w:val="40"/>
-              </w:rPr>
-              <w:t>qÉÈ</w:t>
-            </w:r>
-            <w:proofErr w:type="spellEnd"/>
-            <w:r>
-              <w:rPr>
-                <w:rFonts w:ascii="BRH Devanagari Extra" w:hAnsi="BRH Devanagari Extra" w:cs="BRH Devanagari Extra"/>
-                <w:color w:val="000000"/>
-                <w:sz w:val="40"/>
-                <w:szCs w:val="40"/>
-              </w:rPr>
-              <w:t xml:space="preserve"> | </w:t>
+              <w:t>mÉÉåÿ¨ÉÈ | EmÉÉåÿ¨ÉÉå rÉ</w:t>
+            </w:r>
+            <w:r>
+              <w:rPr>
+                <w:rFonts w:ascii="BRH Malayalam Extra" w:hAnsi="BRH Malayalam Extra" w:cs="BRH Devanagari Extra"/>
+                <w:color w:val="000000"/>
+                <w:sz w:val="30"/>
+                <w:szCs w:val="40"/>
+              </w:rPr>
+              <w:t>–</w:t>
+            </w:r>
+            <w:r>
+              <w:rPr>
+                <w:rFonts w:ascii="BRH Devanagari Extra" w:hAnsi="BRH Devanagari Extra" w:cs="BRH Devanagari Extra"/>
+                <w:color w:val="000000"/>
+                <w:sz w:val="40"/>
+                <w:szCs w:val="40"/>
+              </w:rPr>
+              <w:t xml:space="preserve">qÉÈ | </w:t>
             </w:r>
             <w:r>
               <w:rPr>
@@ -10733,23 +8469,7 @@
                 <w:b/>
                 <w:bCs/>
               </w:rPr>
-              <w:t>“</w:t>
-            </w:r>
-            <w:proofErr w:type="spellStart"/>
-            <w:r>
-              <w:rPr>
-                <w:b/>
-                <w:bCs/>
-              </w:rPr>
-              <w:t>rvo</w:t>
-            </w:r>
-            <w:proofErr w:type="spellEnd"/>
-            <w:r>
-              <w:rPr>
-                <w:b/>
-                <w:bCs/>
-              </w:rPr>
-              <w:t>” )</w:t>
+              <w:t>“rvo” )</w:t>
             </w:r>
           </w:p>
         </w:tc>
@@ -10882,7 +8602,6 @@
                 <w:szCs w:val="40"/>
               </w:rPr>
             </w:pPr>
-            <w:proofErr w:type="spellStart"/>
             <w:r>
               <w:rPr>
                 <w:rFonts w:ascii="BRH Devanagari Extra" w:hAnsi="BRH Devanagari Extra" w:cs="BRH Devanagari Extra"/>
@@ -10901,7 +8620,6 @@
               </w:rPr>
               <w:t>óè</w:t>
             </w:r>
-            <w:proofErr w:type="spellEnd"/>
             <w:r>
               <w:rPr>
                 <w:rFonts w:ascii="BRH Devanagari Extra" w:hAnsi="BRH Devanagari Extra" w:cs="BRH Devanagari Extra"/>
@@ -10920,36 +8638,24 @@
               </w:rPr>
               <w:t>–</w:t>
             </w:r>
-            <w:proofErr w:type="spellStart"/>
-            <w:r>
-              <w:rPr>
-                <w:rFonts w:ascii="BRH Devanagari Extra" w:hAnsi="BRH Devanagari Extra" w:cs="BRH Devanagari Extra"/>
-                <w:color w:val="000000"/>
-                <w:sz w:val="40"/>
-                <w:szCs w:val="40"/>
-              </w:rPr>
-              <w:t>SìÈ</w:t>
-            </w:r>
-            <w:proofErr w:type="spellEnd"/>
-            <w:r>
-              <w:rPr>
-                <w:rFonts w:ascii="BRH Devanagari Extra" w:hAnsi="BRH Devanagari Extra" w:cs="BRH Devanagari Extra"/>
-                <w:color w:val="000000"/>
-                <w:sz w:val="40"/>
-                <w:szCs w:val="40"/>
-              </w:rPr>
-              <w:t xml:space="preserve"> | Â</w:t>
-            </w:r>
-            <w:r>
-              <w:rPr>
-                <w:rFonts w:ascii="BRH Malayalam Extra" w:hAnsi="BRH Malayalam Extra" w:cs="BRH Devanagari Extra"/>
-                <w:color w:val="000000"/>
-                <w:sz w:val="30"/>
-                <w:szCs w:val="40"/>
-              </w:rPr>
-              <w:t>–</w:t>
-            </w:r>
-            <w:proofErr w:type="spellStart"/>
+            <w:r>
+              <w:rPr>
+                <w:rFonts w:ascii="BRH Devanagari Extra" w:hAnsi="BRH Devanagari Extra" w:cs="BRH Devanagari Extra"/>
+                <w:color w:val="000000"/>
+                <w:sz w:val="40"/>
+                <w:szCs w:val="40"/>
+              </w:rPr>
+              <w:t>SìÈ | Â</w:t>
+            </w:r>
+            <w:r>
+              <w:rPr>
+                <w:rFonts w:ascii="BRH Malayalam Extra" w:hAnsi="BRH Malayalam Extra" w:cs="BRH Devanagari Extra"/>
+                <w:color w:val="000000"/>
+                <w:sz w:val="30"/>
+                <w:szCs w:val="40"/>
+              </w:rPr>
+              <w:t>–</w:t>
+            </w:r>
             <w:r>
               <w:rPr>
                 <w:rFonts w:ascii="BRH Devanagari Extra" w:hAnsi="BRH Devanagari Extra" w:cs="BRH Devanagari Extra"/>
@@ -10960,7 +8666,6 @@
               </w:rPr>
               <w:t>SìÉå</w:t>
             </w:r>
-            <w:proofErr w:type="spellEnd"/>
             <w:r>
               <w:rPr>
                 <w:rFonts w:ascii="BRH Malayalam Extra" w:hAnsi="BRH Malayalam Extra" w:cs="BRH Devanagari Extra"/>
@@ -10971,7 +8676,6 @@
               </w:rPr>
               <w:t xml:space="preserve">– </w:t>
             </w:r>
-            <w:proofErr w:type="spellStart"/>
             <w:r>
               <w:rPr>
                 <w:rFonts w:ascii="BRH Devanagari Extra" w:hAnsi="BRH Devanagari Extra" w:cs="BRH Devanagari Extra"/>
@@ -10989,17 +8693,7 @@
                 <w:sz w:val="40"/>
                 <w:szCs w:val="40"/>
               </w:rPr>
-              <w:t>åuÉiÉÉÿ</w:t>
-            </w:r>
-            <w:proofErr w:type="spellEnd"/>
-            <w:r>
-              <w:rPr>
-                <w:rFonts w:ascii="BRH Devanagari Extra" w:hAnsi="BRH Devanagari Extra" w:cs="BRH Devanagari Extra"/>
-                <w:color w:val="000000"/>
-                <w:sz w:val="40"/>
-                <w:szCs w:val="40"/>
-              </w:rPr>
-              <w:t xml:space="preserve"> | </w:t>
+              <w:t xml:space="preserve">åuÉiÉÉÿ | </w:t>
             </w:r>
           </w:p>
           <w:p>
@@ -11016,7 +8710,6 @@
                 <w:szCs w:val="40"/>
               </w:rPr>
             </w:pPr>
-            <w:proofErr w:type="spellStart"/>
             <w:r>
               <w:rPr>
                 <w:rFonts w:ascii="BRH Devanagari Extra" w:hAnsi="BRH Devanagari Extra" w:cs="BRH Devanagari Extra"/>
@@ -11026,17 +8719,15 @@
               </w:rPr>
               <w:t>Så</w:t>
             </w:r>
-            <w:proofErr w:type="spellEnd"/>
-            <w:r>
-              <w:rPr>
-                <w:rFonts w:ascii="BRH Malayalam Extra" w:hAnsi="BRH Malayalam Extra" w:cs="BRH Devanagari Extra"/>
-                <w:color w:val="000000"/>
-                <w:sz w:val="30"/>
-                <w:szCs w:val="40"/>
-              </w:rPr>
-              <w:t>–</w:t>
-            </w:r>
-            <w:proofErr w:type="spellStart"/>
+            <w:r>
+              <w:rPr>
+                <w:rFonts w:ascii="BRH Malayalam Extra" w:hAnsi="BRH Malayalam Extra" w:cs="BRH Devanagari Extra"/>
+                <w:color w:val="000000"/>
+                <w:sz w:val="30"/>
+                <w:szCs w:val="40"/>
+              </w:rPr>
+              <w:t>–</w:t>
+            </w:r>
             <w:r>
               <w:rPr>
                 <w:rFonts w:ascii="BRH Devanagari Extra" w:hAnsi="BRH Devanagari Extra" w:cs="BRH Devanagari Extra"/>
@@ -11046,44 +8737,23 @@
               </w:rPr>
               <w:t>uÉiÉÉ</w:t>
             </w:r>
-            <w:proofErr w:type="spellEnd"/>
-            <w:r>
-              <w:rPr>
-                <w:rFonts w:ascii="BRH Malayalam Extra" w:hAnsi="BRH Malayalam Extra" w:cs="BRH Devanagari Extra"/>
-                <w:color w:val="000000"/>
-                <w:sz w:val="30"/>
-                <w:szCs w:val="40"/>
-              </w:rPr>
-              <w:t>–</w:t>
-            </w:r>
-            <w:r>
-              <w:rPr>
-                <w:rFonts w:ascii="BRH Devanagari Extra" w:hAnsi="BRH Devanagari Extra" w:cs="BRH Devanagari Extra"/>
-                <w:color w:val="000000"/>
-                <w:sz w:val="40"/>
-                <w:szCs w:val="40"/>
-              </w:rPr>
-              <w:t xml:space="preserve"> </w:t>
-            </w:r>
-            <w:proofErr w:type="spellStart"/>
-            <w:r>
-              <w:rPr>
-                <w:rFonts w:ascii="BRH Devanagari Extra" w:hAnsi="BRH Devanagari Extra" w:cs="BRH Devanagari Extra"/>
-                <w:color w:val="000000"/>
-                <w:sz w:val="40"/>
-                <w:szCs w:val="40"/>
-              </w:rPr>
-              <w:t>mÉÑlÉþuÉïxÉÔ</w:t>
-            </w:r>
-            <w:proofErr w:type="spellEnd"/>
-            <w:r>
-              <w:rPr>
-                <w:rFonts w:ascii="BRH Devanagari Extra" w:hAnsi="BRH Devanagari Extra" w:cs="BRH Devanagari Extra"/>
-                <w:color w:val="000000"/>
-                <w:sz w:val="40"/>
-                <w:szCs w:val="40"/>
-              </w:rPr>
-              <w:t xml:space="preserve"> |</w:t>
+            <w:r>
+              <w:rPr>
+                <w:rFonts w:ascii="BRH Malayalam Extra" w:hAnsi="BRH Malayalam Extra" w:cs="BRH Devanagari Extra"/>
+                <w:color w:val="000000"/>
+                <w:sz w:val="30"/>
+                <w:szCs w:val="40"/>
+              </w:rPr>
+              <w:t>–</w:t>
+            </w:r>
+            <w:r>
+              <w:rPr>
+                <w:rFonts w:ascii="BRH Devanagari Extra" w:hAnsi="BRH Devanagari Extra" w:cs="BRH Devanagari Extra"/>
+                <w:color w:val="000000"/>
+                <w:sz w:val="40"/>
+                <w:szCs w:val="40"/>
+              </w:rPr>
+              <w:t xml:space="preserve"> mÉÑlÉþuÉïxÉÔ |</w:t>
             </w:r>
           </w:p>
         </w:tc>
@@ -11105,7 +8775,6 @@
                 <w:szCs w:val="40"/>
               </w:rPr>
             </w:pPr>
-            <w:proofErr w:type="spellStart"/>
             <w:r>
               <w:rPr>
                 <w:rFonts w:ascii="BRH Devanagari Extra" w:hAnsi="BRH Devanagari Extra" w:cs="BRH Devanagari Extra"/>
@@ -11124,7 +8793,6 @@
               </w:rPr>
               <w:t>óè</w:t>
             </w:r>
-            <w:proofErr w:type="spellEnd"/>
             <w:r>
               <w:rPr>
                 <w:rFonts w:ascii="BRH Devanagari Extra" w:hAnsi="BRH Devanagari Extra" w:cs="BRH Devanagari Extra"/>
@@ -11143,36 +8811,24 @@
               </w:rPr>
               <w:t>–</w:t>
             </w:r>
-            <w:proofErr w:type="spellStart"/>
-            <w:r>
-              <w:rPr>
-                <w:rFonts w:ascii="BRH Devanagari Extra" w:hAnsi="BRH Devanagari Extra" w:cs="BRH Devanagari Extra"/>
-                <w:color w:val="000000"/>
-                <w:sz w:val="40"/>
-                <w:szCs w:val="40"/>
-              </w:rPr>
-              <w:t>SìÈ</w:t>
-            </w:r>
-            <w:proofErr w:type="spellEnd"/>
-            <w:r>
-              <w:rPr>
-                <w:rFonts w:ascii="BRH Devanagari Extra" w:hAnsi="BRH Devanagari Extra" w:cs="BRH Devanagari Extra"/>
-                <w:color w:val="000000"/>
-                <w:sz w:val="40"/>
-                <w:szCs w:val="40"/>
-              </w:rPr>
-              <w:t xml:space="preserve"> | Â</w:t>
-            </w:r>
-            <w:r>
-              <w:rPr>
-                <w:rFonts w:ascii="BRH Malayalam Extra" w:hAnsi="BRH Malayalam Extra" w:cs="BRH Devanagari Extra"/>
-                <w:color w:val="000000"/>
-                <w:sz w:val="30"/>
-                <w:szCs w:val="40"/>
-              </w:rPr>
-              <w:t>–</w:t>
-            </w:r>
-            <w:proofErr w:type="spellStart"/>
+            <w:r>
+              <w:rPr>
+                <w:rFonts w:ascii="BRH Devanagari Extra" w:hAnsi="BRH Devanagari Extra" w:cs="BRH Devanagari Extra"/>
+                <w:color w:val="000000"/>
+                <w:sz w:val="40"/>
+                <w:szCs w:val="40"/>
+              </w:rPr>
+              <w:t>SìÈ | Â</w:t>
+            </w:r>
+            <w:r>
+              <w:rPr>
+                <w:rFonts w:ascii="BRH Malayalam Extra" w:hAnsi="BRH Malayalam Extra" w:cs="BRH Devanagari Extra"/>
+                <w:color w:val="000000"/>
+                <w:sz w:val="30"/>
+                <w:szCs w:val="40"/>
+              </w:rPr>
+              <w:t>–</w:t>
+            </w:r>
             <w:r>
               <w:rPr>
                 <w:rFonts w:ascii="BRH Devanagari Extra" w:hAnsi="BRH Devanagari Extra" w:cs="BRH Devanagari Extra"/>
@@ -11183,7 +8839,6 @@
               </w:rPr>
               <w:t>SìÉå</w:t>
             </w:r>
-            <w:proofErr w:type="spellEnd"/>
             <w:r>
               <w:rPr>
                 <w:rFonts w:ascii="BRH Malayalam Extra" w:hAnsi="BRH Malayalam Extra" w:cs="BRH Devanagari Extra"/>
@@ -11194,7 +8849,6 @@
               </w:rPr>
               <w:t xml:space="preserve"> </w:t>
             </w:r>
-            <w:proofErr w:type="spellStart"/>
             <w:r>
               <w:rPr>
                 <w:rFonts w:ascii="BRH Devanagari Extra" w:hAnsi="BRH Devanagari Extra" w:cs="BRH Devanagari Extra"/>
@@ -11205,35 +8859,23 @@
               </w:rPr>
               <w:t>Så</w:t>
             </w:r>
-            <w:proofErr w:type="spellEnd"/>
-            <w:r>
-              <w:rPr>
-                <w:rFonts w:ascii="BRH Malayalam Extra" w:hAnsi="BRH Malayalam Extra" w:cs="BRH Devanagari Extra"/>
-                <w:color w:val="000000"/>
-                <w:sz w:val="30"/>
-                <w:szCs w:val="40"/>
-              </w:rPr>
-              <w:t>–</w:t>
-            </w:r>
-            <w:proofErr w:type="spellStart"/>
-            <w:r>
-              <w:rPr>
-                <w:rFonts w:ascii="BRH Devanagari Extra" w:hAnsi="BRH Devanagari Extra" w:cs="BRH Devanagari Extra"/>
-                <w:color w:val="000000"/>
-                <w:sz w:val="40"/>
-                <w:szCs w:val="40"/>
-              </w:rPr>
-              <w:t>uÉiÉÉÿ</w:t>
-            </w:r>
-            <w:proofErr w:type="spellEnd"/>
-            <w:r>
-              <w:rPr>
-                <w:rFonts w:ascii="BRH Devanagari Extra" w:hAnsi="BRH Devanagari Extra" w:cs="BRH Devanagari Extra"/>
-                <w:color w:val="000000"/>
-                <w:sz w:val="40"/>
-                <w:szCs w:val="40"/>
-              </w:rPr>
-              <w:t xml:space="preserve"> | </w:t>
+            <w:r>
+              <w:rPr>
+                <w:rFonts w:ascii="BRH Malayalam Extra" w:hAnsi="BRH Malayalam Extra" w:cs="BRH Devanagari Extra"/>
+                <w:color w:val="000000"/>
+                <w:sz w:val="30"/>
+                <w:szCs w:val="40"/>
+              </w:rPr>
+              <w:t>–</w:t>
+            </w:r>
+            <w:r>
+              <w:rPr>
+                <w:rFonts w:ascii="BRH Devanagari Extra" w:hAnsi="BRH Devanagari Extra" w:cs="BRH Devanagari Extra"/>
+                <w:color w:val="000000"/>
+                <w:sz w:val="40"/>
+                <w:szCs w:val="40"/>
+              </w:rPr>
+              <w:t xml:space="preserve">uÉiÉÉÿ | </w:t>
             </w:r>
           </w:p>
           <w:p>
@@ -11250,7 +8892,6 @@
                 <w:szCs w:val="40"/>
               </w:rPr>
             </w:pPr>
-            <w:proofErr w:type="spellStart"/>
             <w:r>
               <w:rPr>
                 <w:rFonts w:ascii="BRH Devanagari Extra" w:hAnsi="BRH Devanagari Extra" w:cs="BRH Devanagari Extra"/>
@@ -11260,17 +8901,15 @@
               </w:rPr>
               <w:t>Så</w:t>
             </w:r>
-            <w:proofErr w:type="spellEnd"/>
-            <w:r>
-              <w:rPr>
-                <w:rFonts w:ascii="BRH Malayalam Extra" w:hAnsi="BRH Malayalam Extra" w:cs="BRH Devanagari Extra"/>
-                <w:color w:val="000000"/>
-                <w:sz w:val="30"/>
-                <w:szCs w:val="40"/>
-              </w:rPr>
-              <w:t>–</w:t>
-            </w:r>
-            <w:proofErr w:type="spellStart"/>
+            <w:r>
+              <w:rPr>
+                <w:rFonts w:ascii="BRH Malayalam Extra" w:hAnsi="BRH Malayalam Extra" w:cs="BRH Devanagari Extra"/>
+                <w:color w:val="000000"/>
+                <w:sz w:val="30"/>
+                <w:szCs w:val="40"/>
+              </w:rPr>
+              <w:t>–</w:t>
+            </w:r>
             <w:r>
               <w:rPr>
                 <w:rFonts w:ascii="BRH Devanagari Extra" w:hAnsi="BRH Devanagari Extra" w:cs="BRH Devanagari Extra"/>
@@ -11280,44 +8919,23 @@
               </w:rPr>
               <w:t>uÉiÉÉ</w:t>
             </w:r>
-            <w:proofErr w:type="spellEnd"/>
-            <w:r>
-              <w:rPr>
-                <w:rFonts w:ascii="BRH Malayalam Extra" w:hAnsi="BRH Malayalam Extra" w:cs="BRH Devanagari Extra"/>
-                <w:color w:val="000000"/>
-                <w:sz w:val="30"/>
-                <w:szCs w:val="40"/>
-              </w:rPr>
-              <w:t>–</w:t>
-            </w:r>
-            <w:r>
-              <w:rPr>
-                <w:rFonts w:ascii="BRH Devanagari Extra" w:hAnsi="BRH Devanagari Extra" w:cs="BRH Devanagari Extra"/>
-                <w:color w:val="000000"/>
-                <w:sz w:val="40"/>
-                <w:szCs w:val="40"/>
-              </w:rPr>
-              <w:t xml:space="preserve"> </w:t>
-            </w:r>
-            <w:proofErr w:type="spellStart"/>
-            <w:r>
-              <w:rPr>
-                <w:rFonts w:ascii="BRH Devanagari Extra" w:hAnsi="BRH Devanagari Extra" w:cs="BRH Devanagari Extra"/>
-                <w:color w:val="000000"/>
-                <w:sz w:val="40"/>
-                <w:szCs w:val="40"/>
-              </w:rPr>
-              <w:t>mÉÑlÉþuÉïxÉÔ</w:t>
-            </w:r>
-            <w:proofErr w:type="spellEnd"/>
-            <w:r>
-              <w:rPr>
-                <w:rFonts w:ascii="BRH Devanagari Extra" w:hAnsi="BRH Devanagari Extra" w:cs="BRH Devanagari Extra"/>
-                <w:color w:val="000000"/>
-                <w:sz w:val="40"/>
-                <w:szCs w:val="40"/>
-              </w:rPr>
-              <w:t xml:space="preserve"> |</w:t>
+            <w:r>
+              <w:rPr>
+                <w:rFonts w:ascii="BRH Malayalam Extra" w:hAnsi="BRH Malayalam Extra" w:cs="BRH Devanagari Extra"/>
+                <w:color w:val="000000"/>
+                <w:sz w:val="30"/>
+                <w:szCs w:val="40"/>
+              </w:rPr>
+              <w:t>–</w:t>
+            </w:r>
+            <w:r>
+              <w:rPr>
+                <w:rFonts w:ascii="BRH Devanagari Extra" w:hAnsi="BRH Devanagari Extra" w:cs="BRH Devanagari Extra"/>
+                <w:color w:val="000000"/>
+                <w:sz w:val="40"/>
+                <w:szCs w:val="40"/>
+              </w:rPr>
+              <w:t xml:space="preserve"> mÉÑlÉþuÉïxÉÔ |</w:t>
             </w:r>
           </w:p>
         </w:tc>
@@ -11450,7 +9068,6 @@
                 <w:szCs w:val="40"/>
               </w:rPr>
             </w:pPr>
-            <w:proofErr w:type="spellStart"/>
             <w:r>
               <w:rPr>
                 <w:rFonts w:ascii="BRH Devanagari Extra" w:hAnsi="BRH Devanagari Extra" w:cs="BRH Devanagari Extra"/>
@@ -11460,34 +9077,23 @@
               </w:rPr>
               <w:t>erÉæwPèrÉÉþrÉ</w:t>
             </w:r>
-            <w:proofErr w:type="spellEnd"/>
-            <w:r>
-              <w:rPr>
-                <w:rFonts w:ascii="BRH Malayalam Extra" w:hAnsi="BRH Malayalam Extra" w:cs="BRH Devanagari Extra"/>
-                <w:color w:val="000000"/>
-                <w:sz w:val="30"/>
-                <w:szCs w:val="40"/>
-              </w:rPr>
-              <w:t>–</w:t>
-            </w:r>
-            <w:r>
-              <w:rPr>
-                <w:rFonts w:ascii="BRH Devanagari Extra" w:hAnsi="BRH Devanagari Extra" w:cs="BRH Devanagari Extra"/>
-                <w:color w:val="000000"/>
-                <w:sz w:val="40"/>
-                <w:szCs w:val="40"/>
-              </w:rPr>
-              <w:t xml:space="preserve"> </w:t>
-            </w:r>
-            <w:proofErr w:type="spellStart"/>
-            <w:r>
-              <w:rPr>
-                <w:rFonts w:ascii="BRH Devanagari Extra" w:hAnsi="BRH Devanagari Extra" w:cs="BRH Devanagari Extra"/>
-                <w:color w:val="000000"/>
-                <w:sz w:val="40"/>
-                <w:szCs w:val="40"/>
-              </w:rPr>
-              <w:t>xÉuÉëþ</w:t>
+            <w:r>
+              <w:rPr>
+                <w:rFonts w:ascii="BRH Malayalam Extra" w:hAnsi="BRH Malayalam Extra" w:cs="BRH Devanagari Extra"/>
+                <w:color w:val="000000"/>
+                <w:sz w:val="30"/>
+                <w:szCs w:val="40"/>
+              </w:rPr>
+              <w:t>–</w:t>
+            </w:r>
+            <w:r>
+              <w:rPr>
+                <w:rFonts w:ascii="BRH Devanagari Extra" w:hAnsi="BRH Devanagari Extra" w:cs="BRH Devanagari Extra"/>
+                <w:color w:val="000000"/>
+                <w:sz w:val="40"/>
+                <w:szCs w:val="40"/>
+              </w:rPr>
+              <w:t xml:space="preserve"> xÉuÉëþ</w:t>
             </w:r>
             <w:r>
               <w:rPr>
@@ -11499,7 +9105,6 @@
               </w:rPr>
               <w:t>iÉÉ</w:t>
             </w:r>
-            <w:proofErr w:type="spellEnd"/>
             <w:r>
               <w:rPr>
                 <w:rFonts w:ascii="BRH Devanagari Extra" w:hAnsi="BRH Devanagari Extra" w:cs="BRH Devanagari Extra"/>
@@ -11528,7 +9133,6 @@
                 <w:szCs w:val="40"/>
               </w:rPr>
             </w:pPr>
-            <w:proofErr w:type="spellStart"/>
             <w:r>
               <w:rPr>
                 <w:rFonts w:ascii="BRH Devanagari Extra" w:hAnsi="BRH Devanagari Extra" w:cs="BRH Devanagari Extra"/>
@@ -11538,86 +9142,58 @@
               </w:rPr>
               <w:t>erÉæwPèrÉÉþrÉ</w:t>
             </w:r>
-            <w:proofErr w:type="spellEnd"/>
-            <w:r>
-              <w:rPr>
-                <w:rFonts w:ascii="BRH Malayalam Extra" w:hAnsi="BRH Malayalam Extra" w:cs="BRH Devanagari Extra"/>
-                <w:color w:val="000000"/>
-                <w:sz w:val="30"/>
-                <w:szCs w:val="40"/>
-              </w:rPr>
-              <w:t>–</w:t>
-            </w:r>
-            <w:r>
-              <w:rPr>
-                <w:rFonts w:ascii="BRH Devanagari Extra" w:hAnsi="BRH Devanagari Extra" w:cs="BRH Devanagari Extra"/>
+            <w:r>
+              <w:rPr>
+                <w:rFonts w:ascii="BRH Malayalam Extra" w:hAnsi="BRH Malayalam Extra" w:cs="BRH Devanagari Extra"/>
+                <w:color w:val="000000"/>
+                <w:sz w:val="30"/>
+                <w:szCs w:val="40"/>
+              </w:rPr>
+              <w:t>–</w:t>
+            </w:r>
+            <w:r>
+              <w:rPr>
+                <w:rFonts w:ascii="BRH Devanagari Extra" w:hAnsi="BRH Devanagari Extra" w:cs="BRH Devanagari Extra"/>
+                <w:color w:val="000000"/>
+                <w:sz w:val="40"/>
+                <w:szCs w:val="40"/>
+              </w:rPr>
+              <w:t xml:space="preserve"> xÉuÉëþ</w:t>
+            </w:r>
+            <w:r>
+              <w:rPr>
+                <w:rFonts w:ascii="BRH Devanagari Extra" w:hAnsi="BRH Devanagari Extra" w:cs="BRH Devanagari Extra"/>
+                <w:color w:val="000000"/>
+                <w:sz w:val="40"/>
+                <w:szCs w:val="40"/>
+                <w:highlight w:val="green"/>
+              </w:rPr>
+              <w:t>iÉÉÈ</w:t>
+            </w:r>
+            <w:r>
+              <w:rPr>
+                <w:rFonts w:ascii="BRH Devanagari Extra" w:hAnsi="BRH Devanagari Extra" w:cs="BRH Devanagari Extra"/>
+                <w:color w:val="000000"/>
+                <w:sz w:val="40"/>
+                <w:szCs w:val="40"/>
+              </w:rPr>
+              <w:t xml:space="preserve"> | </w:t>
+            </w:r>
+            <w:r>
+              <w:rPr>
+                <w:rFonts w:ascii="BRH Malayalam Extra" w:hAnsi="BRH Malayalam Extra" w:cs="BRH Malayalam Extra"/>
                 <w:color w:val="000000"/>
                 <w:sz w:val="40"/>
                 <w:szCs w:val="40"/>
               </w:rPr>
               <w:t xml:space="preserve"> </w:t>
             </w:r>
-            <w:proofErr w:type="spellStart"/>
-            <w:r>
-              <w:rPr>
-                <w:rFonts w:ascii="BRH Devanagari Extra" w:hAnsi="BRH Devanagari Extra" w:cs="BRH Devanagari Extra"/>
-                <w:color w:val="000000"/>
-                <w:sz w:val="40"/>
-                <w:szCs w:val="40"/>
-              </w:rPr>
-              <w:t>xÉuÉëþ</w:t>
-            </w:r>
-            <w:r>
-              <w:rPr>
-                <w:rFonts w:ascii="BRH Devanagari Extra" w:hAnsi="BRH Devanagari Extra" w:cs="BRH Devanagari Extra"/>
-                <w:color w:val="000000"/>
-                <w:sz w:val="40"/>
-                <w:szCs w:val="40"/>
-                <w:highlight w:val="green"/>
-              </w:rPr>
-              <w:t>iÉÉÈ</w:t>
-            </w:r>
-            <w:proofErr w:type="spellEnd"/>
-            <w:r>
-              <w:rPr>
-                <w:rFonts w:ascii="BRH Devanagari Extra" w:hAnsi="BRH Devanagari Extra" w:cs="BRH Devanagari Extra"/>
-                <w:color w:val="000000"/>
-                <w:sz w:val="40"/>
-                <w:szCs w:val="40"/>
-              </w:rPr>
-              <w:t xml:space="preserve"> | </w:t>
-            </w:r>
-            <w:r>
-              <w:rPr>
-                <w:rFonts w:ascii="BRH Malayalam Extra" w:hAnsi="BRH Malayalam Extra" w:cs="BRH Malayalam Extra"/>
-                <w:color w:val="000000"/>
-                <w:sz w:val="40"/>
-                <w:szCs w:val="40"/>
-              </w:rPr>
-              <w:t xml:space="preserve"> </w:t>
-            </w:r>
             <w:r>
               <w:rPr>
                 <w:b/>
                 <w:bCs/>
               </w:rPr>
-              <w:t>(</w:t>
-            </w:r>
-            <w:proofErr w:type="spellStart"/>
-            <w:r>
-              <w:rPr>
-                <w:b/>
-                <w:bCs/>
-              </w:rPr>
-              <w:t>visargam</w:t>
-            </w:r>
-            <w:proofErr w:type="spellEnd"/>
-            <w:r>
-              <w:rPr>
-                <w:b/>
-                <w:bCs/>
-              </w:rPr>
-              <w:t xml:space="preserve"> inserted)</w:t>
+              <w:t>(visargam inserted)</w:t>
             </w:r>
           </w:p>
         </w:tc>
@@ -11775,17 +9351,63 @@
               </w:rPr>
               <w:t>–</w:t>
             </w:r>
-            <w:proofErr w:type="spellStart"/>
-            <w:r>
-              <w:rPr>
-                <w:rFonts w:ascii="BRH Devanagari Extra" w:hAnsi="BRH Devanagari Extra" w:cs="BRH Devanagari Extra"/>
-                <w:color w:val="000000"/>
-                <w:sz w:val="40"/>
-                <w:szCs w:val="40"/>
-              </w:rPr>
-              <w:t>WûxÉëþxrÉ</w:t>
-            </w:r>
-            <w:proofErr w:type="spellEnd"/>
+            <w:r>
+              <w:rPr>
+                <w:rFonts w:ascii="BRH Devanagari Extra" w:hAnsi="BRH Devanagari Extra" w:cs="BRH Devanagari Extra"/>
+                <w:color w:val="000000"/>
+                <w:sz w:val="40"/>
+                <w:szCs w:val="40"/>
+              </w:rPr>
+              <w:t>WûxÉëþxrÉ mÉë</w:t>
+            </w:r>
+            <w:r>
+              <w:rPr>
+                <w:rFonts w:ascii="BRH Malayalam Extra" w:hAnsi="BRH Malayalam Extra" w:cs="BRH Devanagari Extra"/>
+                <w:color w:val="000000"/>
+                <w:sz w:val="30"/>
+                <w:szCs w:val="40"/>
+              </w:rPr>
+              <w:t>–</w:t>
+            </w:r>
+            <w:r>
+              <w:rPr>
+                <w:rFonts w:ascii="BRH Devanagari Extra" w:hAnsi="BRH Devanagari Extra" w:cs="BRH Devanagari Extra"/>
+                <w:color w:val="000000"/>
+                <w:sz w:val="40"/>
+                <w:szCs w:val="40"/>
+              </w:rPr>
+              <w:t xml:space="preserve">qÉÉ </w:t>
+            </w:r>
+            <w:r>
+              <w:rPr>
+                <w:rFonts w:ascii="BRH Devanagari Extra" w:hAnsi="BRH Devanagari Extra" w:cs="BRH Devanagari Extra"/>
+                <w:color w:val="000000"/>
+                <w:sz w:val="40"/>
+                <w:szCs w:val="40"/>
+                <w:highlight w:val="yellow"/>
+              </w:rPr>
+              <w:t>| mÉë</w:t>
+            </w:r>
+            <w:r>
+              <w:rPr>
+                <w:rFonts w:ascii="BRH Malayalam Extra" w:hAnsi="BRH Malayalam Extra" w:cs="BRH Devanagari Extra"/>
+                <w:color w:val="000000"/>
+                <w:sz w:val="30"/>
+                <w:szCs w:val="40"/>
+                <w:highlight w:val="yellow"/>
+              </w:rPr>
+              <w:t>–</w:t>
+            </w:r>
+            <w:r>
+              <w:rPr>
+                <w:rFonts w:ascii="BRH Devanagari Extra" w:hAnsi="BRH Devanagari Extra" w:cs="BRH Devanagari Extra"/>
+                <w:color w:val="000000"/>
+                <w:sz w:val="40"/>
+                <w:szCs w:val="40"/>
+                <w:highlight w:val="yellow"/>
+              </w:rPr>
+              <w:t>qÉåÌiÉþ mÉë - qÉÉ |</w:t>
+            </w:r>
             <w:r>
               <w:rPr>
                 <w:rFonts w:ascii="BRH Devanagari Extra" w:hAnsi="BRH Devanagari Extra" w:cs="BRH Devanagari Extra"/>
@@ -11795,57 +9417,26 @@
               </w:rPr>
               <w:t xml:space="preserve"> </w:t>
             </w:r>
-            <w:proofErr w:type="spellStart"/>
-            <w:r>
-              <w:rPr>
-                <w:rFonts w:ascii="BRH Devanagari Extra" w:hAnsi="BRH Devanagari Extra" w:cs="BRH Devanagari Extra"/>
-                <w:color w:val="000000"/>
-                <w:sz w:val="40"/>
-                <w:szCs w:val="40"/>
+            <w:r>
+              <w:rPr>
+                <w:rFonts w:ascii="BRH Devanagari Extra" w:hAnsi="BRH Devanagari Extra" w:cs="BRH Devanagari Extra"/>
+                <w:color w:val="000000"/>
+                <w:sz w:val="40"/>
+                <w:szCs w:val="40"/>
+                <w:highlight w:val="yellow"/>
               </w:rPr>
               <w:t>mÉë</w:t>
             </w:r>
-            <w:proofErr w:type="spellEnd"/>
-            <w:r>
-              <w:rPr>
-                <w:rFonts w:ascii="BRH Malayalam Extra" w:hAnsi="BRH Malayalam Extra" w:cs="BRH Devanagari Extra"/>
-                <w:color w:val="000000"/>
-                <w:sz w:val="30"/>
-                <w:szCs w:val="40"/>
-              </w:rPr>
-              <w:t>–</w:t>
-            </w:r>
-            <w:proofErr w:type="spellStart"/>
-            <w:r>
-              <w:rPr>
-                <w:rFonts w:ascii="BRH Devanagari Extra" w:hAnsi="BRH Devanagari Extra" w:cs="BRH Devanagari Extra"/>
-                <w:color w:val="000000"/>
-                <w:sz w:val="40"/>
-                <w:szCs w:val="40"/>
-              </w:rPr>
-              <w:t>qÉÉ</w:t>
-            </w:r>
-            <w:proofErr w:type="spellEnd"/>
-            <w:r>
-              <w:rPr>
-                <w:rFonts w:ascii="BRH Devanagari Extra" w:hAnsi="BRH Devanagari Extra" w:cs="BRH Devanagari Extra"/>
-                <w:color w:val="000000"/>
-                <w:sz w:val="40"/>
-                <w:szCs w:val="40"/>
-              </w:rPr>
-              <w:t xml:space="preserve"> </w:t>
-            </w:r>
-            <w:r>
-              <w:rPr>
-                <w:rFonts w:ascii="BRH Devanagari Extra" w:hAnsi="BRH Devanagari Extra" w:cs="BRH Devanagari Extra"/>
-                <w:color w:val="000000"/>
-                <w:sz w:val="40"/>
+            <w:r>
+              <w:rPr>
+                <w:rFonts w:ascii="BRH Malayalam Extra" w:hAnsi="BRH Malayalam Extra" w:cs="BRH Devanagari Extra"/>
+                <w:color w:val="000000"/>
+                <w:sz w:val="30"/>
                 <w:szCs w:val="40"/>
                 <w:highlight w:val="yellow"/>
               </w:rPr>
-              <w:t xml:space="preserve">| </w:t>
-            </w:r>
-            <w:proofErr w:type="spellStart"/>
+              <w:t>–</w:t>
+            </w:r>
             <w:r>
               <w:rPr>
                 <w:rFonts w:ascii="BRH Devanagari Extra" w:hAnsi="BRH Devanagari Extra" w:cs="BRH Devanagari Extra"/>
@@ -11854,159 +9445,7 @@
                 <w:szCs w:val="40"/>
                 <w:highlight w:val="yellow"/>
               </w:rPr>
-              <w:t>mÉë</w:t>
-            </w:r>
-            <w:proofErr w:type="spellEnd"/>
-            <w:r>
-              <w:rPr>
-                <w:rFonts w:ascii="BRH Malayalam Extra" w:hAnsi="BRH Malayalam Extra" w:cs="BRH Devanagari Extra"/>
-                <w:color w:val="000000"/>
-                <w:sz w:val="30"/>
-                <w:szCs w:val="40"/>
-                <w:highlight w:val="yellow"/>
-              </w:rPr>
-              <w:t>–</w:t>
-            </w:r>
-            <w:proofErr w:type="spellStart"/>
-            <w:r>
-              <w:rPr>
-                <w:rFonts w:ascii="BRH Devanagari Extra" w:hAnsi="BRH Devanagari Extra" w:cs="BRH Devanagari Extra"/>
-                <w:color w:val="000000"/>
-                <w:sz w:val="40"/>
-                <w:szCs w:val="40"/>
-                <w:highlight w:val="yellow"/>
-              </w:rPr>
-              <w:t>qÉåÌiÉþ</w:t>
-            </w:r>
-            <w:proofErr w:type="spellEnd"/>
-            <w:r>
-              <w:rPr>
-                <w:rFonts w:ascii="BRH Devanagari Extra" w:hAnsi="BRH Devanagari Extra" w:cs="BRH Devanagari Extra"/>
-                <w:color w:val="000000"/>
-                <w:sz w:val="40"/>
-                <w:szCs w:val="40"/>
-                <w:highlight w:val="yellow"/>
-              </w:rPr>
-              <w:t xml:space="preserve"> </w:t>
-            </w:r>
-            <w:proofErr w:type="spellStart"/>
-            <w:r>
-              <w:rPr>
-                <w:rFonts w:ascii="BRH Devanagari Extra" w:hAnsi="BRH Devanagari Extra" w:cs="BRH Devanagari Extra"/>
-                <w:color w:val="000000"/>
-                <w:sz w:val="40"/>
-                <w:szCs w:val="40"/>
-                <w:highlight w:val="yellow"/>
-              </w:rPr>
-              <w:t>mÉë</w:t>
-            </w:r>
-            <w:proofErr w:type="spellEnd"/>
-            <w:r>
-              <w:rPr>
-                <w:rFonts w:ascii="BRH Devanagari Extra" w:hAnsi="BRH Devanagari Extra" w:cs="BRH Devanagari Extra"/>
-                <w:color w:val="000000"/>
-                <w:sz w:val="40"/>
-                <w:szCs w:val="40"/>
-                <w:highlight w:val="yellow"/>
-              </w:rPr>
-              <w:t xml:space="preserve"> - </w:t>
-            </w:r>
-            <w:proofErr w:type="spellStart"/>
-            <w:r>
-              <w:rPr>
-                <w:rFonts w:ascii="BRH Devanagari Extra" w:hAnsi="BRH Devanagari Extra" w:cs="BRH Devanagari Extra"/>
-                <w:color w:val="000000"/>
-                <w:sz w:val="40"/>
-                <w:szCs w:val="40"/>
-                <w:highlight w:val="yellow"/>
-              </w:rPr>
-              <w:t>qÉÉ</w:t>
-            </w:r>
-            <w:proofErr w:type="spellEnd"/>
-            <w:r>
-              <w:rPr>
-                <w:rFonts w:ascii="BRH Devanagari Extra" w:hAnsi="BRH Devanagari Extra" w:cs="BRH Devanagari Extra"/>
-                <w:color w:val="000000"/>
-                <w:sz w:val="40"/>
-                <w:szCs w:val="40"/>
-                <w:highlight w:val="yellow"/>
-              </w:rPr>
-              <w:t xml:space="preserve"> |</w:t>
-            </w:r>
-            <w:r>
-              <w:rPr>
-                <w:rFonts w:ascii="BRH Devanagari Extra" w:hAnsi="BRH Devanagari Extra" w:cs="BRH Devanagari Extra"/>
-                <w:color w:val="000000"/>
-                <w:sz w:val="40"/>
-                <w:szCs w:val="40"/>
-              </w:rPr>
-              <w:t xml:space="preserve"> </w:t>
-            </w:r>
-            <w:proofErr w:type="spellStart"/>
-            <w:r>
-              <w:rPr>
-                <w:rFonts w:ascii="BRH Devanagari Extra" w:hAnsi="BRH Devanagari Extra" w:cs="BRH Devanagari Extra"/>
-                <w:color w:val="000000"/>
-                <w:sz w:val="40"/>
-                <w:szCs w:val="40"/>
-                <w:highlight w:val="yellow"/>
-              </w:rPr>
-              <w:t>mÉë</w:t>
-            </w:r>
-            <w:proofErr w:type="spellEnd"/>
-            <w:r>
-              <w:rPr>
-                <w:rFonts w:ascii="BRH Malayalam Extra" w:hAnsi="BRH Malayalam Extra" w:cs="BRH Devanagari Extra"/>
-                <w:color w:val="000000"/>
-                <w:sz w:val="30"/>
-                <w:szCs w:val="40"/>
-                <w:highlight w:val="yellow"/>
-              </w:rPr>
-              <w:t>–</w:t>
-            </w:r>
-            <w:proofErr w:type="spellStart"/>
-            <w:r>
-              <w:rPr>
-                <w:rFonts w:ascii="BRH Devanagari Extra" w:hAnsi="BRH Devanagari Extra" w:cs="BRH Devanagari Extra"/>
-                <w:color w:val="000000"/>
-                <w:sz w:val="40"/>
-                <w:szCs w:val="40"/>
-                <w:highlight w:val="yellow"/>
-              </w:rPr>
-              <w:t>qÉÉ</w:t>
-            </w:r>
-            <w:proofErr w:type="spellEnd"/>
-            <w:r>
-              <w:rPr>
-                <w:rFonts w:ascii="BRH Devanagari Extra" w:hAnsi="BRH Devanagari Extra" w:cs="BRH Devanagari Extra"/>
-                <w:color w:val="000000"/>
-                <w:sz w:val="40"/>
-                <w:szCs w:val="40"/>
-                <w:highlight w:val="yellow"/>
-              </w:rPr>
-              <w:t xml:space="preserve"> </w:t>
-            </w:r>
-            <w:proofErr w:type="spellStart"/>
-            <w:r>
-              <w:rPr>
-                <w:rFonts w:ascii="BRH Devanagari Extra" w:hAnsi="BRH Devanagari Extra" w:cs="BRH Devanagari Extra"/>
-                <w:color w:val="000000"/>
-                <w:sz w:val="40"/>
-                <w:szCs w:val="40"/>
-                <w:highlight w:val="yellow"/>
-              </w:rPr>
-              <w:t>AþÍxÉ</w:t>
-            </w:r>
-            <w:proofErr w:type="spellEnd"/>
-            <w:r>
-              <w:rPr>
-                <w:rFonts w:ascii="BRH Devanagari Extra" w:hAnsi="BRH Devanagari Extra" w:cs="BRH Devanagari Extra"/>
-                <w:color w:val="000000"/>
-                <w:sz w:val="40"/>
-                <w:szCs w:val="40"/>
-                <w:highlight w:val="yellow"/>
-              </w:rPr>
-              <w:t xml:space="preserve"> |</w:t>
+              <w:t>qÉÉ AþÍxÉ |</w:t>
             </w:r>
           </w:p>
         </w:tc>
@@ -12045,57 +9484,63 @@
               </w:rPr>
               <w:t>–</w:t>
             </w:r>
-            <w:proofErr w:type="spellStart"/>
-            <w:r>
-              <w:rPr>
-                <w:rFonts w:ascii="BRH Devanagari Extra" w:hAnsi="BRH Devanagari Extra" w:cs="BRH Devanagari Extra"/>
-                <w:color w:val="000000"/>
-                <w:sz w:val="40"/>
-                <w:szCs w:val="40"/>
-              </w:rPr>
-              <w:t>WûxÉëþxrÉ</w:t>
-            </w:r>
-            <w:proofErr w:type="spellEnd"/>
-            <w:r>
-              <w:rPr>
-                <w:rFonts w:ascii="BRH Devanagari Extra" w:hAnsi="BRH Devanagari Extra" w:cs="BRH Devanagari Extra"/>
-                <w:color w:val="000000"/>
-                <w:sz w:val="40"/>
-                <w:szCs w:val="40"/>
-              </w:rPr>
-              <w:t xml:space="preserve"> </w:t>
-            </w:r>
-            <w:proofErr w:type="spellStart"/>
-            <w:r>
-              <w:rPr>
-                <w:rFonts w:ascii="BRH Devanagari Extra" w:hAnsi="BRH Devanagari Extra" w:cs="BRH Devanagari Extra"/>
-                <w:color w:val="000000"/>
-                <w:sz w:val="40"/>
-                <w:szCs w:val="40"/>
+            <w:r>
+              <w:rPr>
+                <w:rFonts w:ascii="BRH Devanagari Extra" w:hAnsi="BRH Devanagari Extra" w:cs="BRH Devanagari Extra"/>
+                <w:color w:val="000000"/>
+                <w:sz w:val="40"/>
+                <w:szCs w:val="40"/>
+              </w:rPr>
+              <w:t>WûxÉëþxrÉ mÉë</w:t>
+            </w:r>
+            <w:r>
+              <w:rPr>
+                <w:rFonts w:ascii="BRH Malayalam Extra" w:hAnsi="BRH Malayalam Extra" w:cs="BRH Devanagari Extra"/>
+                <w:color w:val="000000"/>
+                <w:sz w:val="30"/>
+                <w:szCs w:val="40"/>
+              </w:rPr>
+              <w:t>–</w:t>
+            </w:r>
+            <w:r>
+              <w:rPr>
+                <w:rFonts w:ascii="BRH Devanagari Extra" w:hAnsi="BRH Devanagari Extra" w:cs="BRH Devanagari Extra"/>
+                <w:color w:val="000000"/>
+                <w:sz w:val="40"/>
+                <w:szCs w:val="40"/>
+              </w:rPr>
+              <w:t xml:space="preserve">qÉÉ | </w:t>
+            </w:r>
+            <w:r>
+              <w:rPr>
+                <w:rFonts w:ascii="BRH Devanagari Extra" w:hAnsi="BRH Devanagari Extra" w:cs="BRH Devanagari Extra"/>
+                <w:color w:val="000000"/>
+                <w:sz w:val="40"/>
+                <w:szCs w:val="40"/>
+                <w:highlight w:val="green"/>
               </w:rPr>
               <w:t>mÉë</w:t>
             </w:r>
-            <w:proofErr w:type="spellEnd"/>
-            <w:r>
-              <w:rPr>
-                <w:rFonts w:ascii="BRH Malayalam Extra" w:hAnsi="BRH Malayalam Extra" w:cs="BRH Devanagari Extra"/>
-                <w:color w:val="000000"/>
-                <w:sz w:val="30"/>
-                <w:szCs w:val="40"/>
-              </w:rPr>
-              <w:t>–</w:t>
-            </w:r>
-            <w:proofErr w:type="spellStart"/>
-            <w:r>
-              <w:rPr>
-                <w:rFonts w:ascii="BRH Devanagari Extra" w:hAnsi="BRH Devanagari Extra" w:cs="BRH Devanagari Extra"/>
-                <w:color w:val="000000"/>
-                <w:sz w:val="40"/>
-                <w:szCs w:val="40"/>
-              </w:rPr>
-              <w:t>qÉÉ</w:t>
-            </w:r>
-            <w:proofErr w:type="spellEnd"/>
+            <w:r>
+              <w:rPr>
+                <w:rFonts w:ascii="BRH Malayalam Extra" w:hAnsi="BRH Malayalam Extra" w:cs="BRH Devanagari Extra"/>
+                <w:color w:val="000000"/>
+                <w:sz w:val="30"/>
+                <w:szCs w:val="40"/>
+                <w:highlight w:val="green"/>
+              </w:rPr>
+              <w:t>–</w:t>
+            </w:r>
+            <w:r>
+              <w:rPr>
+                <w:rFonts w:ascii="BRH Devanagari Extra" w:hAnsi="BRH Devanagari Extra" w:cs="BRH Devanagari Extra"/>
+                <w:color w:val="000000"/>
+                <w:sz w:val="40"/>
+                <w:szCs w:val="40"/>
+                <w:highlight w:val="green"/>
+              </w:rPr>
+              <w:t>qÉÉ AþÍxÉ</w:t>
+            </w:r>
             <w:r>
               <w:rPr>
                 <w:rFonts w:ascii="BRH Devanagari Extra" w:hAnsi="BRH Devanagari Extra" w:cs="BRH Devanagari Extra"/>
@@ -12105,7 +9550,20 @@
               </w:rPr>
               <w:t xml:space="preserve"> | </w:t>
             </w:r>
-            <w:proofErr w:type="spellStart"/>
+          </w:p>
+          <w:p>
+            <w:pPr>
+              <w:autoSpaceDE w:val="0"/>
+              <w:autoSpaceDN w:val="0"/>
+              <w:adjustRightInd w:val="0"/>
+              <w:spacing w:before="0" w:line="240" w:lineRule="auto"/>
+              <w:rPr>
+                <w:rFonts w:ascii="BRH Devanagari Extra" w:hAnsi="BRH Devanagari Extra" w:cs="BRH Devanagari Extra"/>
+                <w:color w:val="000000"/>
+                <w:sz w:val="40"/>
+                <w:szCs w:val="40"/>
+              </w:rPr>
+            </w:pPr>
             <w:r>
               <w:rPr>
                 <w:rFonts w:ascii="BRH Devanagari Extra" w:hAnsi="BRH Devanagari Extra" w:cs="BRH Devanagari Extra"/>
@@ -12116,7 +9574,6 @@
               </w:rPr>
               <w:t>mÉë</w:t>
             </w:r>
-            <w:proofErr w:type="spellEnd"/>
             <w:r>
               <w:rPr>
                 <w:rFonts w:ascii="BRH Malayalam Extra" w:hAnsi="BRH Malayalam Extra" w:cs="BRH Devanagari Extra"/>
@@ -12127,7 +9584,6 @@
               </w:rPr>
               <w:t>–</w:t>
             </w:r>
-            <w:proofErr w:type="spellStart"/>
             <w:r>
               <w:rPr>
                 <w:rFonts w:ascii="BRH Devanagari Extra" w:hAnsi="BRH Devanagari Extra" w:cs="BRH Devanagari Extra"/>
@@ -12136,132 +9592,8 @@
                 <w:szCs w:val="40"/>
                 <w:highlight w:val="green"/>
               </w:rPr>
-              <w:t>qÉÉ</w:t>
-            </w:r>
-            <w:proofErr w:type="spellEnd"/>
-            <w:r>
-              <w:rPr>
-                <w:rFonts w:ascii="BRH Devanagari Extra" w:hAnsi="BRH Devanagari Extra" w:cs="BRH Devanagari Extra"/>
-                <w:color w:val="000000"/>
-                <w:sz w:val="40"/>
-                <w:szCs w:val="40"/>
-                <w:highlight w:val="green"/>
-              </w:rPr>
-              <w:t xml:space="preserve"> </w:t>
-            </w:r>
-            <w:proofErr w:type="spellStart"/>
-            <w:r>
-              <w:rPr>
-                <w:rFonts w:ascii="BRH Devanagari Extra" w:hAnsi="BRH Devanagari Extra" w:cs="BRH Devanagari Extra"/>
-                <w:color w:val="000000"/>
-                <w:sz w:val="40"/>
-                <w:szCs w:val="40"/>
-                <w:highlight w:val="green"/>
-              </w:rPr>
-              <w:t>AþÍxÉ</w:t>
-            </w:r>
-            <w:proofErr w:type="spellEnd"/>
-            <w:r>
-              <w:rPr>
-                <w:rFonts w:ascii="BRH Devanagari Extra" w:hAnsi="BRH Devanagari Extra" w:cs="BRH Devanagari Extra"/>
-                <w:color w:val="000000"/>
-                <w:sz w:val="40"/>
-                <w:szCs w:val="40"/>
-              </w:rPr>
-              <w:t xml:space="preserve"> | </w:t>
-            </w:r>
-          </w:p>
-          <w:p>
-            <w:pPr>
-              <w:autoSpaceDE w:val="0"/>
-              <w:autoSpaceDN w:val="0"/>
-              <w:adjustRightInd w:val="0"/>
-              <w:spacing w:before="0" w:line="240" w:lineRule="auto"/>
-              <w:rPr>
-                <w:rFonts w:ascii="BRH Devanagari Extra" w:hAnsi="BRH Devanagari Extra" w:cs="BRH Devanagari Extra"/>
-                <w:color w:val="000000"/>
-                <w:sz w:val="40"/>
-                <w:szCs w:val="40"/>
-              </w:rPr>
-            </w:pPr>
-            <w:proofErr w:type="spellStart"/>
-            <w:r>
-              <w:rPr>
-                <w:rFonts w:ascii="BRH Devanagari Extra" w:hAnsi="BRH Devanagari Extra" w:cs="BRH Devanagari Extra"/>
-                <w:color w:val="000000"/>
-                <w:sz w:val="40"/>
-                <w:szCs w:val="40"/>
-                <w:highlight w:val="green"/>
-              </w:rPr>
-              <w:t>mÉë</w:t>
-            </w:r>
-            <w:proofErr w:type="spellEnd"/>
-            <w:r>
-              <w:rPr>
-                <w:rFonts w:ascii="BRH Malayalam Extra" w:hAnsi="BRH Malayalam Extra" w:cs="BRH Devanagari Extra"/>
-                <w:color w:val="000000"/>
-                <w:sz w:val="30"/>
-                <w:szCs w:val="40"/>
-                <w:highlight w:val="green"/>
-              </w:rPr>
-              <w:t>–</w:t>
-            </w:r>
-            <w:proofErr w:type="spellStart"/>
-            <w:r>
-              <w:rPr>
-                <w:rFonts w:ascii="BRH Devanagari Extra" w:hAnsi="BRH Devanagari Extra" w:cs="BRH Devanagari Extra"/>
-                <w:color w:val="000000"/>
-                <w:sz w:val="40"/>
-                <w:szCs w:val="40"/>
-                <w:highlight w:val="green"/>
-              </w:rPr>
-              <w:t>qÉåÌiÉþ</w:t>
-            </w:r>
-            <w:proofErr w:type="spellEnd"/>
-            <w:r>
-              <w:rPr>
-                <w:rFonts w:ascii="BRH Devanagari Extra" w:hAnsi="BRH Devanagari Extra" w:cs="BRH Devanagari Extra"/>
-                <w:color w:val="000000"/>
-                <w:sz w:val="40"/>
-                <w:szCs w:val="40"/>
-                <w:highlight w:val="green"/>
-              </w:rPr>
-              <w:t xml:space="preserve"> </w:t>
-            </w:r>
-            <w:proofErr w:type="spellStart"/>
-            <w:r>
-              <w:rPr>
-                <w:rFonts w:ascii="BRH Devanagari Extra" w:hAnsi="BRH Devanagari Extra" w:cs="BRH Devanagari Extra"/>
-                <w:color w:val="000000"/>
-                <w:sz w:val="40"/>
-                <w:szCs w:val="40"/>
-                <w:highlight w:val="green"/>
-              </w:rPr>
-              <w:t>mÉë</w:t>
-            </w:r>
-            <w:proofErr w:type="spellEnd"/>
-            <w:r>
-              <w:rPr>
-                <w:rFonts w:ascii="BRH Devanagari Extra" w:hAnsi="BRH Devanagari Extra" w:cs="BRH Devanagari Extra"/>
-                <w:color w:val="000000"/>
-                <w:sz w:val="40"/>
-                <w:szCs w:val="40"/>
-                <w:highlight w:val="green"/>
-              </w:rPr>
-              <w:t xml:space="preserve"> - </w:t>
-            </w:r>
-            <w:proofErr w:type="spellStart"/>
-            <w:r>
-              <w:rPr>
-                <w:rFonts w:ascii="BRH Devanagari Extra" w:hAnsi="BRH Devanagari Extra" w:cs="BRH Devanagari Extra"/>
-                <w:color w:val="000000"/>
-                <w:sz w:val="40"/>
-                <w:szCs w:val="40"/>
-                <w:highlight w:val="green"/>
-              </w:rPr>
-              <w:t>qÉÉ</w:t>
-            </w:r>
-            <w:proofErr w:type="spellEnd"/>
+              <w:t>qÉåÌiÉþ mÉë - qÉÉ</w:t>
+            </w:r>
             <w:r>
               <w:rPr>
                 <w:rFonts w:ascii="BRH Devanagari Extra" w:hAnsi="BRH Devanagari Extra" w:cs="BRH Devanagari Extra"/>
@@ -12439,7 +9771,6 @@
                 <w:szCs w:val="40"/>
               </w:rPr>
             </w:pPr>
-            <w:proofErr w:type="spellStart"/>
             <w:r>
               <w:rPr>
                 <w:rFonts w:ascii="BRH Devanagari Extra" w:hAnsi="BRH Devanagari Extra" w:cs="BRH Devanagari Extra"/>
@@ -12450,7 +9781,6 @@
               </w:rPr>
               <w:t>xjÉ</w:t>
             </w:r>
-            <w:proofErr w:type="spellEnd"/>
             <w:r>
               <w:rPr>
                 <w:rFonts w:ascii="BRH Malayalam Extra" w:hAnsi="BRH Malayalam Extra" w:cs="BRH Devanagari Extra"/>
@@ -12480,7 +9810,6 @@
               </w:rPr>
               <w:t>–</w:t>
             </w:r>
-            <w:proofErr w:type="spellStart"/>
             <w:r>
               <w:rPr>
                 <w:rFonts w:ascii="BRH Devanagari Extra" w:hAnsi="BRH Devanagari Extra" w:cs="BRH Devanagari Extra"/>
@@ -12490,35 +9819,23 @@
               </w:rPr>
               <w:t>iÉÉ</w:t>
             </w:r>
-            <w:proofErr w:type="spellEnd"/>
-            <w:r>
-              <w:rPr>
-                <w:rFonts w:ascii="BRH Malayalam Extra" w:hAnsi="BRH Malayalam Extra" w:cs="BRH Devanagari Extra"/>
-                <w:color w:val="000000"/>
-                <w:sz w:val="30"/>
-                <w:szCs w:val="40"/>
-              </w:rPr>
-              <w:t>–</w:t>
-            </w:r>
-            <w:proofErr w:type="spellStart"/>
-            <w:r>
-              <w:rPr>
-                <w:rFonts w:ascii="BRH Devanagari Extra" w:hAnsi="BRH Devanagari Extra" w:cs="BRH Devanagari Extra"/>
-                <w:color w:val="000000"/>
-                <w:sz w:val="40"/>
-                <w:szCs w:val="40"/>
-              </w:rPr>
-              <w:t>uÉ×kÉþÈ</w:t>
-            </w:r>
-            <w:proofErr w:type="spellEnd"/>
-            <w:r>
-              <w:rPr>
-                <w:rFonts w:ascii="BRH Devanagari Extra" w:hAnsi="BRH Devanagari Extra" w:cs="BRH Devanagari Extra"/>
-                <w:color w:val="000000"/>
-                <w:sz w:val="40"/>
-                <w:szCs w:val="40"/>
-              </w:rPr>
-              <w:t xml:space="preserve"> |</w:t>
+            <w:r>
+              <w:rPr>
+                <w:rFonts w:ascii="BRH Malayalam Extra" w:hAnsi="BRH Malayalam Extra" w:cs="BRH Devanagari Extra"/>
+                <w:color w:val="000000"/>
+                <w:sz w:val="30"/>
+                <w:szCs w:val="40"/>
+              </w:rPr>
+              <w:t>–</w:t>
+            </w:r>
+            <w:r>
+              <w:rPr>
+                <w:rFonts w:ascii="BRH Devanagari Extra" w:hAnsi="BRH Devanagari Extra" w:cs="BRH Devanagari Extra"/>
+                <w:color w:val="000000"/>
+                <w:sz w:val="40"/>
+                <w:szCs w:val="40"/>
+              </w:rPr>
+              <w:t>uÉ×kÉþÈ |</w:t>
             </w:r>
           </w:p>
         </w:tc>
@@ -12540,7 +9857,6 @@
                 <w:szCs w:val="40"/>
               </w:rPr>
             </w:pPr>
-            <w:proofErr w:type="spellStart"/>
             <w:r>
               <w:rPr>
                 <w:rFonts w:ascii="BRH Devanagari Extra" w:hAnsi="BRH Devanagari Extra" w:cs="BRH Devanagari Extra"/>
@@ -12551,7 +9867,6 @@
               </w:rPr>
               <w:t>xjÉ</w:t>
             </w:r>
-            <w:proofErr w:type="spellEnd"/>
             <w:r>
               <w:rPr>
                 <w:rFonts w:ascii="BRH Malayalam Extra" w:hAnsi="BRH Malayalam Extra" w:cs="BRH Devanagari Extra"/>
@@ -12573,7 +9888,6 @@
               </w:rPr>
               <w:t>Uç</w:t>
             </w:r>
-            <w:proofErr w:type="spellStart"/>
             <w:r>
               <w:rPr>
                 <w:rFonts w:ascii="BRH Devanagari Extra" w:hAnsi="BRH Devanagari Extra" w:cs="BRH Devanagari Extra"/>
@@ -12583,35 +9897,23 @@
               </w:rPr>
               <w:t>iÉÉ</w:t>
             </w:r>
-            <w:proofErr w:type="spellEnd"/>
-            <w:r>
-              <w:rPr>
-                <w:rFonts w:ascii="BRH Malayalam Extra" w:hAnsi="BRH Malayalam Extra" w:cs="BRH Devanagari Extra"/>
-                <w:color w:val="000000"/>
-                <w:sz w:val="30"/>
-                <w:szCs w:val="40"/>
-              </w:rPr>
-              <w:t>–</w:t>
-            </w:r>
-            <w:proofErr w:type="spellStart"/>
-            <w:r>
-              <w:rPr>
-                <w:rFonts w:ascii="BRH Devanagari Extra" w:hAnsi="BRH Devanagari Extra" w:cs="BRH Devanagari Extra"/>
-                <w:color w:val="000000"/>
-                <w:sz w:val="40"/>
-                <w:szCs w:val="40"/>
-              </w:rPr>
-              <w:t>uÉ×kÉþÈ</w:t>
-            </w:r>
-            <w:proofErr w:type="spellEnd"/>
-            <w:r>
-              <w:rPr>
-                <w:rFonts w:ascii="BRH Devanagari Extra" w:hAnsi="BRH Devanagari Extra" w:cs="BRH Devanagari Extra"/>
-                <w:color w:val="000000"/>
-                <w:sz w:val="40"/>
-                <w:szCs w:val="40"/>
-              </w:rPr>
-              <w:t xml:space="preserve"> |</w:t>
+            <w:r>
+              <w:rPr>
+                <w:rFonts w:ascii="BRH Malayalam Extra" w:hAnsi="BRH Malayalam Extra" w:cs="BRH Devanagari Extra"/>
+                <w:color w:val="000000"/>
+                <w:sz w:val="30"/>
+                <w:szCs w:val="40"/>
+              </w:rPr>
+              <w:t>–</w:t>
+            </w:r>
+            <w:r>
+              <w:rPr>
+                <w:rFonts w:ascii="BRH Devanagari Extra" w:hAnsi="BRH Devanagari Extra" w:cs="BRH Devanagari Extra"/>
+                <w:color w:val="000000"/>
+                <w:sz w:val="40"/>
+                <w:szCs w:val="40"/>
+              </w:rPr>
+              <w:t>uÉ×kÉþÈ |</w:t>
             </w:r>
           </w:p>
         </w:tc>
@@ -12762,27 +10064,15 @@
               </w:rPr>
               <w:t>–</w:t>
             </w:r>
-            <w:proofErr w:type="spellStart"/>
-            <w:r>
-              <w:rPr>
-                <w:rFonts w:ascii="BRH Devanagari Extra" w:hAnsi="BRH Devanagari Extra" w:cs="BRH Devanagari Extra"/>
-                <w:color w:val="000000"/>
-                <w:sz w:val="40"/>
-                <w:szCs w:val="40"/>
-              </w:rPr>
-              <w:t>WûjÉç</w:t>
-            </w:r>
-            <w:proofErr w:type="spellEnd"/>
-            <w:r>
-              <w:rPr>
-                <w:rFonts w:ascii="BRH Devanagari Extra" w:hAnsi="BRH Devanagari Extra" w:cs="BRH Devanagari Extra"/>
-                <w:color w:val="000000"/>
-                <w:sz w:val="40"/>
-                <w:szCs w:val="40"/>
-              </w:rPr>
-              <w:t xml:space="preserve"> </w:t>
-            </w:r>
-            <w:proofErr w:type="spellStart"/>
+            <w:r>
+              <w:rPr>
+                <w:rFonts w:ascii="BRH Devanagari Extra" w:hAnsi="BRH Devanagari Extra" w:cs="BRH Devanagari Extra"/>
+                <w:color w:val="000000"/>
+                <w:sz w:val="40"/>
+                <w:szCs w:val="40"/>
+              </w:rPr>
+              <w:t xml:space="preserve">WûjÉç </w:t>
+            </w:r>
             <w:r>
               <w:rPr>
                 <w:rFonts w:ascii="BRH Devanagari Extra" w:hAnsi="BRH Devanagari Extra" w:cs="BRH Devanagari Extra"/>
@@ -12800,66 +10090,25 @@
                 <w:sz w:val="40"/>
                 <w:szCs w:val="40"/>
               </w:rPr>
-              <w:t>þqÉ</w:t>
-            </w:r>
-            <w:proofErr w:type="spellEnd"/>
-            <w:r>
-              <w:rPr>
-                <w:rFonts w:ascii="BRH Devanagari Extra" w:hAnsi="BRH Devanagari Extra" w:cs="BRH Devanagari Extra"/>
-                <w:color w:val="000000"/>
-                <w:sz w:val="40"/>
-                <w:szCs w:val="40"/>
-              </w:rPr>
-              <w:t xml:space="preserve"> | </w:t>
-            </w:r>
-            <w:proofErr w:type="spellStart"/>
-            <w:r>
-              <w:rPr>
-                <w:rFonts w:ascii="BRH Devanagari Extra" w:hAnsi="BRH Devanagari Extra" w:cs="BRH Devanagari Extra"/>
-                <w:color w:val="000000"/>
-                <w:sz w:val="40"/>
-                <w:szCs w:val="40"/>
-              </w:rPr>
-              <w:t>xÉÉqÉþ</w:t>
-            </w:r>
-            <w:proofErr w:type="spellEnd"/>
-            <w:r>
-              <w:rPr>
-                <w:rFonts w:ascii="BRH Devanagari Extra" w:hAnsi="BRH Devanagari Extra" w:cs="BRH Devanagari Extra"/>
-                <w:color w:val="000000"/>
-                <w:sz w:val="40"/>
-                <w:szCs w:val="40"/>
-              </w:rPr>
-              <w:t xml:space="preserve"> ¤É§É</w:t>
-            </w:r>
-            <w:r>
-              <w:rPr>
-                <w:rFonts w:ascii="BRH Malayalam Extra" w:hAnsi="BRH Malayalam Extra" w:cs="BRH Devanagari Extra"/>
-                <w:color w:val="000000"/>
-                <w:sz w:val="30"/>
-                <w:szCs w:val="40"/>
-              </w:rPr>
-              <w:t>–</w:t>
-            </w:r>
-            <w:proofErr w:type="spellStart"/>
-            <w:r>
-              <w:rPr>
-                <w:rFonts w:ascii="BRH Devanagari Extra" w:hAnsi="BRH Devanagari Extra" w:cs="BRH Devanagari Extra"/>
-                <w:color w:val="000000"/>
-                <w:sz w:val="40"/>
-                <w:szCs w:val="40"/>
-              </w:rPr>
-              <w:t>pÉ×iÉç</w:t>
-            </w:r>
-            <w:proofErr w:type="spellEnd"/>
-            <w:r>
-              <w:rPr>
-                <w:rFonts w:ascii="BRH Devanagari Extra" w:hAnsi="BRH Devanagari Extra" w:cs="BRH Devanagari Extra"/>
-                <w:color w:val="000000"/>
-                <w:sz w:val="40"/>
-                <w:szCs w:val="40"/>
-              </w:rPr>
-              <w:t xml:space="preserve"> |</w:t>
+              <w:t>þqÉ | xÉÉqÉþ ¤É§É</w:t>
+            </w:r>
+            <w:r>
+              <w:rPr>
+                <w:rFonts w:ascii="BRH Malayalam Extra" w:hAnsi="BRH Malayalam Extra" w:cs="BRH Devanagari Extra"/>
+                <w:color w:val="000000"/>
+                <w:sz w:val="30"/>
+                <w:szCs w:val="40"/>
+              </w:rPr>
+              <w:t>–</w:t>
+            </w:r>
+            <w:r>
+              <w:rPr>
+                <w:rFonts w:ascii="BRH Devanagari Extra" w:hAnsi="BRH Devanagari Extra" w:cs="BRH Devanagari Extra"/>
+                <w:color w:val="000000"/>
+                <w:sz w:val="40"/>
+                <w:szCs w:val="40"/>
+              </w:rPr>
+              <w:t>pÉ×iÉç |</w:t>
             </w:r>
           </w:p>
         </w:tc>
@@ -12898,35 +10147,14 @@
               </w:rPr>
               <w:t>–</w:t>
             </w:r>
-            <w:proofErr w:type="spellStart"/>
-            <w:r>
-              <w:rPr>
-                <w:rFonts w:ascii="BRH Devanagari Extra" w:hAnsi="BRH Devanagari Extra" w:cs="BRH Devanagari Extra"/>
-                <w:color w:val="000000"/>
-                <w:sz w:val="40"/>
-                <w:szCs w:val="40"/>
-              </w:rPr>
-              <w:t>WûjÉç</w:t>
-            </w:r>
-            <w:proofErr w:type="spellEnd"/>
-            <w:r>
-              <w:rPr>
-                <w:rFonts w:ascii="BRH Devanagari Extra" w:hAnsi="BRH Devanagari Extra" w:cs="BRH Devanagari Extra"/>
-                <w:color w:val="000000"/>
-                <w:sz w:val="40"/>
-                <w:szCs w:val="40"/>
-              </w:rPr>
-              <w:t xml:space="preserve"> </w:t>
-            </w:r>
-            <w:proofErr w:type="spellStart"/>
-            <w:r>
-              <w:rPr>
-                <w:rFonts w:ascii="BRH Devanagari Extra" w:hAnsi="BRH Devanagari Extra" w:cs="BRH Devanagari Extra"/>
-                <w:color w:val="000000"/>
-                <w:sz w:val="40"/>
-                <w:szCs w:val="40"/>
-              </w:rPr>
-              <w:t>xÉÉ</w:t>
+            <w:r>
+              <w:rPr>
+                <w:rFonts w:ascii="BRH Devanagari Extra" w:hAnsi="BRH Devanagari Extra" w:cs="BRH Devanagari Extra"/>
+                <w:color w:val="000000"/>
+                <w:sz w:val="40"/>
+                <w:szCs w:val="40"/>
+              </w:rPr>
+              <w:t>WûjÉç xÉÉ</w:t>
             </w:r>
             <w:r>
               <w:rPr>
@@ -12945,66 +10173,25 @@
                 <w:sz w:val="40"/>
                 <w:szCs w:val="40"/>
               </w:rPr>
-              <w:t>þ</w:t>
-            </w:r>
-            <w:proofErr w:type="spellEnd"/>
-            <w:r>
-              <w:rPr>
-                <w:rFonts w:ascii="BRH Devanagari Extra" w:hAnsi="BRH Devanagari Extra" w:cs="BRH Devanagari Extra"/>
-                <w:color w:val="000000"/>
-                <w:sz w:val="40"/>
-                <w:szCs w:val="40"/>
-              </w:rPr>
-              <w:t xml:space="preserve"> | </w:t>
-            </w:r>
-            <w:proofErr w:type="spellStart"/>
-            <w:r>
-              <w:rPr>
-                <w:rFonts w:ascii="BRH Devanagari Extra" w:hAnsi="BRH Devanagari Extra" w:cs="BRH Devanagari Extra"/>
-                <w:color w:val="000000"/>
-                <w:sz w:val="40"/>
-                <w:szCs w:val="40"/>
-              </w:rPr>
-              <w:t>xÉÉqÉþ</w:t>
-            </w:r>
-            <w:proofErr w:type="spellEnd"/>
-            <w:r>
-              <w:rPr>
-                <w:rFonts w:ascii="BRH Devanagari Extra" w:hAnsi="BRH Devanagari Extra" w:cs="BRH Devanagari Extra"/>
-                <w:color w:val="000000"/>
-                <w:sz w:val="40"/>
-                <w:szCs w:val="40"/>
-              </w:rPr>
-              <w:t xml:space="preserve"> ¤É§É</w:t>
-            </w:r>
-            <w:r>
-              <w:rPr>
-                <w:rFonts w:ascii="BRH Malayalam Extra" w:hAnsi="BRH Malayalam Extra" w:cs="BRH Devanagari Extra"/>
-                <w:color w:val="000000"/>
-                <w:sz w:val="30"/>
-                <w:szCs w:val="40"/>
-              </w:rPr>
-              <w:t>–</w:t>
-            </w:r>
-            <w:proofErr w:type="spellStart"/>
-            <w:r>
-              <w:rPr>
-                <w:rFonts w:ascii="BRH Devanagari Extra" w:hAnsi="BRH Devanagari Extra" w:cs="BRH Devanagari Extra"/>
-                <w:color w:val="000000"/>
-                <w:sz w:val="40"/>
-                <w:szCs w:val="40"/>
-              </w:rPr>
-              <w:t>pÉ×iÉç</w:t>
-            </w:r>
-            <w:proofErr w:type="spellEnd"/>
-            <w:r>
-              <w:rPr>
-                <w:rFonts w:ascii="BRH Devanagari Extra" w:hAnsi="BRH Devanagari Extra" w:cs="BRH Devanagari Extra"/>
-                <w:color w:val="000000"/>
-                <w:sz w:val="40"/>
-                <w:szCs w:val="40"/>
-              </w:rPr>
-              <w:t xml:space="preserve"> |</w:t>
+              <w:t>þ | xÉÉqÉþ ¤É§É</w:t>
+            </w:r>
+            <w:r>
+              <w:rPr>
+                <w:rFonts w:ascii="BRH Malayalam Extra" w:hAnsi="BRH Malayalam Extra" w:cs="BRH Devanagari Extra"/>
+                <w:color w:val="000000"/>
+                <w:sz w:val="30"/>
+                <w:szCs w:val="40"/>
+              </w:rPr>
+              <w:t>–</w:t>
+            </w:r>
+            <w:r>
+              <w:rPr>
+                <w:rFonts w:ascii="BRH Devanagari Extra" w:hAnsi="BRH Devanagari Extra" w:cs="BRH Devanagari Extra"/>
+                <w:color w:val="000000"/>
+                <w:sz w:val="40"/>
+                <w:szCs w:val="40"/>
+              </w:rPr>
+              <w:t>pÉ×iÉç |</w:t>
             </w:r>
           </w:p>
         </w:tc>
@@ -13137,7 +10324,6 @@
                 <w:szCs w:val="40"/>
               </w:rPr>
             </w:pPr>
-            <w:proofErr w:type="spellStart"/>
             <w:r>
               <w:rPr>
                 <w:rFonts w:ascii="BRH Devanagari Extra" w:hAnsi="BRH Devanagari Extra" w:cs="BRH Devanagari Extra"/>
@@ -13147,37 +10333,24 @@
               </w:rPr>
               <w:t>UÎliÉ</w:t>
             </w:r>
-            <w:proofErr w:type="spellEnd"/>
-            <w:r>
-              <w:rPr>
-                <w:rFonts w:ascii="BRH Malayalam Extra" w:hAnsi="BRH Malayalam Extra" w:cs="BRH Devanagari Extra"/>
-                <w:color w:val="000000"/>
-                <w:sz w:val="30"/>
-                <w:szCs w:val="40"/>
-              </w:rPr>
-              <w:t>–</w:t>
-            </w:r>
-            <w:proofErr w:type="spellStart"/>
-            <w:r>
-              <w:rPr>
-                <w:rFonts w:ascii="BRH Devanagari Extra" w:hAnsi="BRH Devanagari Extra" w:cs="BRH Devanagari Extra"/>
-                <w:color w:val="000000"/>
-                <w:sz w:val="40"/>
-                <w:szCs w:val="40"/>
-              </w:rPr>
-              <w:t>UÉzÉÉÿ</w:t>
-            </w:r>
-            <w:proofErr w:type="spellEnd"/>
-            <w:r>
-              <w:rPr>
-                <w:rFonts w:ascii="BRH Devanagari Extra" w:hAnsi="BRH Devanagari Extra" w:cs="BRH Devanagari Extra"/>
-                <w:color w:val="000000"/>
-                <w:sz w:val="40"/>
-                <w:szCs w:val="40"/>
-              </w:rPr>
-              <w:t xml:space="preserve"> | </w:t>
-            </w:r>
-            <w:proofErr w:type="spellStart"/>
+            <w:r>
+              <w:rPr>
+                <w:rFonts w:ascii="BRH Malayalam Extra" w:hAnsi="BRH Malayalam Extra" w:cs="BRH Devanagari Extra"/>
+                <w:color w:val="000000"/>
+                <w:sz w:val="30"/>
+                <w:szCs w:val="40"/>
+              </w:rPr>
+              <w:t>–</w:t>
+            </w:r>
+            <w:r>
+              <w:rPr>
+                <w:rFonts w:ascii="BRH Devanagari Extra" w:hAnsi="BRH Devanagari Extra" w:cs="BRH Devanagari Extra"/>
+                <w:color w:val="000000"/>
+                <w:sz w:val="40"/>
+                <w:szCs w:val="40"/>
+              </w:rPr>
+              <w:t xml:space="preserve">UÉzÉÉÿ | </w:t>
+            </w:r>
             <w:r>
               <w:rPr>
                 <w:rFonts w:ascii="BRH Devanagari Extra" w:hAnsi="BRH Devanagari Extra" w:cs="BRH Devanagari Extra"/>
@@ -13195,37 +10368,7 @@
                 <w:sz w:val="40"/>
                 <w:szCs w:val="40"/>
               </w:rPr>
-              <w:t>zÉÉþ</w:t>
-            </w:r>
-            <w:proofErr w:type="spellEnd"/>
-            <w:r>
-              <w:rPr>
-                <w:rFonts w:ascii="BRH Devanagari Extra" w:hAnsi="BRH Devanagari Extra" w:cs="BRH Devanagari Extra"/>
-                <w:color w:val="000000"/>
-                <w:sz w:val="40"/>
-                <w:szCs w:val="40"/>
-              </w:rPr>
-              <w:t xml:space="preserve"> </w:t>
-            </w:r>
-            <w:proofErr w:type="spellStart"/>
-            <w:r>
-              <w:rPr>
-                <w:rFonts w:ascii="BRH Devanagari Extra" w:hAnsi="BRH Devanagari Extra" w:cs="BRH Devanagari Extra"/>
-                <w:color w:val="000000"/>
-                <w:sz w:val="40"/>
-                <w:szCs w:val="40"/>
-              </w:rPr>
-              <w:t>lÉÈ</w:t>
-            </w:r>
-            <w:proofErr w:type="spellEnd"/>
-            <w:r>
-              <w:rPr>
-                <w:rFonts w:ascii="BRH Devanagari Extra" w:hAnsi="BRH Devanagari Extra" w:cs="BRH Devanagari Extra"/>
-                <w:color w:val="000000"/>
-                <w:sz w:val="40"/>
-                <w:szCs w:val="40"/>
-              </w:rPr>
-              <w:t xml:space="preserve"> |</w:t>
+              <w:t>zÉÉþ lÉÈ |</w:t>
             </w:r>
           </w:p>
         </w:tc>
@@ -13246,7 +10389,6 @@
                 <w:szCs w:val="40"/>
               </w:rPr>
             </w:pPr>
-            <w:proofErr w:type="spellStart"/>
             <w:r>
               <w:rPr>
                 <w:rFonts w:ascii="BRH Devanagari Extra" w:hAnsi="BRH Devanagari Extra" w:cs="BRH Devanagari Extra"/>
@@ -13256,37 +10398,24 @@
               </w:rPr>
               <w:t>UÎliÉ</w:t>
             </w:r>
-            <w:proofErr w:type="spellEnd"/>
-            <w:r>
-              <w:rPr>
-                <w:rFonts w:ascii="BRH Malayalam Extra" w:hAnsi="BRH Malayalam Extra" w:cs="BRH Devanagari Extra"/>
-                <w:color w:val="000000"/>
-                <w:sz w:val="30"/>
-                <w:szCs w:val="40"/>
-              </w:rPr>
-              <w:t>–</w:t>
-            </w:r>
-            <w:proofErr w:type="spellStart"/>
-            <w:r>
-              <w:rPr>
-                <w:rFonts w:ascii="BRH Devanagari Extra" w:hAnsi="BRH Devanagari Extra" w:cs="BRH Devanagari Extra"/>
-                <w:color w:val="000000"/>
-                <w:sz w:val="40"/>
-                <w:szCs w:val="40"/>
-              </w:rPr>
-              <w:t>UÉzÉÉÿ</w:t>
-            </w:r>
-            <w:proofErr w:type="spellEnd"/>
-            <w:r>
-              <w:rPr>
-                <w:rFonts w:ascii="BRH Devanagari Extra" w:hAnsi="BRH Devanagari Extra" w:cs="BRH Devanagari Extra"/>
-                <w:color w:val="000000"/>
-                <w:sz w:val="40"/>
-                <w:szCs w:val="40"/>
-              </w:rPr>
-              <w:t xml:space="preserve"> | </w:t>
-            </w:r>
-            <w:proofErr w:type="spellStart"/>
+            <w:r>
+              <w:rPr>
+                <w:rFonts w:ascii="BRH Malayalam Extra" w:hAnsi="BRH Malayalam Extra" w:cs="BRH Devanagari Extra"/>
+                <w:color w:val="000000"/>
+                <w:sz w:val="30"/>
+                <w:szCs w:val="40"/>
+              </w:rPr>
+              <w:t>–</w:t>
+            </w:r>
+            <w:r>
+              <w:rPr>
+                <w:rFonts w:ascii="BRH Devanagari Extra" w:hAnsi="BRH Devanagari Extra" w:cs="BRH Devanagari Extra"/>
+                <w:color w:val="000000"/>
+                <w:sz w:val="40"/>
+                <w:szCs w:val="40"/>
+              </w:rPr>
+              <w:t xml:space="preserve">UÉzÉÉÿ | </w:t>
+            </w:r>
             <w:r>
               <w:rPr>
                 <w:rFonts w:ascii="BRH Devanagari Extra" w:hAnsi="BRH Devanagari Extra" w:cs="BRH Devanagari Extra"/>
@@ -13304,37 +10433,7 @@
                 <w:sz w:val="40"/>
                 <w:szCs w:val="40"/>
               </w:rPr>
-              <w:t>zÉÉþ</w:t>
-            </w:r>
-            <w:proofErr w:type="spellEnd"/>
-            <w:r>
-              <w:rPr>
-                <w:rFonts w:ascii="BRH Devanagari Extra" w:hAnsi="BRH Devanagari Extra" w:cs="BRH Devanagari Extra"/>
-                <w:color w:val="000000"/>
-                <w:sz w:val="40"/>
-                <w:szCs w:val="40"/>
-              </w:rPr>
-              <w:t xml:space="preserve"> </w:t>
-            </w:r>
-            <w:proofErr w:type="spellStart"/>
-            <w:r>
-              <w:rPr>
-                <w:rFonts w:ascii="BRH Devanagari Extra" w:hAnsi="BRH Devanagari Extra" w:cs="BRH Devanagari Extra"/>
-                <w:color w:val="000000"/>
-                <w:sz w:val="40"/>
-                <w:szCs w:val="40"/>
-              </w:rPr>
-              <w:t>lÉÈ</w:t>
-            </w:r>
-            <w:proofErr w:type="spellEnd"/>
-            <w:r>
-              <w:rPr>
-                <w:rFonts w:ascii="BRH Devanagari Extra" w:hAnsi="BRH Devanagari Extra" w:cs="BRH Devanagari Extra"/>
-                <w:color w:val="000000"/>
-                <w:sz w:val="40"/>
-                <w:szCs w:val="40"/>
-              </w:rPr>
-              <w:t xml:space="preserve"> |</w:t>
+              <w:t>zÉÉþ lÉÈ |</w:t>
             </w:r>
           </w:p>
         </w:tc>
@@ -13369,29 +10468,7 @@
           <w:lang w:val="en-IN" w:eastAsia="en-IN"/>
         </w:rPr>
         <w:lastRenderedPageBreak/>
-        <w:t>"</w:t>
-      </w:r>
-      <w:proofErr w:type="spellStart"/>
-      <w:r>
-        <w:rPr>
-          <w:rFonts w:ascii="BRH Devanagari" w:hAnsi="BRH Devanagari" w:cs="BRH Devanagari"/>
-          <w:color w:val="000000"/>
-          <w:sz w:val="40"/>
-          <w:szCs w:val="40"/>
-          <w:lang w:val="en-IN" w:eastAsia="en-IN"/>
-        </w:rPr>
-        <w:t>zlÉ</w:t>
-      </w:r>
-      <w:proofErr w:type="spellEnd"/>
-      <w:r>
-        <w:rPr>
-          <w:rFonts w:ascii="BRH Devanagari" w:hAnsi="BRH Devanagari" w:cs="BRH Devanagari"/>
-          <w:color w:val="000000"/>
-          <w:sz w:val="40"/>
-          <w:szCs w:val="40"/>
-          <w:lang w:val="en-IN" w:eastAsia="en-IN"/>
-        </w:rPr>
-        <w:t xml:space="preserve">" </w:t>
+        <w:t xml:space="preserve">"zlÉ" </w:t>
       </w:r>
       <w:r>
         <w:rPr>
@@ -13430,7 +10507,6 @@
         </w:rPr>
         <w:t>"</w:t>
       </w:r>
-      <w:proofErr w:type="spellStart"/>
       <w:proofErr w:type="gramEnd"/>
       <w:r>
         <w:rPr>
@@ -13443,7 +10519,6 @@
         </w:rPr>
         <w:t>zgÉ</w:t>
       </w:r>
-      <w:proofErr w:type="spellEnd"/>
       <w:r>
         <w:rPr>
           <w:rFonts w:ascii="BRH Devanagari" w:hAnsi="BRH Devanagari" w:cs="BRH Devanagari"/>
